--- a/docs/MDS_Queuing_Theory_and_Simulation.docx
+++ b/docs/MDS_Queuing_Theory_and_Simulation.docx
@@ -830,7 +830,7 @@
                 <w:sz w:val="19"/>
                 <w:szCs w:val="19"/>
               </w:rPr>
-              <w:t xml:space="preserve">Students finish class at slightly different times; some come in groups</w:t>
+              <w:t xml:space="preserve">Students arrive at irregular times (for example, classes ending at different times, or friends arriving together). The biometric logs will show the actual pattern</w:t>
             </w:r>
           </w:p>
         </w:tc>
@@ -938,7 +938,7 @@
                 <w:sz w:val="19"/>
                 <w:szCs w:val="19"/>
               </w:rPr>
-              <w:t xml:space="preserve">Most of the ~2,960 plates are served in about 60–80 minutes around 13:00</w:t>
+              <w:t xml:space="preserve">About 2,960 plates are served within the 12:00–14:00 window (measured). Our field visit saw a full hall and a long queue around 13:18–13:23 (observed). How arrivals spread across the two hours is not yet measured: that is what the biometric logs will show</w:t>
             </w:r>
           </w:p>
         </w:tc>
@@ -1088,7 +1088,7 @@
         <w:t xml:space="preserve">variation</w:t>
       </w:r>
       <w:r>
-        <w:t xml:space="preserve"> still creates queues. A mess that could serve everyone over two hours still builds a queue if half of them arrive in 30 minutes.</w:t>
+        <w:t xml:space="preserve"> still creates queues. For example (hypothetically), a mess that could serve everyone if they arrived evenly over two hours would still build a queue if half of them arrived within the same 30 minutes.</w:t>
       </w:r>
     </w:p>
     <w:p>
@@ -1339,7 +1339,7 @@
                 <w:sz w:val="19"/>
                 <w:szCs w:val="19"/>
               </w:rPr>
-              <w:t xml:space="preserve">Enrolment; ~2,960 plates/day (measured)</w:t>
+              <w:t xml:space="preserve">~2,960 plates per lunch (measured, Phase 1)</w:t>
             </w:r>
           </w:p>
         </w:tc>
@@ -5916,7 +5916,7 @@
         <w:t xml:space="preserve">temporarily unstable</w:t>
       </w:r>
       <w:r>
-        <w:t xml:space="preserve">. For 20–40 minutes around 13:00, arrivals can exceed serving capacity, and the queue grows by roughly (λ − cμ) students every minute. When demand repeatedly exceeds capacity, waiting becomes a structural problem rather than a temporary inconvenience. That is the 'Two-Hour Bottleneck'.</w:t>
+        <w:t xml:space="preserve">. For part of the peak, arrivals can exceed serving capacity, and the queue then grows by roughly (λ − cμ) students every minute. Our observations (long queue, run-outs around 13:20) suggest this happens; the biometric logs will show when it starts and how long it lasts. When demand repeatedly exceeds capacity, waiting becomes a structural problem rather than a temporary inconvenience. That is the 'Two-Hour Bottleneck'.</w:t>
       </w:r>
     </w:p>
     <w:p>
@@ -8224,7 +8224,7 @@
                 <w:sz w:val="19"/>
                 <w:szCs w:val="19"/>
               </w:rPr>
-              <w:t xml:space="preserve">The rate rises sharply around 12:45–13:30 (a non-stationary peak)</w:t>
+              <w:t xml:space="preserve">The rate changes through the window, with a peak (a non-stationary process). Its exact timing is not yet measured; the field visit saw full load around 13:18</w:t>
             </w:r>
           </w:p>
         </w:tc>
@@ -12120,7 +12120,7 @@
         <w:spacing w:after="60"/>
       </w:pPr>
       <w:r>
-        <w:t xml:space="preserve">Why is it above capacity? Because arrivals are concentrated around 13:00, and service stops when a dish runs out.</w:t>
+        <w:t xml:space="preserve">Why is it above capacity? Because arrivals cluster at peak times (timing to be confirmed by the logs), and service stops when a dish runs out.</w:t>
       </w:r>
     </w:p>
     <w:p>
@@ -14187,7 +14187,7 @@
         <w:spacing w:after="120"/>
       </w:pPr>
       <w:r>
-        <w:t xml:space="preserve">Consistency ratio ≈ 0.002 (well below the 0.10 limit), so these judgements are consistent. The weights then score alternatives such as: A1 status quo; A2 extra serving line at 12:45–13:30; A3 pre-staged replenishment of AZ items; A4 door screens and routing; A5 staggered class end times. Queuing results (section 3) supply the service-level score of each alternative.</w:t>
+        <w:t xml:space="preserve">Consistency ratio ≈ 0.002 (well below the 0.10 limit), so these judgements are consistent. The weights then score alternatives such as: A1 status quo; A2 extra serving line during the peak (timing set from the logs); A3 pre-staged replenishment of AZ items; A4 door screens and routing; A5 staggered class end times. Queuing results (section 3) supply the service-level score of each alternative.</w:t>
       </w:r>
     </w:p>
     <w:p>

--- a/docs/MDS_Queuing_Theory_and_Simulation.docx
+++ b/docs/MDS_Queuing_Theory_and_Simulation.docx
@@ -85,7 +85,7 @@
         <w:t xml:space="preserve">Focus centres:</w:t>
       </w:r>
       <w:r>
-        <w:t xml:space="preserve"> Central CT (Chefs Touch) and Munch Mess, lunch 12:00–14:00</w:t>
+        <w:t xml:space="preserve"> Central CT (Chefs Touch) and Munch Mess, lunch 11:30–14:30</w:t>
       </w:r>
     </w:p>
     <w:p>
@@ -310,7 +310,7 @@
         <w:spacing w:after="120"/>
       </w:pPr>
       <w:r>
-        <w:t xml:space="preserve">Chefs Touch (CT) cooks lunch in a central kitchen and supplies five centres: Central CT, AB2, AB3, AB4 and New Mess. Lunch (12:00–14:00) is the busiest two hours on campus. Demand is concentrated into a short window while kitchen, delivery and serving capacity are fixed, so small mismatches turn into queues, run-outs and waste.</w:t>
+        <w:t xml:space="preserve">Chefs Touch (CT) cooks lunch in a central kitchen and supplies five centres: Central CT, AB2, AB3, AB4 and New Mess. Lunch (11:30–14:30) is the busiest three hours on campus. Demand is concentrated into a short window while kitchen, delivery and serving capacity are fixed, so small mismatches turn into queues, run-outs and waste.</w:t>
       </w:r>
     </w:p>
     <w:p>
@@ -490,138 +490,37 @@
         <w:spacing w:after="60"/>
       </w:pPr>
       <w:r>
-        <w:t xml:space="preserve">Field notes: the queue builds </w:t>
+        <w:t xml:space="preserve">Each mess has </w:t>
       </w:r>
       <w:r>
         <w:rPr>
           <w:b/>
           <w:bCs/>
         </w:rPr>
-        <w:t xml:space="preserve">at the serving counter</w:t>
-      </w:r>
-      <w:r>
-        <w:t xml:space="preserve">, not at the entrance. One serving line can serve a whole hall.</w:t>
-      </w:r>
-    </w:p>
-    <w:p>
-      <w:pPr>
-        <w:spacing w:after="120"/>
-      </w:pPr>
-      <w:r>
-        <w:t xml:space="preserve">This is a </w:t>
+        <w:t xml:space="preserve">2 serving stations</w:t>
+      </w:r>
+      <w:r>
+        <w:t xml:space="preserve"> and </w:t>
       </w:r>
       <w:r>
         <w:rPr>
           <w:b/>
           <w:bCs/>
         </w:rPr>
-        <w:t xml:space="preserve">waiting-line problem</w:t>
-      </w:r>
-      <w:r>
-        <w:t xml:space="preserve"> (how long students wait and why) inside an </w:t>
+        <w:t xml:space="preserve">1 face scanner</w:t>
+      </w:r>
+      <w:r>
+        <w:t xml:space="preserve"> at the entrance (measured). Field notes: the queue builds </w:t>
       </w:r>
       <w:r>
         <w:rPr>
           <w:b/>
           <w:bCs/>
         </w:rPr>
-        <w:t xml:space="preserve">allocation problem</w:t>
-      </w:r>
-      <w:r>
-        <w:t xml:space="preserve"> (where food and students should go). Queuing theory explains the first part; section 7 shows how the other course topics handle the second.</w:t>
-      </w:r>
-    </w:p>
-    <w:p>
-      <w:pPr>
-        <w:pStyle w:val="Heading1"/>
-        <w:pageBreakBefore/>
-      </w:pPr>
-      <w:r>
-        <w:t xml:space="preserve">2. Queuing theory: concepts and notation</w:t>
-      </w:r>
-    </w:p>
-    <w:p>
-      <w:pPr>
-        <w:pStyle w:val="Heading2"/>
-      </w:pPr>
-      <w:r>
-        <w:t xml:space="preserve">2.1 What queuing theory is for</w:t>
-      </w:r>
-    </w:p>
-    <w:p>
-      <w:pPr>
-        <w:spacing w:after="120"/>
-      </w:pPr>
-      <w:r>
-        <w:t xml:space="preserve">Queuing theory is the mathematical study of waiting lines. It models </w:t>
-      </w:r>
-      <w:r>
-        <w:rPr>
-          <w:b/>
-          <w:bCs/>
-        </w:rPr>
-        <w:t xml:space="preserve">arrivals</w:t>
-      </w:r>
-      <w:r>
-        <w:t xml:space="preserve">, </w:t>
-      </w:r>
-      <w:r>
-        <w:rPr>
-          <w:b/>
-          <w:bCs/>
-        </w:rPr>
-        <w:t xml:space="preserve">waiting time</w:t>
-      </w:r>
-      <w:r>
-        <w:t xml:space="preserve">, </w:t>
-      </w:r>
-      <w:r>
-        <w:rPr>
-          <w:b/>
-          <w:bCs/>
-        </w:rPr>
-        <w:t xml:space="preserve">service capacity</w:t>
-      </w:r>
-      <w:r>
-        <w:t xml:space="preserve">, </w:t>
-      </w:r>
-      <w:r>
-        <w:rPr>
-          <w:b/>
-          <w:bCs/>
-        </w:rPr>
-        <w:t xml:space="preserve">queue length</w:t>
-      </w:r>
-      <w:r>
-        <w:t xml:space="preserve"> and </w:t>
-      </w:r>
-      <w:r>
-        <w:rPr>
-          <w:b/>
-          <w:bCs/>
-        </w:rPr>
-        <w:t xml:space="preserve">server utilisation</w:t>
-      </w:r>
-      <w:r>
-        <w:t xml:space="preserve">. Its goal is </w:t>
-      </w:r>
-      <w:r>
-        <w:rPr>
-          <w:b/>
-          <w:bCs/>
-        </w:rPr>
-        <w:t xml:space="preserve">not</w:t>
-      </w:r>
-      <w:r>
-        <w:t xml:space="preserve"> to eliminate waiting. It is to find an acceptable balance between how long customers wait and how much service capacity costs.</w:t>
-      </w:r>
-    </w:p>
-    <w:p>
-      <w:pPr>
-        <w:spacing w:after="120"/>
-      </w:pPr>
-      <w:r>
-        <w:t xml:space="preserve">It helps a manager answer four questions, each of which applies directly to a mess:</w:t>
+        <w:t xml:space="preserve">at the serving stations</w:t>
+      </w:r>
+      <w:r>
+        <w:t xml:space="preserve">; the single scanner can also become a bottleneck at peak (section 6).</w:t>
       </w:r>
     </w:p>
     <w:p>
@@ -634,7 +533,171 @@
         <w:spacing w:after="60"/>
       </w:pPr>
       <w:r>
-        <w:t xml:space="preserve">How much service capacity is needed? (How many serving lines at peak?)</w:t>
+        <w:t xml:space="preserve">All </w:t>
+      </w:r>
+      <w:r>
+        <w:rPr>
+          <w:b/>
+          <w:bCs/>
+        </w:rPr>
+        <w:t xml:space="preserve">2,960 students</w:t>
+      </w:r>
+      <w:r>
+        <w:t xml:space="preserve"> (one plate each) eat at Central CT or Munch Mess. How they split by habit is </w:t>
+      </w:r>
+      <w:r>
+        <w:rPr>
+          <w:b/>
+          <w:bCs/>
+        </w:rPr>
+        <w:t xml:space="preserve">not measured</w:t>
+      </w:r>
+      <w:r>
+        <w:t xml:space="preserve">; we assume </w:t>
+      </w:r>
+      <w:r>
+        <w:rPr>
+          <w:b/>
+          <w:bCs/>
+        </w:rPr>
+        <w:t xml:space="preserve">85% go to Central</w:t>
+      </w:r>
+      <w:r>
+        <w:t xml:space="preserve">.</w:t>
+      </w:r>
+    </w:p>
+    <w:p>
+      <w:pPr>
+        <w:spacing w:after="120"/>
+      </w:pPr>
+      <w:r>
+        <w:t xml:space="preserve">This is a </w:t>
+      </w:r>
+      <w:r>
+        <w:rPr>
+          <w:b/>
+          <w:bCs/>
+        </w:rPr>
+        <w:t xml:space="preserve">waiting-line problem</w:t>
+      </w:r>
+      <w:r>
+        <w:t xml:space="preserve"> (how long students wait and why) inside an </w:t>
+      </w:r>
+      <w:r>
+        <w:rPr>
+          <w:b/>
+          <w:bCs/>
+        </w:rPr>
+        <w:t xml:space="preserve">allocation problem</w:t>
+      </w:r>
+      <w:r>
+        <w:t xml:space="preserve"> (where food and students should go). Queuing theory explains the first part; section 7 shows how the other course topics handle the second.</w:t>
+      </w:r>
+    </w:p>
+    <w:p>
+      <w:pPr>
+        <w:pStyle w:val="Heading1"/>
+        <w:pageBreakBefore/>
+      </w:pPr>
+      <w:r>
+        <w:t xml:space="preserve">2. Queuing theory: concepts and notation</w:t>
+      </w:r>
+    </w:p>
+    <w:p>
+      <w:pPr>
+        <w:pStyle w:val="Heading2"/>
+      </w:pPr>
+      <w:r>
+        <w:t xml:space="preserve">2.1 What queuing theory is for</w:t>
+      </w:r>
+    </w:p>
+    <w:p>
+      <w:pPr>
+        <w:spacing w:after="120"/>
+      </w:pPr>
+      <w:r>
+        <w:t xml:space="preserve">Queuing theory is the mathematical study of waiting lines. It models </w:t>
+      </w:r>
+      <w:r>
+        <w:rPr>
+          <w:b/>
+          <w:bCs/>
+        </w:rPr>
+        <w:t xml:space="preserve">arrivals</w:t>
+      </w:r>
+      <w:r>
+        <w:t xml:space="preserve">, </w:t>
+      </w:r>
+      <w:r>
+        <w:rPr>
+          <w:b/>
+          <w:bCs/>
+        </w:rPr>
+        <w:t xml:space="preserve">waiting time</w:t>
+      </w:r>
+      <w:r>
+        <w:t xml:space="preserve">, </w:t>
+      </w:r>
+      <w:r>
+        <w:rPr>
+          <w:b/>
+          <w:bCs/>
+        </w:rPr>
+        <w:t xml:space="preserve">service capacity</w:t>
+      </w:r>
+      <w:r>
+        <w:t xml:space="preserve">, </w:t>
+      </w:r>
+      <w:r>
+        <w:rPr>
+          <w:b/>
+          <w:bCs/>
+        </w:rPr>
+        <w:t xml:space="preserve">queue length</w:t>
+      </w:r>
+      <w:r>
+        <w:t xml:space="preserve"> and </w:t>
+      </w:r>
+      <w:r>
+        <w:rPr>
+          <w:b/>
+          <w:bCs/>
+        </w:rPr>
+        <w:t xml:space="preserve">server utilisation</w:t>
+      </w:r>
+      <w:r>
+        <w:t xml:space="preserve">. Its goal is </w:t>
+      </w:r>
+      <w:r>
+        <w:rPr>
+          <w:b/>
+          <w:bCs/>
+        </w:rPr>
+        <w:t xml:space="preserve">not</w:t>
+      </w:r>
+      <w:r>
+        <w:t xml:space="preserve"> to eliminate waiting. It is to find an acceptable balance between how long customers wait and how much service capacity costs.</w:t>
+      </w:r>
+    </w:p>
+    <w:p>
+      <w:pPr>
+        <w:spacing w:after="120"/>
+      </w:pPr>
+      <w:r>
+        <w:t xml:space="preserve">It helps a manager answer four questions, each of which applies directly to a mess:</w:t>
+      </w:r>
+    </w:p>
+    <w:p>
+      <w:pPr>
+        <w:pStyle w:val="ListParagraph"/>
+        <w:numPr>
+          <w:ilvl w:val="0"/>
+          <w:numId w:val="3"/>
+        </w:numPr>
+        <w:spacing w:after="60"/>
+      </w:pPr>
+      <w:r>
+        <w:t xml:space="preserve">How much service capacity is needed? (How many serving stations at peak?)</w:t>
       </w:r>
     </w:p>
     <w:p>
@@ -938,7 +1001,7 @@
                 <w:sz w:val="19"/>
                 <w:szCs w:val="19"/>
               </w:rPr>
-              <w:t xml:space="preserve">About 2,960 plates are served within the 12:00–14:00 window (measured). Our field visit saw a full hall and a long queue around 13:18–13:23 (observed). How arrivals spread across the two hours is not yet measured: that is what the biometric logs will show</w:t>
+              <w:t xml:space="preserve">About 2,960 plates are served within the 11:30–14:30 window (measured). Our field visit saw a full hall and a long queue around 13:18–13:23 (observed). How arrivals spread across the three hours is not yet measured: that is what the biometric logs will show</w:t>
             </w:r>
           </w:p>
         </w:tc>
@@ -992,7 +1055,7 @@
                 <w:sz w:val="19"/>
                 <w:szCs w:val="19"/>
               </w:rPr>
-              <w:t xml:space="preserve">A fixed number of serving lines and staff</w:t>
+              <w:t xml:space="preserve">2 serving stations and 1 face scanner per mess (measured)</w:t>
             </w:r>
           </w:p>
         </w:tc>
@@ -1631,7 +1694,7 @@
                 <w:sz w:val="19"/>
                 <w:szCs w:val="19"/>
               </w:rPr>
-              <w:t xml:space="preserve">Staff serving food at each serving line</w:t>
+              <w:t xml:space="preserve">Staff serving food at each serving station</w:t>
             </w:r>
           </w:p>
         </w:tc>
@@ -2067,7 +2130,7 @@
                 <w:sz w:val="19"/>
                 <w:szCs w:val="19"/>
               </w:rPr>
-              <w:t xml:space="preserve">A single serving line with one server</w:t>
+              <w:t xml:space="preserve">A single serving station with one server</w:t>
             </w:r>
           </w:p>
         </w:tc>
@@ -2147,7 +2210,7 @@
                 <w:sz w:val="19"/>
                 <w:szCs w:val="19"/>
               </w:rPr>
-              <w:t xml:space="preserve">Several identical serving lines in one hall</w:t>
+              <w:t xml:space="preserve">Several identical serving stations in one hall</w:t>
             </w:r>
           </w:p>
         </w:tc>
@@ -2307,7 +2370,7 @@
                 <w:sz w:val="19"/>
                 <w:szCs w:val="19"/>
               </w:rPr>
-              <w:t xml:space="preserve">Tray counter → several food lines → seat (possibly Central CT)</w:t>
+              <w:t xml:space="preserve">Face scanner (1) → serving stations (2) → seat: Central CT and Munch Mess</w:t>
             </w:r>
           </w:p>
         </w:tc>
@@ -2328,7 +2391,7 @@
         <w:t xml:space="preserve">multiple-phase</w:t>
       </w:r>
       <w:r>
-        <w:t xml:space="preserve">: students pass the tray counter, then the food line, then a seat. In a multi-phase system the </w:t>
+        <w:t xml:space="preserve">: students pass the face scanner (1 per mess), then a serving station (2 per mess), then a seat. In a multi-phase system the </w:t>
       </w:r>
       <w:r>
         <w:rPr>
@@ -2338,17 +2401,17 @@
         <w:t xml:space="preserve">slowest phase is the bottleneck</w:t>
       </w:r>
       <w:r>
-        <w:t xml:space="preserve"> and sets the wait. Our field photos (queue at the food line, free trays, free seats) point to the </w:t>
+        <w:t xml:space="preserve"> and sets the wait. Our field photos (queue at the food line, free seats) point to the </w:t>
       </w:r>
       <w:r>
         <w:rPr>
           <w:b/>
           <w:bCs/>
         </w:rPr>
-        <w:t xml:space="preserve">food line</w:t>
-      </w:r>
-      <w:r>
-        <w:t xml:space="preserve">, so that is the phase we model as the service mechanism.</w:t>
+        <w:t xml:space="preserve">serving stations</w:t>
+      </w:r>
+      <w:r>
+        <w:t xml:space="preserve">, so they are the main service mechanism. The simulator also models the scanner as its own phase (an assumed 2 s per scan, so about 30 scans/min), because at peak it comes close to its limit.</w:t>
       </w:r>
     </w:p>
     <w:p>
@@ -2747,7 +2810,7 @@
                 <w:sz w:val="19"/>
                 <w:szCs w:val="19"/>
               </w:rPr>
-              <w:t xml:space="preserve">Average number of students ONE serving line can serve per unit time</w:t>
+              <w:t xml:space="preserve">Average number of students ONE serving station can serve per unit time</w:t>
             </w:r>
           </w:p>
         </w:tc>
@@ -2773,7 +2836,7 @@
                 <w:sz w:val="19"/>
                 <w:szCs w:val="19"/>
               </w:rPr>
-              <w:t xml:space="preserve">students/min per line</w:t>
+              <w:t xml:space="preserve">students/min per station</w:t>
             </w:r>
           </w:p>
         </w:tc>
@@ -2799,7 +2862,7 @@
                 <w:sz w:val="19"/>
                 <w:szCs w:val="19"/>
               </w:rPr>
-              <w:t xml:space="preserve">4/min (≈15 s each), </w:t>
+              <w:t xml:space="preserve">10/min (≈6 s each), </w:t>
             </w:r>
             <w:r>
               <w:rPr>
@@ -2888,7 +2951,7 @@
                 <w:sz w:val="19"/>
                 <w:szCs w:val="19"/>
               </w:rPr>
-              <w:t xml:space="preserve">Serving lines working in parallel</w:t>
+              <w:t xml:space="preserve">Serving stations working in parallel</w:t>
             </w:r>
           </w:p>
         </w:tc>
@@ -2940,7 +3003,7 @@
                 <w:sz w:val="19"/>
                 <w:szCs w:val="19"/>
               </w:rPr>
-              <w:t xml:space="preserve">3 per mess, </w:t>
+              <w:t xml:space="preserve">2 per mess, </w:t>
             </w:r>
             <w:r>
               <w:rPr>
@@ -2949,7 +3012,7 @@
                 <w:sz w:val="19"/>
                 <w:szCs w:val="19"/>
               </w:rPr>
-              <w:t xml:space="preserve">assumed</w:t>
+              <w:t xml:space="preserve">measured</w:t>
             </w:r>
           </w:p>
         </w:tc>
@@ -3081,7 +3144,535 @@
                 <w:sz w:val="19"/>
                 <w:szCs w:val="19"/>
               </w:rPr>
-              <w:t xml:space="preserve">12/min per mess, </w:t>
+              <w:t xml:space="preserve">20/min per mess (2 × 10)</w:t>
+            </w:r>
+          </w:p>
+        </w:tc>
+      </w:tr>
+      <w:tr>
+        <w:tc>
+          <w:tcPr>
+            <w:tcW w:type="dxa" w:w="1150"/>
+            <w:tcBorders>
+              <w:top w:val="single" w:color="D9D8D3" w:sz="4"/>
+              <w:left w:val="single" w:color="D9D8D3" w:sz="4"/>
+              <w:bottom w:val="single" w:color="D9D8D3" w:sz="4"/>
+              <w:right w:val="single" w:color="D9D8D3" w:sz="4"/>
+            </w:tcBorders>
+            <w:tcMar>
+              <w:top w:type="dxa" w:w="60"/>
+              <w:left w:type="dxa" w:w="100"/>
+              <w:bottom w:type="dxa" w:w="60"/>
+              <w:right w:type="dxa" w:w="100"/>
+            </w:tcMar>
+          </w:tcPr>
+          <w:p>
+            <w:r>
+              <w:rPr>
+                <w:sz w:val="19"/>
+                <w:szCs w:val="19"/>
+              </w:rPr>
+              <w:t xml:space="preserve">ρ (rho)</w:t>
+            </w:r>
+          </w:p>
+        </w:tc>
+        <w:tc>
+          <w:tcPr>
+            <w:tcW w:type="dxa" w:w="1350"/>
+            <w:tcBorders>
+              <w:top w:val="single" w:color="D9D8D3" w:sz="4"/>
+              <w:left w:val="single" w:color="D9D8D3" w:sz="4"/>
+              <w:bottom w:val="single" w:color="D9D8D3" w:sz="4"/>
+              <w:right w:val="single" w:color="D9D8D3" w:sz="4"/>
+            </w:tcBorders>
+            <w:tcMar>
+              <w:top w:type="dxa" w:w="60"/>
+              <w:left w:type="dxa" w:w="100"/>
+              <w:bottom w:type="dxa" w:w="60"/>
+              <w:right w:type="dxa" w:w="100"/>
+            </w:tcMar>
+          </w:tcPr>
+          <w:p>
+            <w:r>
+              <w:rPr>
+                <w:sz w:val="19"/>
+                <w:szCs w:val="19"/>
+              </w:rPr>
+              <w:t xml:space="preserve">Utilisation</w:t>
+            </w:r>
+          </w:p>
+        </w:tc>
+        <w:tc>
+          <w:tcPr>
+            <w:tcW w:type="dxa" w:w="3126"/>
+            <w:tcBorders>
+              <w:top w:val="single" w:color="D9D8D3" w:sz="4"/>
+              <w:left w:val="single" w:color="D9D8D3" w:sz="4"/>
+              <w:bottom w:val="single" w:color="D9D8D3" w:sz="4"/>
+              <w:right w:val="single" w:color="D9D8D3" w:sz="4"/>
+            </w:tcBorders>
+            <w:tcMar>
+              <w:top w:type="dxa" w:w="60"/>
+              <w:left w:type="dxa" w:w="100"/>
+              <w:bottom w:type="dxa" w:w="60"/>
+              <w:right w:type="dxa" w:w="100"/>
+            </w:tcMar>
+          </w:tcPr>
+          <w:p>
+            <w:r>
+              <w:rPr>
+                <w:sz w:val="19"/>
+                <w:szCs w:val="19"/>
+              </w:rPr>
+              <w:t xml:space="preserve">Share of serving capacity in use: ρ = λ / (cμ)</w:t>
+            </w:r>
+          </w:p>
+        </w:tc>
+        <w:tc>
+          <w:tcPr>
+            <w:tcW w:type="dxa" w:w="1500"/>
+            <w:tcBorders>
+              <w:top w:val="single" w:color="D9D8D3" w:sz="4"/>
+              <w:left w:val="single" w:color="D9D8D3" w:sz="4"/>
+              <w:bottom w:val="single" w:color="D9D8D3" w:sz="4"/>
+              <w:right w:val="single" w:color="D9D8D3" w:sz="4"/>
+            </w:tcBorders>
+            <w:tcMar>
+              <w:top w:type="dxa" w:w="60"/>
+              <w:left w:type="dxa" w:w="100"/>
+              <w:bottom w:type="dxa" w:w="60"/>
+              <w:right w:type="dxa" w:w="100"/>
+            </w:tcMar>
+          </w:tcPr>
+          <w:p>
+            <w:r>
+              <w:rPr>
+                <w:sz w:val="19"/>
+                <w:szCs w:val="19"/>
+              </w:rPr>
+              <w:t xml:space="preserve">fraction (0–1)</w:t>
+            </w:r>
+          </w:p>
+        </w:tc>
+        <w:tc>
+          <w:tcPr>
+            <w:tcW w:type="dxa" w:w="1900"/>
+            <w:tcBorders>
+              <w:top w:val="single" w:color="D9D8D3" w:sz="4"/>
+              <w:left w:val="single" w:color="D9D8D3" w:sz="4"/>
+              <w:bottom w:val="single" w:color="D9D8D3" w:sz="4"/>
+              <w:right w:val="single" w:color="D9D8D3" w:sz="4"/>
+            </w:tcBorders>
+            <w:tcMar>
+              <w:top w:type="dxa" w:w="60"/>
+              <w:left w:type="dxa" w:w="100"/>
+              <w:bottom w:type="dxa" w:w="60"/>
+              <w:right w:type="dxa" w:w="100"/>
+            </w:tcMar>
+          </w:tcPr>
+          <w:p>
+            <w:r>
+              <w:rPr>
+                <w:sz w:val="19"/>
+                <w:szCs w:val="19"/>
+              </w:rPr>
+              <w:t xml:space="preserve">Computed</w:t>
+            </w:r>
+          </w:p>
+        </w:tc>
+      </w:tr>
+      <w:tr>
+        <w:tc>
+          <w:tcPr>
+            <w:tcW w:type="dxa" w:w="1150"/>
+            <w:tcBorders>
+              <w:top w:val="single" w:color="D9D8D3" w:sz="4"/>
+              <w:left w:val="single" w:color="D9D8D3" w:sz="4"/>
+              <w:bottom w:val="single" w:color="D9D8D3" w:sz="4"/>
+              <w:right w:val="single" w:color="D9D8D3" w:sz="4"/>
+            </w:tcBorders>
+            <w:tcMar>
+              <w:top w:type="dxa" w:w="60"/>
+              <w:left w:type="dxa" w:w="100"/>
+              <w:bottom w:type="dxa" w:w="60"/>
+              <w:right w:type="dxa" w:w="100"/>
+            </w:tcMar>
+          </w:tcPr>
+          <w:p>
+            <w:r>
+              <w:rPr>
+                <w:sz w:val="19"/>
+                <w:szCs w:val="19"/>
+              </w:rPr>
+              <w:t xml:space="preserve">L</w:t>
+            </w:r>
+          </w:p>
+        </w:tc>
+        <w:tc>
+          <w:tcPr>
+            <w:tcW w:type="dxa" w:w="1350"/>
+            <w:tcBorders>
+              <w:top w:val="single" w:color="D9D8D3" w:sz="4"/>
+              <w:left w:val="single" w:color="D9D8D3" w:sz="4"/>
+              <w:bottom w:val="single" w:color="D9D8D3" w:sz="4"/>
+              <w:right w:val="single" w:color="D9D8D3" w:sz="4"/>
+            </w:tcBorders>
+            <w:tcMar>
+              <w:top w:type="dxa" w:w="60"/>
+              <w:left w:type="dxa" w:w="100"/>
+              <w:bottom w:type="dxa" w:w="60"/>
+              <w:right w:type="dxa" w:w="100"/>
+            </w:tcMar>
+          </w:tcPr>
+          <w:p>
+            <w:r>
+              <w:rPr>
+                <w:sz w:val="19"/>
+                <w:szCs w:val="19"/>
+              </w:rPr>
+              <w:t xml:space="preserve">Number in system</w:t>
+            </w:r>
+          </w:p>
+        </w:tc>
+        <w:tc>
+          <w:tcPr>
+            <w:tcW w:type="dxa" w:w="3126"/>
+            <w:tcBorders>
+              <w:top w:val="single" w:color="D9D8D3" w:sz="4"/>
+              <w:left w:val="single" w:color="D9D8D3" w:sz="4"/>
+              <w:bottom w:val="single" w:color="D9D8D3" w:sz="4"/>
+              <w:right w:val="single" w:color="D9D8D3" w:sz="4"/>
+            </w:tcBorders>
+            <w:tcMar>
+              <w:top w:type="dxa" w:w="60"/>
+              <w:left w:type="dxa" w:w="100"/>
+              <w:bottom w:type="dxa" w:w="60"/>
+              <w:right w:type="dxa" w:w="100"/>
+            </w:tcMar>
+          </w:tcPr>
+          <w:p>
+            <w:r>
+              <w:rPr>
+                <w:sz w:val="19"/>
+                <w:szCs w:val="19"/>
+              </w:rPr>
+              <w:t xml:space="preserve">Average students in the whole system (queueing + being served + eating)</w:t>
+            </w:r>
+          </w:p>
+        </w:tc>
+        <w:tc>
+          <w:tcPr>
+            <w:tcW w:type="dxa" w:w="1500"/>
+            <w:tcBorders>
+              <w:top w:val="single" w:color="D9D8D3" w:sz="4"/>
+              <w:left w:val="single" w:color="D9D8D3" w:sz="4"/>
+              <w:bottom w:val="single" w:color="D9D8D3" w:sz="4"/>
+              <w:right w:val="single" w:color="D9D8D3" w:sz="4"/>
+            </w:tcBorders>
+            <w:tcMar>
+              <w:top w:type="dxa" w:w="60"/>
+              <w:left w:type="dxa" w:w="100"/>
+              <w:bottom w:type="dxa" w:w="60"/>
+              <w:right w:type="dxa" w:w="100"/>
+            </w:tcMar>
+          </w:tcPr>
+          <w:p>
+            <w:r>
+              <w:rPr>
+                <w:sz w:val="19"/>
+                <w:szCs w:val="19"/>
+              </w:rPr>
+              <w:t xml:space="preserve">students</w:t>
+            </w:r>
+          </w:p>
+        </w:tc>
+        <w:tc>
+          <w:tcPr>
+            <w:tcW w:type="dxa" w:w="1900"/>
+            <w:tcBorders>
+              <w:top w:val="single" w:color="D9D8D3" w:sz="4"/>
+              <w:left w:val="single" w:color="D9D8D3" w:sz="4"/>
+              <w:bottom w:val="single" w:color="D9D8D3" w:sz="4"/>
+              <w:right w:val="single" w:color="D9D8D3" w:sz="4"/>
+            </w:tcBorders>
+            <w:tcMar>
+              <w:top w:type="dxa" w:w="60"/>
+              <w:left w:type="dxa" w:w="100"/>
+              <w:bottom w:type="dxa" w:w="60"/>
+              <w:right w:type="dxa" w:w="100"/>
+            </w:tcMar>
+          </w:tcPr>
+          <w:p>
+            <w:r>
+              <w:rPr>
+                <w:sz w:val="19"/>
+                <w:szCs w:val="19"/>
+              </w:rPr>
+              <w:t xml:space="preserve">Computed (Little's Law)</w:t>
+            </w:r>
+          </w:p>
+        </w:tc>
+      </w:tr>
+      <w:tr>
+        <w:tc>
+          <w:tcPr>
+            <w:tcW w:type="dxa" w:w="1150"/>
+            <w:tcBorders>
+              <w:top w:val="single" w:color="D9D8D3" w:sz="4"/>
+              <w:left w:val="single" w:color="D9D8D3" w:sz="4"/>
+              <w:bottom w:val="single" w:color="D9D8D3" w:sz="4"/>
+              <w:right w:val="single" w:color="D9D8D3" w:sz="4"/>
+            </w:tcBorders>
+            <w:tcMar>
+              <w:top w:type="dxa" w:w="60"/>
+              <w:left w:type="dxa" w:w="100"/>
+              <w:bottom w:type="dxa" w:w="60"/>
+              <w:right w:type="dxa" w:w="100"/>
+            </w:tcMar>
+          </w:tcPr>
+          <w:p>
+            <w:r>
+              <w:rPr>
+                <w:sz w:val="19"/>
+                <w:szCs w:val="19"/>
+              </w:rPr>
+              <w:t xml:space="preserve">Lq</w:t>
+            </w:r>
+          </w:p>
+        </w:tc>
+        <w:tc>
+          <w:tcPr>
+            <w:tcW w:type="dxa" w:w="1350"/>
+            <w:tcBorders>
+              <w:top w:val="single" w:color="D9D8D3" w:sz="4"/>
+              <w:left w:val="single" w:color="D9D8D3" w:sz="4"/>
+              <w:bottom w:val="single" w:color="D9D8D3" w:sz="4"/>
+              <w:right w:val="single" w:color="D9D8D3" w:sz="4"/>
+            </w:tcBorders>
+            <w:tcMar>
+              <w:top w:type="dxa" w:w="60"/>
+              <w:left w:type="dxa" w:w="100"/>
+              <w:bottom w:type="dxa" w:w="60"/>
+              <w:right w:type="dxa" w:w="100"/>
+            </w:tcMar>
+          </w:tcPr>
+          <w:p>
+            <w:r>
+              <w:rPr>
+                <w:sz w:val="19"/>
+                <w:szCs w:val="19"/>
+              </w:rPr>
+              <w:t xml:space="preserve">Number in queue</w:t>
+            </w:r>
+          </w:p>
+        </w:tc>
+        <w:tc>
+          <w:tcPr>
+            <w:tcW w:type="dxa" w:w="3126"/>
+            <w:tcBorders>
+              <w:top w:val="single" w:color="D9D8D3" w:sz="4"/>
+              <w:left w:val="single" w:color="D9D8D3" w:sz="4"/>
+              <w:bottom w:val="single" w:color="D9D8D3" w:sz="4"/>
+              <w:right w:val="single" w:color="D9D8D3" w:sz="4"/>
+            </w:tcBorders>
+            <w:tcMar>
+              <w:top w:type="dxa" w:w="60"/>
+              <w:left w:type="dxa" w:w="100"/>
+              <w:bottom w:type="dxa" w:w="60"/>
+              <w:right w:type="dxa" w:w="100"/>
+            </w:tcMar>
+          </w:tcPr>
+          <w:p>
+            <w:r>
+              <w:rPr>
+                <w:sz w:val="19"/>
+                <w:szCs w:val="19"/>
+              </w:rPr>
+              <w:t xml:space="preserve">Average students waiting before service</w:t>
+            </w:r>
+          </w:p>
+        </w:tc>
+        <w:tc>
+          <w:tcPr>
+            <w:tcW w:type="dxa" w:w="1500"/>
+            <w:tcBorders>
+              <w:top w:val="single" w:color="D9D8D3" w:sz="4"/>
+              <w:left w:val="single" w:color="D9D8D3" w:sz="4"/>
+              <w:bottom w:val="single" w:color="D9D8D3" w:sz="4"/>
+              <w:right w:val="single" w:color="D9D8D3" w:sz="4"/>
+            </w:tcBorders>
+            <w:tcMar>
+              <w:top w:type="dxa" w:w="60"/>
+              <w:left w:type="dxa" w:w="100"/>
+              <w:bottom w:type="dxa" w:w="60"/>
+              <w:right w:type="dxa" w:w="100"/>
+            </w:tcMar>
+          </w:tcPr>
+          <w:p>
+            <w:r>
+              <w:rPr>
+                <w:sz w:val="19"/>
+                <w:szCs w:val="19"/>
+              </w:rPr>
+              <w:t xml:space="preserve">students</w:t>
+            </w:r>
+          </w:p>
+        </w:tc>
+        <w:tc>
+          <w:tcPr>
+            <w:tcW w:type="dxa" w:w="1900"/>
+            <w:tcBorders>
+              <w:top w:val="single" w:color="D9D8D3" w:sz="4"/>
+              <w:left w:val="single" w:color="D9D8D3" w:sz="4"/>
+              <w:bottom w:val="single" w:color="D9D8D3" w:sz="4"/>
+              <w:right w:val="single" w:color="D9D8D3" w:sz="4"/>
+            </w:tcBorders>
+            <w:tcMar>
+              <w:top w:type="dxa" w:w="60"/>
+              <w:left w:type="dxa" w:w="100"/>
+              <w:bottom w:type="dxa" w:w="60"/>
+              <w:right w:type="dxa" w:w="100"/>
+            </w:tcMar>
+          </w:tcPr>
+          <w:p>
+            <w:r>
+              <w:rPr>
+                <w:sz w:val="19"/>
+                <w:szCs w:val="19"/>
+              </w:rPr>
+              <w:t xml:space="preserve">Computed</w:t>
+            </w:r>
+          </w:p>
+        </w:tc>
+      </w:tr>
+      <w:tr>
+        <w:tc>
+          <w:tcPr>
+            <w:tcW w:type="dxa" w:w="1150"/>
+            <w:tcBorders>
+              <w:top w:val="single" w:color="D9D8D3" w:sz="4"/>
+              <w:left w:val="single" w:color="D9D8D3" w:sz="4"/>
+              <w:bottom w:val="single" w:color="D9D8D3" w:sz="4"/>
+              <w:right w:val="single" w:color="D9D8D3" w:sz="4"/>
+            </w:tcBorders>
+            <w:tcMar>
+              <w:top w:type="dxa" w:w="60"/>
+              <w:left w:type="dxa" w:w="100"/>
+              <w:bottom w:type="dxa" w:w="60"/>
+              <w:right w:type="dxa" w:w="100"/>
+            </w:tcMar>
+          </w:tcPr>
+          <w:p>
+            <w:r>
+              <w:rPr>
+                <w:sz w:val="19"/>
+                <w:szCs w:val="19"/>
+              </w:rPr>
+              <w:t xml:space="preserve">W</w:t>
+            </w:r>
+          </w:p>
+        </w:tc>
+        <w:tc>
+          <w:tcPr>
+            <w:tcW w:type="dxa" w:w="1350"/>
+            <w:tcBorders>
+              <w:top w:val="single" w:color="D9D8D3" w:sz="4"/>
+              <w:left w:val="single" w:color="D9D8D3" w:sz="4"/>
+              <w:bottom w:val="single" w:color="D9D8D3" w:sz="4"/>
+              <w:right w:val="single" w:color="D9D8D3" w:sz="4"/>
+            </w:tcBorders>
+            <w:tcMar>
+              <w:top w:type="dxa" w:w="60"/>
+              <w:left w:type="dxa" w:w="100"/>
+              <w:bottom w:type="dxa" w:w="60"/>
+              <w:right w:type="dxa" w:w="100"/>
+            </w:tcMar>
+          </w:tcPr>
+          <w:p>
+            <w:r>
+              <w:rPr>
+                <w:sz w:val="19"/>
+                <w:szCs w:val="19"/>
+              </w:rPr>
+              <w:t xml:space="preserve">Time in system</w:t>
+            </w:r>
+          </w:p>
+        </w:tc>
+        <w:tc>
+          <w:tcPr>
+            <w:tcW w:type="dxa" w:w="3126"/>
+            <w:tcBorders>
+              <w:top w:val="single" w:color="D9D8D3" w:sz="4"/>
+              <w:left w:val="single" w:color="D9D8D3" w:sz="4"/>
+              <w:bottom w:val="single" w:color="D9D8D3" w:sz="4"/>
+              <w:right w:val="single" w:color="D9D8D3" w:sz="4"/>
+            </w:tcBorders>
+            <w:tcMar>
+              <w:top w:type="dxa" w:w="60"/>
+              <w:left w:type="dxa" w:w="100"/>
+              <w:bottom w:type="dxa" w:w="60"/>
+              <w:right w:type="dxa" w:w="100"/>
+            </w:tcMar>
+          </w:tcPr>
+          <w:p>
+            <w:r>
+              <w:rPr>
+                <w:sz w:val="19"/>
+                <w:szCs w:val="19"/>
+              </w:rPr>
+              <w:t xml:space="preserve">Average total time from arrival to leaving</w:t>
+            </w:r>
+          </w:p>
+        </w:tc>
+        <w:tc>
+          <w:tcPr>
+            <w:tcW w:type="dxa" w:w="1500"/>
+            <w:tcBorders>
+              <w:top w:val="single" w:color="D9D8D3" w:sz="4"/>
+              <w:left w:val="single" w:color="D9D8D3" w:sz="4"/>
+              <w:bottom w:val="single" w:color="D9D8D3" w:sz="4"/>
+              <w:right w:val="single" w:color="D9D8D3" w:sz="4"/>
+            </w:tcBorders>
+            <w:tcMar>
+              <w:top w:type="dxa" w:w="60"/>
+              <w:left w:type="dxa" w:w="100"/>
+              <w:bottom w:type="dxa" w:w="60"/>
+              <w:right w:type="dxa" w:w="100"/>
+            </w:tcMar>
+          </w:tcPr>
+          <w:p>
+            <w:r>
+              <w:rPr>
+                <w:sz w:val="19"/>
+                <w:szCs w:val="19"/>
+              </w:rPr>
+              <w:t xml:space="preserve">minutes</w:t>
+            </w:r>
+          </w:p>
+        </w:tc>
+        <w:tc>
+          <w:tcPr>
+            <w:tcW w:type="dxa" w:w="1900"/>
+            <w:tcBorders>
+              <w:top w:val="single" w:color="D9D8D3" w:sz="4"/>
+              <w:left w:val="single" w:color="D9D8D3" w:sz="4"/>
+              <w:bottom w:val="single" w:color="D9D8D3" w:sz="4"/>
+              <w:right w:val="single" w:color="D9D8D3" w:sz="4"/>
+            </w:tcBorders>
+            <w:tcMar>
+              <w:top w:type="dxa" w:w="60"/>
+              <w:left w:type="dxa" w:w="100"/>
+              <w:bottom w:type="dxa" w:w="60"/>
+              <w:right w:type="dxa" w:w="100"/>
+            </w:tcMar>
+          </w:tcPr>
+          <w:p>
+            <w:r>
+              <w:rPr>
+                <w:sz w:val="19"/>
+                <w:szCs w:val="19"/>
+              </w:rPr>
+              <w:t xml:space="preserve">~18 min on a normal day, </w:t>
             </w:r>
             <w:r>
               <w:rPr>
@@ -3090,7 +3681,7 @@
                 <w:sz w:val="19"/>
                 <w:szCs w:val="19"/>
               </w:rPr>
-              <w:t xml:space="preserve">assumed</w:t>
+              <w:t xml:space="preserve">measured</w:t>
             </w:r>
           </w:p>
         </w:tc>
@@ -3118,7 +3709,7 @@
                 <w:sz w:val="19"/>
                 <w:szCs w:val="19"/>
               </w:rPr>
-              <w:t xml:space="preserve">ρ (rho)</w:t>
+              <w:t xml:space="preserve">Wq</w:t>
             </w:r>
           </w:p>
         </w:tc>
@@ -3144,7 +3735,7 @@
                 <w:sz w:val="19"/>
                 <w:szCs w:val="19"/>
               </w:rPr>
-              <w:t xml:space="preserve">Utilisation</w:t>
+              <w:t xml:space="preserve">Time in queue</w:t>
             </w:r>
           </w:p>
         </w:tc>
@@ -3170,7 +3761,7 @@
                 <w:sz w:val="19"/>
                 <w:szCs w:val="19"/>
               </w:rPr>
-              <w:t xml:space="preserve">Share of serving capacity in use: ρ = λ / (cμ)</w:t>
+              <w:t xml:space="preserve">Average waiting time before service starts</w:t>
             </w:r>
           </w:p>
         </w:tc>
@@ -3196,7 +3787,7 @@
                 <w:sz w:val="19"/>
                 <w:szCs w:val="19"/>
               </w:rPr>
-              <w:t xml:space="preserve">fraction (0–1)</w:t>
+              <w:t xml:space="preserve">minutes</w:t>
             </w:r>
           </w:p>
         </w:tc>
@@ -3250,7 +3841,7 @@
                 <w:sz w:val="19"/>
                 <w:szCs w:val="19"/>
               </w:rPr>
-              <w:t xml:space="preserve">L</w:t>
+              <w:t xml:space="preserve">1/μ</w:t>
             </w:r>
           </w:p>
         </w:tc>
@@ -3276,7 +3867,7 @@
                 <w:sz w:val="19"/>
                 <w:szCs w:val="19"/>
               </w:rPr>
-              <w:t xml:space="preserve">Number in system</w:t>
+              <w:t xml:space="preserve">Service time</w:t>
             </w:r>
           </w:p>
         </w:tc>
@@ -3302,7 +3893,7 @@
                 <w:sz w:val="19"/>
                 <w:szCs w:val="19"/>
               </w:rPr>
-              <w:t xml:space="preserve">Average students in the whole system (queueing + being served + eating)</w:t>
+              <w:t xml:space="preserve">Average time to serve one student</w:t>
             </w:r>
           </w:p>
         </w:tc>
@@ -3328,7 +3919,7 @@
                 <w:sz w:val="19"/>
                 <w:szCs w:val="19"/>
               </w:rPr>
-              <w:t xml:space="preserve">students</w:t>
+              <w:t xml:space="preserve">minutes</w:t>
             </w:r>
           </w:p>
         </w:tc>
@@ -3354,544 +3945,7 @@
                 <w:sz w:val="19"/>
                 <w:szCs w:val="19"/>
               </w:rPr>
-              <w:t xml:space="preserve">Computed (Little's Law)</w:t>
-            </w:r>
-          </w:p>
-        </w:tc>
-      </w:tr>
-      <w:tr>
-        <w:tc>
-          <w:tcPr>
-            <w:tcW w:type="dxa" w:w="1150"/>
-            <w:tcBorders>
-              <w:top w:val="single" w:color="D9D8D3" w:sz="4"/>
-              <w:left w:val="single" w:color="D9D8D3" w:sz="4"/>
-              <w:bottom w:val="single" w:color="D9D8D3" w:sz="4"/>
-              <w:right w:val="single" w:color="D9D8D3" w:sz="4"/>
-            </w:tcBorders>
-            <w:tcMar>
-              <w:top w:type="dxa" w:w="60"/>
-              <w:left w:type="dxa" w:w="100"/>
-              <w:bottom w:type="dxa" w:w="60"/>
-              <w:right w:type="dxa" w:w="100"/>
-            </w:tcMar>
-          </w:tcPr>
-          <w:p>
-            <w:r>
-              <w:rPr>
-                <w:sz w:val="19"/>
-                <w:szCs w:val="19"/>
-              </w:rPr>
-              <w:t xml:space="preserve">Lq</w:t>
-            </w:r>
-          </w:p>
-        </w:tc>
-        <w:tc>
-          <w:tcPr>
-            <w:tcW w:type="dxa" w:w="1350"/>
-            <w:tcBorders>
-              <w:top w:val="single" w:color="D9D8D3" w:sz="4"/>
-              <w:left w:val="single" w:color="D9D8D3" w:sz="4"/>
-              <w:bottom w:val="single" w:color="D9D8D3" w:sz="4"/>
-              <w:right w:val="single" w:color="D9D8D3" w:sz="4"/>
-            </w:tcBorders>
-            <w:tcMar>
-              <w:top w:type="dxa" w:w="60"/>
-              <w:left w:type="dxa" w:w="100"/>
-              <w:bottom w:type="dxa" w:w="60"/>
-              <w:right w:type="dxa" w:w="100"/>
-            </w:tcMar>
-          </w:tcPr>
-          <w:p>
-            <w:r>
-              <w:rPr>
-                <w:sz w:val="19"/>
-                <w:szCs w:val="19"/>
-              </w:rPr>
-              <w:t xml:space="preserve">Number in queue</w:t>
-            </w:r>
-          </w:p>
-        </w:tc>
-        <w:tc>
-          <w:tcPr>
-            <w:tcW w:type="dxa" w:w="3126"/>
-            <w:tcBorders>
-              <w:top w:val="single" w:color="D9D8D3" w:sz="4"/>
-              <w:left w:val="single" w:color="D9D8D3" w:sz="4"/>
-              <w:bottom w:val="single" w:color="D9D8D3" w:sz="4"/>
-              <w:right w:val="single" w:color="D9D8D3" w:sz="4"/>
-            </w:tcBorders>
-            <w:tcMar>
-              <w:top w:type="dxa" w:w="60"/>
-              <w:left w:type="dxa" w:w="100"/>
-              <w:bottom w:type="dxa" w:w="60"/>
-              <w:right w:type="dxa" w:w="100"/>
-            </w:tcMar>
-          </w:tcPr>
-          <w:p>
-            <w:r>
-              <w:rPr>
-                <w:sz w:val="19"/>
-                <w:szCs w:val="19"/>
-              </w:rPr>
-              <w:t xml:space="preserve">Average students waiting before service</w:t>
-            </w:r>
-          </w:p>
-        </w:tc>
-        <w:tc>
-          <w:tcPr>
-            <w:tcW w:type="dxa" w:w="1500"/>
-            <w:tcBorders>
-              <w:top w:val="single" w:color="D9D8D3" w:sz="4"/>
-              <w:left w:val="single" w:color="D9D8D3" w:sz="4"/>
-              <w:bottom w:val="single" w:color="D9D8D3" w:sz="4"/>
-              <w:right w:val="single" w:color="D9D8D3" w:sz="4"/>
-            </w:tcBorders>
-            <w:tcMar>
-              <w:top w:type="dxa" w:w="60"/>
-              <w:left w:type="dxa" w:w="100"/>
-              <w:bottom w:type="dxa" w:w="60"/>
-              <w:right w:type="dxa" w:w="100"/>
-            </w:tcMar>
-          </w:tcPr>
-          <w:p>
-            <w:r>
-              <w:rPr>
-                <w:sz w:val="19"/>
-                <w:szCs w:val="19"/>
-              </w:rPr>
-              <w:t xml:space="preserve">students</w:t>
-            </w:r>
-          </w:p>
-        </w:tc>
-        <w:tc>
-          <w:tcPr>
-            <w:tcW w:type="dxa" w:w="1900"/>
-            <w:tcBorders>
-              <w:top w:val="single" w:color="D9D8D3" w:sz="4"/>
-              <w:left w:val="single" w:color="D9D8D3" w:sz="4"/>
-              <w:bottom w:val="single" w:color="D9D8D3" w:sz="4"/>
-              <w:right w:val="single" w:color="D9D8D3" w:sz="4"/>
-            </w:tcBorders>
-            <w:tcMar>
-              <w:top w:type="dxa" w:w="60"/>
-              <w:left w:type="dxa" w:w="100"/>
-              <w:bottom w:type="dxa" w:w="60"/>
-              <w:right w:type="dxa" w:w="100"/>
-            </w:tcMar>
-          </w:tcPr>
-          <w:p>
-            <w:r>
-              <w:rPr>
-                <w:sz w:val="19"/>
-                <w:szCs w:val="19"/>
-              </w:rPr>
-              <w:t xml:space="preserve">Computed</w:t>
-            </w:r>
-          </w:p>
-        </w:tc>
-      </w:tr>
-      <w:tr>
-        <w:tc>
-          <w:tcPr>
-            <w:tcW w:type="dxa" w:w="1150"/>
-            <w:tcBorders>
-              <w:top w:val="single" w:color="D9D8D3" w:sz="4"/>
-              <w:left w:val="single" w:color="D9D8D3" w:sz="4"/>
-              <w:bottom w:val="single" w:color="D9D8D3" w:sz="4"/>
-              <w:right w:val="single" w:color="D9D8D3" w:sz="4"/>
-            </w:tcBorders>
-            <w:tcMar>
-              <w:top w:type="dxa" w:w="60"/>
-              <w:left w:type="dxa" w:w="100"/>
-              <w:bottom w:type="dxa" w:w="60"/>
-              <w:right w:type="dxa" w:w="100"/>
-            </w:tcMar>
-          </w:tcPr>
-          <w:p>
-            <w:r>
-              <w:rPr>
-                <w:sz w:val="19"/>
-                <w:szCs w:val="19"/>
-              </w:rPr>
-              <w:t xml:space="preserve">W</w:t>
-            </w:r>
-          </w:p>
-        </w:tc>
-        <w:tc>
-          <w:tcPr>
-            <w:tcW w:type="dxa" w:w="1350"/>
-            <w:tcBorders>
-              <w:top w:val="single" w:color="D9D8D3" w:sz="4"/>
-              <w:left w:val="single" w:color="D9D8D3" w:sz="4"/>
-              <w:bottom w:val="single" w:color="D9D8D3" w:sz="4"/>
-              <w:right w:val="single" w:color="D9D8D3" w:sz="4"/>
-            </w:tcBorders>
-            <w:tcMar>
-              <w:top w:type="dxa" w:w="60"/>
-              <w:left w:type="dxa" w:w="100"/>
-              <w:bottom w:type="dxa" w:w="60"/>
-              <w:right w:type="dxa" w:w="100"/>
-            </w:tcMar>
-          </w:tcPr>
-          <w:p>
-            <w:r>
-              <w:rPr>
-                <w:sz w:val="19"/>
-                <w:szCs w:val="19"/>
-              </w:rPr>
-              <w:t xml:space="preserve">Time in system</w:t>
-            </w:r>
-          </w:p>
-        </w:tc>
-        <w:tc>
-          <w:tcPr>
-            <w:tcW w:type="dxa" w:w="3126"/>
-            <w:tcBorders>
-              <w:top w:val="single" w:color="D9D8D3" w:sz="4"/>
-              <w:left w:val="single" w:color="D9D8D3" w:sz="4"/>
-              <w:bottom w:val="single" w:color="D9D8D3" w:sz="4"/>
-              <w:right w:val="single" w:color="D9D8D3" w:sz="4"/>
-            </w:tcBorders>
-            <w:tcMar>
-              <w:top w:type="dxa" w:w="60"/>
-              <w:left w:type="dxa" w:w="100"/>
-              <w:bottom w:type="dxa" w:w="60"/>
-              <w:right w:type="dxa" w:w="100"/>
-            </w:tcMar>
-          </w:tcPr>
-          <w:p>
-            <w:r>
-              <w:rPr>
-                <w:sz w:val="19"/>
-                <w:szCs w:val="19"/>
-              </w:rPr>
-              <w:t xml:space="preserve">Average total time from arrival to leaving</w:t>
-            </w:r>
-          </w:p>
-        </w:tc>
-        <w:tc>
-          <w:tcPr>
-            <w:tcW w:type="dxa" w:w="1500"/>
-            <w:tcBorders>
-              <w:top w:val="single" w:color="D9D8D3" w:sz="4"/>
-              <w:left w:val="single" w:color="D9D8D3" w:sz="4"/>
-              <w:bottom w:val="single" w:color="D9D8D3" w:sz="4"/>
-              <w:right w:val="single" w:color="D9D8D3" w:sz="4"/>
-            </w:tcBorders>
-            <w:tcMar>
-              <w:top w:type="dxa" w:w="60"/>
-              <w:left w:type="dxa" w:w="100"/>
-              <w:bottom w:type="dxa" w:w="60"/>
-              <w:right w:type="dxa" w:w="100"/>
-            </w:tcMar>
-          </w:tcPr>
-          <w:p>
-            <w:r>
-              <w:rPr>
-                <w:sz w:val="19"/>
-                <w:szCs w:val="19"/>
-              </w:rPr>
-              <w:t xml:space="preserve">minutes</w:t>
-            </w:r>
-          </w:p>
-        </w:tc>
-        <w:tc>
-          <w:tcPr>
-            <w:tcW w:type="dxa" w:w="1900"/>
-            <w:tcBorders>
-              <w:top w:val="single" w:color="D9D8D3" w:sz="4"/>
-              <w:left w:val="single" w:color="D9D8D3" w:sz="4"/>
-              <w:bottom w:val="single" w:color="D9D8D3" w:sz="4"/>
-              <w:right w:val="single" w:color="D9D8D3" w:sz="4"/>
-            </w:tcBorders>
-            <w:tcMar>
-              <w:top w:type="dxa" w:w="60"/>
-              <w:left w:type="dxa" w:w="100"/>
-              <w:bottom w:type="dxa" w:w="60"/>
-              <w:right w:type="dxa" w:w="100"/>
-            </w:tcMar>
-          </w:tcPr>
-          <w:p>
-            <w:r>
-              <w:rPr>
-                <w:sz w:val="19"/>
-                <w:szCs w:val="19"/>
-              </w:rPr>
-              <w:t xml:space="preserve">~18 min on a normal day, </w:t>
-            </w:r>
-            <w:r>
-              <w:rPr>
-                <w:b/>
-                <w:bCs/>
-                <w:sz w:val="19"/>
-                <w:szCs w:val="19"/>
-              </w:rPr>
-              <w:t xml:space="preserve">measured</w:t>
-            </w:r>
-          </w:p>
-        </w:tc>
-      </w:tr>
-      <w:tr>
-        <w:tc>
-          <w:tcPr>
-            <w:tcW w:type="dxa" w:w="1150"/>
-            <w:tcBorders>
-              <w:top w:val="single" w:color="D9D8D3" w:sz="4"/>
-              <w:left w:val="single" w:color="D9D8D3" w:sz="4"/>
-              <w:bottom w:val="single" w:color="D9D8D3" w:sz="4"/>
-              <w:right w:val="single" w:color="D9D8D3" w:sz="4"/>
-            </w:tcBorders>
-            <w:tcMar>
-              <w:top w:type="dxa" w:w="60"/>
-              <w:left w:type="dxa" w:w="100"/>
-              <w:bottom w:type="dxa" w:w="60"/>
-              <w:right w:type="dxa" w:w="100"/>
-            </w:tcMar>
-          </w:tcPr>
-          <w:p>
-            <w:r>
-              <w:rPr>
-                <w:sz w:val="19"/>
-                <w:szCs w:val="19"/>
-              </w:rPr>
-              <w:t xml:space="preserve">Wq</w:t>
-            </w:r>
-          </w:p>
-        </w:tc>
-        <w:tc>
-          <w:tcPr>
-            <w:tcW w:type="dxa" w:w="1350"/>
-            <w:tcBorders>
-              <w:top w:val="single" w:color="D9D8D3" w:sz="4"/>
-              <w:left w:val="single" w:color="D9D8D3" w:sz="4"/>
-              <w:bottom w:val="single" w:color="D9D8D3" w:sz="4"/>
-              <w:right w:val="single" w:color="D9D8D3" w:sz="4"/>
-            </w:tcBorders>
-            <w:tcMar>
-              <w:top w:type="dxa" w:w="60"/>
-              <w:left w:type="dxa" w:w="100"/>
-              <w:bottom w:type="dxa" w:w="60"/>
-              <w:right w:type="dxa" w:w="100"/>
-            </w:tcMar>
-          </w:tcPr>
-          <w:p>
-            <w:r>
-              <w:rPr>
-                <w:sz w:val="19"/>
-                <w:szCs w:val="19"/>
-              </w:rPr>
-              <w:t xml:space="preserve">Time in queue</w:t>
-            </w:r>
-          </w:p>
-        </w:tc>
-        <w:tc>
-          <w:tcPr>
-            <w:tcW w:type="dxa" w:w="3126"/>
-            <w:tcBorders>
-              <w:top w:val="single" w:color="D9D8D3" w:sz="4"/>
-              <w:left w:val="single" w:color="D9D8D3" w:sz="4"/>
-              <w:bottom w:val="single" w:color="D9D8D3" w:sz="4"/>
-              <w:right w:val="single" w:color="D9D8D3" w:sz="4"/>
-            </w:tcBorders>
-            <w:tcMar>
-              <w:top w:type="dxa" w:w="60"/>
-              <w:left w:type="dxa" w:w="100"/>
-              <w:bottom w:type="dxa" w:w="60"/>
-              <w:right w:type="dxa" w:w="100"/>
-            </w:tcMar>
-          </w:tcPr>
-          <w:p>
-            <w:r>
-              <w:rPr>
-                <w:sz w:val="19"/>
-                <w:szCs w:val="19"/>
-              </w:rPr>
-              <w:t xml:space="preserve">Average waiting time before service starts</w:t>
-            </w:r>
-          </w:p>
-        </w:tc>
-        <w:tc>
-          <w:tcPr>
-            <w:tcW w:type="dxa" w:w="1500"/>
-            <w:tcBorders>
-              <w:top w:val="single" w:color="D9D8D3" w:sz="4"/>
-              <w:left w:val="single" w:color="D9D8D3" w:sz="4"/>
-              <w:bottom w:val="single" w:color="D9D8D3" w:sz="4"/>
-              <w:right w:val="single" w:color="D9D8D3" w:sz="4"/>
-            </w:tcBorders>
-            <w:tcMar>
-              <w:top w:type="dxa" w:w="60"/>
-              <w:left w:type="dxa" w:w="100"/>
-              <w:bottom w:type="dxa" w:w="60"/>
-              <w:right w:type="dxa" w:w="100"/>
-            </w:tcMar>
-          </w:tcPr>
-          <w:p>
-            <w:r>
-              <w:rPr>
-                <w:sz w:val="19"/>
-                <w:szCs w:val="19"/>
-              </w:rPr>
-              <w:t xml:space="preserve">minutes</w:t>
-            </w:r>
-          </w:p>
-        </w:tc>
-        <w:tc>
-          <w:tcPr>
-            <w:tcW w:type="dxa" w:w="1900"/>
-            <w:tcBorders>
-              <w:top w:val="single" w:color="D9D8D3" w:sz="4"/>
-              <w:left w:val="single" w:color="D9D8D3" w:sz="4"/>
-              <w:bottom w:val="single" w:color="D9D8D3" w:sz="4"/>
-              <w:right w:val="single" w:color="D9D8D3" w:sz="4"/>
-            </w:tcBorders>
-            <w:tcMar>
-              <w:top w:type="dxa" w:w="60"/>
-              <w:left w:type="dxa" w:w="100"/>
-              <w:bottom w:type="dxa" w:w="60"/>
-              <w:right w:type="dxa" w:w="100"/>
-            </w:tcMar>
-          </w:tcPr>
-          <w:p>
-            <w:r>
-              <w:rPr>
-                <w:sz w:val="19"/>
-                <w:szCs w:val="19"/>
-              </w:rPr>
-              <w:t xml:space="preserve">Computed</w:t>
-            </w:r>
-          </w:p>
-        </w:tc>
-      </w:tr>
-      <w:tr>
-        <w:tc>
-          <w:tcPr>
-            <w:tcW w:type="dxa" w:w="1150"/>
-            <w:tcBorders>
-              <w:top w:val="single" w:color="D9D8D3" w:sz="4"/>
-              <w:left w:val="single" w:color="D9D8D3" w:sz="4"/>
-              <w:bottom w:val="single" w:color="D9D8D3" w:sz="4"/>
-              <w:right w:val="single" w:color="D9D8D3" w:sz="4"/>
-            </w:tcBorders>
-            <w:tcMar>
-              <w:top w:type="dxa" w:w="60"/>
-              <w:left w:type="dxa" w:w="100"/>
-              <w:bottom w:type="dxa" w:w="60"/>
-              <w:right w:type="dxa" w:w="100"/>
-            </w:tcMar>
-          </w:tcPr>
-          <w:p>
-            <w:r>
-              <w:rPr>
-                <w:sz w:val="19"/>
-                <w:szCs w:val="19"/>
-              </w:rPr>
-              <w:t xml:space="preserve">1/μ</w:t>
-            </w:r>
-          </w:p>
-        </w:tc>
-        <w:tc>
-          <w:tcPr>
-            <w:tcW w:type="dxa" w:w="1350"/>
-            <w:tcBorders>
-              <w:top w:val="single" w:color="D9D8D3" w:sz="4"/>
-              <w:left w:val="single" w:color="D9D8D3" w:sz="4"/>
-              <w:bottom w:val="single" w:color="D9D8D3" w:sz="4"/>
-              <w:right w:val="single" w:color="D9D8D3" w:sz="4"/>
-            </w:tcBorders>
-            <w:tcMar>
-              <w:top w:type="dxa" w:w="60"/>
-              <w:left w:type="dxa" w:w="100"/>
-              <w:bottom w:type="dxa" w:w="60"/>
-              <w:right w:type="dxa" w:w="100"/>
-            </w:tcMar>
-          </w:tcPr>
-          <w:p>
-            <w:r>
-              <w:rPr>
-                <w:sz w:val="19"/>
-                <w:szCs w:val="19"/>
-              </w:rPr>
-              <w:t xml:space="preserve">Service time</w:t>
-            </w:r>
-          </w:p>
-        </w:tc>
-        <w:tc>
-          <w:tcPr>
-            <w:tcW w:type="dxa" w:w="3126"/>
-            <w:tcBorders>
-              <w:top w:val="single" w:color="D9D8D3" w:sz="4"/>
-              <w:left w:val="single" w:color="D9D8D3" w:sz="4"/>
-              <w:bottom w:val="single" w:color="D9D8D3" w:sz="4"/>
-              <w:right w:val="single" w:color="D9D8D3" w:sz="4"/>
-            </w:tcBorders>
-            <w:tcMar>
-              <w:top w:type="dxa" w:w="60"/>
-              <w:left w:type="dxa" w:w="100"/>
-              <w:bottom w:type="dxa" w:w="60"/>
-              <w:right w:type="dxa" w:w="100"/>
-            </w:tcMar>
-          </w:tcPr>
-          <w:p>
-            <w:r>
-              <w:rPr>
-                <w:sz w:val="19"/>
-                <w:szCs w:val="19"/>
-              </w:rPr>
-              <w:t xml:space="preserve">Average time to serve one student</w:t>
-            </w:r>
-          </w:p>
-        </w:tc>
-        <w:tc>
-          <w:tcPr>
-            <w:tcW w:type="dxa" w:w="1500"/>
-            <w:tcBorders>
-              <w:top w:val="single" w:color="D9D8D3" w:sz="4"/>
-              <w:left w:val="single" w:color="D9D8D3" w:sz="4"/>
-              <w:bottom w:val="single" w:color="D9D8D3" w:sz="4"/>
-              <w:right w:val="single" w:color="D9D8D3" w:sz="4"/>
-            </w:tcBorders>
-            <w:tcMar>
-              <w:top w:type="dxa" w:w="60"/>
-              <w:left w:type="dxa" w:w="100"/>
-              <w:bottom w:type="dxa" w:w="60"/>
-              <w:right w:type="dxa" w:w="100"/>
-            </w:tcMar>
-          </w:tcPr>
-          <w:p>
-            <w:r>
-              <w:rPr>
-                <w:sz w:val="19"/>
-                <w:szCs w:val="19"/>
-              </w:rPr>
-              <w:t xml:space="preserve">minutes</w:t>
-            </w:r>
-          </w:p>
-        </w:tc>
-        <w:tc>
-          <w:tcPr>
-            <w:tcW w:type="dxa" w:w="1900"/>
-            <w:tcBorders>
-              <w:top w:val="single" w:color="D9D8D3" w:sz="4"/>
-              <w:left w:val="single" w:color="D9D8D3" w:sz="4"/>
-              <w:bottom w:val="single" w:color="D9D8D3" w:sz="4"/>
-              <w:right w:val="single" w:color="D9D8D3" w:sz="4"/>
-            </w:tcBorders>
-            <w:tcMar>
-              <w:top w:type="dxa" w:w="60"/>
-              <w:left w:type="dxa" w:w="100"/>
-              <w:bottom w:type="dxa" w:w="60"/>
-              <w:right w:type="dxa" w:w="100"/>
-            </w:tcMar>
-          </w:tcPr>
-          <w:p>
-            <w:r>
-              <w:rPr>
-                <w:sz w:val="19"/>
-                <w:szCs w:val="19"/>
-              </w:rPr>
-              <w:t xml:space="preserve">0.25 min (15 s), </w:t>
+              <w:t xml:space="preserve">0.1 min (6 s), </w:t>
             </w:r>
             <w:r>
               <w:rPr>
@@ -5462,7 +5516,7 @@
                 <w:sz w:val="19"/>
                 <w:szCs w:val="19"/>
               </w:rPr>
-              <w:t xml:space="preserve">65% Central / 35% Munch, </w:t>
+              <w:t xml:space="preserve">85% Central / 15% Munch, </w:t>
             </w:r>
             <w:r>
               <w:rPr>
@@ -5473,6 +5527,13 @@
               </w:rPr>
               <w:t xml:space="preserve">assumed</w:t>
             </w:r>
+            <w:r>
+              <w:rPr>
+                <w:sz w:val="19"/>
+                <w:szCs w:val="19"/>
+              </w:rPr>
+              <w:t xml:space="preserve"> (not measured)</w:t>
+            </w:r>
           </w:p>
         </w:tc>
       </w:tr>
@@ -5578,6 +5639,137 @@
                 <w:szCs w:val="19"/>
               </w:rPr>
               <w:t xml:space="preserve">Computed</w:t>
+            </w:r>
+          </w:p>
+        </w:tc>
+      </w:tr>
+      <w:tr>
+        <w:tc>
+          <w:tcPr>
+            <w:tcW w:type="dxa" w:w="1200"/>
+            <w:tcBorders>
+              <w:top w:val="single" w:color="D9D8D3" w:sz="4"/>
+              <w:left w:val="single" w:color="D9D8D3" w:sz="4"/>
+              <w:bottom w:val="single" w:color="D9D8D3" w:sz="4"/>
+              <w:right w:val="single" w:color="D9D8D3" w:sz="4"/>
+            </w:tcBorders>
+            <w:tcMar>
+              <w:top w:type="dxa" w:w="60"/>
+              <w:left w:type="dxa" w:w="100"/>
+              <w:bottom w:type="dxa" w:w="60"/>
+              <w:right w:type="dxa" w:w="100"/>
+            </w:tcMar>
+          </w:tcPr>
+          <w:p>
+            <w:r>
+              <w:rPr>
+                <w:sz w:val="19"/>
+                <w:szCs w:val="19"/>
+              </w:rPr>
+              <w:t xml:space="preserve">s</w:t>
+            </w:r>
+          </w:p>
+        </w:tc>
+        <w:tc>
+          <w:tcPr>
+            <w:tcW w:type="dxa" w:w="1700"/>
+            <w:tcBorders>
+              <w:top w:val="single" w:color="D9D8D3" w:sz="4"/>
+              <w:left w:val="single" w:color="D9D8D3" w:sz="4"/>
+              <w:bottom w:val="single" w:color="D9D8D3" w:sz="4"/>
+              <w:right w:val="single" w:color="D9D8D3" w:sz="4"/>
+            </w:tcBorders>
+            <w:tcMar>
+              <w:top w:type="dxa" w:w="60"/>
+              <w:left w:type="dxa" w:w="100"/>
+              <w:bottom w:type="dxa" w:w="60"/>
+              <w:right w:type="dxa" w:w="100"/>
+            </w:tcMar>
+          </w:tcPr>
+          <w:p>
+            <w:r>
+              <w:rPr>
+                <w:sz w:val="19"/>
+                <w:szCs w:val="19"/>
+              </w:rPr>
+              <w:t xml:space="preserve">Scanners</w:t>
+            </w:r>
+          </w:p>
+        </w:tc>
+        <w:tc>
+          <w:tcPr>
+            <w:tcW w:type="dxa" w:w="3926"/>
+            <w:tcBorders>
+              <w:top w:val="single" w:color="D9D8D3" w:sz="4"/>
+              <w:left w:val="single" w:color="D9D8D3" w:sz="4"/>
+              <w:bottom w:val="single" w:color="D9D8D3" w:sz="4"/>
+              <w:right w:val="single" w:color="D9D8D3" w:sz="4"/>
+            </w:tcBorders>
+            <w:tcMar>
+              <w:top w:type="dxa" w:w="60"/>
+              <w:left w:type="dxa" w:w="100"/>
+              <w:bottom w:type="dxa" w:w="60"/>
+              <w:right w:type="dxa" w:w="100"/>
+            </w:tcMar>
+          </w:tcPr>
+          <w:p>
+            <w:r>
+              <w:rPr>
+                <w:sz w:val="19"/>
+                <w:szCs w:val="19"/>
+              </w:rPr>
+              <w:t xml:space="preserve">Face scanners at the entrance of each mess, one at a time</w:t>
+            </w:r>
+          </w:p>
+        </w:tc>
+        <w:tc>
+          <w:tcPr>
+            <w:tcW w:type="dxa" w:w="2200"/>
+            <w:tcBorders>
+              <w:top w:val="single" w:color="D9D8D3" w:sz="4"/>
+              <w:left w:val="single" w:color="D9D8D3" w:sz="4"/>
+              <w:bottom w:val="single" w:color="D9D8D3" w:sz="4"/>
+              <w:right w:val="single" w:color="D9D8D3" w:sz="4"/>
+            </w:tcBorders>
+            <w:tcMar>
+              <w:top w:type="dxa" w:w="60"/>
+              <w:left w:type="dxa" w:w="100"/>
+              <w:bottom w:type="dxa" w:w="60"/>
+              <w:right w:type="dxa" w:w="100"/>
+            </w:tcMar>
+          </w:tcPr>
+          <w:p>
+            <w:r>
+              <w:rPr>
+                <w:sz w:val="19"/>
+                <w:szCs w:val="19"/>
+              </w:rPr>
+              <w:t xml:space="preserve">1 per mess, </w:t>
+            </w:r>
+            <w:r>
+              <w:rPr>
+                <w:b/>
+                <w:bCs/>
+                <w:sz w:val="19"/>
+                <w:szCs w:val="19"/>
+              </w:rPr>
+              <w:t xml:space="preserve">measured</w:t>
+            </w:r>
+            <w:r>
+              <w:rPr>
+                <w:sz w:val="19"/>
+                <w:szCs w:val="19"/>
+              </w:rPr>
+              <w:t xml:space="preserve">; 2 s per scan, </w:t>
+            </w:r>
+            <w:r>
+              <w:rPr>
+                <w:b/>
+                <w:bCs/>
+                <w:sz w:val="19"/>
+                <w:szCs w:val="19"/>
+              </w:rPr>
+              <w:t xml:space="preserve">assumed</w:t>
             </w:r>
           </w:p>
         </w:tc>
@@ -6484,17 +6676,17 @@
         <w:spacing w:after="120"/>
       </w:pPr>
       <w:r>
-        <w:t xml:space="preserve">In a surge, W grows because of queueing. If 40 students/min arrive at Central CT and the visit stretches to 24 minutes, L = 40 × 24 = </w:t>
+        <w:t xml:space="preserve">In a surge, W grows because of queueing. If about 29 students/min arrive at Central CT at peak (our simulated peak, close to the single scanner's ~30/min) and the visit stretches to 25 minutes, L ≈ 29 × 25 ≈ </w:t>
       </w:r>
       <w:r>
         <w:rPr>
           <w:b/>
           <w:bCs/>
         </w:rPr>
-        <w:t xml:space="preserve">960 &gt; 900 seats</w:t>
-      </w:r>
-      <w:r>
-        <w:t xml:space="preserve">. The hall can fill (photo O1 at 13:18) even though the seats are enough on average.</w:t>
+        <w:t xml:space="preserve">725</w:t>
+      </w:r>
+      <w:r>
+        <w:t xml:space="preserve"> people inside: below 900 seats. So with these inputs Central's bottleneck is the serving stations and the scanner, not the seats. If the visit stretched past 31 minutes, L would exceed 900 and the hall would fill (as in photo O1 at 13:18).</w:t>
       </w:r>
     </w:p>
     <w:p>
@@ -6518,7 +6710,7 @@
         <w:pStyle w:val="Heading2"/>
       </w:pPr>
       <w:r>
-        <w:t xml:space="preserve">3.3 The M/M/1 model (one serving line)</w:t>
+        <w:t xml:space="preserve">3.3 The M/M/1 model (one serving station)</w:t>
       </w:r>
     </w:p>
     <w:p>
@@ -6623,7 +6815,7 @@
         <w:pStyle w:val="Heading3"/>
       </w:pPr>
       <w:r>
-        <w:t xml:space="preserve">Mess example (illustrative: one serving line, μ = 240 students/hour, i.e. 15 s each)</w:t>
+        <w:t xml:space="preserve">Mess example (illustrative: one serving station, μ = 240 students/hour, i.e. 15 s each)</w:t>
       </w:r>
     </w:p>
     <w:p>
@@ -7247,7 +7439,7 @@
         <w:pStyle w:val="Heading2"/>
       </w:pPr>
       <w:r>
-        <w:t xml:space="preserve">3.4 The M/M/c model (several serving lines)</w:t>
+        <w:t xml:space="preserve">3.4 The M/M/c model (several serving stations)</w:t>
       </w:r>
     </w:p>
     <w:p>
@@ -7255,7 +7447,7 @@
         <w:spacing w:after="120"/>
       </w:pPr>
       <w:r>
-        <w:t xml:space="preserve">When a hall has c identical serving lines fed from one queue, we use </w:t>
+        <w:t xml:space="preserve">When a hall has c identical serving stations fed from one queue, we use </w:t>
       </w:r>
       <w:r>
         <w:rPr>
@@ -7329,10 +7521,10 @@
           <w:b/>
           <w:bCs/>
         </w:rPr>
-        <w:t xml:space="preserve">Illustrative example:</w:t>
-      </w:r>
-      <w:r>
-        <w:t xml:space="preserve"> a mess with c = 3 lines, μ = 4 students/min per line (capacity 12/min):</w:t>
+        <w:t xml:space="preserve">Example with our mess inputs:</w:t>
+      </w:r>
+      <w:r>
+        <w:t xml:space="preserve"> c = 2 serving stations (measured), μ = 10 students/min per station (assumed), so capacity 20/min:</w:t>
       </w:r>
     </w:p>
     <w:tbl>
@@ -7527,7 +7719,7 @@
                 <w:sz w:val="19"/>
                 <w:szCs w:val="19"/>
               </w:rPr>
-              <w:t xml:space="preserve">10/min</w:t>
+              <w:t xml:space="preserve">15/min</w:t>
             </w:r>
           </w:p>
         </w:tc>
@@ -7553,7 +7745,7 @@
                 <w:sz w:val="19"/>
                 <w:szCs w:val="19"/>
               </w:rPr>
-              <w:t xml:space="preserve">83%</w:t>
+              <w:t xml:space="preserve">75%</w:t>
             </w:r>
           </w:p>
         </w:tc>
@@ -7579,7 +7771,7 @@
                 <w:sz w:val="19"/>
                 <w:szCs w:val="19"/>
               </w:rPr>
-              <w:t xml:space="preserve">0.70</w:t>
+              <w:t xml:space="preserve">0.64</w:t>
             </w:r>
           </w:p>
         </w:tc>
@@ -7605,7 +7797,7 @@
                 <w:sz w:val="19"/>
                 <w:szCs w:val="19"/>
               </w:rPr>
-              <w:t xml:space="preserve">0.35 min (21 s)</w:t>
+              <w:t xml:space="preserve">0.13 min (8 s)</w:t>
             </w:r>
           </w:p>
         </w:tc>
@@ -7631,7 +7823,7 @@
                 <w:sz w:val="19"/>
                 <w:szCs w:val="19"/>
               </w:rPr>
-              <w:t xml:space="preserve">3.5</w:t>
+              <w:t xml:space="preserve">1.9</w:t>
             </w:r>
           </w:p>
         </w:tc>
@@ -7659,7 +7851,7 @@
                 <w:sz w:val="19"/>
                 <w:szCs w:val="19"/>
               </w:rPr>
-              <w:t xml:space="preserve">11/min</w:t>
+              <w:t xml:space="preserve">17/min</w:t>
             </w:r>
           </w:p>
         </w:tc>
@@ -7685,7 +7877,7 @@
                 <w:sz w:val="19"/>
                 <w:szCs w:val="19"/>
               </w:rPr>
-              <w:t xml:space="preserve">92%</w:t>
+              <w:t xml:space="preserve">85%</w:t>
             </w:r>
           </w:p>
         </w:tc>
@@ -7711,7 +7903,7 @@
                 <w:sz w:val="19"/>
                 <w:szCs w:val="19"/>
               </w:rPr>
-              <w:t xml:space="preserve">0.85</w:t>
+              <w:t xml:space="preserve">0.78</w:t>
             </w:r>
           </w:p>
         </w:tc>
@@ -7737,7 +7929,7 @@
                 <w:sz w:val="19"/>
                 <w:szCs w:val="19"/>
               </w:rPr>
-              <w:t xml:space="preserve">0.85 min (51 s)</w:t>
+              <w:t xml:space="preserve">0.26 min (16 s)</w:t>
             </w:r>
           </w:p>
         </w:tc>
@@ -7763,7 +7955,7 @@
                 <w:sz w:val="19"/>
                 <w:szCs w:val="19"/>
               </w:rPr>
-              <w:t xml:space="preserve">9.3</w:t>
+              <w:t xml:space="preserve">4.4</w:t>
             </w:r>
           </w:p>
         </w:tc>
@@ -7791,7 +7983,7 @@
                 <w:sz w:val="19"/>
                 <w:szCs w:val="19"/>
               </w:rPr>
-              <w:t xml:space="preserve">11.5/min</w:t>
+              <w:t xml:space="preserve">19/min</w:t>
             </w:r>
           </w:p>
         </w:tc>
@@ -7817,7 +8009,7 @@
                 <w:sz w:val="19"/>
                 <w:szCs w:val="19"/>
               </w:rPr>
-              <w:t xml:space="preserve">96%</w:t>
+              <w:t xml:space="preserve">95%</w:t>
             </w:r>
           </w:p>
         </w:tc>
@@ -7843,7 +8035,7 @@
                 <w:sz w:val="19"/>
                 <w:szCs w:val="19"/>
               </w:rPr>
-              <w:t xml:space="preserve">0.92</w:t>
+              <w:t xml:space="preserve">0.93</w:t>
             </w:r>
           </w:p>
         </w:tc>
@@ -7869,7 +8061,7 @@
                 <w:sz w:val="19"/>
                 <w:szCs w:val="19"/>
               </w:rPr>
-              <w:t xml:space="preserve">1.84 min (111 s)</w:t>
+              <w:t xml:space="preserve">0.93 min (56 s)</w:t>
             </w:r>
           </w:p>
         </w:tc>
@@ -7895,7 +8087,7 @@
                 <w:sz w:val="19"/>
                 <w:szCs w:val="19"/>
               </w:rPr>
-              <w:t xml:space="preserve">21.2</w:t>
+              <w:t xml:space="preserve">17.6</w:t>
             </w:r>
           </w:p>
         </w:tc>
@@ -7923,7 +8115,7 @@
                 <w:sz w:val="19"/>
                 <w:szCs w:val="19"/>
               </w:rPr>
-              <w:t xml:space="preserve">13/min</w:t>
+              <w:t xml:space="preserve">24/min</w:t>
             </w:r>
           </w:p>
         </w:tc>
@@ -7949,7 +8141,7 @@
                 <w:sz w:val="19"/>
                 <w:szCs w:val="19"/>
               </w:rPr>
-              <w:t xml:space="preserve">108%</w:t>
+              <w:t xml:space="preserve">120%</w:t>
             </w:r>
           </w:p>
         </w:tc>
@@ -8001,7 +8193,7 @@
                 <w:sz w:val="19"/>
                 <w:szCs w:val="19"/>
               </w:rPr>
-              <w:t xml:space="preserve">unstable: queue grows by 1 student/min</w:t>
+              <w:t xml:space="preserve">unstable: queue grows by 4 students/min</w:t>
             </w:r>
           </w:p>
         </w:tc>
@@ -8038,7 +8230,7 @@
         <w:spacing w:after="120"/>
       </w:pPr>
       <w:r>
-        <w:t xml:space="preserve">Three lines pooled into one queue wait much less than three separate M/M/1 lines at the same utilisation. That is the case for one shared queue feeding several serving points.</w:t>
+        <w:t xml:space="preserve">Two stations pooled into one queue wait much less than two separate M/M/1 lines at the same utilisation. That is the case for one shared queue feeding both serving stations. Why μ = 10/min: with only 2 stations, Central must serve about 2,500 students (85% of 2,960) in three hours, which is impossible at slower speeds; it must be about this fast. A stopwatch check is the most valuable next measurement.</w:t>
       </w:r>
     </w:p>
     <w:p>
@@ -8608,7 +8800,7 @@
                 <w:sz w:val="19"/>
                 <w:szCs w:val="19"/>
               </w:rPr>
-              <w:t xml:space="preserve"> sets μ to 0 until the refill arrives (25–30 min prep + 7–8 min delivery)</w:t>
+              <w:t xml:space="preserve"> sets μ to 0 until the refill arrives (25–30 min prep + 7–8 min delivery, about 35 min)</w:t>
             </w:r>
           </w:p>
         </w:tc>
@@ -8688,7 +8880,7 @@
                 <w:sz w:val="19"/>
                 <w:szCs w:val="19"/>
               </w:rPr>
-              <w:t xml:space="preserve">Tray counter → food line → seat</w:t>
+              <w:t xml:space="preserve">Face scanner → serving stations → seat</w:t>
             </w:r>
           </w:p>
         </w:tc>
@@ -8714,7 +8906,7 @@
                 <w:sz w:val="19"/>
                 <w:szCs w:val="19"/>
               </w:rPr>
-              <w:t xml:space="preserve">Model the bottleneck phase (food line) as the server; add a seat wait</w:t>
+              <w:t xml:space="preserve">Model the scanner and the serving stations as two phases; add a seat wait</w:t>
             </w:r>
           </w:p>
         </w:tc>
@@ -8767,7 +8959,7 @@
         <w:spacing w:after="120"/>
       </w:pPr>
       <w:r>
-        <w:t xml:space="preserve">Each step, the queue grows by the scans that arrived and shrinks by what the counters can serve. If 15 students/min arrive at a hall that serves 12/min, the queue grows by 3/min: after 20 minutes, 60 students are waiting, a 5-minute wait at 12/min.</w:t>
+        <w:t xml:space="preserve">Each step, the queue grows by the scans that arrived and shrinks by what the counters can serve. If 24 students/min arrive at a hall that serves 20/min, the queue grows by 4/min: after 20 minutes, 80 students are waiting, a 4-minute wait at 20/min.</w:t>
       </w:r>
     </w:p>
     <w:p>
@@ -8855,7 +9047,7 @@
         <w:t xml:space="preserve">Service rate μ:</w:t>
       </w:r>
       <w:r>
-        <w:t xml:space="preserve"> time 20–30 students at one serving line with a stopwatch, or count trays issued per minute at the tray counter.</w:t>
+        <w:t xml:space="preserve"> time 20–30 students at one serving station with a stopwatch, or count trays issued per minute at the tray counter.</w:t>
       </w:r>
     </w:p>
     <w:p>
@@ -9143,7 +9335,7 @@
                 <w:sz w:val="19"/>
                 <w:szCs w:val="19"/>
               </w:rPr>
-              <w:t xml:space="preserve">Serving</w:t>
+              <w:t xml:space="preserve">Scanning</w:t>
             </w:r>
           </w:p>
         </w:tc>
@@ -9169,7 +9361,7 @@
                 <w:sz w:val="19"/>
                 <w:szCs w:val="19"/>
               </w:rPr>
-              <w:t xml:space="preserve">c = 3 lines per mess; each student's service time is random with mean 15 s and cv 0.6</w:t>
+              <w:t xml:space="preserve">1 face scanner per mess, 2 s per student (assumed). Students who cannot scan yet wait OUTSIDE, unseen by the system</w:t>
             </w:r>
           </w:p>
         </w:tc>
@@ -9195,7 +9387,7 @@
                 <w:sz w:val="19"/>
                 <w:szCs w:val="19"/>
               </w:rPr>
-              <w:t xml:space="preserve">Multiple-channel service, general service times (M/G/c)</w:t>
+              <w:t xml:space="preserve">Single-channel first phase</w:t>
             </w:r>
           </w:p>
         </w:tc>
@@ -9223,7 +9415,7 @@
                 <w:sz w:val="19"/>
                 <w:szCs w:val="19"/>
               </w:rPr>
-              <w:t xml:space="preserve">Queue discipline</w:t>
+              <w:t xml:space="preserve">Serving</w:t>
             </w:r>
           </w:p>
         </w:tc>
@@ -9249,7 +9441,7 @@
                 <w:sz w:val="19"/>
                 <w:szCs w:val="19"/>
               </w:rPr>
-              <w:t xml:space="preserve">First come, first served</w:t>
+              <w:t xml:space="preserve">c = 2 stations per mess (measured); each student's service time is random with mean 6 s (assumed) and cv 0.6</w:t>
             </w:r>
           </w:p>
         </w:tc>
@@ -9275,7 +9467,7 @@
                 <w:sz w:val="19"/>
                 <w:szCs w:val="19"/>
               </w:rPr>
-              <w:t xml:space="preserve">FCFS</w:t>
+              <w:t xml:space="preserve">Multiple-channel service, general service times (M/G/c)</w:t>
             </w:r>
           </w:p>
         </w:tc>
@@ -9303,6 +9495,86 @@
                 <w:sz w:val="19"/>
                 <w:szCs w:val="19"/>
               </w:rPr>
+              <w:t xml:space="preserve">Queue discipline</w:t>
+            </w:r>
+          </w:p>
+        </w:tc>
+        <w:tc>
+          <w:tcPr>
+            <w:tcW w:type="dxa" w:w="4526"/>
+            <w:tcBorders>
+              <w:top w:val="single" w:color="D9D8D3" w:sz="4"/>
+              <w:left w:val="single" w:color="D9D8D3" w:sz="4"/>
+              <w:bottom w:val="single" w:color="D9D8D3" w:sz="4"/>
+              <w:right w:val="single" w:color="D9D8D3" w:sz="4"/>
+            </w:tcBorders>
+            <w:tcMar>
+              <w:top w:type="dxa" w:w="60"/>
+              <w:left w:type="dxa" w:w="100"/>
+              <w:bottom w:type="dxa" w:w="60"/>
+              <w:right w:type="dxa" w:w="100"/>
+            </w:tcMar>
+          </w:tcPr>
+          <w:p>
+            <w:r>
+              <w:rPr>
+                <w:sz w:val="19"/>
+                <w:szCs w:val="19"/>
+              </w:rPr>
+              <w:t xml:space="preserve">First come, first served</w:t>
+            </w:r>
+          </w:p>
+        </w:tc>
+        <w:tc>
+          <w:tcPr>
+            <w:tcW w:type="dxa" w:w="2900"/>
+            <w:tcBorders>
+              <w:top w:val="single" w:color="D9D8D3" w:sz="4"/>
+              <w:left w:val="single" w:color="D9D8D3" w:sz="4"/>
+              <w:bottom w:val="single" w:color="D9D8D3" w:sz="4"/>
+              <w:right w:val="single" w:color="D9D8D3" w:sz="4"/>
+            </w:tcBorders>
+            <w:tcMar>
+              <w:top w:type="dxa" w:w="60"/>
+              <w:left w:type="dxa" w:w="100"/>
+              <w:bottom w:type="dxa" w:w="60"/>
+              <w:right w:type="dxa" w:w="100"/>
+            </w:tcMar>
+          </w:tcPr>
+          <w:p>
+            <w:r>
+              <w:rPr>
+                <w:sz w:val="19"/>
+                <w:szCs w:val="19"/>
+              </w:rPr>
+              <w:t xml:space="preserve">FCFS</w:t>
+            </w:r>
+          </w:p>
+        </w:tc>
+      </w:tr>
+      <w:tr>
+        <w:tc>
+          <w:tcPr>
+            <w:tcW w:type="dxa" w:w="1600"/>
+            <w:tcBorders>
+              <w:top w:val="single" w:color="D9D8D3" w:sz="4"/>
+              <w:left w:val="single" w:color="D9D8D3" w:sz="4"/>
+              <w:bottom w:val="single" w:color="D9D8D3" w:sz="4"/>
+              <w:right w:val="single" w:color="D9D8D3" w:sz="4"/>
+            </w:tcBorders>
+            <w:tcMar>
+              <w:top w:type="dxa" w:w="60"/>
+              <w:left w:type="dxa" w:w="100"/>
+              <w:bottom w:type="dxa" w:w="60"/>
+              <w:right w:type="dxa" w:w="100"/>
+            </w:tcMar>
+          </w:tcPr>
+          <w:p>
+            <w:r>
+              <w:rPr>
+                <w:sz w:val="19"/>
+                <w:szCs w:val="19"/>
+              </w:rPr>
               <w:t xml:space="preserve">Food stock</w:t>
             </w:r>
           </w:p>
@@ -9329,7 +9601,7 @@
                 <w:sz w:val="19"/>
                 <w:szCs w:val="19"/>
               </w:rPr>
-              <w:t xml:space="preserve">Batches of the main dish; the kitchen starts the next batch at a reorder level and it arrives 10 min later; if stock hits 0, the counters stop</w:t>
+              <w:t xml:space="preserve">Batches of the main dish (900 at Central, 500 at Munch, assumed); the kitchen starts the next batch at a reorder level and it arrives 35 min later (measured); if stock hits 0, the stations stop</w:t>
             </w:r>
           </w:p>
         </w:tc>
@@ -9927,17 +10199,17 @@
         <w:t xml:space="preserve">Simulated, not measured.  </w:t>
       </w:r>
       <w:r>
-        <w:t xml:space="preserve">These results come from 30 simulated lunches per setting with 1,600 students, using measured seats and visit time but </w:t>
+        <w:t xml:space="preserve">These results come from 20 simulated lunches per setting with 2,960 students over 11:30–14:30. Measured: students, seats, 2 stations and 1 scanner per mess, the 18-min visit and the 35-min restock. </w:t>
       </w:r>
       <w:r>
         <w:rPr>
           <w:b/>
           <w:bCs/>
         </w:rPr>
-        <w:t xml:space="preserve">assumed</w:t>
-      </w:r>
-      <w:r>
-        <w:t xml:space="preserve"> serving speed, food batches and arrival pattern. They show what the method can do; the pilot will show what actually happens.</w:t>
+        <w:t xml:space="preserve">Assumed:</w:t>
+      </w:r>
+      <w:r>
+        <w:t xml:space="preserve"> the 85/15 habit split, 10 students/min per station, 2 s per scan, food batches and the arrival curve. They show what the method can do; the pilot will show what actually happens.</w:t>
       </w:r>
     </w:p>
     <w:tbl>
@@ -9953,12 +10225,13 @@
         </w:tblBorders>
       </w:tblPr>
       <w:tblGrid>
-        <w:gridCol w:w="2226"/>
-        <w:gridCol w:w="1400"/>
+        <w:gridCol w:w="1926"/>
+        <w:gridCol w:w="1200"/>
+        <w:gridCol w:w="1100"/>
         <w:gridCol w:w="1300"/>
-        <w:gridCol w:w="1500"/>
-        <w:gridCol w:w="1200"/>
-        <w:gridCol w:w="1400"/>
+        <w:gridCol w:w="1100"/>
+        <w:gridCol w:w="1100"/>
+        <w:gridCol w:w="1300"/>
       </w:tblGrid>
       <w:tr>
         <w:trPr>
@@ -9966,7 +10239,7 @@
         </w:trPr>
         <w:tc>
           <w:tcPr>
-            <w:tcW w:type="dxa" w:w="2226"/>
+            <w:tcW w:type="dxa" w:w="1926"/>
             <w:tcBorders>
               <w:top w:val="single" w:color="D9D8D3" w:sz="4"/>
               <w:left w:val="single" w:color="D9D8D3" w:sz="4"/>
@@ -9995,7 +10268,7 @@
         </w:tc>
         <w:tc>
           <w:tcPr>
-            <w:tcW w:type="dxa" w:w="1400"/>
+            <w:tcW w:type="dxa" w:w="1200"/>
             <w:tcBorders>
               <w:top w:val="single" w:color="D9D8D3" w:sz="4"/>
               <w:left w:val="single" w:color="D9D8D3" w:sz="4"/>
@@ -10024,7 +10297,7 @@
         </w:tc>
         <w:tc>
           <w:tcPr>
-            <w:tcW w:type="dxa" w:w="1300"/>
+            <w:tcW w:type="dxa" w:w="1100"/>
             <w:tcBorders>
               <w:top w:val="single" w:color="D9D8D3" w:sz="4"/>
               <w:left w:val="single" w:color="D9D8D3" w:sz="4"/>
@@ -10053,7 +10326,7 @@
         </w:tc>
         <w:tc>
           <w:tcPr>
-            <w:tcW w:type="dxa" w:w="1500"/>
+            <w:tcW w:type="dxa" w:w="1300"/>
             <w:tcBorders>
               <w:top w:val="single" w:color="D9D8D3" w:sz="4"/>
               <w:left w:val="single" w:color="D9D8D3" w:sz="4"/>
@@ -10082,7 +10355,7 @@
         </w:tc>
         <w:tc>
           <w:tcPr>
-            <w:tcW w:type="dxa" w:w="1200"/>
+            <w:tcW w:type="dxa" w:w="1100"/>
             <w:tcBorders>
               <w:top w:val="single" w:color="D9D8D3" w:sz="4"/>
               <w:left w:val="single" w:color="D9D8D3" w:sz="4"/>
@@ -10111,7 +10384,7 @@
         </w:tc>
         <w:tc>
           <w:tcPr>
-            <w:tcW w:type="dxa" w:w="1400"/>
+            <w:tcW w:type="dxa" w:w="1100"/>
             <w:tcBorders>
               <w:top w:val="single" w:color="D9D8D3" w:sz="4"/>
               <w:left w:val="single" w:color="D9D8D3" w:sz="4"/>
@@ -10134,6 +10407,35 @@
                 <w:sz w:val="19"/>
                 <w:szCs w:val="19"/>
               </w:rPr>
+              <w:t xml:space="preserve">Food run-outs</w:t>
+            </w:r>
+          </w:p>
+        </w:tc>
+        <w:tc>
+          <w:tcPr>
+            <w:tcW w:type="dxa" w:w="1300"/>
+            <w:tcBorders>
+              <w:top w:val="single" w:color="D9D8D3" w:sz="4"/>
+              <w:left w:val="single" w:color="D9D8D3" w:sz="4"/>
+              <w:bottom w:val="single" w:color="D9D8D3" w:sz="4"/>
+              <w:right w:val="single" w:color="D9D8D3" w:sz="4"/>
+            </w:tcBorders>
+            <w:shd w:fill="ECEBE7" w:color="auto" w:val="clear"/>
+            <w:tcMar>
+              <w:top w:type="dxa" w:w="60"/>
+              <w:left w:type="dxa" w:w="100"/>
+              <w:bottom w:type="dxa" w:w="60"/>
+              <w:right w:type="dxa" w:w="100"/>
+            </w:tcMar>
+          </w:tcPr>
+          <w:p>
+            <w:r>
+              <w:rPr>
+                <w:b/>
+                <w:bCs/>
+                <w:sz w:val="19"/>
+                <w:szCs w:val="19"/>
+              </w:rPr>
               <w:t xml:space="preserve">Walked to the other mess</w:t>
             </w:r>
           </w:p>
@@ -10142,7 +10444,7 @@
       <w:tr>
         <w:tc>
           <w:tcPr>
-            <w:tcW w:type="dxa" w:w="2226"/>
+            <w:tcW w:type="dxa" w:w="1926"/>
             <w:tcBorders>
               <w:top w:val="single" w:color="D9D8D3" w:sz="4"/>
               <w:left w:val="single" w:color="D9D8D3" w:sz="4"/>
@@ -10168,7 +10470,7 @@
         </w:tc>
         <w:tc>
           <w:tcPr>
-            <w:tcW w:type="dxa" w:w="1400"/>
+            <w:tcW w:type="dxa" w:w="1200"/>
             <w:tcBorders>
               <w:top w:val="single" w:color="D9D8D3" w:sz="4"/>
               <w:left w:val="single" w:color="D9D8D3" w:sz="4"/>
@@ -10194,6 +10496,32 @@
         </w:tc>
         <w:tc>
           <w:tcPr>
+            <w:tcW w:type="dxa" w:w="1100"/>
+            <w:tcBorders>
+              <w:top w:val="single" w:color="D9D8D3" w:sz="4"/>
+              <w:left w:val="single" w:color="D9D8D3" w:sz="4"/>
+              <w:bottom w:val="single" w:color="D9D8D3" w:sz="4"/>
+              <w:right w:val="single" w:color="D9D8D3" w:sz="4"/>
+            </w:tcBorders>
+            <w:tcMar>
+              <w:top w:type="dxa" w:w="60"/>
+              <w:left w:type="dxa" w:w="100"/>
+              <w:bottom w:type="dxa" w:w="60"/>
+              <w:right w:type="dxa" w:w="100"/>
+            </w:tcMar>
+          </w:tcPr>
+          <w:p>
+            <w:r>
+              <w:rPr>
+                <w:sz w:val="19"/>
+                <w:szCs w:val="19"/>
+              </w:rPr>
+              <w:t xml:space="preserve">7.0 min</w:t>
+            </w:r>
+          </w:p>
+        </w:tc>
+        <w:tc>
+          <w:tcPr>
             <w:tcW w:type="dxa" w:w="1300"/>
             <w:tcBorders>
               <w:top w:val="single" w:color="D9D8D3" w:sz="4"/>
@@ -10214,65 +10542,65 @@
                 <w:sz w:val="19"/>
                 <w:szCs w:val="19"/>
               </w:rPr>
-              <w:t xml:space="preserve">5.4 min</w:t>
-            </w:r>
-          </w:p>
-        </w:tc>
-        <w:tc>
-          <w:tcPr>
-            <w:tcW w:type="dxa" w:w="1500"/>
-            <w:tcBorders>
-              <w:top w:val="single" w:color="D9D8D3" w:sz="4"/>
-              <w:left w:val="single" w:color="D9D8D3" w:sz="4"/>
-              <w:bottom w:val="single" w:color="D9D8D3" w:sz="4"/>
-              <w:right w:val="single" w:color="D9D8D3" w:sz="4"/>
-            </w:tcBorders>
-            <w:tcMar>
-              <w:top w:type="dxa" w:w="60"/>
-              <w:left w:type="dxa" w:w="100"/>
-              <w:bottom w:type="dxa" w:w="60"/>
-              <w:right w:type="dxa" w:w="100"/>
-            </w:tcMar>
-          </w:tcPr>
-          <w:p>
-            <w:r>
-              <w:rPr>
-                <w:sz w:val="19"/>
-                <w:szCs w:val="19"/>
-              </w:rPr>
-              <w:t xml:space="preserve">14.8 min</w:t>
-            </w:r>
-          </w:p>
-        </w:tc>
-        <w:tc>
-          <w:tcPr>
-            <w:tcW w:type="dxa" w:w="1200"/>
-            <w:tcBorders>
-              <w:top w:val="single" w:color="D9D8D3" w:sz="4"/>
-              <w:left w:val="single" w:color="D9D8D3" w:sz="4"/>
-              <w:bottom w:val="single" w:color="D9D8D3" w:sz="4"/>
-              <w:right w:val="single" w:color="D9D8D3" w:sz="4"/>
-            </w:tcBorders>
-            <w:tcMar>
-              <w:top w:type="dxa" w:w="60"/>
-              <w:left w:type="dxa" w:w="100"/>
-              <w:bottom w:type="dxa" w:w="60"/>
-              <w:right w:type="dxa" w:w="100"/>
-            </w:tcMar>
-          </w:tcPr>
-          <w:p>
-            <w:r>
-              <w:rPr>
-                <w:sz w:val="19"/>
-                <w:szCs w:val="19"/>
-              </w:rPr>
-              <w:t xml:space="preserve">192</w:t>
-            </w:r>
-          </w:p>
-        </w:tc>
-        <w:tc>
-          <w:tcPr>
-            <w:tcW w:type="dxa" w:w="1400"/>
+              <w:t xml:space="preserve">17.2 min</w:t>
+            </w:r>
+          </w:p>
+        </w:tc>
+        <w:tc>
+          <w:tcPr>
+            <w:tcW w:type="dxa" w:w="1100"/>
+            <w:tcBorders>
+              <w:top w:val="single" w:color="D9D8D3" w:sz="4"/>
+              <w:left w:val="single" w:color="D9D8D3" w:sz="4"/>
+              <w:bottom w:val="single" w:color="D9D8D3" w:sz="4"/>
+              <w:right w:val="single" w:color="D9D8D3" w:sz="4"/>
+            </w:tcBorders>
+            <w:tcMar>
+              <w:top w:type="dxa" w:w="60"/>
+              <w:left w:type="dxa" w:w="100"/>
+              <w:bottom w:type="dxa" w:w="60"/>
+              <w:right w:type="dxa" w:w="100"/>
+            </w:tcMar>
+          </w:tcPr>
+          <w:p>
+            <w:r>
+              <w:rPr>
+                <w:sz w:val="19"/>
+                <w:szCs w:val="19"/>
+              </w:rPr>
+              <w:t xml:space="preserve">495</w:t>
+            </w:r>
+          </w:p>
+        </w:tc>
+        <w:tc>
+          <w:tcPr>
+            <w:tcW w:type="dxa" w:w="1100"/>
+            <w:tcBorders>
+              <w:top w:val="single" w:color="D9D8D3" w:sz="4"/>
+              <w:left w:val="single" w:color="D9D8D3" w:sz="4"/>
+              <w:bottom w:val="single" w:color="D9D8D3" w:sz="4"/>
+              <w:right w:val="single" w:color="D9D8D3" w:sz="4"/>
+            </w:tcBorders>
+            <w:tcMar>
+              <w:top w:type="dxa" w:w="60"/>
+              <w:left w:type="dxa" w:w="100"/>
+              <w:bottom w:type="dxa" w:w="60"/>
+              <w:right w:type="dxa" w:w="100"/>
+            </w:tcMar>
+          </w:tcPr>
+          <w:p>
+            <w:r>
+              <w:rPr>
+                <w:sz w:val="19"/>
+                <w:szCs w:val="19"/>
+              </w:rPr>
+              <w:t xml:space="preserve">2.0</w:t>
+            </w:r>
+          </w:p>
+        </w:tc>
+        <w:tc>
+          <w:tcPr>
+            <w:tcW w:type="dxa" w:w="1300"/>
             <w:tcBorders>
               <w:top w:val="single" w:color="D9D8D3" w:sz="4"/>
               <w:left w:val="single" w:color="D9D8D3" w:sz="4"/>
@@ -10300,7 +10628,7 @@
       <w:tr>
         <w:tc>
           <w:tcPr>
-            <w:tcW w:type="dxa" w:w="2226"/>
+            <w:tcW w:type="dxa" w:w="1926"/>
             <w:tcBorders>
               <w:top w:val="single" w:color="D9D8D3" w:sz="4"/>
               <w:left w:val="single" w:color="D9D8D3" w:sz="4"/>
@@ -10326,7 +10654,7 @@
         </w:tc>
         <w:tc>
           <w:tcPr>
-            <w:tcW w:type="dxa" w:w="1400"/>
+            <w:tcW w:type="dxa" w:w="1200"/>
             <w:tcBorders>
               <w:top w:val="single" w:color="D9D8D3" w:sz="4"/>
               <w:left w:val="single" w:color="D9D8D3" w:sz="4"/>
@@ -10352,6 +10680,32 @@
         </w:tc>
         <w:tc>
           <w:tcPr>
+            <w:tcW w:type="dxa" w:w="1100"/>
+            <w:tcBorders>
+              <w:top w:val="single" w:color="D9D8D3" w:sz="4"/>
+              <w:left w:val="single" w:color="D9D8D3" w:sz="4"/>
+              <w:bottom w:val="single" w:color="D9D8D3" w:sz="4"/>
+              <w:right w:val="single" w:color="D9D8D3" w:sz="4"/>
+            </w:tcBorders>
+            <w:tcMar>
+              <w:top w:type="dxa" w:w="60"/>
+              <w:left w:type="dxa" w:w="100"/>
+              <w:bottom w:type="dxa" w:w="60"/>
+              <w:right w:type="dxa" w:w="100"/>
+            </w:tcMar>
+          </w:tcPr>
+          <w:p>
+            <w:r>
+              <w:rPr>
+                <w:sz w:val="19"/>
+                <w:szCs w:val="19"/>
+              </w:rPr>
+              <w:t xml:space="preserve">1.5 min</w:t>
+            </w:r>
+          </w:p>
+        </w:tc>
+        <w:tc>
+          <w:tcPr>
             <w:tcW w:type="dxa" w:w="1300"/>
             <w:tcBorders>
               <w:top w:val="single" w:color="D9D8D3" w:sz="4"/>
@@ -10372,85 +10726,85 @@
                 <w:sz w:val="19"/>
                 <w:szCs w:val="19"/>
               </w:rPr>
-              <w:t xml:space="preserve">2.4 min</w:t>
-            </w:r>
-          </w:p>
-        </w:tc>
-        <w:tc>
-          <w:tcPr>
-            <w:tcW w:type="dxa" w:w="1500"/>
-            <w:tcBorders>
-              <w:top w:val="single" w:color="D9D8D3" w:sz="4"/>
-              <w:left w:val="single" w:color="D9D8D3" w:sz="4"/>
-              <w:bottom w:val="single" w:color="D9D8D3" w:sz="4"/>
-              <w:right w:val="single" w:color="D9D8D3" w:sz="4"/>
-            </w:tcBorders>
-            <w:tcMar>
-              <w:top w:type="dxa" w:w="60"/>
-              <w:left w:type="dxa" w:w="100"/>
-              <w:bottom w:type="dxa" w:w="60"/>
-              <w:right w:type="dxa" w:w="100"/>
-            </w:tcMar>
-          </w:tcPr>
-          <w:p>
-            <w:r>
-              <w:rPr>
-                <w:sz w:val="19"/>
-                <w:szCs w:val="19"/>
-              </w:rPr>
-              <w:t xml:space="preserve">6.3 min</w:t>
-            </w:r>
-          </w:p>
-        </w:tc>
-        <w:tc>
-          <w:tcPr>
-            <w:tcW w:type="dxa" w:w="1200"/>
-            <w:tcBorders>
-              <w:top w:val="single" w:color="D9D8D3" w:sz="4"/>
-              <w:left w:val="single" w:color="D9D8D3" w:sz="4"/>
-              <w:bottom w:val="single" w:color="D9D8D3" w:sz="4"/>
-              <w:right w:val="single" w:color="D9D8D3" w:sz="4"/>
-            </w:tcBorders>
-            <w:tcMar>
-              <w:top w:type="dxa" w:w="60"/>
-              <w:left w:type="dxa" w:w="100"/>
-              <w:bottom w:type="dxa" w:w="60"/>
-              <w:right w:type="dxa" w:w="100"/>
-            </w:tcMar>
-          </w:tcPr>
-          <w:p>
-            <w:r>
-              <w:rPr>
-                <w:sz w:val="19"/>
-                <w:szCs w:val="19"/>
-              </w:rPr>
-              <w:t xml:space="preserve">88</w:t>
-            </w:r>
-          </w:p>
-        </w:tc>
-        <w:tc>
-          <w:tcPr>
-            <w:tcW w:type="dxa" w:w="1400"/>
-            <w:tcBorders>
-              <w:top w:val="single" w:color="D9D8D3" w:sz="4"/>
-              <w:left w:val="single" w:color="D9D8D3" w:sz="4"/>
-              <w:bottom w:val="single" w:color="D9D8D3" w:sz="4"/>
-              <w:right w:val="single" w:color="D9D8D3" w:sz="4"/>
-            </w:tcBorders>
-            <w:tcMar>
-              <w:top w:type="dxa" w:w="60"/>
-              <w:left w:type="dxa" w:w="100"/>
-              <w:bottom w:type="dxa" w:w="60"/>
-              <w:right w:type="dxa" w:w="100"/>
-            </w:tcMar>
-          </w:tcPr>
-          <w:p>
-            <w:r>
-              <w:rPr>
-                <w:sz w:val="19"/>
-                <w:szCs w:val="19"/>
-              </w:rPr>
-              <w:t xml:space="preserve">9%</w:t>
+              <w:t xml:space="preserve">4.5 min</w:t>
+            </w:r>
+          </w:p>
+        </w:tc>
+        <w:tc>
+          <w:tcPr>
+            <w:tcW w:type="dxa" w:w="1100"/>
+            <w:tcBorders>
+              <w:top w:val="single" w:color="D9D8D3" w:sz="4"/>
+              <w:left w:val="single" w:color="D9D8D3" w:sz="4"/>
+              <w:bottom w:val="single" w:color="D9D8D3" w:sz="4"/>
+              <w:right w:val="single" w:color="D9D8D3" w:sz="4"/>
+            </w:tcBorders>
+            <w:tcMar>
+              <w:top w:type="dxa" w:w="60"/>
+              <w:left w:type="dxa" w:w="100"/>
+              <w:bottom w:type="dxa" w:w="60"/>
+              <w:right w:type="dxa" w:w="100"/>
+            </w:tcMar>
+          </w:tcPr>
+          <w:p>
+            <w:r>
+              <w:rPr>
+                <w:sz w:val="19"/>
+                <w:szCs w:val="19"/>
+              </w:rPr>
+              <w:t xml:space="preserve">235</w:t>
+            </w:r>
+          </w:p>
+        </w:tc>
+        <w:tc>
+          <w:tcPr>
+            <w:tcW w:type="dxa" w:w="1100"/>
+            <w:tcBorders>
+              <w:top w:val="single" w:color="D9D8D3" w:sz="4"/>
+              <w:left w:val="single" w:color="D9D8D3" w:sz="4"/>
+              <w:bottom w:val="single" w:color="D9D8D3" w:sz="4"/>
+              <w:right w:val="single" w:color="D9D8D3" w:sz="4"/>
+            </w:tcBorders>
+            <w:tcMar>
+              <w:top w:type="dxa" w:w="60"/>
+              <w:left w:type="dxa" w:w="100"/>
+              <w:bottom w:type="dxa" w:w="60"/>
+              <w:right w:type="dxa" w:w="100"/>
+            </w:tcMar>
+          </w:tcPr>
+          <w:p>
+            <w:r>
+              <w:rPr>
+                <w:sz w:val="19"/>
+                <w:szCs w:val="19"/>
+              </w:rPr>
+              <w:t xml:space="preserve">3.0</w:t>
+            </w:r>
+          </w:p>
+        </w:tc>
+        <w:tc>
+          <w:tcPr>
+            <w:tcW w:type="dxa" w:w="1300"/>
+            <w:tcBorders>
+              <w:top w:val="single" w:color="D9D8D3" w:sz="4"/>
+              <w:left w:val="single" w:color="D9D8D3" w:sz="4"/>
+              <w:bottom w:val="single" w:color="D9D8D3" w:sz="4"/>
+              <w:right w:val="single" w:color="D9D8D3" w:sz="4"/>
+            </w:tcBorders>
+            <w:tcMar>
+              <w:top w:type="dxa" w:w="60"/>
+              <w:left w:type="dxa" w:w="100"/>
+              <w:bottom w:type="dxa" w:w="60"/>
+              <w:right w:type="dxa" w:w="100"/>
+            </w:tcMar>
+          </w:tcPr>
+          <w:p>
+            <w:r>
+              <w:rPr>
+                <w:sz w:val="19"/>
+                <w:szCs w:val="19"/>
+              </w:rPr>
+              <w:t xml:space="preserve">15%</w:t>
             </w:r>
           </w:p>
         </w:tc>
@@ -10458,7 +10812,7 @@
       <w:tr>
         <w:tc>
           <w:tcPr>
-            <w:tcW w:type="dxa" w:w="2226"/>
+            <w:tcW w:type="dxa" w:w="1926"/>
             <w:tcBorders>
               <w:top w:val="single" w:color="D9D8D3" w:sz="4"/>
               <w:left w:val="single" w:color="D9D8D3" w:sz="4"/>
@@ -10484,7 +10838,7 @@
         </w:tc>
         <w:tc>
           <w:tcPr>
-            <w:tcW w:type="dxa" w:w="1400"/>
+            <w:tcW w:type="dxa" w:w="1200"/>
             <w:tcBorders>
               <w:top w:val="single" w:color="D9D8D3" w:sz="4"/>
               <w:left w:val="single" w:color="D9D8D3" w:sz="4"/>
@@ -10510,6 +10864,32 @@
         </w:tc>
         <w:tc>
           <w:tcPr>
+            <w:tcW w:type="dxa" w:w="1100"/>
+            <w:tcBorders>
+              <w:top w:val="single" w:color="D9D8D3" w:sz="4"/>
+              <w:left w:val="single" w:color="D9D8D3" w:sz="4"/>
+              <w:bottom w:val="single" w:color="D9D8D3" w:sz="4"/>
+              <w:right w:val="single" w:color="D9D8D3" w:sz="4"/>
+            </w:tcBorders>
+            <w:tcMar>
+              <w:top w:type="dxa" w:w="60"/>
+              <w:left w:type="dxa" w:w="100"/>
+              <w:bottom w:type="dxa" w:w="60"/>
+              <w:right w:type="dxa" w:w="100"/>
+            </w:tcMar>
+          </w:tcPr>
+          <w:p>
+            <w:r>
+              <w:rPr>
+                <w:sz w:val="19"/>
+                <w:szCs w:val="19"/>
+              </w:rPr>
+              <w:t xml:space="preserve">1.1 min</w:t>
+            </w:r>
+          </w:p>
+        </w:tc>
+        <w:tc>
+          <w:tcPr>
             <w:tcW w:type="dxa" w:w="1300"/>
             <w:tcBorders>
               <w:top w:val="single" w:color="D9D8D3" w:sz="4"/>
@@ -10530,85 +10910,85 @@
                 <w:sz w:val="19"/>
                 <w:szCs w:val="19"/>
               </w:rPr>
-              <w:t xml:space="preserve">2.2 min</w:t>
-            </w:r>
-          </w:p>
-        </w:tc>
-        <w:tc>
-          <w:tcPr>
-            <w:tcW w:type="dxa" w:w="1500"/>
-            <w:tcBorders>
-              <w:top w:val="single" w:color="D9D8D3" w:sz="4"/>
-              <w:left w:val="single" w:color="D9D8D3" w:sz="4"/>
-              <w:bottom w:val="single" w:color="D9D8D3" w:sz="4"/>
-              <w:right w:val="single" w:color="D9D8D3" w:sz="4"/>
-            </w:tcBorders>
-            <w:tcMar>
-              <w:top w:type="dxa" w:w="60"/>
-              <w:left w:type="dxa" w:w="100"/>
-              <w:bottom w:type="dxa" w:w="60"/>
-              <w:right w:type="dxa" w:w="100"/>
-            </w:tcMar>
-          </w:tcPr>
-          <w:p>
-            <w:r>
-              <w:rPr>
-                <w:sz w:val="19"/>
-                <w:szCs w:val="19"/>
-              </w:rPr>
-              <w:t xml:space="preserve">5.5 min</w:t>
-            </w:r>
-          </w:p>
-        </w:tc>
-        <w:tc>
-          <w:tcPr>
-            <w:tcW w:type="dxa" w:w="1200"/>
-            <w:tcBorders>
-              <w:top w:val="single" w:color="D9D8D3" w:sz="4"/>
-              <w:left w:val="single" w:color="D9D8D3" w:sz="4"/>
-              <w:bottom w:val="single" w:color="D9D8D3" w:sz="4"/>
-              <w:right w:val="single" w:color="D9D8D3" w:sz="4"/>
-            </w:tcBorders>
-            <w:tcMar>
-              <w:top w:type="dxa" w:w="60"/>
-              <w:left w:type="dxa" w:w="100"/>
-              <w:bottom w:type="dxa" w:w="60"/>
-              <w:right w:type="dxa" w:w="100"/>
-            </w:tcMar>
-          </w:tcPr>
-          <w:p>
-            <w:r>
-              <w:rPr>
-                <w:sz w:val="19"/>
-                <w:szCs w:val="19"/>
-              </w:rPr>
-              <w:t xml:space="preserve">79</w:t>
-            </w:r>
-          </w:p>
-        </w:tc>
-        <w:tc>
-          <w:tcPr>
-            <w:tcW w:type="dxa" w:w="1400"/>
-            <w:tcBorders>
-              <w:top w:val="single" w:color="D9D8D3" w:sz="4"/>
-              <w:left w:val="single" w:color="D9D8D3" w:sz="4"/>
-              <w:bottom w:val="single" w:color="D9D8D3" w:sz="4"/>
-              <w:right w:val="single" w:color="D9D8D3" w:sz="4"/>
-            </w:tcBorders>
-            <w:tcMar>
-              <w:top w:type="dxa" w:w="60"/>
-              <w:left w:type="dxa" w:w="100"/>
-              <w:bottom w:type="dxa" w:w="60"/>
-              <w:right w:type="dxa" w:w="100"/>
-            </w:tcMar>
-          </w:tcPr>
-          <w:p>
-            <w:r>
-              <w:rPr>
-                <w:sz w:val="19"/>
-                <w:szCs w:val="19"/>
-              </w:rPr>
-              <w:t xml:space="preserve">10%</w:t>
+              <w:t xml:space="preserve">3.7 min</w:t>
+            </w:r>
+          </w:p>
+        </w:tc>
+        <w:tc>
+          <w:tcPr>
+            <w:tcW w:type="dxa" w:w="1100"/>
+            <w:tcBorders>
+              <w:top w:val="single" w:color="D9D8D3" w:sz="4"/>
+              <w:left w:val="single" w:color="D9D8D3" w:sz="4"/>
+              <w:bottom w:val="single" w:color="D9D8D3" w:sz="4"/>
+              <w:right w:val="single" w:color="D9D8D3" w:sz="4"/>
+            </w:tcBorders>
+            <w:tcMar>
+              <w:top w:type="dxa" w:w="60"/>
+              <w:left w:type="dxa" w:w="100"/>
+              <w:bottom w:type="dxa" w:w="60"/>
+              <w:right w:type="dxa" w:w="100"/>
+            </w:tcMar>
+          </w:tcPr>
+          <w:p>
+            <w:r>
+              <w:rPr>
+                <w:sz w:val="19"/>
+                <w:szCs w:val="19"/>
+              </w:rPr>
+              <w:t xml:space="preserve">190</w:t>
+            </w:r>
+          </w:p>
+        </w:tc>
+        <w:tc>
+          <w:tcPr>
+            <w:tcW w:type="dxa" w:w="1100"/>
+            <w:tcBorders>
+              <w:top w:val="single" w:color="D9D8D3" w:sz="4"/>
+              <w:left w:val="single" w:color="D9D8D3" w:sz="4"/>
+              <w:bottom w:val="single" w:color="D9D8D3" w:sz="4"/>
+              <w:right w:val="single" w:color="D9D8D3" w:sz="4"/>
+            </w:tcBorders>
+            <w:tcMar>
+              <w:top w:type="dxa" w:w="60"/>
+              <w:left w:type="dxa" w:w="100"/>
+              <w:bottom w:type="dxa" w:w="60"/>
+              <w:right w:type="dxa" w:w="100"/>
+            </w:tcMar>
+          </w:tcPr>
+          <w:p>
+            <w:r>
+              <w:rPr>
+                <w:sz w:val="19"/>
+                <w:szCs w:val="19"/>
+              </w:rPr>
+              <w:t xml:space="preserve">3.0</w:t>
+            </w:r>
+          </w:p>
+        </w:tc>
+        <w:tc>
+          <w:tcPr>
+            <w:tcW w:type="dxa" w:w="1300"/>
+            <w:tcBorders>
+              <w:top w:val="single" w:color="D9D8D3" w:sz="4"/>
+              <w:left w:val="single" w:color="D9D8D3" w:sz="4"/>
+              <w:bottom w:val="single" w:color="D9D8D3" w:sz="4"/>
+              <w:right w:val="single" w:color="D9D8D3" w:sz="4"/>
+            </w:tcBorders>
+            <w:tcMar>
+              <w:top w:type="dxa" w:w="60"/>
+              <w:left w:type="dxa" w:w="100"/>
+              <w:bottom w:type="dxa" w:w="60"/>
+              <w:right w:type="dxa" w:w="100"/>
+            </w:tcMar>
+          </w:tcPr>
+          <w:p>
+            <w:r>
+              <w:rPr>
+                <w:sz w:val="19"/>
+                <w:szCs w:val="19"/>
+              </w:rPr>
+              <w:t xml:space="preserve">20%</w:t>
             </w:r>
           </w:p>
         </w:tc>
@@ -10616,7 +10996,7 @@
       <w:tr>
         <w:tc>
           <w:tcPr>
-            <w:tcW w:type="dxa" w:w="2226"/>
+            <w:tcW w:type="dxa" w:w="1926"/>
             <w:tcBorders>
               <w:top w:val="single" w:color="D9D8D3" w:sz="4"/>
               <w:left w:val="single" w:color="D9D8D3" w:sz="4"/>
@@ -10642,7 +11022,7 @@
         </w:tc>
         <w:tc>
           <w:tcPr>
-            <w:tcW w:type="dxa" w:w="1400"/>
+            <w:tcW w:type="dxa" w:w="1200"/>
             <w:tcBorders>
               <w:top w:val="single" w:color="D9D8D3" w:sz="4"/>
               <w:left w:val="single" w:color="D9D8D3" w:sz="4"/>
@@ -10668,6 +11048,32 @@
         </w:tc>
         <w:tc>
           <w:tcPr>
+            <w:tcW w:type="dxa" w:w="1100"/>
+            <w:tcBorders>
+              <w:top w:val="single" w:color="D9D8D3" w:sz="4"/>
+              <w:left w:val="single" w:color="D9D8D3" w:sz="4"/>
+              <w:bottom w:val="single" w:color="D9D8D3" w:sz="4"/>
+              <w:right w:val="single" w:color="D9D8D3" w:sz="4"/>
+            </w:tcBorders>
+            <w:tcMar>
+              <w:top w:type="dxa" w:w="60"/>
+              <w:left w:type="dxa" w:w="100"/>
+              <w:bottom w:type="dxa" w:w="60"/>
+              <w:right w:type="dxa" w:w="100"/>
+            </w:tcMar>
+          </w:tcPr>
+          <w:p>
+            <w:r>
+              <w:rPr>
+                <w:sz w:val="19"/>
+                <w:szCs w:val="19"/>
+              </w:rPr>
+              <w:t xml:space="preserve">1.5 min</w:t>
+            </w:r>
+          </w:p>
+        </w:tc>
+        <w:tc>
+          <w:tcPr>
             <w:tcW w:type="dxa" w:w="1300"/>
             <w:tcBorders>
               <w:top w:val="single" w:color="D9D8D3" w:sz="4"/>
@@ -10688,85 +11094,85 @@
                 <w:sz w:val="19"/>
                 <w:szCs w:val="19"/>
               </w:rPr>
-              <w:t xml:space="preserve">2.2 min</w:t>
-            </w:r>
-          </w:p>
-        </w:tc>
-        <w:tc>
-          <w:tcPr>
-            <w:tcW w:type="dxa" w:w="1500"/>
-            <w:tcBorders>
-              <w:top w:val="single" w:color="D9D8D3" w:sz="4"/>
-              <w:left w:val="single" w:color="D9D8D3" w:sz="4"/>
-              <w:bottom w:val="single" w:color="D9D8D3" w:sz="4"/>
-              <w:right w:val="single" w:color="D9D8D3" w:sz="4"/>
-            </w:tcBorders>
-            <w:tcMar>
-              <w:top w:type="dxa" w:w="60"/>
-              <w:left w:type="dxa" w:w="100"/>
-              <w:bottom w:type="dxa" w:w="60"/>
-              <w:right w:type="dxa" w:w="100"/>
-            </w:tcMar>
-          </w:tcPr>
-          <w:p>
-            <w:r>
-              <w:rPr>
-                <w:sz w:val="19"/>
-                <w:szCs w:val="19"/>
-              </w:rPr>
-              <w:t xml:space="preserve">5.4 min</w:t>
-            </w:r>
-          </w:p>
-        </w:tc>
-        <w:tc>
-          <w:tcPr>
-            <w:tcW w:type="dxa" w:w="1200"/>
-            <w:tcBorders>
-              <w:top w:val="single" w:color="D9D8D3" w:sz="4"/>
-              <w:left w:val="single" w:color="D9D8D3" w:sz="4"/>
-              <w:bottom w:val="single" w:color="D9D8D3" w:sz="4"/>
-              <w:right w:val="single" w:color="D9D8D3" w:sz="4"/>
-            </w:tcBorders>
-            <w:tcMar>
-              <w:top w:type="dxa" w:w="60"/>
-              <w:left w:type="dxa" w:w="100"/>
-              <w:bottom w:type="dxa" w:w="60"/>
-              <w:right w:type="dxa" w:w="100"/>
-            </w:tcMar>
-          </w:tcPr>
-          <w:p>
-            <w:r>
-              <w:rPr>
-                <w:sz w:val="19"/>
-                <w:szCs w:val="19"/>
-              </w:rPr>
-              <w:t xml:space="preserve">78</w:t>
-            </w:r>
-          </w:p>
-        </w:tc>
-        <w:tc>
-          <w:tcPr>
-            <w:tcW w:type="dxa" w:w="1400"/>
-            <w:tcBorders>
-              <w:top w:val="single" w:color="D9D8D3" w:sz="4"/>
-              <w:left w:val="single" w:color="D9D8D3" w:sz="4"/>
-              <w:bottom w:val="single" w:color="D9D8D3" w:sz="4"/>
-              <w:right w:val="single" w:color="D9D8D3" w:sz="4"/>
-            </w:tcBorders>
-            <w:tcMar>
-              <w:top w:type="dxa" w:w="60"/>
-              <w:left w:type="dxa" w:w="100"/>
-              <w:bottom w:type="dxa" w:w="60"/>
-              <w:right w:type="dxa" w:w="100"/>
-            </w:tcMar>
-          </w:tcPr>
-          <w:p>
-            <w:r>
-              <w:rPr>
-                <w:sz w:val="19"/>
-                <w:szCs w:val="19"/>
-              </w:rPr>
-              <w:t xml:space="preserve">11%</w:t>
+              <w:t xml:space="preserve">4.5 min</w:t>
+            </w:r>
+          </w:p>
+        </w:tc>
+        <w:tc>
+          <w:tcPr>
+            <w:tcW w:type="dxa" w:w="1100"/>
+            <w:tcBorders>
+              <w:top w:val="single" w:color="D9D8D3" w:sz="4"/>
+              <w:left w:val="single" w:color="D9D8D3" w:sz="4"/>
+              <w:bottom w:val="single" w:color="D9D8D3" w:sz="4"/>
+              <w:right w:val="single" w:color="D9D8D3" w:sz="4"/>
+            </w:tcBorders>
+            <w:tcMar>
+              <w:top w:type="dxa" w:w="60"/>
+              <w:left w:type="dxa" w:w="100"/>
+              <w:bottom w:type="dxa" w:w="60"/>
+              <w:right w:type="dxa" w:w="100"/>
+            </w:tcMar>
+          </w:tcPr>
+          <w:p>
+            <w:r>
+              <w:rPr>
+                <w:sz w:val="19"/>
+                <w:szCs w:val="19"/>
+              </w:rPr>
+              <w:t xml:space="preserve">187</w:t>
+            </w:r>
+          </w:p>
+        </w:tc>
+        <w:tc>
+          <w:tcPr>
+            <w:tcW w:type="dxa" w:w="1100"/>
+            <w:tcBorders>
+              <w:top w:val="single" w:color="D9D8D3" w:sz="4"/>
+              <w:left w:val="single" w:color="D9D8D3" w:sz="4"/>
+              <w:bottom w:val="single" w:color="D9D8D3" w:sz="4"/>
+              <w:right w:val="single" w:color="D9D8D3" w:sz="4"/>
+            </w:tcBorders>
+            <w:tcMar>
+              <w:top w:type="dxa" w:w="60"/>
+              <w:left w:type="dxa" w:w="100"/>
+              <w:bottom w:type="dxa" w:w="60"/>
+              <w:right w:type="dxa" w:w="100"/>
+            </w:tcMar>
+          </w:tcPr>
+          <w:p>
+            <w:r>
+              <w:rPr>
+                <w:sz w:val="19"/>
+                <w:szCs w:val="19"/>
+              </w:rPr>
+              <w:t xml:space="preserve">3.2</w:t>
+            </w:r>
+          </w:p>
+        </w:tc>
+        <w:tc>
+          <w:tcPr>
+            <w:tcW w:type="dxa" w:w="1300"/>
+            <w:tcBorders>
+              <w:top w:val="single" w:color="D9D8D3" w:sz="4"/>
+              <w:left w:val="single" w:color="D9D8D3" w:sz="4"/>
+              <w:bottom w:val="single" w:color="D9D8D3" w:sz="4"/>
+              <w:right w:val="single" w:color="D9D8D3" w:sz="4"/>
+            </w:tcBorders>
+            <w:tcMar>
+              <w:top w:type="dxa" w:w="60"/>
+              <w:left w:type="dxa" w:w="100"/>
+              <w:bottom w:type="dxa" w:w="60"/>
+              <w:right w:type="dxa" w:w="100"/>
+            </w:tcMar>
+          </w:tcPr>
+          <w:p>
+            <w:r>
+              <w:rPr>
+                <w:sz w:val="19"/>
+                <w:szCs w:val="19"/>
+              </w:rPr>
+              <w:t xml:space="preserve">23%</w:t>
             </w:r>
           </w:p>
         </w:tc>
@@ -10935,7 +11341,7 @@
                 <w:sz w:val="19"/>
                 <w:szCs w:val="19"/>
               </w:rPr>
-              <w:t xml:space="preserve">≈ 17.5 min</w:t>
+              <w:t xml:space="preserve">≈ 20.0 min</w:t>
             </w:r>
           </w:p>
         </w:tc>
@@ -10961,7 +11367,7 @@
                 <w:sz w:val="19"/>
                 <w:szCs w:val="19"/>
               </w:rPr>
-              <w:t xml:space="preserve">≈ 17.5 min</w:t>
+              <w:t xml:space="preserve">≈ 17.2 min</w:t>
             </w:r>
           </w:p>
         </w:tc>
@@ -10989,7 +11395,7 @@
                 <w:sz w:val="19"/>
                 <w:szCs w:val="19"/>
               </w:rPr>
-              <w:t xml:space="preserve">Peak (12:55–13:20)</w:t>
+              <w:t xml:space="preserve">Peak</w:t>
             </w:r>
           </w:p>
         </w:tc>
@@ -11015,7 +11421,7 @@
                 <w:sz w:val="19"/>
                 <w:szCs w:val="19"/>
               </w:rPr>
-              <w:t xml:space="preserve">≈ 24 min</w:t>
+              <w:t xml:space="preserve">≈ 25.4 min</w:t>
             </w:r>
           </w:p>
         </w:tc>
@@ -11041,7 +11447,7 @@
                 <w:sz w:val="19"/>
                 <w:szCs w:val="19"/>
               </w:rPr>
-              <w:t xml:space="preserve">≈ 20 min</w:t>
+              <w:t xml:space="preserve">≈ 19.6 min</w:t>
             </w:r>
           </w:p>
         </w:tc>
@@ -11069,17 +11475,7 @@
         <w:spacing w:after="60"/>
       </w:pPr>
       <w:r>
-        <w:t xml:space="preserve">Spreading students between the two messes roughly </w:t>
-      </w:r>
-      <w:r>
-        <w:rPr>
-          <w:b/>
-          <w:bCs/>
-        </w:rPr>
-        <w:t xml:space="preserve">halves the average wait</w:t>
-      </w:r>
-      <w:r>
-        <w:t xml:space="preserve"> and cuts long waits (90th percentile) from about 15 to about 5–6 minutes.</w:t>
+        <w:t xml:space="preserve">Without screens the simulated 90th-percentile wait (about 17 min) is close to the ~15 min delay observed in Phase 1, which suggests the assumed inputs are in the right range.</w:t>
       </w:r>
     </w:p>
     <w:p>
@@ -11092,17 +11488,17 @@
         <w:spacing w:after="60"/>
       </w:pPr>
       <w:r>
-        <w:t xml:space="preserve">Only about </w:t>
+        <w:t xml:space="preserve">Spreading students between the two messes cuts the </w:t>
       </w:r>
       <w:r>
         <w:rPr>
           <w:b/>
           <w:bCs/>
         </w:rPr>
-        <w:t xml:space="preserve">1 in 10 students</w:t>
-      </w:r>
-      <w:r>
-        <w:t xml:space="preserve"> needs to walk to the other mess for this. The gain comes from keeping both messes below the steep part of the utilisation curve.</w:t>
+        <w:t xml:space="preserve">average wait from about 7 to about 1–1.5 minutes</w:t>
+      </w:r>
+      <w:r>
+        <w:t xml:space="preserve"> and long waits (90th percentile) from about 17 to about 4 minutes.</w:t>
       </w:r>
     </w:p>
     <w:p>
@@ -11115,17 +11511,57 @@
         <w:spacing w:after="60"/>
       </w:pPr>
       <w:r>
-        <w:t xml:space="preserve">Food run-outs did </w:t>
+        <w:t xml:space="preserve">About </w:t>
       </w:r>
       <w:r>
         <w:rPr>
           <w:b/>
           <w:bCs/>
         </w:rPr>
-        <w:t xml:space="preserve">not</w:t>
-      </w:r>
-      <w:r>
-        <w:t xml:space="preserve"> fall in the model: total consumption is unchanged. Fewer run-outs need kitchen-side changes (reorder levels and forecasting; see sections 7.4 and 7.5).</w:t>
+        <w:t xml:space="preserve">1 in 5 students</w:t>
+      </w:r>
+      <w:r>
+        <w:t xml:space="preserve"> has to walk to the other mess for this (15–23%). Because 85% start at Central, rebalancing needs more movement than a more even habit split would.</w:t>
+      </w:r>
+    </w:p>
+    <w:p>
+      <w:pPr>
+        <w:pStyle w:val="ListParagraph"/>
+        <w:numPr>
+          <w:ilvl w:val="0"/>
+          <w:numId w:val="3"/>
+        </w:numPr>
+        <w:spacing w:after="60"/>
+      </w:pPr>
+      <w:r>
+        <w:rPr>
+          <w:b/>
+          <w:bCs/>
+        </w:rPr>
+        <w:t xml:space="preserve">Moving students moves the run-outs.</w:t>
+      </w:r>
+      <w:r>
+        <w:t xml:space="preserve"> Food run-outs rise slightly with screens (about 2 → 3 per lunch) because Munch now feeds more students and a restock takes 35 minutes. Student routing and food allocation must be planned together (sections 7.4–7.6).</w:t>
+      </w:r>
+    </w:p>
+    <w:p>
+      <w:pPr>
+        <w:pStyle w:val="ListParagraph"/>
+        <w:numPr>
+          <w:ilvl w:val="0"/>
+          <w:numId w:val="3"/>
+        </w:numPr>
+        <w:spacing w:after="60"/>
+      </w:pPr>
+      <w:r>
+        <w:rPr>
+          <w:b/>
+          <w:bCs/>
+        </w:rPr>
+        <w:t xml:space="preserve">The single face scanner is close to its limit at peak.</w:t>
+      </w:r>
+      <w:r>
+        <w:t xml:space="preserve"> At an assumed 2 s per scan it handles about 30 students/min, close to Central's peak arrival rate, so a queue of 20–25 people can form outside the scanner. The biometric data cannot see that queue, so the scan time should be measured.</w:t>
       </w:r>
     </w:p>
     <w:p>
@@ -11809,7 +12245,7 @@
                 <w:sz w:val="19"/>
                 <w:szCs w:val="19"/>
               </w:rPr>
-              <w:t xml:space="preserve">How many serving lines to open; when to schedule replenishment trips</w:t>
+              <w:t xml:space="preserve">How many serving stations to open; when to schedule replenishment trips</w:t>
             </w:r>
           </w:p>
         </w:tc>
@@ -12107,7 +12543,7 @@
         <w:spacing w:after="60"/>
       </w:pPr>
       <w:r>
-        <w:t xml:space="preserve">Why do students wait ~15 minutes? Because the serving line runs at or above capacity at peak.</w:t>
+        <w:t xml:space="preserve">Why do students wait ~15 minutes? Because the serving station runs at or above capacity at peak.</w:t>
       </w:r>
     </w:p>
     <w:p>
@@ -12245,7 +12681,7 @@
         <w:t xml:space="preserve">Status-quo / habit bias:</w:t>
       </w:r>
       <w:r>
-        <w:t xml:space="preserve"> students return to the same mess (we assume 65/35) even when the other is quicker. The screen design uses defaults, concrete gains ('Enough time for a chai') and fresh-food cues to counter this.</w:t>
+        <w:t xml:space="preserve"> students return to the same mess (we assume 85/15) even when the other is quicker. The screen design uses defaults, concrete gains ('Enough time for a chai') and fresh-food cues to counter this.</w:t>
       </w:r>
     </w:p>
     <w:p>
@@ -12946,7 +13382,7 @@
         <w:t xml:space="preserve">Decision:</w:t>
       </w:r>
       <w:r>
-        <w:t xml:space="preserve"> at 12:50, should the kitchen send an extra batch of the star dish </w:t>
+        <w:t xml:space="preserve"> at 12:30 (before the peak), should the kitchen send an extra batch of the star dish </w:t>
       </w:r>
       <w:r>
         <w:rPr>
@@ -13257,7 +13693,7 @@
         <w:t xml:space="preserve">Link to queuing:</w:t>
       </w:r>
       <w:r>
-        <w:t xml:space="preserve"> the same LP can staff counters. Choosing serving lines c_i to keep utilisation at most 85% gives the linear constraint λ_i ≤ 0.85 · μ · c_i.</w:t>
+        <w:t xml:space="preserve"> the same LP can staff counters. Choosing serving stations c_i to keep utilisation at most 85% gives the linear constraint λ_i ≤ 0.85 · μ · c_i.</w:t>
       </w:r>
     </w:p>
     <w:p>
@@ -13290,10 +13726,10 @@
           <w:b/>
           <w:bCs/>
         </w:rPr>
-        <w:t xml:space="preserve">Number of serving lines</w:t>
-      </w:r>
-      <w:r>
-        <w:t xml:space="preserve"> at each mess and time slot: c_{i,t} ∈ {1, 2, 3, …}. Minimise staff cost Σ cost · c_{i,t} subject to the queuing constraint λ_{i,t} ≤ ρ_max · μ · c_{i,t} and a total staff limit. The LP answer (for example 2.6 lines) is not usable; branch and bound finds the best integer staffing.</w:t>
+        <w:t xml:space="preserve">Number of serving stations</w:t>
+      </w:r>
+      <w:r>
+        <w:t xml:space="preserve"> at each mess and time slot: c_{i,t} ∈ {1, 2, 3, …} (today 2 per mess). Minimise staff cost Σ cost · c_{i,t} subject to the queuing constraint λ_{i,t} ≤ ρ_max · μ · c_{i,t} and a total staff limit. The LP answer (for example 2.6 stations) is not usable; branch and bound finds the best integer staffing.</w:t>
       </w:r>
     </w:p>
     <w:p>
@@ -14187,7 +14623,7 @@
         <w:spacing w:after="120"/>
       </w:pPr>
       <w:r>
-        <w:t xml:space="preserve">Consistency ratio ≈ 0.002 (well below the 0.10 limit), so these judgements are consistent. The weights then score alternatives such as: A1 status quo; A2 extra serving line during the peak (timing set from the logs); A3 pre-staged replenishment of AZ items; A4 door screens and routing; A5 staggered class end times. Queuing results (section 3) supply the service-level score of each alternative.</w:t>
+        <w:t xml:space="preserve">Consistency ratio ≈ 0.002 (well below the 0.10 limit), so these judgements are consistent. The weights then score alternatives such as: A1 status quo; A2 a 3rd serving station during the peak (timing set from the logs); A3 pre-staged replenishment of AZ items; A4 door screens and routing; A5 staggered class end times. Queuing results (section 3) supply the service-level score of each alternative.</w:t>
       </w:r>
     </w:p>
     <w:p>
@@ -15032,7 +15468,7 @@
                 <w:sz w:val="19"/>
                 <w:szCs w:val="19"/>
               </w:rPr>
-              <w:t xml:space="preserve">Service rate μ per line</w:t>
+              <w:t xml:space="preserve">Students per lunch</w:t>
             </w:r>
           </w:p>
         </w:tc>
@@ -15058,39 +15494,13 @@
                 <w:sz w:val="19"/>
                 <w:szCs w:val="19"/>
               </w:rPr>
-              <w:t xml:space="preserve">4 students/min (15 s)</w:t>
+              <w:t xml:space="preserve">2,960 (= plates)</w:t>
             </w:r>
           </w:p>
         </w:tc>
         <w:tc>
           <w:tcPr>
             <w:tcW w:type="dxa" w:w="1700"/>
-            <w:tcBorders>
-              <w:top w:val="single" w:color="D9D8D3" w:sz="4"/>
-              <w:left w:val="single" w:color="D9D8D3" w:sz="4"/>
-              <w:bottom w:val="single" w:color="D9D8D3" w:sz="4"/>
-              <w:right w:val="single" w:color="D9D8D3" w:sz="4"/>
-            </w:tcBorders>
-            <w:tcMar>
-              <w:top w:type="dxa" w:w="60"/>
-              <w:left w:type="dxa" w:w="100"/>
-              <w:bottom w:type="dxa" w:w="60"/>
-              <w:right w:type="dxa" w:w="100"/>
-            </w:tcMar>
-          </w:tcPr>
-          <w:p>
-            <w:r>
-              <w:rPr>
-                <w:sz w:val="19"/>
-                <w:szCs w:val="19"/>
-              </w:rPr>
-              <w:t xml:space="preserve">Assumed</w:t>
-            </w:r>
-          </w:p>
-        </w:tc>
-        <w:tc>
-          <w:tcPr>
-            <w:tcW w:type="dxa" w:w="2526"/>
             <w:tcBorders>
               <w:top w:val="single" w:color="D9D8D3" w:sz="4"/>
               <w:left w:val="single" w:color="D9D8D3" w:sz="4"/>
@@ -15112,14 +15522,33 @@
                 <w:sz w:val="19"/>
                 <w:szCs w:val="19"/>
               </w:rPr>
-              <w:t xml:space="preserve">Stopwatch</w:t>
-            </w:r>
-            <w:r>
-              <w:rPr>
-                <w:sz w:val="19"/>
-                <w:szCs w:val="19"/>
-              </w:rPr>
-              <w:t xml:space="preserve"> 20–30 students at peak</w:t>
+              <w:t xml:space="preserve">Measured</w:t>
+            </w:r>
+          </w:p>
+        </w:tc>
+        <w:tc>
+          <w:tcPr>
+            <w:tcW w:type="dxa" w:w="2526"/>
+            <w:tcBorders>
+              <w:top w:val="single" w:color="D9D8D3" w:sz="4"/>
+              <w:left w:val="single" w:color="D9D8D3" w:sz="4"/>
+              <w:bottom w:val="single" w:color="D9D8D3" w:sz="4"/>
+              <w:right w:val="single" w:color="D9D8D3" w:sz="4"/>
+            </w:tcBorders>
+            <w:tcMar>
+              <w:top w:type="dxa" w:w="60"/>
+              <w:left w:type="dxa" w:w="100"/>
+              <w:bottom w:type="dxa" w:w="60"/>
+              <w:right w:type="dxa" w:w="100"/>
+            </w:tcMar>
+          </w:tcPr>
+          <w:p>
+            <w:r>
+              <w:rPr>
+                <w:sz w:val="19"/>
+                <w:szCs w:val="19"/>
+              </w:rPr>
+              <w:t xml:space="preserve">Done (Phase 1)</w:t>
             </w:r>
           </w:p>
         </w:tc>
@@ -15147,7 +15576,7 @@
                 <w:sz w:val="19"/>
                 <w:szCs w:val="19"/>
               </w:rPr>
-              <w:t xml:space="preserve">Serving lines c</w:t>
+              <w:t xml:space="preserve">Lunch window</w:t>
             </w:r>
           </w:p>
         </w:tc>
@@ -15173,7 +15602,7 @@
                 <w:sz w:val="19"/>
                 <w:szCs w:val="19"/>
               </w:rPr>
-              <w:t xml:space="preserve">3 per mess</w:t>
+              <w:t xml:space="preserve">11:30–14:30</w:t>
             </w:r>
           </w:p>
         </w:tc>
@@ -15196,10 +15625,12 @@
           <w:p>
             <w:r>
               <w:rPr>
-                <w:sz w:val="19"/>
-                <w:szCs w:val="19"/>
-              </w:rPr>
-              <w:t xml:space="preserve">Assumed</w:t>
+                <w:b/>
+                <w:bCs/>
+                <w:sz w:val="19"/>
+                <w:szCs w:val="19"/>
+              </w:rPr>
+              <w:t xml:space="preserve">Measured</w:t>
             </w:r>
           </w:p>
         </w:tc>
@@ -15225,7 +15656,7 @@
                 <w:sz w:val="19"/>
                 <w:szCs w:val="19"/>
               </w:rPr>
-              <w:t xml:space="preserve">Count at each mess during peak</w:t>
+              <w:t xml:space="preserve">Done</w:t>
             </w:r>
           </w:p>
         </w:tc>
@@ -15253,7 +15684,7 @@
                 <w:sz w:val="19"/>
                 <w:szCs w:val="19"/>
               </w:rPr>
-              <w:t xml:space="preserve">Habit split between messes</w:t>
+              <w:t xml:space="preserve">Serving stations c</w:t>
             </w:r>
           </w:p>
         </w:tc>
@@ -15279,7 +15710,7 @@
                 <w:sz w:val="19"/>
                 <w:szCs w:val="19"/>
               </w:rPr>
-              <w:t xml:space="preserve">65% / 35%</w:t>
+              <w:t xml:space="preserve">2 per mess</w:t>
             </w:r>
           </w:p>
         </w:tc>
@@ -15302,10 +15733,12 @@
           <w:p>
             <w:r>
               <w:rPr>
-                <w:sz w:val="19"/>
-                <w:szCs w:val="19"/>
-              </w:rPr>
-              <w:t xml:space="preserve">Assumed</w:t>
+                <w:b/>
+                <w:bCs/>
+                <w:sz w:val="19"/>
+                <w:szCs w:val="19"/>
+              </w:rPr>
+              <w:t xml:space="preserve">Measured</w:t>
             </w:r>
           </w:p>
         </w:tc>
@@ -15331,7 +15764,7 @@
                 <w:sz w:val="19"/>
                 <w:szCs w:val="19"/>
               </w:rPr>
-              <w:t xml:space="preserve">Biometric logs (a no-screen baseline)</w:t>
+              <w:t xml:space="preserve">Done</w:t>
             </w:r>
           </w:p>
         </w:tc>
@@ -15359,7 +15792,7 @@
                 <w:sz w:val="19"/>
                 <w:szCs w:val="19"/>
               </w:rPr>
-              <w:t xml:space="preserve">Compliance κ</w:t>
+              <w:t xml:space="preserve">Face scanners</w:t>
             </w:r>
           </w:p>
         </w:tc>
@@ -15385,7 +15818,7 @@
                 <w:sz w:val="19"/>
                 <w:szCs w:val="19"/>
               </w:rPr>
-              <w:t xml:space="preserve">60%</w:t>
+              <w:t xml:space="preserve">1 per mess</w:t>
             </w:r>
           </w:p>
         </w:tc>
@@ -15408,10 +15841,12 @@
           <w:p>
             <w:r>
               <w:rPr>
-                <w:sz w:val="19"/>
-                <w:szCs w:val="19"/>
-              </w:rPr>
-              <w:t xml:space="preserve">Assumed</w:t>
+                <w:b/>
+                <w:bCs/>
+                <w:sz w:val="19"/>
+                <w:szCs w:val="19"/>
+              </w:rPr>
+              <w:t xml:space="preserve">Measured</w:t>
             </w:r>
           </w:p>
         </w:tc>
@@ -15437,7 +15872,7 @@
                 <w:sz w:val="19"/>
                 <w:szCs w:val="19"/>
               </w:rPr>
-              <w:t xml:space="preserve">Pilot</w:t>
+              <w:t xml:space="preserve">Done</w:t>
             </w:r>
           </w:p>
         </w:tc>
@@ -15465,7 +15900,7 @@
                 <w:sz w:val="19"/>
                 <w:szCs w:val="19"/>
               </w:rPr>
-              <w:t xml:space="preserve">Walk between doors</w:t>
+              <w:t xml:space="preserve">Service rate μ per station</w:t>
             </w:r>
           </w:p>
         </w:tc>
@@ -15491,7 +15926,7 @@
                 <w:sz w:val="19"/>
                 <w:szCs w:val="19"/>
               </w:rPr>
-              <w:t xml:space="preserve">30 s</w:t>
+              <w:t xml:space="preserve">10 students/min (6 s)</w:t>
             </w:r>
           </w:p>
         </w:tc>
@@ -15540,10 +15975,19 @@
           <w:p>
             <w:r>
               <w:rPr>
-                <w:sz w:val="19"/>
-                <w:szCs w:val="19"/>
-              </w:rPr>
-              <w:t xml:space="preserve">Walk it with a stopwatch</w:t>
+                <w:b/>
+                <w:bCs/>
+                <w:sz w:val="19"/>
+                <w:szCs w:val="19"/>
+              </w:rPr>
+              <w:t xml:space="preserve">Stopwatch</w:t>
+            </w:r>
+            <w:r>
+              <w:rPr>
+                <w:sz w:val="19"/>
+                <w:szCs w:val="19"/>
+              </w:rPr>
+              <w:t xml:space="preserve"> 20–30 students at peak</w:t>
             </w:r>
           </w:p>
         </w:tc>
@@ -15571,6 +16015,430 @@
                 <w:sz w:val="19"/>
                 <w:szCs w:val="19"/>
               </w:rPr>
+              <w:t xml:space="preserve">Scan time</w:t>
+            </w:r>
+          </w:p>
+        </w:tc>
+        <w:tc>
+          <w:tcPr>
+            <w:tcW w:type="dxa" w:w="2400"/>
+            <w:tcBorders>
+              <w:top w:val="single" w:color="D9D8D3" w:sz="4"/>
+              <w:left w:val="single" w:color="D9D8D3" w:sz="4"/>
+              <w:bottom w:val="single" w:color="D9D8D3" w:sz="4"/>
+              <w:right w:val="single" w:color="D9D8D3" w:sz="4"/>
+            </w:tcBorders>
+            <w:tcMar>
+              <w:top w:type="dxa" w:w="60"/>
+              <w:left w:type="dxa" w:w="100"/>
+              <w:bottom w:type="dxa" w:w="60"/>
+              <w:right w:type="dxa" w:w="100"/>
+            </w:tcMar>
+          </w:tcPr>
+          <w:p>
+            <w:r>
+              <w:rPr>
+                <w:sz w:val="19"/>
+                <w:szCs w:val="19"/>
+              </w:rPr>
+              <w:t xml:space="preserve">2 s per student</w:t>
+            </w:r>
+          </w:p>
+        </w:tc>
+        <w:tc>
+          <w:tcPr>
+            <w:tcW w:type="dxa" w:w="1700"/>
+            <w:tcBorders>
+              <w:top w:val="single" w:color="D9D8D3" w:sz="4"/>
+              <w:left w:val="single" w:color="D9D8D3" w:sz="4"/>
+              <w:bottom w:val="single" w:color="D9D8D3" w:sz="4"/>
+              <w:right w:val="single" w:color="D9D8D3" w:sz="4"/>
+            </w:tcBorders>
+            <w:tcMar>
+              <w:top w:type="dxa" w:w="60"/>
+              <w:left w:type="dxa" w:w="100"/>
+              <w:bottom w:type="dxa" w:w="60"/>
+              <w:right w:type="dxa" w:w="100"/>
+            </w:tcMar>
+          </w:tcPr>
+          <w:p>
+            <w:r>
+              <w:rPr>
+                <w:sz w:val="19"/>
+                <w:szCs w:val="19"/>
+              </w:rPr>
+              <w:t xml:space="preserve">Assumed</w:t>
+            </w:r>
+          </w:p>
+        </w:tc>
+        <w:tc>
+          <w:tcPr>
+            <w:tcW w:type="dxa" w:w="2526"/>
+            <w:tcBorders>
+              <w:top w:val="single" w:color="D9D8D3" w:sz="4"/>
+              <w:left w:val="single" w:color="D9D8D3" w:sz="4"/>
+              <w:bottom w:val="single" w:color="D9D8D3" w:sz="4"/>
+              <w:right w:val="single" w:color="D9D8D3" w:sz="4"/>
+            </w:tcBorders>
+            <w:tcMar>
+              <w:top w:type="dxa" w:w="60"/>
+              <w:left w:type="dxa" w:w="100"/>
+              <w:bottom w:type="dxa" w:w="60"/>
+              <w:right w:type="dxa" w:w="100"/>
+            </w:tcMar>
+          </w:tcPr>
+          <w:p>
+            <w:r>
+              <w:rPr>
+                <w:sz w:val="19"/>
+                <w:szCs w:val="19"/>
+              </w:rPr>
+              <w:t xml:space="preserve">Stopwatch at the scanner, or gaps between scans in the logs</w:t>
+            </w:r>
+          </w:p>
+        </w:tc>
+      </w:tr>
+      <w:tr>
+        <w:tc>
+          <w:tcPr>
+            <w:tcW w:type="dxa" w:w="2400"/>
+            <w:tcBorders>
+              <w:top w:val="single" w:color="D9D8D3" w:sz="4"/>
+              <w:left w:val="single" w:color="D9D8D3" w:sz="4"/>
+              <w:bottom w:val="single" w:color="D9D8D3" w:sz="4"/>
+              <w:right w:val="single" w:color="D9D8D3" w:sz="4"/>
+            </w:tcBorders>
+            <w:tcMar>
+              <w:top w:type="dxa" w:w="60"/>
+              <w:left w:type="dxa" w:w="100"/>
+              <w:bottom w:type="dxa" w:w="60"/>
+              <w:right w:type="dxa" w:w="100"/>
+            </w:tcMar>
+          </w:tcPr>
+          <w:p>
+            <w:r>
+              <w:rPr>
+                <w:sz w:val="19"/>
+                <w:szCs w:val="19"/>
+              </w:rPr>
+              <w:t xml:space="preserve">Habit split between messes</w:t>
+            </w:r>
+          </w:p>
+        </w:tc>
+        <w:tc>
+          <w:tcPr>
+            <w:tcW w:type="dxa" w:w="2400"/>
+            <w:tcBorders>
+              <w:top w:val="single" w:color="D9D8D3" w:sz="4"/>
+              <w:left w:val="single" w:color="D9D8D3" w:sz="4"/>
+              <w:bottom w:val="single" w:color="D9D8D3" w:sz="4"/>
+              <w:right w:val="single" w:color="D9D8D3" w:sz="4"/>
+            </w:tcBorders>
+            <w:tcMar>
+              <w:top w:type="dxa" w:w="60"/>
+              <w:left w:type="dxa" w:w="100"/>
+              <w:bottom w:type="dxa" w:w="60"/>
+              <w:right w:type="dxa" w:w="100"/>
+            </w:tcMar>
+          </w:tcPr>
+          <w:p>
+            <w:r>
+              <w:rPr>
+                <w:sz w:val="19"/>
+                <w:szCs w:val="19"/>
+              </w:rPr>
+              <w:t xml:space="preserve">85% Central / 15% Munch</w:t>
+            </w:r>
+          </w:p>
+        </w:tc>
+        <w:tc>
+          <w:tcPr>
+            <w:tcW w:type="dxa" w:w="1700"/>
+            <w:tcBorders>
+              <w:top w:val="single" w:color="D9D8D3" w:sz="4"/>
+              <w:left w:val="single" w:color="D9D8D3" w:sz="4"/>
+              <w:bottom w:val="single" w:color="D9D8D3" w:sz="4"/>
+              <w:right w:val="single" w:color="D9D8D3" w:sz="4"/>
+            </w:tcBorders>
+            <w:tcMar>
+              <w:top w:type="dxa" w:w="60"/>
+              <w:left w:type="dxa" w:w="100"/>
+              <w:bottom w:type="dxa" w:w="60"/>
+              <w:right w:type="dxa" w:w="100"/>
+            </w:tcMar>
+          </w:tcPr>
+          <w:p>
+            <w:r>
+              <w:rPr>
+                <w:sz w:val="19"/>
+                <w:szCs w:val="19"/>
+              </w:rPr>
+              <w:t xml:space="preserve">Assumed</w:t>
+            </w:r>
+          </w:p>
+        </w:tc>
+        <w:tc>
+          <w:tcPr>
+            <w:tcW w:type="dxa" w:w="2526"/>
+            <w:tcBorders>
+              <w:top w:val="single" w:color="D9D8D3" w:sz="4"/>
+              <w:left w:val="single" w:color="D9D8D3" w:sz="4"/>
+              <w:bottom w:val="single" w:color="D9D8D3" w:sz="4"/>
+              <w:right w:val="single" w:color="D9D8D3" w:sz="4"/>
+            </w:tcBorders>
+            <w:tcMar>
+              <w:top w:type="dxa" w:w="60"/>
+              <w:left w:type="dxa" w:w="100"/>
+              <w:bottom w:type="dxa" w:w="60"/>
+              <w:right w:type="dxa" w:w="100"/>
+            </w:tcMar>
+          </w:tcPr>
+          <w:p>
+            <w:r>
+              <w:rPr>
+                <w:sz w:val="19"/>
+                <w:szCs w:val="19"/>
+              </w:rPr>
+              <w:t xml:space="preserve">Biometric logs (a no-screen baseline)</w:t>
+            </w:r>
+          </w:p>
+        </w:tc>
+      </w:tr>
+      <w:tr>
+        <w:tc>
+          <w:tcPr>
+            <w:tcW w:type="dxa" w:w="2400"/>
+            <w:tcBorders>
+              <w:top w:val="single" w:color="D9D8D3" w:sz="4"/>
+              <w:left w:val="single" w:color="D9D8D3" w:sz="4"/>
+              <w:bottom w:val="single" w:color="D9D8D3" w:sz="4"/>
+              <w:right w:val="single" w:color="D9D8D3" w:sz="4"/>
+            </w:tcBorders>
+            <w:tcMar>
+              <w:top w:type="dxa" w:w="60"/>
+              <w:left w:type="dxa" w:w="100"/>
+              <w:bottom w:type="dxa" w:w="60"/>
+              <w:right w:type="dxa" w:w="100"/>
+            </w:tcMar>
+          </w:tcPr>
+          <w:p>
+            <w:r>
+              <w:rPr>
+                <w:sz w:val="19"/>
+                <w:szCs w:val="19"/>
+              </w:rPr>
+              <w:t xml:space="preserve">Compliance κ</w:t>
+            </w:r>
+          </w:p>
+        </w:tc>
+        <w:tc>
+          <w:tcPr>
+            <w:tcW w:type="dxa" w:w="2400"/>
+            <w:tcBorders>
+              <w:top w:val="single" w:color="D9D8D3" w:sz="4"/>
+              <w:left w:val="single" w:color="D9D8D3" w:sz="4"/>
+              <w:bottom w:val="single" w:color="D9D8D3" w:sz="4"/>
+              <w:right w:val="single" w:color="D9D8D3" w:sz="4"/>
+            </w:tcBorders>
+            <w:tcMar>
+              <w:top w:type="dxa" w:w="60"/>
+              <w:left w:type="dxa" w:w="100"/>
+              <w:bottom w:type="dxa" w:w="60"/>
+              <w:right w:type="dxa" w:w="100"/>
+            </w:tcMar>
+          </w:tcPr>
+          <w:p>
+            <w:r>
+              <w:rPr>
+                <w:sz w:val="19"/>
+                <w:szCs w:val="19"/>
+              </w:rPr>
+              <w:t xml:space="preserve">60%</w:t>
+            </w:r>
+          </w:p>
+        </w:tc>
+        <w:tc>
+          <w:tcPr>
+            <w:tcW w:type="dxa" w:w="1700"/>
+            <w:tcBorders>
+              <w:top w:val="single" w:color="D9D8D3" w:sz="4"/>
+              <w:left w:val="single" w:color="D9D8D3" w:sz="4"/>
+              <w:bottom w:val="single" w:color="D9D8D3" w:sz="4"/>
+              <w:right w:val="single" w:color="D9D8D3" w:sz="4"/>
+            </w:tcBorders>
+            <w:tcMar>
+              <w:top w:type="dxa" w:w="60"/>
+              <w:left w:type="dxa" w:w="100"/>
+              <w:bottom w:type="dxa" w:w="60"/>
+              <w:right w:type="dxa" w:w="100"/>
+            </w:tcMar>
+          </w:tcPr>
+          <w:p>
+            <w:r>
+              <w:rPr>
+                <w:sz w:val="19"/>
+                <w:szCs w:val="19"/>
+              </w:rPr>
+              <w:t xml:space="preserve">Assumed</w:t>
+            </w:r>
+          </w:p>
+        </w:tc>
+        <w:tc>
+          <w:tcPr>
+            <w:tcW w:type="dxa" w:w="2526"/>
+            <w:tcBorders>
+              <w:top w:val="single" w:color="D9D8D3" w:sz="4"/>
+              <w:left w:val="single" w:color="D9D8D3" w:sz="4"/>
+              <w:bottom w:val="single" w:color="D9D8D3" w:sz="4"/>
+              <w:right w:val="single" w:color="D9D8D3" w:sz="4"/>
+            </w:tcBorders>
+            <w:tcMar>
+              <w:top w:type="dxa" w:w="60"/>
+              <w:left w:type="dxa" w:w="100"/>
+              <w:bottom w:type="dxa" w:w="60"/>
+              <w:right w:type="dxa" w:w="100"/>
+            </w:tcMar>
+          </w:tcPr>
+          <w:p>
+            <w:r>
+              <w:rPr>
+                <w:sz w:val="19"/>
+                <w:szCs w:val="19"/>
+              </w:rPr>
+              <w:t xml:space="preserve">Pilot</w:t>
+            </w:r>
+          </w:p>
+        </w:tc>
+      </w:tr>
+      <w:tr>
+        <w:tc>
+          <w:tcPr>
+            <w:tcW w:type="dxa" w:w="2400"/>
+            <w:tcBorders>
+              <w:top w:val="single" w:color="D9D8D3" w:sz="4"/>
+              <w:left w:val="single" w:color="D9D8D3" w:sz="4"/>
+              <w:bottom w:val="single" w:color="D9D8D3" w:sz="4"/>
+              <w:right w:val="single" w:color="D9D8D3" w:sz="4"/>
+            </w:tcBorders>
+            <w:tcMar>
+              <w:top w:type="dxa" w:w="60"/>
+              <w:left w:type="dxa" w:w="100"/>
+              <w:bottom w:type="dxa" w:w="60"/>
+              <w:right w:type="dxa" w:w="100"/>
+            </w:tcMar>
+          </w:tcPr>
+          <w:p>
+            <w:r>
+              <w:rPr>
+                <w:sz w:val="19"/>
+                <w:szCs w:val="19"/>
+              </w:rPr>
+              <w:t xml:space="preserve">Walk between doors</w:t>
+            </w:r>
+          </w:p>
+        </w:tc>
+        <w:tc>
+          <w:tcPr>
+            <w:tcW w:type="dxa" w:w="2400"/>
+            <w:tcBorders>
+              <w:top w:val="single" w:color="D9D8D3" w:sz="4"/>
+              <w:left w:val="single" w:color="D9D8D3" w:sz="4"/>
+              <w:bottom w:val="single" w:color="D9D8D3" w:sz="4"/>
+              <w:right w:val="single" w:color="D9D8D3" w:sz="4"/>
+            </w:tcBorders>
+            <w:tcMar>
+              <w:top w:type="dxa" w:w="60"/>
+              <w:left w:type="dxa" w:w="100"/>
+              <w:bottom w:type="dxa" w:w="60"/>
+              <w:right w:type="dxa" w:w="100"/>
+            </w:tcMar>
+          </w:tcPr>
+          <w:p>
+            <w:r>
+              <w:rPr>
+                <w:sz w:val="19"/>
+                <w:szCs w:val="19"/>
+              </w:rPr>
+              <w:t xml:space="preserve">30 s</w:t>
+            </w:r>
+          </w:p>
+        </w:tc>
+        <w:tc>
+          <w:tcPr>
+            <w:tcW w:type="dxa" w:w="1700"/>
+            <w:tcBorders>
+              <w:top w:val="single" w:color="D9D8D3" w:sz="4"/>
+              <w:left w:val="single" w:color="D9D8D3" w:sz="4"/>
+              <w:bottom w:val="single" w:color="D9D8D3" w:sz="4"/>
+              <w:right w:val="single" w:color="D9D8D3" w:sz="4"/>
+            </w:tcBorders>
+            <w:tcMar>
+              <w:top w:type="dxa" w:w="60"/>
+              <w:left w:type="dxa" w:w="100"/>
+              <w:bottom w:type="dxa" w:w="60"/>
+              <w:right w:type="dxa" w:w="100"/>
+            </w:tcMar>
+          </w:tcPr>
+          <w:p>
+            <w:r>
+              <w:rPr>
+                <w:sz w:val="19"/>
+                <w:szCs w:val="19"/>
+              </w:rPr>
+              <w:t xml:space="preserve">Assumed</w:t>
+            </w:r>
+          </w:p>
+        </w:tc>
+        <w:tc>
+          <w:tcPr>
+            <w:tcW w:type="dxa" w:w="2526"/>
+            <w:tcBorders>
+              <w:top w:val="single" w:color="D9D8D3" w:sz="4"/>
+              <w:left w:val="single" w:color="D9D8D3" w:sz="4"/>
+              <w:bottom w:val="single" w:color="D9D8D3" w:sz="4"/>
+              <w:right w:val="single" w:color="D9D8D3" w:sz="4"/>
+            </w:tcBorders>
+            <w:tcMar>
+              <w:top w:type="dxa" w:w="60"/>
+              <w:left w:type="dxa" w:w="100"/>
+              <w:bottom w:type="dxa" w:w="60"/>
+              <w:right w:type="dxa" w:w="100"/>
+            </w:tcMar>
+          </w:tcPr>
+          <w:p>
+            <w:r>
+              <w:rPr>
+                <w:sz w:val="19"/>
+                <w:szCs w:val="19"/>
+              </w:rPr>
+              <w:t xml:space="preserve">Walk it with a stopwatch</w:t>
+            </w:r>
+          </w:p>
+        </w:tc>
+      </w:tr>
+      <w:tr>
+        <w:tc>
+          <w:tcPr>
+            <w:tcW w:type="dxa" w:w="2400"/>
+            <w:tcBorders>
+              <w:top w:val="single" w:color="D9D8D3" w:sz="4"/>
+              <w:left w:val="single" w:color="D9D8D3" w:sz="4"/>
+              <w:bottom w:val="single" w:color="D9D8D3" w:sz="4"/>
+              <w:right w:val="single" w:color="D9D8D3" w:sz="4"/>
+            </w:tcBorders>
+            <w:tcMar>
+              <w:top w:type="dxa" w:w="60"/>
+              <w:left w:type="dxa" w:w="100"/>
+              <w:bottom w:type="dxa" w:w="60"/>
+              <w:right w:type="dxa" w:w="100"/>
+            </w:tcMar>
+          </w:tcPr>
+          <w:p>
+            <w:r>
+              <w:rPr>
+                <w:sz w:val="19"/>
+                <w:szCs w:val="19"/>
+              </w:rPr>
               <w:t xml:space="preserve">Food batch and reorder level</w:t>
             </w:r>
           </w:p>
@@ -15597,7 +16465,7 @@
                 <w:sz w:val="19"/>
                 <w:szCs w:val="19"/>
               </w:rPr>
-              <w:t xml:space="preserve">350 portions, reorder at 120</w:t>
+              <w:t xml:space="preserve">Central 900 (reorder at 500), Munch 500 (reorder at 300)</w:t>
             </w:r>
           </w:p>
         </w:tc>
@@ -17516,7 +18384,7 @@
                 <w:sz w:val="19"/>
                 <w:szCs w:val="19"/>
               </w:rPr>
-              <w:t xml:space="preserve">Arrivals, serving lines, food stock, seats, eating time</w:t>
+              <w:t xml:space="preserve">Arrivals, face scanner, serving stations, food stock, seats, eating time</w:t>
             </w:r>
           </w:p>
         </w:tc>

--- a/docs/MDS_Queuing_Theory_and_Simulation.docx
+++ b/docs/MDS_Queuing_Theory_and_Simulation.docx
@@ -368,27 +368,37 @@
         <w:spacing w:after="60"/>
       </w:pPr>
       <w:r>
-        <w:t xml:space="preserve">Replenishment needs </w:t>
+        <w:t xml:space="preserve">Replenishment starts only when the mess calls the kitchen because a dish is </w:t>
       </w:r>
       <w:r>
         <w:rPr>
           <w:b/>
           <w:bCs/>
         </w:rPr>
-        <w:t xml:space="preserve">25–30 min</w:t>
-      </w:r>
-      <w:r>
-        <w:t xml:space="preserve"> of preparation plus </w:t>
+        <w:t xml:space="preserve">running low</w:t>
+      </w:r>
+      <w:r>
+        <w:t xml:space="preserve">. If the kitchen has to make it, the refill arrives </w:t>
       </w:r>
       <w:r>
         <w:rPr>
           <w:b/>
           <w:bCs/>
         </w:rPr>
-        <w:t xml:space="preserve">7–8 min</w:t>
-      </w:r>
-      <w:r>
-        <w:t xml:space="preserve"> of delivery, so top-ups arrive inside the peak.</w:t>
+        <w:t xml:space="preserve">30 min</w:t>
+      </w:r>
+      <w:r>
+        <w:t xml:space="preserve"> after the call (making plus sending). If it is already made, only sending is needed: </w:t>
+      </w:r>
+      <w:r>
+        <w:rPr>
+          <w:b/>
+          <w:bCs/>
+        </w:rPr>
+        <w:t xml:space="preserve">10–14 min</w:t>
+      </w:r>
+      <w:r>
+        <w:t xml:space="preserve">. Either way, top-ups arrive inside the peak.</w:t>
       </w:r>
     </w:p>
     <w:p>
@@ -8800,7 +8810,7 @@
                 <w:sz w:val="19"/>
                 <w:szCs w:val="19"/>
               </w:rPr>
-              <w:t xml:space="preserve"> sets μ to 0 until the refill arrives (25–30 min prep + 7–8 min delivery, about 35 min)</w:t>
+              <w:t xml:space="preserve"> sets μ to 0 until the refill arrives (30 min after the 'running low' call if it has to be made, 10–14 min if already made)</w:t>
             </w:r>
           </w:p>
         </w:tc>
@@ -9601,7 +9611,7 @@
                 <w:sz w:val="19"/>
                 <w:szCs w:val="19"/>
               </w:rPr>
-              <w:t xml:space="preserve">Batches of the main dish (900 at Central, 500 at Munch, assumed); the kitchen starts the next batch at a reorder level and it arrives 35 min later (measured); if stock hits 0, the stations stop</w:t>
+              <w:t xml:space="preserve">Batches of the main dish (900 at Central, 500 at Munch, assumed); when stock falls to a call level (assumed) the mess calls the kitchen; the refill arrives 30 min later if it has to be made, or 10–14 min later if already made (both measured; an assumed 50% chance it is already made); if stock hits 0, the stations stop</w:t>
             </w:r>
           </w:p>
         </w:tc>
@@ -10199,7 +10209,7 @@
         <w:t xml:space="preserve">Simulated, not measured.  </w:t>
       </w:r>
       <w:r>
-        <w:t xml:space="preserve">These results come from 20 simulated lunches per setting with 2,960 students over 11:30–14:30. Measured: students, seats, 2 stations and 1 scanner per mess, the 18-min visit and the 35-min restock. </w:t>
+        <w:t xml:space="preserve">These results come from 20 simulated lunches per setting with 2,960 students over 11:30–14:30. Measured: students, seats, 2 stations and 1 scanner per mess, the 18-min visit and the restock times (30 min, or 10–14 min if already made). </w:t>
       </w:r>
       <w:r>
         <w:rPr>
@@ -10209,7 +10219,7 @@
         <w:t xml:space="preserve">Assumed:</w:t>
       </w:r>
       <w:r>
-        <w:t xml:space="preserve"> the 85/15 habit split, 10 students/min per station, 2 s per scan, food batches and the arrival curve. They show what the method can do; the pilot will show what actually happens.</w:t>
+        <w:t xml:space="preserve"> the 85/15 habit split, 10 students/min per station, 2 s per scan, a 50% chance the next batch is already made, food batches and the arrival curve. They show what the method can do; the pilot will show what actually happens.</w:t>
       </w:r>
     </w:p>
     <w:tbl>
@@ -10516,7 +10526,7 @@
                 <w:sz w:val="19"/>
                 <w:szCs w:val="19"/>
               </w:rPr>
-              <w:t xml:space="preserve">7.0 min</w:t>
+              <w:t xml:space="preserve">7.1 min</w:t>
             </w:r>
           </w:p>
         </w:tc>
@@ -10542,7 +10552,7 @@
                 <w:sz w:val="19"/>
                 <w:szCs w:val="19"/>
               </w:rPr>
-              <w:t xml:space="preserve">17.2 min</w:t>
+              <w:t xml:space="preserve">17.4 min</w:t>
             </w:r>
           </w:p>
         </w:tc>
@@ -10568,7 +10578,7 @@
                 <w:sz w:val="19"/>
                 <w:szCs w:val="19"/>
               </w:rPr>
-              <w:t xml:space="preserve">495</w:t>
+              <w:t xml:space="preserve">406</w:t>
             </w:r>
           </w:p>
         </w:tc>
@@ -10594,7 +10604,7 @@
                 <w:sz w:val="19"/>
                 <w:szCs w:val="19"/>
               </w:rPr>
-              <w:t xml:space="preserve">2.0</w:t>
+              <w:t xml:space="preserve">1.3</w:t>
             </w:r>
           </w:p>
         </w:tc>
@@ -10700,7 +10710,7 @@
                 <w:sz w:val="19"/>
                 <w:szCs w:val="19"/>
               </w:rPr>
-              <w:t xml:space="preserve">1.5 min</w:t>
+              <w:t xml:space="preserve">1.3 min</w:t>
             </w:r>
           </w:p>
         </w:tc>
@@ -10726,7 +10736,7 @@
                 <w:sz w:val="19"/>
                 <w:szCs w:val="19"/>
               </w:rPr>
-              <w:t xml:space="preserve">4.5 min</w:t>
+              <w:t xml:space="preserve">4.0 min</w:t>
             </w:r>
           </w:p>
         </w:tc>
@@ -10752,7 +10762,7 @@
                 <w:sz w:val="19"/>
                 <w:szCs w:val="19"/>
               </w:rPr>
-              <w:t xml:space="preserve">235</w:t>
+              <w:t xml:space="preserve">133</w:t>
             </w:r>
           </w:p>
         </w:tc>
@@ -10778,7 +10788,7 @@
                 <w:sz w:val="19"/>
                 <w:szCs w:val="19"/>
               </w:rPr>
-              <w:t xml:space="preserve">3.0</w:t>
+              <w:t xml:space="preserve">1.9</w:t>
             </w:r>
           </w:p>
         </w:tc>
@@ -10804,7 +10814,7 @@
                 <w:sz w:val="19"/>
                 <w:szCs w:val="19"/>
               </w:rPr>
-              <w:t xml:space="preserve">15%</w:t>
+              <w:t xml:space="preserve">13%</w:t>
             </w:r>
           </w:p>
         </w:tc>
@@ -10884,7 +10894,7 @@
                 <w:sz w:val="19"/>
                 <w:szCs w:val="19"/>
               </w:rPr>
-              <w:t xml:space="preserve">1.1 min</w:t>
+              <w:t xml:space="preserve">0.8 min</w:t>
             </w:r>
           </w:p>
         </w:tc>
@@ -10910,7 +10920,7 @@
                 <w:sz w:val="19"/>
                 <w:szCs w:val="19"/>
               </w:rPr>
-              <w:t xml:space="preserve">3.7 min</w:t>
+              <w:t xml:space="preserve">2.4 min</w:t>
             </w:r>
           </w:p>
         </w:tc>
@@ -10936,7 +10946,7 @@
                 <w:sz w:val="19"/>
                 <w:szCs w:val="19"/>
               </w:rPr>
-              <w:t xml:space="preserve">190</w:t>
+              <w:t xml:space="preserve">97</w:t>
             </w:r>
           </w:p>
         </w:tc>
@@ -10962,7 +10972,7 @@
                 <w:sz w:val="19"/>
                 <w:szCs w:val="19"/>
               </w:rPr>
-              <w:t xml:space="preserve">3.0</w:t>
+              <w:t xml:space="preserve">1.6</w:t>
             </w:r>
           </w:p>
         </w:tc>
@@ -10988,7 +10998,7 @@
                 <w:sz w:val="19"/>
                 <w:szCs w:val="19"/>
               </w:rPr>
-              <w:t xml:space="preserve">20%</w:t>
+              <w:t xml:space="preserve">14%</w:t>
             </w:r>
           </w:p>
         </w:tc>
@@ -11068,7 +11078,7 @@
                 <w:sz w:val="19"/>
                 <w:szCs w:val="19"/>
               </w:rPr>
-              <w:t xml:space="preserve">1.5 min</w:t>
+              <w:t xml:space="preserve">1.1 min</w:t>
             </w:r>
           </w:p>
         </w:tc>
@@ -11094,7 +11104,7 @@
                 <w:sz w:val="19"/>
                 <w:szCs w:val="19"/>
               </w:rPr>
-              <w:t xml:space="preserve">4.5 min</w:t>
+              <w:t xml:space="preserve">3.2 min</w:t>
             </w:r>
           </w:p>
         </w:tc>
@@ -11120,7 +11130,7 @@
                 <w:sz w:val="19"/>
                 <w:szCs w:val="19"/>
               </w:rPr>
-              <w:t xml:space="preserve">187</w:t>
+              <w:t xml:space="preserve">98</w:t>
             </w:r>
           </w:p>
         </w:tc>
@@ -11146,7 +11156,7 @@
                 <w:sz w:val="19"/>
                 <w:szCs w:val="19"/>
               </w:rPr>
-              <w:t xml:space="preserve">3.2</w:t>
+              <w:t xml:space="preserve">1.9</w:t>
             </w:r>
           </w:p>
         </w:tc>
@@ -11172,7 +11182,7 @@
                 <w:sz w:val="19"/>
                 <w:szCs w:val="19"/>
               </w:rPr>
-              <w:t xml:space="preserve">23%</w:t>
+              <w:t xml:space="preserve">18%</w:t>
             </w:r>
           </w:p>
         </w:tc>
@@ -11341,7 +11351,7 @@
                 <w:sz w:val="19"/>
                 <w:szCs w:val="19"/>
               </w:rPr>
-              <w:t xml:space="preserve">≈ 20.0 min</w:t>
+              <w:t xml:space="preserve">≈ 18.3 min</w:t>
             </w:r>
           </w:p>
         </w:tc>
@@ -11367,7 +11377,7 @@
                 <w:sz w:val="19"/>
                 <w:szCs w:val="19"/>
               </w:rPr>
-              <w:t xml:space="preserve">≈ 17.2 min</w:t>
+              <w:t xml:space="preserve">≈ 17.1 min</w:t>
             </w:r>
           </w:p>
         </w:tc>
@@ -11395,7 +11405,7 @@
                 <w:sz w:val="19"/>
                 <w:szCs w:val="19"/>
               </w:rPr>
-              <w:t xml:space="preserve">Peak</w:t>
+              <w:t xml:space="preserve">Peak (±15 min around the busiest moment)</w:t>
             </w:r>
           </w:p>
         </w:tc>
@@ -11421,7 +11431,7 @@
                 <w:sz w:val="19"/>
                 <w:szCs w:val="19"/>
               </w:rPr>
-              <w:t xml:space="preserve">≈ 25.4 min</w:t>
+              <w:t xml:space="preserve">≈ 25.3 min</w:t>
             </w:r>
           </w:p>
         </w:tc>
@@ -11447,7 +11457,591 @@
                 <w:sz w:val="19"/>
                 <w:szCs w:val="19"/>
               </w:rPr>
-              <w:t xml:space="preserve">≈ 19.6 min</w:t>
+              <w:t xml:space="preserve">≈ 18.1 min</w:t>
+            </w:r>
+          </w:p>
+        </w:tc>
+      </w:tr>
+    </w:tbl>
+    <w:p>
+      <w:pPr>
+        <w:spacing w:after="120"/>
+      </w:pPr>
+      <w:r>
+        <w:t xml:space="preserve">The simulated normal-day visit (18.3 min) matches the ~18 min we measured. </w:t>
+      </w:r>
+      <w:r>
+        <w:rPr>
+          <w:b/>
+          <w:bCs/>
+        </w:rPr>
+        <w:t xml:space="preserve">How much the restock time matters</w:t>
+      </w:r>
+      <w:r>
+        <w:t xml:space="preserve"> (equilibrium split, 60% follow):</w:t>
+      </w:r>
+    </w:p>
+    <w:tbl>
+      <w:tblPr>
+        <w:tblW w:type="dxa" w:w="9026"/>
+        <w:tblBorders>
+          <w:top w:val="single" w:color="auto" w:sz="4"/>
+          <w:left w:val="single" w:color="auto" w:sz="4"/>
+          <w:bottom w:val="single" w:color="auto" w:sz="4"/>
+          <w:right w:val="single" w:color="auto" w:sz="4"/>
+          <w:insideH w:val="single" w:color="auto" w:sz="4"/>
+          <w:insideV w:val="single" w:color="auto" w:sz="4"/>
+        </w:tblBorders>
+      </w:tblPr>
+      <w:tblGrid>
+        <w:gridCol w:w="2626"/>
+        <w:gridCol w:w="1600"/>
+        <w:gridCol w:w="1500"/>
+        <w:gridCol w:w="1400"/>
+        <w:gridCol w:w="1900"/>
+      </w:tblGrid>
+      <w:tr>
+        <w:trPr>
+          <w:tblHeader/>
+        </w:trPr>
+        <w:tc>
+          <w:tcPr>
+            <w:tcW w:type="dxa" w:w="2626"/>
+            <w:tcBorders>
+              <w:top w:val="single" w:color="D9D8D3" w:sz="4"/>
+              <w:left w:val="single" w:color="D9D8D3" w:sz="4"/>
+              <w:bottom w:val="single" w:color="D9D8D3" w:sz="4"/>
+              <w:right w:val="single" w:color="D9D8D3" w:sz="4"/>
+            </w:tcBorders>
+            <w:shd w:fill="ECEBE7" w:color="auto" w:val="clear"/>
+            <w:tcMar>
+              <w:top w:type="dxa" w:w="60"/>
+              <w:left w:type="dxa" w:w="100"/>
+              <w:bottom w:type="dxa" w:w="60"/>
+              <w:right w:type="dxa" w:w="100"/>
+            </w:tcMar>
+          </w:tcPr>
+          <w:p>
+            <w:r>
+              <w:rPr>
+                <w:b/>
+                <w:bCs/>
+                <w:sz w:val="19"/>
+                <w:szCs w:val="19"/>
+              </w:rPr>
+              <w:t xml:space="preserve">Next batch already made when the mess calls?</w:t>
+            </w:r>
+          </w:p>
+        </w:tc>
+        <w:tc>
+          <w:tcPr>
+            <w:tcW w:type="dxa" w:w="1600"/>
+            <w:tcBorders>
+              <w:top w:val="single" w:color="D9D8D3" w:sz="4"/>
+              <w:left w:val="single" w:color="D9D8D3" w:sz="4"/>
+              <w:bottom w:val="single" w:color="D9D8D3" w:sz="4"/>
+              <w:right w:val="single" w:color="D9D8D3" w:sz="4"/>
+            </w:tcBorders>
+            <w:shd w:fill="ECEBE7" w:color="auto" w:val="clear"/>
+            <w:tcMar>
+              <w:top w:type="dxa" w:w="60"/>
+              <w:left w:type="dxa" w:w="100"/>
+              <w:bottom w:type="dxa" w:w="60"/>
+              <w:right w:type="dxa" w:w="100"/>
+            </w:tcMar>
+          </w:tcPr>
+          <w:p>
+            <w:r>
+              <w:rPr>
+                <w:b/>
+                <w:bCs/>
+                <w:sz w:val="19"/>
+                <w:szCs w:val="19"/>
+              </w:rPr>
+              <w:t xml:space="preserve">Restock time</w:t>
+            </w:r>
+          </w:p>
+        </w:tc>
+        <w:tc>
+          <w:tcPr>
+            <w:tcW w:type="dxa" w:w="1500"/>
+            <w:tcBorders>
+              <w:top w:val="single" w:color="D9D8D3" w:sz="4"/>
+              <w:left w:val="single" w:color="D9D8D3" w:sz="4"/>
+              <w:bottom w:val="single" w:color="D9D8D3" w:sz="4"/>
+              <w:right w:val="single" w:color="D9D8D3" w:sz="4"/>
+            </w:tcBorders>
+            <w:shd w:fill="ECEBE7" w:color="auto" w:val="clear"/>
+            <w:tcMar>
+              <w:top w:type="dxa" w:w="60"/>
+              <w:left w:type="dxa" w:w="100"/>
+              <w:bottom w:type="dxa" w:w="60"/>
+              <w:right w:type="dxa" w:w="100"/>
+            </w:tcMar>
+          </w:tcPr>
+          <w:p>
+            <w:r>
+              <w:rPr>
+                <w:b/>
+                <w:bCs/>
+                <w:sz w:val="19"/>
+                <w:szCs w:val="19"/>
+              </w:rPr>
+              <w:t xml:space="preserve">Run-outs: no screens</w:t>
+            </w:r>
+          </w:p>
+        </w:tc>
+        <w:tc>
+          <w:tcPr>
+            <w:tcW w:type="dxa" w:w="1400"/>
+            <w:tcBorders>
+              <w:top w:val="single" w:color="D9D8D3" w:sz="4"/>
+              <w:left w:val="single" w:color="D9D8D3" w:sz="4"/>
+              <w:bottom w:val="single" w:color="D9D8D3" w:sz="4"/>
+              <w:right w:val="single" w:color="D9D8D3" w:sz="4"/>
+            </w:tcBorders>
+            <w:shd w:fill="ECEBE7" w:color="auto" w:val="clear"/>
+            <w:tcMar>
+              <w:top w:type="dxa" w:w="60"/>
+              <w:left w:type="dxa" w:w="100"/>
+              <w:bottom w:type="dxa" w:w="60"/>
+              <w:right w:type="dxa" w:w="100"/>
+            </w:tcMar>
+          </w:tcPr>
+          <w:p>
+            <w:r>
+              <w:rPr>
+                <w:b/>
+                <w:bCs/>
+                <w:sz w:val="19"/>
+                <w:szCs w:val="19"/>
+              </w:rPr>
+              <w:t xml:space="preserve">Run-outs: screens</w:t>
+            </w:r>
+          </w:p>
+        </w:tc>
+        <w:tc>
+          <w:tcPr>
+            <w:tcW w:type="dxa" w:w="1900"/>
+            <w:tcBorders>
+              <w:top w:val="single" w:color="D9D8D3" w:sz="4"/>
+              <w:left w:val="single" w:color="D9D8D3" w:sz="4"/>
+              <w:bottom w:val="single" w:color="D9D8D3" w:sz="4"/>
+              <w:right w:val="single" w:color="D9D8D3" w:sz="4"/>
+            </w:tcBorders>
+            <w:shd w:fill="ECEBE7" w:color="auto" w:val="clear"/>
+            <w:tcMar>
+              <w:top w:type="dxa" w:w="60"/>
+              <w:left w:type="dxa" w:w="100"/>
+              <w:bottom w:type="dxa" w:w="60"/>
+              <w:right w:type="dxa" w:w="100"/>
+            </w:tcMar>
+          </w:tcPr>
+          <w:p>
+            <w:r>
+              <w:rPr>
+                <w:b/>
+                <w:bCs/>
+                <w:sz w:val="19"/>
+                <w:szCs w:val="19"/>
+              </w:rPr>
+              <w:t xml:space="preserve">Average wait: no screens → screens</w:t>
+            </w:r>
+          </w:p>
+        </w:tc>
+      </w:tr>
+      <w:tr>
+        <w:tc>
+          <w:tcPr>
+            <w:tcW w:type="dxa" w:w="2626"/>
+            <w:tcBorders>
+              <w:top w:val="single" w:color="D9D8D3" w:sz="4"/>
+              <w:left w:val="single" w:color="D9D8D3" w:sz="4"/>
+              <w:bottom w:val="single" w:color="D9D8D3" w:sz="4"/>
+              <w:right w:val="single" w:color="D9D8D3" w:sz="4"/>
+            </w:tcBorders>
+            <w:tcMar>
+              <w:top w:type="dxa" w:w="60"/>
+              <w:left w:type="dxa" w:w="100"/>
+              <w:bottom w:type="dxa" w:w="60"/>
+              <w:right w:type="dxa" w:w="100"/>
+            </w:tcMar>
+          </w:tcPr>
+          <w:p>
+            <w:r>
+              <w:rPr>
+                <w:sz w:val="19"/>
+                <w:szCs w:val="19"/>
+              </w:rPr>
+              <w:t xml:space="preserve">Never</w:t>
+            </w:r>
+          </w:p>
+        </w:tc>
+        <w:tc>
+          <w:tcPr>
+            <w:tcW w:type="dxa" w:w="1600"/>
+            <w:tcBorders>
+              <w:top w:val="single" w:color="D9D8D3" w:sz="4"/>
+              <w:left w:val="single" w:color="D9D8D3" w:sz="4"/>
+              <w:bottom w:val="single" w:color="D9D8D3" w:sz="4"/>
+              <w:right w:val="single" w:color="D9D8D3" w:sz="4"/>
+            </w:tcBorders>
+            <w:tcMar>
+              <w:top w:type="dxa" w:w="60"/>
+              <w:left w:type="dxa" w:w="100"/>
+              <w:bottom w:type="dxa" w:w="60"/>
+              <w:right w:type="dxa" w:w="100"/>
+            </w:tcMar>
+          </w:tcPr>
+          <w:p>
+            <w:r>
+              <w:rPr>
+                <w:sz w:val="19"/>
+                <w:szCs w:val="19"/>
+              </w:rPr>
+              <w:t xml:space="preserve">30 min</w:t>
+            </w:r>
+          </w:p>
+        </w:tc>
+        <w:tc>
+          <w:tcPr>
+            <w:tcW w:type="dxa" w:w="1500"/>
+            <w:tcBorders>
+              <w:top w:val="single" w:color="D9D8D3" w:sz="4"/>
+              <w:left w:val="single" w:color="D9D8D3" w:sz="4"/>
+              <w:bottom w:val="single" w:color="D9D8D3" w:sz="4"/>
+              <w:right w:val="single" w:color="D9D8D3" w:sz="4"/>
+            </w:tcBorders>
+            <w:tcMar>
+              <w:top w:type="dxa" w:w="60"/>
+              <w:left w:type="dxa" w:w="100"/>
+              <w:bottom w:type="dxa" w:w="60"/>
+              <w:right w:type="dxa" w:w="100"/>
+            </w:tcMar>
+          </w:tcPr>
+          <w:p>
+            <w:r>
+              <w:rPr>
+                <w:sz w:val="19"/>
+                <w:szCs w:val="19"/>
+              </w:rPr>
+              <w:t xml:space="preserve">2.0</w:t>
+            </w:r>
+          </w:p>
+        </w:tc>
+        <w:tc>
+          <w:tcPr>
+            <w:tcW w:type="dxa" w:w="1400"/>
+            <w:tcBorders>
+              <w:top w:val="single" w:color="D9D8D3" w:sz="4"/>
+              <w:left w:val="single" w:color="D9D8D3" w:sz="4"/>
+              <w:bottom w:val="single" w:color="D9D8D3" w:sz="4"/>
+              <w:right w:val="single" w:color="D9D8D3" w:sz="4"/>
+            </w:tcBorders>
+            <w:tcMar>
+              <w:top w:type="dxa" w:w="60"/>
+              <w:left w:type="dxa" w:w="100"/>
+              <w:bottom w:type="dxa" w:w="60"/>
+              <w:right w:type="dxa" w:w="100"/>
+            </w:tcMar>
+          </w:tcPr>
+          <w:p>
+            <w:r>
+              <w:rPr>
+                <w:sz w:val="19"/>
+                <w:szCs w:val="19"/>
+              </w:rPr>
+              <w:t xml:space="preserve">3.0</w:t>
+            </w:r>
+          </w:p>
+        </w:tc>
+        <w:tc>
+          <w:tcPr>
+            <w:tcW w:type="dxa" w:w="1900"/>
+            <w:tcBorders>
+              <w:top w:val="single" w:color="D9D8D3" w:sz="4"/>
+              <w:left w:val="single" w:color="D9D8D3" w:sz="4"/>
+              <w:bottom w:val="single" w:color="D9D8D3" w:sz="4"/>
+              <w:right w:val="single" w:color="D9D8D3" w:sz="4"/>
+            </w:tcBorders>
+            <w:tcMar>
+              <w:top w:type="dxa" w:w="60"/>
+              <w:left w:type="dxa" w:w="100"/>
+              <w:bottom w:type="dxa" w:w="60"/>
+              <w:right w:type="dxa" w:w="100"/>
+            </w:tcMar>
+          </w:tcPr>
+          <w:p>
+            <w:r>
+              <w:rPr>
+                <w:sz w:val="19"/>
+                <w:szCs w:val="19"/>
+              </w:rPr>
+              <w:t xml:space="preserve">7.0 → 0.9 min</w:t>
+            </w:r>
+          </w:p>
+        </w:tc>
+      </w:tr>
+      <w:tr>
+        <w:tc>
+          <w:tcPr>
+            <w:tcW w:type="dxa" w:w="2626"/>
+            <w:tcBorders>
+              <w:top w:val="single" w:color="D9D8D3" w:sz="4"/>
+              <w:left w:val="single" w:color="D9D8D3" w:sz="4"/>
+              <w:bottom w:val="single" w:color="D9D8D3" w:sz="4"/>
+              <w:right w:val="single" w:color="D9D8D3" w:sz="4"/>
+            </w:tcBorders>
+            <w:tcMar>
+              <w:top w:type="dxa" w:w="60"/>
+              <w:left w:type="dxa" w:w="100"/>
+              <w:bottom w:type="dxa" w:w="60"/>
+              <w:right w:type="dxa" w:w="100"/>
+            </w:tcMar>
+          </w:tcPr>
+          <w:p>
+            <w:r>
+              <w:rPr>
+                <w:sz w:val="19"/>
+                <w:szCs w:val="19"/>
+              </w:rPr>
+              <w:t xml:space="preserve">Half the time (default)</w:t>
+            </w:r>
+          </w:p>
+        </w:tc>
+        <w:tc>
+          <w:tcPr>
+            <w:tcW w:type="dxa" w:w="1600"/>
+            <w:tcBorders>
+              <w:top w:val="single" w:color="D9D8D3" w:sz="4"/>
+              <w:left w:val="single" w:color="D9D8D3" w:sz="4"/>
+              <w:bottom w:val="single" w:color="D9D8D3" w:sz="4"/>
+              <w:right w:val="single" w:color="D9D8D3" w:sz="4"/>
+            </w:tcBorders>
+            <w:tcMar>
+              <w:top w:type="dxa" w:w="60"/>
+              <w:left w:type="dxa" w:w="100"/>
+              <w:bottom w:type="dxa" w:w="60"/>
+              <w:right w:type="dxa" w:w="100"/>
+            </w:tcMar>
+          </w:tcPr>
+          <w:p>
+            <w:r>
+              <w:rPr>
+                <w:sz w:val="19"/>
+                <w:szCs w:val="19"/>
+              </w:rPr>
+              <w:t xml:space="preserve">30 or 10–14 min</w:t>
+            </w:r>
+          </w:p>
+        </w:tc>
+        <w:tc>
+          <w:tcPr>
+            <w:tcW w:type="dxa" w:w="1500"/>
+            <w:tcBorders>
+              <w:top w:val="single" w:color="D9D8D3" w:sz="4"/>
+              <w:left w:val="single" w:color="D9D8D3" w:sz="4"/>
+              <w:bottom w:val="single" w:color="D9D8D3" w:sz="4"/>
+              <w:right w:val="single" w:color="D9D8D3" w:sz="4"/>
+            </w:tcBorders>
+            <w:tcMar>
+              <w:top w:type="dxa" w:w="60"/>
+              <w:left w:type="dxa" w:w="100"/>
+              <w:bottom w:type="dxa" w:w="60"/>
+              <w:right w:type="dxa" w:w="100"/>
+            </w:tcMar>
+          </w:tcPr>
+          <w:p>
+            <w:r>
+              <w:rPr>
+                <w:sz w:val="19"/>
+                <w:szCs w:val="19"/>
+              </w:rPr>
+              <w:t xml:space="preserve">1.3</w:t>
+            </w:r>
+          </w:p>
+        </w:tc>
+        <w:tc>
+          <w:tcPr>
+            <w:tcW w:type="dxa" w:w="1400"/>
+            <w:tcBorders>
+              <w:top w:val="single" w:color="D9D8D3" w:sz="4"/>
+              <w:left w:val="single" w:color="D9D8D3" w:sz="4"/>
+              <w:bottom w:val="single" w:color="D9D8D3" w:sz="4"/>
+              <w:right w:val="single" w:color="D9D8D3" w:sz="4"/>
+            </w:tcBorders>
+            <w:tcMar>
+              <w:top w:type="dxa" w:w="60"/>
+              <w:left w:type="dxa" w:w="100"/>
+              <w:bottom w:type="dxa" w:w="60"/>
+              <w:right w:type="dxa" w:w="100"/>
+            </w:tcMar>
+          </w:tcPr>
+          <w:p>
+            <w:r>
+              <w:rPr>
+                <w:sz w:val="19"/>
+                <w:szCs w:val="19"/>
+              </w:rPr>
+              <w:t xml:space="preserve">1.6</w:t>
+            </w:r>
+          </w:p>
+        </w:tc>
+        <w:tc>
+          <w:tcPr>
+            <w:tcW w:type="dxa" w:w="1900"/>
+            <w:tcBorders>
+              <w:top w:val="single" w:color="D9D8D3" w:sz="4"/>
+              <w:left w:val="single" w:color="D9D8D3" w:sz="4"/>
+              <w:bottom w:val="single" w:color="D9D8D3" w:sz="4"/>
+              <w:right w:val="single" w:color="D9D8D3" w:sz="4"/>
+            </w:tcBorders>
+            <w:tcMar>
+              <w:top w:type="dxa" w:w="60"/>
+              <w:left w:type="dxa" w:w="100"/>
+              <w:bottom w:type="dxa" w:w="60"/>
+              <w:right w:type="dxa" w:w="100"/>
+            </w:tcMar>
+          </w:tcPr>
+          <w:p>
+            <w:r>
+              <w:rPr>
+                <w:sz w:val="19"/>
+                <w:szCs w:val="19"/>
+              </w:rPr>
+              <w:t xml:space="preserve">7.1 → 0.8 min</w:t>
+            </w:r>
+          </w:p>
+        </w:tc>
+      </w:tr>
+      <w:tr>
+        <w:tc>
+          <w:tcPr>
+            <w:tcW w:type="dxa" w:w="2626"/>
+            <w:tcBorders>
+              <w:top w:val="single" w:color="D9D8D3" w:sz="4"/>
+              <w:left w:val="single" w:color="D9D8D3" w:sz="4"/>
+              <w:bottom w:val="single" w:color="D9D8D3" w:sz="4"/>
+              <w:right w:val="single" w:color="D9D8D3" w:sz="4"/>
+            </w:tcBorders>
+            <w:tcMar>
+              <w:top w:type="dxa" w:w="60"/>
+              <w:left w:type="dxa" w:w="100"/>
+              <w:bottom w:type="dxa" w:w="60"/>
+              <w:right w:type="dxa" w:w="100"/>
+            </w:tcMar>
+          </w:tcPr>
+          <w:p>
+            <w:r>
+              <w:rPr>
+                <w:sz w:val="19"/>
+                <w:szCs w:val="19"/>
+              </w:rPr>
+              <w:t xml:space="preserve">Always</w:t>
+            </w:r>
+          </w:p>
+        </w:tc>
+        <w:tc>
+          <w:tcPr>
+            <w:tcW w:type="dxa" w:w="1600"/>
+            <w:tcBorders>
+              <w:top w:val="single" w:color="D9D8D3" w:sz="4"/>
+              <w:left w:val="single" w:color="D9D8D3" w:sz="4"/>
+              <w:bottom w:val="single" w:color="D9D8D3" w:sz="4"/>
+              <w:right w:val="single" w:color="D9D8D3" w:sz="4"/>
+            </w:tcBorders>
+            <w:tcMar>
+              <w:top w:type="dxa" w:w="60"/>
+              <w:left w:type="dxa" w:w="100"/>
+              <w:bottom w:type="dxa" w:w="60"/>
+              <w:right w:type="dxa" w:w="100"/>
+            </w:tcMar>
+          </w:tcPr>
+          <w:p>
+            <w:r>
+              <w:rPr>
+                <w:sz w:val="19"/>
+                <w:szCs w:val="19"/>
+              </w:rPr>
+              <w:t xml:space="preserve">10–14 min</w:t>
+            </w:r>
+          </w:p>
+        </w:tc>
+        <w:tc>
+          <w:tcPr>
+            <w:tcW w:type="dxa" w:w="1500"/>
+            <w:tcBorders>
+              <w:top w:val="single" w:color="D9D8D3" w:sz="4"/>
+              <w:left w:val="single" w:color="D9D8D3" w:sz="4"/>
+              <w:bottom w:val="single" w:color="D9D8D3" w:sz="4"/>
+              <w:right w:val="single" w:color="D9D8D3" w:sz="4"/>
+            </w:tcBorders>
+            <w:tcMar>
+              <w:top w:type="dxa" w:w="60"/>
+              <w:left w:type="dxa" w:w="100"/>
+              <w:bottom w:type="dxa" w:w="60"/>
+              <w:right w:type="dxa" w:w="100"/>
+            </w:tcMar>
+          </w:tcPr>
+          <w:p>
+            <w:r>
+              <w:rPr>
+                <w:sz w:val="19"/>
+                <w:szCs w:val="19"/>
+              </w:rPr>
+              <w:t xml:space="preserve">0</w:t>
+            </w:r>
+          </w:p>
+        </w:tc>
+        <w:tc>
+          <w:tcPr>
+            <w:tcW w:type="dxa" w:w="1400"/>
+            <w:tcBorders>
+              <w:top w:val="single" w:color="D9D8D3" w:sz="4"/>
+              <w:left w:val="single" w:color="D9D8D3" w:sz="4"/>
+              <w:bottom w:val="single" w:color="D9D8D3" w:sz="4"/>
+              <w:right w:val="single" w:color="D9D8D3" w:sz="4"/>
+            </w:tcBorders>
+            <w:tcMar>
+              <w:top w:type="dxa" w:w="60"/>
+              <w:left w:type="dxa" w:w="100"/>
+              <w:bottom w:type="dxa" w:w="60"/>
+              <w:right w:type="dxa" w:w="100"/>
+            </w:tcMar>
+          </w:tcPr>
+          <w:p>
+            <w:r>
+              <w:rPr>
+                <w:sz w:val="19"/>
+                <w:szCs w:val="19"/>
+              </w:rPr>
+              <w:t xml:space="preserve">0</w:t>
+            </w:r>
+          </w:p>
+        </w:tc>
+        <w:tc>
+          <w:tcPr>
+            <w:tcW w:type="dxa" w:w="1900"/>
+            <w:tcBorders>
+              <w:top w:val="single" w:color="D9D8D3" w:sz="4"/>
+              <w:left w:val="single" w:color="D9D8D3" w:sz="4"/>
+              <w:bottom w:val="single" w:color="D9D8D3" w:sz="4"/>
+              <w:right w:val="single" w:color="D9D8D3" w:sz="4"/>
+            </w:tcBorders>
+            <w:tcMar>
+              <w:top w:type="dxa" w:w="60"/>
+              <w:left w:type="dxa" w:w="100"/>
+              <w:bottom w:type="dxa" w:w="60"/>
+              <w:right w:type="dxa" w:w="100"/>
+            </w:tcMar>
+          </w:tcPr>
+          <w:p>
+            <w:r>
+              <w:rPr>
+                <w:sz w:val="19"/>
+                <w:szCs w:val="19"/>
+              </w:rPr>
+              <w:t xml:space="preserve">7.2 → 0.9 min</w:t>
             </w:r>
           </w:p>
         </w:tc>
@@ -11495,10 +12089,10 @@
           <w:b/>
           <w:bCs/>
         </w:rPr>
-        <w:t xml:space="preserve">average wait from about 7 to about 1–1.5 minutes</w:t>
-      </w:r>
-      <w:r>
-        <w:t xml:space="preserve"> and long waits (90th percentile) from about 17 to about 4 minutes.</w:t>
+        <w:t xml:space="preserve">average wait from about 7 to about 1 minute</w:t>
+      </w:r>
+      <w:r>
+        <w:t xml:space="preserve"> and long waits (90th percentile) from about 17 to about 2.5–4 minutes.</w:t>
       </w:r>
     </w:p>
     <w:p>
@@ -11518,10 +12112,10 @@
           <w:b/>
           <w:bCs/>
         </w:rPr>
-        <w:t xml:space="preserve">1 in 5 students</w:t>
-      </w:r>
-      <w:r>
-        <w:t xml:space="preserve"> has to walk to the other mess for this (15–23%). Because 85% start at Central, rebalancing needs more movement than a more even habit split would.</w:t>
+        <w:t xml:space="preserve">1 in 7 students</w:t>
+      </w:r>
+      <w:r>
+        <w:t xml:space="preserve"> has to walk to the other mess for this (13–18%). Because 85% start at Central, rebalancing needs more movement than a more even habit split would.</w:t>
       </w:r>
     </w:p>
     <w:p>
@@ -11541,7 +12135,27 @@
         <w:t xml:space="preserve">Moving students moves the run-outs.</w:t>
       </w:r>
       <w:r>
-        <w:t xml:space="preserve"> Food run-outs rise slightly with screens (about 2 → 3 per lunch) because Munch now feeds more students and a restock takes 35 minutes. Student routing and food allocation must be planned together (sections 7.4–7.6).</w:t>
+        <w:t xml:space="preserve"> Food run-outs rise slightly with screens because Munch now feeds more students and a 30-minute call-back restock cannot keep up. Student routing and food allocation must be planned together (sections 7.4–7.6).</w:t>
+      </w:r>
+    </w:p>
+    <w:p>
+      <w:pPr>
+        <w:pStyle w:val="ListParagraph"/>
+        <w:numPr>
+          <w:ilvl w:val="0"/>
+          <w:numId w:val="3"/>
+        </w:numPr>
+        <w:spacing w:after="60"/>
+      </w:pPr>
+      <w:r>
+        <w:rPr>
+          <w:b/>
+          <w:bCs/>
+        </w:rPr>
+        <w:t xml:space="preserve">Run-outs are a kitchen-timing problem.</w:t>
+      </w:r>
+      <w:r>
+        <w:t xml:space="preserve"> If the next batch is always made before the mess calls (10–14 min to send instead of 30), run-outs disappear in the model, while waits barely change: the serving stations, not the food, set the queue. This supports early kitchen alerts from the scan data.</w:t>
       </w:r>
     </w:p>
     <w:p>
@@ -12569,7 +13183,7 @@
         <w:spacing w:after="60"/>
       </w:pPr>
       <w:r>
-        <w:t xml:space="preserve">Why do dishes run out? Because replenishment is triggered after stock is low, and takes 25–30 min plus 7–8 min of delivery.</w:t>
+        <w:t xml:space="preserve">Why do dishes run out? Because replenishment is triggered only when stock is running low, and then takes 30 min if the kitchen has to make it (10–14 min if already made).</w:t>
       </w:r>
     </w:p>
     <w:p>
@@ -13382,17 +13996,17 @@
         <w:t xml:space="preserve">Decision:</w:t>
       </w:r>
       <w:r>
-        <w:t xml:space="preserve"> at 12:30 (before the peak), should the kitchen send an extra batch of the star dish </w:t>
+        <w:t xml:space="preserve"> at 12:30 (before the peak), should the kitchen cook the next batch of the star dish </w:t>
       </w:r>
       <w:r>
         <w:rPr>
           <w:b/>
           <w:bCs/>
         </w:rPr>
-        <w:t xml:space="preserve">pre-emptively</w:t>
-      </w:r>
-      <w:r>
-        <w:t xml:space="preserve">, or </w:t>
+        <w:t xml:space="preserve">ahead</w:t>
+      </w:r>
+      <w:r>
+        <w:t xml:space="preserve"> (so a refill reaches the mess 10–14 min after the call), or </w:t>
       </w:r>
       <w:r>
         <w:rPr>
@@ -13402,7 +14016,7 @@
         <w:t xml:space="preserve">wait and react</w:t>
       </w:r>
       <w:r>
-        <w:t xml:space="preserve"> when it runs low? (All costs and probabilities below are </w:t>
+        <w:t xml:space="preserve"> to the "running low" call (30 min)? (All costs and probabilities below are </w:t>
       </w:r>
       <w:r>
         <w:rPr>
@@ -13749,7 +14363,7 @@
         <w:t xml:space="preserve">Replenishment trips:</w:t>
       </w:r>
       <w:r>
-        <w:t xml:space="preserve"> y_t ∈ {0, 1} = 1 if the vehicle leaves at time t. Each trip carries at most Q portions, must leave 25–30 min after the cook starts, and cumulative deliveries must stay ahead of cumulative forecast demand. Minimise trips plus shortage cost.</w:t>
+        <w:t xml:space="preserve"> y_t ∈ {0, 1} = 1 if the vehicle leaves at time t. Each trip carries at most Q portions, arrives 30 min after a call if it must be made (10–14 min if already made), and cumulative deliveries must stay ahead of cumulative forecast demand. Minimise trips plus shortage cost.</w:t>
       </w:r>
     </w:p>
     <w:p>
@@ -15271,7 +15885,7 @@
                 <w:sz w:val="19"/>
                 <w:szCs w:val="19"/>
               </w:rPr>
-              <w:t xml:space="preserve">25–30 min prep + 7–8 min delivery</w:t>
+              <w:t xml:space="preserve">30 min after the call if it has to be made; 10–14 min if already made</w:t>
             </w:r>
           </w:p>
         </w:tc>
@@ -15325,7 +15939,113 @@
                 <w:sz w:val="19"/>
                 <w:szCs w:val="19"/>
               </w:rPr>
-              <w:t xml:space="preserve">Done (Phase 1)</w:t>
+              <w:t xml:space="preserve">Done</w:t>
+            </w:r>
+          </w:p>
+        </w:tc>
+      </w:tr>
+      <w:tr>
+        <w:tc>
+          <w:tcPr>
+            <w:tcW w:type="dxa" w:w="2400"/>
+            <w:tcBorders>
+              <w:top w:val="single" w:color="D9D8D3" w:sz="4"/>
+              <w:left w:val="single" w:color="D9D8D3" w:sz="4"/>
+              <w:bottom w:val="single" w:color="D9D8D3" w:sz="4"/>
+              <w:right w:val="single" w:color="D9D8D3" w:sz="4"/>
+            </w:tcBorders>
+            <w:tcMar>
+              <w:top w:type="dxa" w:w="60"/>
+              <w:left w:type="dxa" w:w="100"/>
+              <w:bottom w:type="dxa" w:w="60"/>
+              <w:right w:type="dxa" w:w="100"/>
+            </w:tcMar>
+          </w:tcPr>
+          <w:p>
+            <w:r>
+              <w:rPr>
+                <w:sz w:val="19"/>
+                <w:szCs w:val="19"/>
+              </w:rPr>
+              <w:t xml:space="preserve">Chance the next batch is already made</w:t>
+            </w:r>
+          </w:p>
+        </w:tc>
+        <w:tc>
+          <w:tcPr>
+            <w:tcW w:type="dxa" w:w="2400"/>
+            <w:tcBorders>
+              <w:top w:val="single" w:color="D9D8D3" w:sz="4"/>
+              <w:left w:val="single" w:color="D9D8D3" w:sz="4"/>
+              <w:bottom w:val="single" w:color="D9D8D3" w:sz="4"/>
+              <w:right w:val="single" w:color="D9D8D3" w:sz="4"/>
+            </w:tcBorders>
+            <w:tcMar>
+              <w:top w:type="dxa" w:w="60"/>
+              <w:left w:type="dxa" w:w="100"/>
+              <w:bottom w:type="dxa" w:w="60"/>
+              <w:right w:type="dxa" w:w="100"/>
+            </w:tcMar>
+          </w:tcPr>
+          <w:p>
+            <w:r>
+              <w:rPr>
+                <w:sz w:val="19"/>
+                <w:szCs w:val="19"/>
+              </w:rPr>
+              <w:t xml:space="preserve">50%</w:t>
+            </w:r>
+          </w:p>
+        </w:tc>
+        <w:tc>
+          <w:tcPr>
+            <w:tcW w:type="dxa" w:w="1700"/>
+            <w:tcBorders>
+              <w:top w:val="single" w:color="D9D8D3" w:sz="4"/>
+              <w:left w:val="single" w:color="D9D8D3" w:sz="4"/>
+              <w:bottom w:val="single" w:color="D9D8D3" w:sz="4"/>
+              <w:right w:val="single" w:color="D9D8D3" w:sz="4"/>
+            </w:tcBorders>
+            <w:tcMar>
+              <w:top w:type="dxa" w:w="60"/>
+              <w:left w:type="dxa" w:w="100"/>
+              <w:bottom w:type="dxa" w:w="60"/>
+              <w:right w:type="dxa" w:w="100"/>
+            </w:tcMar>
+          </w:tcPr>
+          <w:p>
+            <w:r>
+              <w:rPr>
+                <w:sz w:val="19"/>
+                <w:szCs w:val="19"/>
+              </w:rPr>
+              <w:t xml:space="preserve">Assumed</w:t>
+            </w:r>
+          </w:p>
+        </w:tc>
+        <w:tc>
+          <w:tcPr>
+            <w:tcW w:type="dxa" w:w="2526"/>
+            <w:tcBorders>
+              <w:top w:val="single" w:color="D9D8D3" w:sz="4"/>
+              <w:left w:val="single" w:color="D9D8D3" w:sz="4"/>
+              <w:bottom w:val="single" w:color="D9D8D3" w:sz="4"/>
+              <w:right w:val="single" w:color="D9D8D3" w:sz="4"/>
+            </w:tcBorders>
+            <w:tcMar>
+              <w:top w:type="dxa" w:w="60"/>
+              <w:left w:type="dxa" w:w="100"/>
+              <w:bottom w:type="dxa" w:w="60"/>
+              <w:right w:type="dxa" w:w="100"/>
+            </w:tcMar>
+          </w:tcPr>
+          <w:p>
+            <w:r>
+              <w:rPr>
+                <w:sz w:val="19"/>
+                <w:szCs w:val="19"/>
+              </w:rPr>
+              <w:t xml:space="preserve">Ask the CT kitchen</w:t>
             </w:r>
           </w:p>
         </w:tc>

--- a/docs/MDS_Queuing_Theory_and_Simulation.docx
+++ b/docs/MDS_Queuing_Theory_and_Simulation.docx
@@ -9611,7 +9611,7 @@
                 <w:sz w:val="19"/>
                 <w:szCs w:val="19"/>
               </w:rPr>
-              <w:t xml:space="preserve">Batches of the main dish (900 at Central, 500 at Munch, assumed); when stock falls to a call level (assumed) the mess calls the kitchen; the refill arrives 30 min later if it has to be made, or 10–14 min later if already made (both measured; an assumed 50% chance it is already made); if stock hits 0, the stations stop</w:t>
+              <w:t xml:space="preserve">Batches of the main dish (900 at Central, 500 at Munch, assumed); when stock falls to a call level (assumed) the mess calls the kitchen; the refill arrives 30 min later if it has to be made, or 10–14 min later if already made (both measured; the group estimates it is already made about 70% of the time); if stock hits 0, the stations stop</w:t>
             </w:r>
           </w:p>
         </w:tc>
@@ -10219,7 +10219,17 @@
         <w:t xml:space="preserve">Assumed:</w:t>
       </w:r>
       <w:r>
-        <w:t xml:space="preserve"> the 85/15 habit split, 10 students/min per station, 2 s per scan, a 50% chance the next batch is already made, food batches and the arrival curve. They show what the method can do; the pilot will show what actually happens.</w:t>
+        <w:t xml:space="preserve"> the 85/15 habit split, 10 students/min per station, 2 s per scan, food batches and the arrival curve. </w:t>
+      </w:r>
+      <w:r>
+        <w:rPr>
+          <w:b/>
+          <w:bCs/>
+        </w:rPr>
+        <w:t xml:space="preserve">Group estimate:</w:t>
+      </w:r>
+      <w:r>
+        <w:t xml:space="preserve"> the next batch is already made about 70% of the time. They show what the method can do; the pilot will show what actually happens.</w:t>
       </w:r>
     </w:p>
     <w:tbl>
@@ -10526,7 +10536,7 @@
                 <w:sz w:val="19"/>
                 <w:szCs w:val="19"/>
               </w:rPr>
-              <w:t xml:space="preserve">7.1 min</w:t>
+              <w:t xml:space="preserve">7.2 min</w:t>
             </w:r>
           </w:p>
         </w:tc>
@@ -10552,7 +10562,7 @@
                 <w:sz w:val="19"/>
                 <w:szCs w:val="19"/>
               </w:rPr>
-              <w:t xml:space="preserve">17.4 min</w:t>
+              <w:t xml:space="preserve">17.6 min</w:t>
             </w:r>
           </w:p>
         </w:tc>
@@ -10578,7 +10588,7 @@
                 <w:sz w:val="19"/>
                 <w:szCs w:val="19"/>
               </w:rPr>
-              <w:t xml:space="preserve">406</w:t>
+              <w:t xml:space="preserve">405</w:t>
             </w:r>
           </w:p>
         </w:tc>
@@ -10604,7 +10614,7 @@
                 <w:sz w:val="19"/>
                 <w:szCs w:val="19"/>
               </w:rPr>
-              <w:t xml:space="preserve">1.3</w:t>
+              <w:t xml:space="preserve">0.8</w:t>
             </w:r>
           </w:p>
         </w:tc>
@@ -10710,7 +10720,7 @@
                 <w:sz w:val="19"/>
                 <w:szCs w:val="19"/>
               </w:rPr>
-              <w:t xml:space="preserve">1.3 min</w:t>
+              <w:t xml:space="preserve">1.4 min</w:t>
             </w:r>
           </w:p>
         </w:tc>
@@ -10736,7 +10746,7 @@
                 <w:sz w:val="19"/>
                 <w:szCs w:val="19"/>
               </w:rPr>
-              <w:t xml:space="preserve">4.0 min</w:t>
+              <w:t xml:space="preserve">4.3 min</w:t>
             </w:r>
           </w:p>
         </w:tc>
@@ -10762,7 +10772,7 @@
                 <w:sz w:val="19"/>
                 <w:szCs w:val="19"/>
               </w:rPr>
-              <w:t xml:space="preserve">133</w:t>
+              <w:t xml:space="preserve">119</w:t>
             </w:r>
           </w:p>
         </w:tc>
@@ -10788,7 +10798,7 @@
                 <w:sz w:val="19"/>
                 <w:szCs w:val="19"/>
               </w:rPr>
-              <w:t xml:space="preserve">1.9</w:t>
+              <w:t xml:space="preserve">1.1</w:t>
             </w:r>
           </w:p>
         </w:tc>
@@ -10814,7 +10824,7 @@
                 <w:sz w:val="19"/>
                 <w:szCs w:val="19"/>
               </w:rPr>
-              <w:t xml:space="preserve">13%</w:t>
+              <w:t xml:space="preserve">12%</w:t>
             </w:r>
           </w:p>
         </w:tc>
@@ -10920,7 +10930,7 @@
                 <w:sz w:val="19"/>
                 <w:szCs w:val="19"/>
               </w:rPr>
-              <w:t xml:space="preserve">2.4 min</w:t>
+              <w:t xml:space="preserve">2.5 min</w:t>
             </w:r>
           </w:p>
         </w:tc>
@@ -10946,7 +10956,7 @@
                 <w:sz w:val="19"/>
                 <w:szCs w:val="19"/>
               </w:rPr>
-              <w:t xml:space="preserve">97</w:t>
+              <w:t xml:space="preserve">84</w:t>
             </w:r>
           </w:p>
         </w:tc>
@@ -10972,7 +10982,7 @@
                 <w:sz w:val="19"/>
                 <w:szCs w:val="19"/>
               </w:rPr>
-              <w:t xml:space="preserve">1.6</w:t>
+              <w:t xml:space="preserve">0.9</w:t>
             </w:r>
           </w:p>
         </w:tc>
@@ -10998,7 +11008,7 @@
                 <w:sz w:val="19"/>
                 <w:szCs w:val="19"/>
               </w:rPr>
-              <w:t xml:space="preserve">14%</w:t>
+              <w:t xml:space="preserve">13%</w:t>
             </w:r>
           </w:p>
         </w:tc>
@@ -11078,7 +11088,7 @@
                 <w:sz w:val="19"/>
                 <w:szCs w:val="19"/>
               </w:rPr>
-              <w:t xml:space="preserve">1.1 min</w:t>
+              <w:t xml:space="preserve">0.9 min</w:t>
             </w:r>
           </w:p>
         </w:tc>
@@ -11104,7 +11114,7 @@
                 <w:sz w:val="19"/>
                 <w:szCs w:val="19"/>
               </w:rPr>
-              <w:t xml:space="preserve">3.2 min</w:t>
+              <w:t xml:space="preserve">2.7 min</w:t>
             </w:r>
           </w:p>
         </w:tc>
@@ -11130,7 +11140,7 @@
                 <w:sz w:val="19"/>
                 <w:szCs w:val="19"/>
               </w:rPr>
-              <w:t xml:space="preserve">98</w:t>
+              <w:t xml:space="preserve">80</w:t>
             </w:r>
           </w:p>
         </w:tc>
@@ -11156,7 +11166,7 @@
                 <w:sz w:val="19"/>
                 <w:szCs w:val="19"/>
               </w:rPr>
-              <w:t xml:space="preserve">1.9</w:t>
+              <w:t xml:space="preserve">0.9</w:t>
             </w:r>
           </w:p>
         </w:tc>
@@ -11182,7 +11192,7 @@
                 <w:sz w:val="19"/>
                 <w:szCs w:val="19"/>
               </w:rPr>
-              <w:t xml:space="preserve">18%</w:t>
+              <w:t xml:space="preserve">16%</w:t>
             </w:r>
           </w:p>
         </w:tc>
@@ -11351,7 +11361,7 @@
                 <w:sz w:val="19"/>
                 <w:szCs w:val="19"/>
               </w:rPr>
-              <w:t xml:space="preserve">≈ 18.3 min</w:t>
+              <w:t xml:space="preserve">≈ 18.4 min</w:t>
             </w:r>
           </w:p>
         </w:tc>
@@ -11377,7 +11387,7 @@
                 <w:sz w:val="19"/>
                 <w:szCs w:val="19"/>
               </w:rPr>
-              <w:t xml:space="preserve">≈ 17.1 min</w:t>
+              <w:t xml:space="preserve">≈ 17.3 min</w:t>
             </w:r>
           </w:p>
         </w:tc>
@@ -11431,7 +11441,7 @@
                 <w:sz w:val="19"/>
                 <w:szCs w:val="19"/>
               </w:rPr>
-              <w:t xml:space="preserve">≈ 25.3 min</w:t>
+              <w:t xml:space="preserve">≈ 25.2 min</w:t>
             </w:r>
           </w:p>
         </w:tc>
@@ -11468,7 +11478,7 @@
         <w:spacing w:after="120"/>
       </w:pPr>
       <w:r>
-        <w:t xml:space="preserve">The simulated normal-day visit (18.3 min) matches the ~18 min we measured. </w:t>
+        <w:t xml:space="preserve">The simulated normal-day visit (18.4 min) matches the ~18 min we measured. </w:t>
       </w:r>
       <w:r>
         <w:rPr>
@@ -11805,7 +11815,7 @@
                 <w:sz w:val="19"/>
                 <w:szCs w:val="19"/>
               </w:rPr>
-              <w:t xml:space="preserve">Half the time (default)</w:t>
+              <w:t xml:space="preserve">Half the time</w:t>
             </w:r>
           </w:p>
         </w:tc>
@@ -11910,6 +11920,138 @@
                 <w:szCs w:val="19"/>
               </w:rPr>
               <w:t xml:space="preserve">7.1 → 0.8 min</w:t>
+            </w:r>
+          </w:p>
+        </w:tc>
+      </w:tr>
+      <w:tr>
+        <w:tc>
+          <w:tcPr>
+            <w:tcW w:type="dxa" w:w="2626"/>
+            <w:tcBorders>
+              <w:top w:val="single" w:color="D9D8D3" w:sz="4"/>
+              <w:left w:val="single" w:color="D9D8D3" w:sz="4"/>
+              <w:bottom w:val="single" w:color="D9D8D3" w:sz="4"/>
+              <w:right w:val="single" w:color="D9D8D3" w:sz="4"/>
+            </w:tcBorders>
+            <w:tcMar>
+              <w:top w:type="dxa" w:w="60"/>
+              <w:left w:type="dxa" w:w="100"/>
+              <w:bottom w:type="dxa" w:w="60"/>
+              <w:right w:type="dxa" w:w="100"/>
+            </w:tcMar>
+          </w:tcPr>
+          <w:p>
+            <w:r>
+              <w:rPr>
+                <w:sz w:val="19"/>
+                <w:szCs w:val="19"/>
+              </w:rPr>
+              <w:t xml:space="preserve">70% of the time (group estimate, default)</w:t>
+            </w:r>
+          </w:p>
+        </w:tc>
+        <w:tc>
+          <w:tcPr>
+            <w:tcW w:type="dxa" w:w="1600"/>
+            <w:tcBorders>
+              <w:top w:val="single" w:color="D9D8D3" w:sz="4"/>
+              <w:left w:val="single" w:color="D9D8D3" w:sz="4"/>
+              <w:bottom w:val="single" w:color="D9D8D3" w:sz="4"/>
+              <w:right w:val="single" w:color="D9D8D3" w:sz="4"/>
+            </w:tcBorders>
+            <w:tcMar>
+              <w:top w:type="dxa" w:w="60"/>
+              <w:left w:type="dxa" w:w="100"/>
+              <w:bottom w:type="dxa" w:w="60"/>
+              <w:right w:type="dxa" w:w="100"/>
+            </w:tcMar>
+          </w:tcPr>
+          <w:p>
+            <w:r>
+              <w:rPr>
+                <w:sz w:val="19"/>
+                <w:szCs w:val="19"/>
+              </w:rPr>
+              <w:t xml:space="preserve">30 or 10–14 min</w:t>
+            </w:r>
+          </w:p>
+        </w:tc>
+        <w:tc>
+          <w:tcPr>
+            <w:tcW w:type="dxa" w:w="1500"/>
+            <w:tcBorders>
+              <w:top w:val="single" w:color="D9D8D3" w:sz="4"/>
+              <w:left w:val="single" w:color="D9D8D3" w:sz="4"/>
+              <w:bottom w:val="single" w:color="D9D8D3" w:sz="4"/>
+              <w:right w:val="single" w:color="D9D8D3" w:sz="4"/>
+            </w:tcBorders>
+            <w:tcMar>
+              <w:top w:type="dxa" w:w="60"/>
+              <w:left w:type="dxa" w:w="100"/>
+              <w:bottom w:type="dxa" w:w="60"/>
+              <w:right w:type="dxa" w:w="100"/>
+            </w:tcMar>
+          </w:tcPr>
+          <w:p>
+            <w:r>
+              <w:rPr>
+                <w:sz w:val="19"/>
+                <w:szCs w:val="19"/>
+              </w:rPr>
+              <w:t xml:space="preserve">0.8</w:t>
+            </w:r>
+          </w:p>
+        </w:tc>
+        <w:tc>
+          <w:tcPr>
+            <w:tcW w:type="dxa" w:w="1400"/>
+            <w:tcBorders>
+              <w:top w:val="single" w:color="D9D8D3" w:sz="4"/>
+              <w:left w:val="single" w:color="D9D8D3" w:sz="4"/>
+              <w:bottom w:val="single" w:color="D9D8D3" w:sz="4"/>
+              <w:right w:val="single" w:color="D9D8D3" w:sz="4"/>
+            </w:tcBorders>
+            <w:tcMar>
+              <w:top w:type="dxa" w:w="60"/>
+              <w:left w:type="dxa" w:w="100"/>
+              <w:bottom w:type="dxa" w:w="60"/>
+              <w:right w:type="dxa" w:w="100"/>
+            </w:tcMar>
+          </w:tcPr>
+          <w:p>
+            <w:r>
+              <w:rPr>
+                <w:sz w:val="19"/>
+                <w:szCs w:val="19"/>
+              </w:rPr>
+              <w:t xml:space="preserve">0.9</w:t>
+            </w:r>
+          </w:p>
+        </w:tc>
+        <w:tc>
+          <w:tcPr>
+            <w:tcW w:type="dxa" w:w="1900"/>
+            <w:tcBorders>
+              <w:top w:val="single" w:color="D9D8D3" w:sz="4"/>
+              <w:left w:val="single" w:color="D9D8D3" w:sz="4"/>
+              <w:bottom w:val="single" w:color="D9D8D3" w:sz="4"/>
+              <w:right w:val="single" w:color="D9D8D3" w:sz="4"/>
+            </w:tcBorders>
+            <w:tcMar>
+              <w:top w:type="dxa" w:w="60"/>
+              <w:left w:type="dxa" w:w="100"/>
+              <w:bottom w:type="dxa" w:w="60"/>
+              <w:right w:type="dxa" w:w="100"/>
+            </w:tcMar>
+          </w:tcPr>
+          <w:p>
+            <w:r>
+              <w:rPr>
+                <w:sz w:val="19"/>
+                <w:szCs w:val="19"/>
+              </w:rPr>
+              <w:t xml:space="preserve">7.2 → 0.8 min</w:t>
             </w:r>
           </w:p>
         </w:tc>
@@ -12092,7 +12234,7 @@
         <w:t xml:space="preserve">average wait from about 7 to about 1 minute</w:t>
       </w:r>
       <w:r>
-        <w:t xml:space="preserve"> and long waits (90th percentile) from about 17 to about 2.5–4 minutes.</w:t>
+        <w:t xml:space="preserve"> and long waits (90th percentile) from about 18 to about 2.5–4 minutes.</w:t>
       </w:r>
     </w:p>
     <w:p>
@@ -12112,10 +12254,10 @@
           <w:b/>
           <w:bCs/>
         </w:rPr>
-        <w:t xml:space="preserve">1 in 7 students</w:t>
-      </w:r>
-      <w:r>
-        <w:t xml:space="preserve"> has to walk to the other mess for this (13–18%). Because 85% start at Central, rebalancing needs more movement than a more even habit split would.</w:t>
+        <w:t xml:space="preserve">1 in 8 students</w:t>
+      </w:r>
+      <w:r>
+        <w:t xml:space="preserve"> has to walk to the other mess for this (12–16%). Because 85% start at Central, rebalancing needs more movement than a more even habit split would.</w:t>
       </w:r>
     </w:p>
     <w:p>
@@ -15993,7 +16135,7 @@
                 <w:sz w:val="19"/>
                 <w:szCs w:val="19"/>
               </w:rPr>
-              <w:t xml:space="preserve">50%</w:t>
+              <w:t xml:space="preserve">≈ 70%</w:t>
             </w:r>
           </w:p>
         </w:tc>
@@ -16016,10 +16158,12 @@
           <w:p>
             <w:r>
               <w:rPr>
-                <w:sz w:val="19"/>
-                <w:szCs w:val="19"/>
-              </w:rPr>
-              <w:t xml:space="preserve">Assumed</w:t>
+                <w:b/>
+                <w:bCs/>
+                <w:sz w:val="19"/>
+                <w:szCs w:val="19"/>
+              </w:rPr>
+              <w:t xml:space="preserve">Group estimate</w:t>
             </w:r>
           </w:p>
         </w:tc>
@@ -16045,7 +16189,7 @@
                 <w:sz w:val="19"/>
                 <w:szCs w:val="19"/>
               </w:rPr>
-              <w:t xml:space="preserve">Ask the CT kitchen</w:t>
+              <w:t xml:space="preserve">Confirm with the CT kitchen</w:t>
             </w:r>
           </w:p>
         </w:tc>

--- a/docs/MDS_Queuing_Theory_and_Simulation.docx
+++ b/docs/MDS_Queuing_Theory_and_Simulation.docx
@@ -176,7 +176,7 @@
         <w:spacing w:after="60"/>
       </w:pPr>
       <w:r>
-        <w:t xml:space="preserve">The problem in brief</w:t>
+        <w:t xml:space="preserve">The problem in brief (and where it sits in Operations Management)</w:t>
       </w:r>
     </w:p>
     <w:p>
@@ -602,6 +602,871 @@
       </w:r>
       <w:r>
         <w:t xml:space="preserve"> (where food and students should go). Queuing theory explains the first part; section 7 shows how the other course topics handle the second.</w:t>
+      </w:r>
+    </w:p>
+    <w:p>
+      <w:pPr>
+        <w:pStyle w:val="Heading2"/>
+      </w:pPr>
+      <w:r>
+        <w:t xml:space="preserve">1.1 Where the problem sits in Operations Management</w:t>
+      </w:r>
+    </w:p>
+    <w:p>
+      <w:pPr>
+        <w:spacing w:after="120"/>
+      </w:pPr>
+      <w:r>
+        <w:t xml:space="preserve">The problem falls mainly under </w:t>
+      </w:r>
+      <w:r>
+        <w:rPr>
+          <w:b/>
+          <w:bCs/>
+        </w:rPr>
+        <w:t xml:space="preserve">capacity management</w:t>
+      </w:r>
+      <w:r>
+        <w:t xml:space="preserve"> and </w:t>
+      </w:r>
+      <w:r>
+        <w:rPr>
+          <w:b/>
+          <w:bCs/>
+        </w:rPr>
+        <w:t xml:space="preserve">queuing theory</w:t>
+      </w:r>
+      <w:r>
+        <w:t xml:space="preserve">, two core parts of Operations Management (OM). Because students choose where to eat, it also falls under </w:t>
+      </w:r>
+      <w:r>
+        <w:rPr>
+          <w:b/>
+          <w:bCs/>
+        </w:rPr>
+        <w:t xml:space="preserve">behavioural operations</w:t>
+      </w:r>
+      <w:r>
+        <w:t xml:space="preserve"> and </w:t>
+      </w:r>
+      <w:r>
+        <w:rPr>
+          <w:b/>
+          <w:bCs/>
+        </w:rPr>
+        <w:t xml:space="preserve">service operations</w:t>
+      </w:r>
+      <w:r>
+        <w:t xml:space="preserve">. We checked each area against our own numbers before using it:</w:t>
+      </w:r>
+    </w:p>
+    <w:tbl>
+      <w:tblPr>
+        <w:tblW w:type="dxa" w:w="9026"/>
+        <w:tblBorders>
+          <w:top w:val="single" w:color="auto" w:sz="4"/>
+          <w:left w:val="single" w:color="auto" w:sz="4"/>
+          <w:bottom w:val="single" w:color="auto" w:sz="4"/>
+          <w:right w:val="single" w:color="auto" w:sz="4"/>
+          <w:insideH w:val="single" w:color="auto" w:sz="4"/>
+          <w:insideV w:val="single" w:color="auto" w:sz="4"/>
+        </w:tblBorders>
+      </w:tblPr>
+      <w:tblGrid>
+        <w:gridCol w:w="1700"/>
+        <w:gridCol w:w="1800"/>
+        <w:gridCol w:w="3626"/>
+        <w:gridCol w:w="1900"/>
+      </w:tblGrid>
+      <w:tr>
+        <w:trPr>
+          <w:tblHeader/>
+        </w:trPr>
+        <w:tc>
+          <w:tcPr>
+            <w:tcW w:type="dxa" w:w="1700"/>
+            <w:tcBorders>
+              <w:top w:val="single" w:color="D9D8D3" w:sz="4"/>
+              <w:left w:val="single" w:color="D9D8D3" w:sz="4"/>
+              <w:bottom w:val="single" w:color="D9D8D3" w:sz="4"/>
+              <w:right w:val="single" w:color="D9D8D3" w:sz="4"/>
+            </w:tcBorders>
+            <w:shd w:fill="ECEBE7" w:color="auto" w:val="clear"/>
+            <w:tcMar>
+              <w:top w:type="dxa" w:w="60"/>
+              <w:left w:type="dxa" w:w="100"/>
+              <w:bottom w:type="dxa" w:w="60"/>
+              <w:right w:type="dxa" w:w="100"/>
+            </w:tcMar>
+          </w:tcPr>
+          <w:p>
+            <w:r>
+              <w:rPr>
+                <w:b/>
+                <w:bCs/>
+                <w:sz w:val="19"/>
+                <w:szCs w:val="19"/>
+              </w:rPr>
+              <w:t xml:space="preserve">Area of OM</w:t>
+            </w:r>
+          </w:p>
+        </w:tc>
+        <w:tc>
+          <w:tcPr>
+            <w:tcW w:type="dxa" w:w="1800"/>
+            <w:tcBorders>
+              <w:top w:val="single" w:color="D9D8D3" w:sz="4"/>
+              <w:left w:val="single" w:color="D9D8D3" w:sz="4"/>
+              <w:bottom w:val="single" w:color="D9D8D3" w:sz="4"/>
+              <w:right w:val="single" w:color="D9D8D3" w:sz="4"/>
+            </w:tcBorders>
+            <w:shd w:fill="ECEBE7" w:color="auto" w:val="clear"/>
+            <w:tcMar>
+              <w:top w:type="dxa" w:w="60"/>
+              <w:left w:type="dxa" w:w="100"/>
+              <w:bottom w:type="dxa" w:w="60"/>
+              <w:right w:type="dxa" w:w="100"/>
+            </w:tcMar>
+          </w:tcPr>
+          <w:p>
+            <w:r>
+              <w:rPr>
+                <w:b/>
+                <w:bCs/>
+                <w:sz w:val="19"/>
+                <w:szCs w:val="19"/>
+              </w:rPr>
+              <w:t xml:space="preserve">What it means</w:t>
+            </w:r>
+          </w:p>
+        </w:tc>
+        <w:tc>
+          <w:tcPr>
+            <w:tcW w:type="dxa" w:w="3626"/>
+            <w:tcBorders>
+              <w:top w:val="single" w:color="D9D8D3" w:sz="4"/>
+              <w:left w:val="single" w:color="D9D8D3" w:sz="4"/>
+              <w:bottom w:val="single" w:color="D9D8D3" w:sz="4"/>
+              <w:right w:val="single" w:color="D9D8D3" w:sz="4"/>
+            </w:tcBorders>
+            <w:shd w:fill="ECEBE7" w:color="auto" w:val="clear"/>
+            <w:tcMar>
+              <w:top w:type="dxa" w:w="60"/>
+              <w:left w:type="dxa" w:w="100"/>
+              <w:bottom w:type="dxa" w:w="60"/>
+              <w:right w:type="dxa" w:w="100"/>
+            </w:tcMar>
+          </w:tcPr>
+          <w:p>
+            <w:r>
+              <w:rPr>
+                <w:b/>
+                <w:bCs/>
+                <w:sz w:val="19"/>
+                <w:szCs w:val="19"/>
+              </w:rPr>
+              <w:t xml:space="preserve">How it applies here, with our numbers</w:t>
+            </w:r>
+          </w:p>
+        </w:tc>
+        <w:tc>
+          <w:tcPr>
+            <w:tcW w:type="dxa" w:w="1900"/>
+            <w:tcBorders>
+              <w:top w:val="single" w:color="D9D8D3" w:sz="4"/>
+              <w:left w:val="single" w:color="D9D8D3" w:sz="4"/>
+              <w:bottom w:val="single" w:color="D9D8D3" w:sz="4"/>
+              <w:right w:val="single" w:color="D9D8D3" w:sz="4"/>
+            </w:tcBorders>
+            <w:shd w:fill="ECEBE7" w:color="auto" w:val="clear"/>
+            <w:tcMar>
+              <w:top w:type="dxa" w:w="60"/>
+              <w:left w:type="dxa" w:w="100"/>
+              <w:bottom w:type="dxa" w:w="60"/>
+              <w:right w:type="dxa" w:w="100"/>
+            </w:tcMar>
+          </w:tcPr>
+          <w:p>
+            <w:r>
+              <w:rPr>
+                <w:b/>
+                <w:bCs/>
+                <w:sz w:val="19"/>
+                <w:szCs w:val="19"/>
+              </w:rPr>
+              <w:t xml:space="preserve">Where we use it</w:t>
+            </w:r>
+          </w:p>
+        </w:tc>
+      </w:tr>
+      <w:tr>
+        <w:tc>
+          <w:tcPr>
+            <w:tcW w:type="dxa" w:w="1700"/>
+            <w:tcBorders>
+              <w:top w:val="single" w:color="D9D8D3" w:sz="4"/>
+              <w:left w:val="single" w:color="D9D8D3" w:sz="4"/>
+              <w:bottom w:val="single" w:color="D9D8D3" w:sz="4"/>
+              <w:right w:val="single" w:color="D9D8D3" w:sz="4"/>
+            </w:tcBorders>
+            <w:tcMar>
+              <w:top w:type="dxa" w:w="60"/>
+              <w:left w:type="dxa" w:w="100"/>
+              <w:bottom w:type="dxa" w:w="60"/>
+              <w:right w:type="dxa" w:w="100"/>
+            </w:tcMar>
+          </w:tcPr>
+          <w:p>
+            <w:r>
+              <w:rPr>
+                <w:sz w:val="19"/>
+                <w:szCs w:val="19"/>
+              </w:rPr>
+              <w:t xml:space="preserve">1. Capacity management and load balancing</w:t>
+            </w:r>
+          </w:p>
+        </w:tc>
+        <w:tc>
+          <w:tcPr>
+            <w:tcW w:type="dxa" w:w="1800"/>
+            <w:tcBorders>
+              <w:top w:val="single" w:color="D9D8D3" w:sz="4"/>
+              <w:left w:val="single" w:color="D9D8D3" w:sz="4"/>
+              <w:bottom w:val="single" w:color="D9D8D3" w:sz="4"/>
+              <w:right w:val="single" w:color="D9D8D3" w:sz="4"/>
+            </w:tcBorders>
+            <w:tcMar>
+              <w:top w:type="dxa" w:w="60"/>
+              <w:left w:type="dxa" w:w="100"/>
+              <w:bottom w:type="dxa" w:w="60"/>
+              <w:right w:type="dxa" w:w="100"/>
+            </w:tcMar>
+          </w:tcPr>
+          <w:p>
+            <w:r>
+              <w:rPr>
+                <w:sz w:val="19"/>
+                <w:szCs w:val="19"/>
+              </w:rPr>
+              <w:t xml:space="preserve">Matching resources (seats, food, staff) to demand</w:t>
+            </w:r>
+          </w:p>
+        </w:tc>
+        <w:tc>
+          <w:tcPr>
+            <w:tcW w:type="dxa" w:w="3626"/>
+            <w:tcBorders>
+              <w:top w:val="single" w:color="D9D8D3" w:sz="4"/>
+              <w:left w:val="single" w:color="D9D8D3" w:sz="4"/>
+              <w:bottom w:val="single" w:color="D9D8D3" w:sz="4"/>
+              <w:right w:val="single" w:color="D9D8D3" w:sz="4"/>
+            </w:tcBorders>
+            <w:tcMar>
+              <w:top w:type="dxa" w:w="60"/>
+              <w:left w:type="dxa" w:w="100"/>
+              <w:bottom w:type="dxa" w:w="60"/>
+              <w:right w:type="dxa" w:w="100"/>
+            </w:tcMar>
+          </w:tcPr>
+          <w:p>
+            <w:r>
+              <w:rPr>
+                <w:sz w:val="19"/>
+                <w:szCs w:val="19"/>
+              </w:rPr>
+              <w:t xml:space="preserve">Total capacity is enough, but the load is uneven. At the simulated peak about </w:t>
+            </w:r>
+            <w:r>
+              <w:rPr>
+                <w:b/>
+                <w:bCs/>
+                <w:sz w:val="19"/>
+                <w:szCs w:val="19"/>
+              </w:rPr>
+              <w:t xml:space="preserve">34 students/min</w:t>
+            </w:r>
+            <w:r>
+              <w:rPr>
+                <w:sz w:val="19"/>
+                <w:szCs w:val="19"/>
+              </w:rPr>
+              <w:t xml:space="preserve"> arrive in all, against </w:t>
+            </w:r>
+            <w:r>
+              <w:rPr>
+                <w:b/>
+                <w:bCs/>
+                <w:sz w:val="19"/>
+                <w:szCs w:val="19"/>
+              </w:rPr>
+              <w:t xml:space="preserve">40/min</w:t>
+            </w:r>
+            <w:r>
+              <w:rPr>
+                <w:sz w:val="19"/>
+                <w:szCs w:val="19"/>
+              </w:rPr>
+              <w:t xml:space="preserve"> of serving capacity (2 stations × 2 messes × 10/min, μ assumed), so ρ ≈ 0.84 overall. With 85% going to Central by habit (assumed), Central gets ≈ </w:t>
+            </w:r>
+            <w:r>
+              <w:rPr>
+                <w:b/>
+                <w:bCs/>
+                <w:sz w:val="19"/>
+                <w:szCs w:val="19"/>
+              </w:rPr>
+              <w:t xml:space="preserve">29/min against 20/min</w:t>
+            </w:r>
+            <w:r>
+              <w:rPr>
+                <w:sz w:val="19"/>
+                <w:szCs w:val="19"/>
+              </w:rPr>
+              <w:t xml:space="preserve"> (ρ ≈ 1.4, saturated) while Munch gets ≈ </w:t>
+            </w:r>
+            <w:r>
+              <w:rPr>
+                <w:b/>
+                <w:bCs/>
+                <w:sz w:val="19"/>
+                <w:szCs w:val="19"/>
+              </w:rPr>
+              <w:t xml:space="preserve">5/min against 20/min</w:t>
+            </w:r>
+            <w:r>
+              <w:rPr>
+                <w:sz w:val="19"/>
+                <w:szCs w:val="19"/>
+              </w:rPr>
+              <w:t xml:space="preserve"> (ρ ≈ 0.26). Seats are not the constraint: 1,400 seats, ~725 people inside Central at peak (section 3.2)</w:t>
+            </w:r>
+          </w:p>
+        </w:tc>
+        <w:tc>
+          <w:tcPr>
+            <w:tcW w:type="dxa" w:w="1900"/>
+            <w:tcBorders>
+              <w:top w:val="single" w:color="D9D8D3" w:sz="4"/>
+              <w:left w:val="single" w:color="D9D8D3" w:sz="4"/>
+              <w:bottom w:val="single" w:color="D9D8D3" w:sz="4"/>
+              <w:right w:val="single" w:color="D9D8D3" w:sz="4"/>
+            </w:tcBorders>
+            <w:tcMar>
+              <w:top w:type="dxa" w:w="60"/>
+              <w:left w:type="dxa" w:w="100"/>
+              <w:bottom w:type="dxa" w:w="60"/>
+              <w:right w:type="dxa" w:w="100"/>
+            </w:tcMar>
+          </w:tcPr>
+          <w:p>
+            <w:r>
+              <w:rPr>
+                <w:sz w:val="19"/>
+                <w:szCs w:val="19"/>
+              </w:rPr>
+              <w:t xml:space="preserve">Equilibrium split and door screens (5.3); integer staffing per slot (7.7); LP allocation of food between messes (7.6)</w:t>
+            </w:r>
+          </w:p>
+        </w:tc>
+      </w:tr>
+      <w:tr>
+        <w:tc>
+          <w:tcPr>
+            <w:tcW w:type="dxa" w:w="1700"/>
+            <w:tcBorders>
+              <w:top w:val="single" w:color="D9D8D3" w:sz="4"/>
+              <w:left w:val="single" w:color="D9D8D3" w:sz="4"/>
+              <w:bottom w:val="single" w:color="D9D8D3" w:sz="4"/>
+              <w:right w:val="single" w:color="D9D8D3" w:sz="4"/>
+            </w:tcBorders>
+            <w:tcMar>
+              <w:top w:type="dxa" w:w="60"/>
+              <w:left w:type="dxa" w:w="100"/>
+              <w:bottom w:type="dxa" w:w="60"/>
+              <w:right w:type="dxa" w:w="100"/>
+            </w:tcMar>
+          </w:tcPr>
+          <w:p>
+            <w:r>
+              <w:rPr>
+                <w:sz w:val="19"/>
+                <w:szCs w:val="19"/>
+              </w:rPr>
+              <w:t xml:space="preserve">2. Queuing theory (wait-time management)</w:t>
+            </w:r>
+          </w:p>
+        </w:tc>
+        <w:tc>
+          <w:tcPr>
+            <w:tcW w:type="dxa" w:w="1800"/>
+            <w:tcBorders>
+              <w:top w:val="single" w:color="D9D8D3" w:sz="4"/>
+              <w:left w:val="single" w:color="D9D8D3" w:sz="4"/>
+              <w:bottom w:val="single" w:color="D9D8D3" w:sz="4"/>
+              <w:right w:val="single" w:color="D9D8D3" w:sz="4"/>
+            </w:tcBorders>
+            <w:tcMar>
+              <w:top w:type="dxa" w:w="60"/>
+              <w:left w:type="dxa" w:w="100"/>
+              <w:bottom w:type="dxa" w:w="60"/>
+              <w:right w:type="dxa" w:w="100"/>
+            </w:tcMar>
+          </w:tcPr>
+          <w:p>
+            <w:r>
+              <w:rPr>
+                <w:sz w:val="19"/>
+                <w:szCs w:val="19"/>
+              </w:rPr>
+              <w:t xml:space="preserve">Why lines form: arrival rate, number of servers, service rate</w:t>
+            </w:r>
+          </w:p>
+        </w:tc>
+        <w:tc>
+          <w:tcPr>
+            <w:tcW w:type="dxa" w:w="3626"/>
+            <w:tcBorders>
+              <w:top w:val="single" w:color="D9D8D3" w:sz="4"/>
+              <w:left w:val="single" w:color="D9D8D3" w:sz="4"/>
+              <w:bottom w:val="single" w:color="D9D8D3" w:sz="4"/>
+              <w:right w:val="single" w:color="D9D8D3" w:sz="4"/>
+            </w:tcBorders>
+            <w:tcMar>
+              <w:top w:type="dxa" w:w="60"/>
+              <w:left w:type="dxa" w:w="100"/>
+              <w:bottom w:type="dxa" w:w="60"/>
+              <w:right w:type="dxa" w:w="100"/>
+            </w:tcMar>
+          </w:tcPr>
+          <w:p>
+            <w:r>
+              <w:rPr>
+                <w:sz w:val="19"/>
+                <w:szCs w:val="19"/>
+              </w:rPr>
+              <w:t xml:space="preserve">The servers are the 2 serving stations per mess, with the single face scanner as a first phase. At saturation, </w:t>
+            </w:r>
+            <w:r>
+              <w:rPr>
+                <w:b/>
+                <w:bCs/>
+                <w:sz w:val="19"/>
+                <w:szCs w:val="19"/>
+              </w:rPr>
+              <w:t xml:space="preserve">throughput is capped</w:t>
+            </w:r>
+            <w:r>
+              <w:rPr>
+                <w:sz w:val="19"/>
+                <w:szCs w:val="19"/>
+              </w:rPr>
+              <w:t xml:space="preserve"> at cμ = 20/min and the queue grows by λ − cμ each minute. Throughput actually </w:t>
+            </w:r>
+            <w:r>
+              <w:rPr>
+                <w:b/>
+                <w:bCs/>
+                <w:sz w:val="19"/>
+                <w:szCs w:val="19"/>
+              </w:rPr>
+              <w:t xml:space="preserve">drops</w:t>
+            </w:r>
+            <w:r>
+              <w:rPr>
+                <w:sz w:val="19"/>
+                <w:szCs w:val="19"/>
+              </w:rPr>
+              <w:t xml:space="preserve"> during stock-outs and while staff refill wells over the counter (field note O4)</w:t>
+            </w:r>
+          </w:p>
+        </w:tc>
+        <w:tc>
+          <w:tcPr>
+            <w:tcW w:type="dxa" w:w="1900"/>
+            <w:tcBorders>
+              <w:top w:val="single" w:color="D9D8D3" w:sz="4"/>
+              <w:left w:val="single" w:color="D9D8D3" w:sz="4"/>
+              <w:bottom w:val="single" w:color="D9D8D3" w:sz="4"/>
+              <w:right w:val="single" w:color="D9D8D3" w:sz="4"/>
+            </w:tcBorders>
+            <w:tcMar>
+              <w:top w:type="dxa" w:w="60"/>
+              <w:left w:type="dxa" w:w="100"/>
+              <w:bottom w:type="dxa" w:w="60"/>
+              <w:right w:type="dxa" w:w="100"/>
+            </w:tcMar>
+          </w:tcPr>
+          <w:p>
+            <w:r>
+              <w:rPr>
+                <w:sz w:val="19"/>
+                <w:szCs w:val="19"/>
+              </w:rPr>
+              <w:t xml:space="preserve">Sections 2–6</w:t>
+            </w:r>
+          </w:p>
+        </w:tc>
+      </w:tr>
+      <w:tr>
+        <w:tc>
+          <w:tcPr>
+            <w:tcW w:type="dxa" w:w="1700"/>
+            <w:tcBorders>
+              <w:top w:val="single" w:color="D9D8D3" w:sz="4"/>
+              <w:left w:val="single" w:color="D9D8D3" w:sz="4"/>
+              <w:bottom w:val="single" w:color="D9D8D3" w:sz="4"/>
+              <w:right w:val="single" w:color="D9D8D3" w:sz="4"/>
+            </w:tcBorders>
+            <w:tcMar>
+              <w:top w:type="dxa" w:w="60"/>
+              <w:left w:type="dxa" w:w="100"/>
+              <w:bottom w:type="dxa" w:w="60"/>
+              <w:right w:type="dxa" w:w="100"/>
+            </w:tcMar>
+          </w:tcPr>
+          <w:p>
+            <w:r>
+              <w:rPr>
+                <w:sz w:val="19"/>
+                <w:szCs w:val="19"/>
+              </w:rPr>
+              <w:t xml:space="preserve">3. Behavioural operations</w:t>
+            </w:r>
+          </w:p>
+        </w:tc>
+        <w:tc>
+          <w:tcPr>
+            <w:tcW w:type="dxa" w:w="1800"/>
+            <w:tcBorders>
+              <w:top w:val="single" w:color="D9D8D3" w:sz="4"/>
+              <w:left w:val="single" w:color="D9D8D3" w:sz="4"/>
+              <w:bottom w:val="single" w:color="D9D8D3" w:sz="4"/>
+              <w:right w:val="single" w:color="D9D8D3" w:sz="4"/>
+            </w:tcBorders>
+            <w:tcMar>
+              <w:top w:type="dxa" w:w="60"/>
+              <w:left w:type="dxa" w:w="100"/>
+              <w:bottom w:type="dxa" w:w="60"/>
+              <w:right w:type="dxa" w:w="100"/>
+            </w:tcMar>
+          </w:tcPr>
+          <w:p>
+            <w:r>
+              <w:rPr>
+                <w:sz w:val="19"/>
+                <w:szCs w:val="19"/>
+              </w:rPr>
+              <w:t xml:space="preserve">How human behaviour shapes an operational system</w:t>
+            </w:r>
+          </w:p>
+        </w:tc>
+        <w:tc>
+          <w:tcPr>
+            <w:tcW w:type="dxa" w:w="3626"/>
+            <w:tcBorders>
+              <w:top w:val="single" w:color="D9D8D3" w:sz="4"/>
+              <w:left w:val="single" w:color="D9D8D3" w:sz="4"/>
+              <w:bottom w:val="single" w:color="D9D8D3" w:sz="4"/>
+              <w:right w:val="single" w:color="D9D8D3" w:sz="4"/>
+            </w:tcBorders>
+            <w:tcMar>
+              <w:top w:type="dxa" w:w="60"/>
+              <w:left w:type="dxa" w:w="100"/>
+              <w:bottom w:type="dxa" w:w="60"/>
+              <w:right w:type="dxa" w:w="100"/>
+            </w:tcMar>
+          </w:tcPr>
+          <w:p>
+            <w:r>
+              <w:rPr>
+                <w:sz w:val="19"/>
+                <w:szCs w:val="19"/>
+              </w:rPr>
+              <w:t xml:space="preserve">Habit (85/15, assumed), herding if every screen says 'go to the emptier mess', partial compliance (κ = 60%, assumed), and the star dish that students come for. The </w:t>
+            </w:r>
+            <w:r>
+              <w:rPr>
+                <w:b/>
+                <w:bCs/>
+                <w:sz w:val="19"/>
+                <w:szCs w:val="19"/>
+              </w:rPr>
+              <w:t xml:space="preserve">reasons</w:t>
+            </w:r>
+            <w:r>
+              <w:rPr>
+                <w:sz w:val="19"/>
+                <w:szCs w:val="19"/>
+              </w:rPr>
+              <w:t xml:space="preserve"> for the habit (food, distance from hostels, friends) are not measured yet: our survey and the biometric logs will show them</w:t>
+            </w:r>
+          </w:p>
+        </w:tc>
+        <w:tc>
+          <w:tcPr>
+            <w:tcW w:type="dxa" w:w="1900"/>
+            <w:tcBorders>
+              <w:top w:val="single" w:color="D9D8D3" w:sz="4"/>
+              <w:left w:val="single" w:color="D9D8D3" w:sz="4"/>
+              <w:bottom w:val="single" w:color="D9D8D3" w:sz="4"/>
+              <w:right w:val="single" w:color="D9D8D3" w:sz="4"/>
+            </w:tcBorders>
+            <w:tcMar>
+              <w:top w:type="dxa" w:w="60"/>
+              <w:left w:type="dxa" w:w="100"/>
+              <w:bottom w:type="dxa" w:w="60"/>
+              <w:right w:type="dxa" w:w="100"/>
+            </w:tcMar>
+          </w:tcPr>
+          <w:p>
+            <w:r>
+              <w:rPr>
+                <w:sz w:val="19"/>
+                <w:szCs w:val="19"/>
+              </w:rPr>
+              <w:t xml:space="preserve">Compliance κ and anti-herding split (5.3); biases (7.3); student-screen design (see docs/student-screen-psychology.md)</w:t>
+            </w:r>
+          </w:p>
+        </w:tc>
+      </w:tr>
+      <w:tr>
+        <w:tc>
+          <w:tcPr>
+            <w:tcW w:type="dxa" w:w="1700"/>
+            <w:tcBorders>
+              <w:top w:val="single" w:color="D9D8D3" w:sz="4"/>
+              <w:left w:val="single" w:color="D9D8D3" w:sz="4"/>
+              <w:bottom w:val="single" w:color="D9D8D3" w:sz="4"/>
+              <w:right w:val="single" w:color="D9D8D3" w:sz="4"/>
+            </w:tcBorders>
+            <w:tcMar>
+              <w:top w:type="dxa" w:w="60"/>
+              <w:left w:type="dxa" w:w="100"/>
+              <w:bottom w:type="dxa" w:w="60"/>
+              <w:right w:type="dxa" w:w="100"/>
+            </w:tcMar>
+          </w:tcPr>
+          <w:p>
+            <w:r>
+              <w:rPr>
+                <w:sz w:val="19"/>
+                <w:szCs w:val="19"/>
+              </w:rPr>
+              <w:t xml:space="preserve">4. Demand shaping</w:t>
+            </w:r>
+          </w:p>
+        </w:tc>
+        <w:tc>
+          <w:tcPr>
+            <w:tcW w:type="dxa" w:w="1800"/>
+            <w:tcBorders>
+              <w:top w:val="single" w:color="D9D8D3" w:sz="4"/>
+              <w:left w:val="single" w:color="D9D8D3" w:sz="4"/>
+              <w:bottom w:val="single" w:color="D9D8D3" w:sz="4"/>
+              <w:right w:val="single" w:color="D9D8D3" w:sz="4"/>
+            </w:tcBorders>
+            <w:tcMar>
+              <w:top w:type="dxa" w:w="60"/>
+              <w:left w:type="dxa" w:w="100"/>
+              <w:bottom w:type="dxa" w:w="60"/>
+              <w:right w:type="dxa" w:w="100"/>
+            </w:tcMar>
+          </w:tcPr>
+          <w:p>
+            <w:r>
+              <w:rPr>
+                <w:sz w:val="19"/>
+                <w:szCs w:val="19"/>
+              </w:rPr>
+              <w:t xml:space="preserve">Influencing </w:t>
+            </w:r>
+            <w:r>
+              <w:rPr>
+                <w:b/>
+                <w:bCs/>
+                <w:sz w:val="19"/>
+                <w:szCs w:val="19"/>
+              </w:rPr>
+              <w:t xml:space="preserve">where</w:t>
+            </w:r>
+            <w:r>
+              <w:rPr>
+                <w:sz w:val="19"/>
+                <w:szCs w:val="19"/>
+              </w:rPr>
+              <w:t xml:space="preserve"> and </w:t>
+            </w:r>
+            <w:r>
+              <w:rPr>
+                <w:b/>
+                <w:bCs/>
+                <w:sz w:val="19"/>
+                <w:szCs w:val="19"/>
+              </w:rPr>
+              <w:t xml:space="preserve">when</w:t>
+            </w:r>
+            <w:r>
+              <w:rPr>
+                <w:sz w:val="19"/>
+                <w:szCs w:val="19"/>
+              </w:rPr>
+              <w:t xml:space="preserve"> demand arrives instead of adding capacity</w:t>
+            </w:r>
+          </w:p>
+        </w:tc>
+        <w:tc>
+          <w:tcPr>
+            <w:tcW w:type="dxa" w:w="3626"/>
+            <w:tcBorders>
+              <w:top w:val="single" w:color="D9D8D3" w:sz="4"/>
+              <w:left w:val="single" w:color="D9D8D3" w:sz="4"/>
+              <w:bottom w:val="single" w:color="D9D8D3" w:sz="4"/>
+              <w:right w:val="single" w:color="D9D8D3" w:sz="4"/>
+            </w:tcBorders>
+            <w:tcMar>
+              <w:top w:type="dxa" w:w="60"/>
+              <w:left w:type="dxa" w:w="100"/>
+              <w:bottom w:type="dxa" w:w="60"/>
+              <w:right w:type="dxa" w:w="100"/>
+            </w:tcMar>
+          </w:tcPr>
+          <w:p>
+            <w:r>
+              <w:rPr>
+                <w:sz w:val="19"/>
+                <w:szCs w:val="19"/>
+              </w:rPr>
+              <w:t xml:space="preserve">Our lever is </w:t>
+            </w:r>
+            <w:r>
+              <w:rPr>
+                <w:b/>
+                <w:bCs/>
+                <w:sz w:val="19"/>
+                <w:szCs w:val="19"/>
+              </w:rPr>
+              <w:t xml:space="preserve">information</w:t>
+            </w:r>
+            <w:r>
+              <w:rPr>
+                <w:sz w:val="19"/>
+                <w:szCs w:val="19"/>
+              </w:rPr>
+              <w:t xml:space="preserve">: live waits on screens outside each mess and on phones, plus a 'fresh batch just out' cue. Shaping </w:t>
+            </w:r>
+            <w:r>
+              <w:rPr>
+                <w:b/>
+                <w:bCs/>
+                <w:sz w:val="19"/>
+                <w:szCs w:val="19"/>
+              </w:rPr>
+              <w:t xml:space="preserve">when</w:t>
+            </w:r>
+            <w:r>
+              <w:rPr>
+                <w:sz w:val="19"/>
+                <w:szCs w:val="19"/>
+              </w:rPr>
+              <w:t xml:space="preserve"> students arrive (staggered class end times) is alternative A5 in the AHP. Other nudges (a dish only at Munch, loyalty points, grab-and-go) are possible future options; we have not built or tested them</w:t>
+            </w:r>
+          </w:p>
+        </w:tc>
+        <w:tc>
+          <w:tcPr>
+            <w:tcW w:type="dxa" w:w="1900"/>
+            <w:tcBorders>
+              <w:top w:val="single" w:color="D9D8D3" w:sz="4"/>
+              <w:left w:val="single" w:color="D9D8D3" w:sz="4"/>
+              <w:bottom w:val="single" w:color="D9D8D3" w:sz="4"/>
+              <w:right w:val="single" w:color="D9D8D3" w:sz="4"/>
+            </w:tcBorders>
+            <w:tcMar>
+              <w:top w:type="dxa" w:w="60"/>
+              <w:left w:type="dxa" w:w="100"/>
+              <w:bottom w:type="dxa" w:w="60"/>
+              <w:right w:type="dxa" w:w="100"/>
+            </w:tcMar>
+          </w:tcPr>
+          <w:p>
+            <w:r>
+              <w:rPr>
+                <w:sz w:val="19"/>
+                <w:szCs w:val="19"/>
+              </w:rPr>
+              <w:t xml:space="preserve">Door screens and phone page; AHP alternatives (7.8)</w:t>
+            </w:r>
+          </w:p>
+        </w:tc>
+      </w:tr>
+    </w:tbl>
+    <w:p>
+      <w:pPr>
+        <w:pBdr>
+          <w:left w:val="single" w:color="EDA100" w:sz="18" w:space="8"/>
+        </w:pBdr>
+        <w:shd w:fill="FFF6E0" w:color="auto" w:val="clear"/>
+        <w:spacing w:after="160" w:before="120"/>
+      </w:pPr>
+      <w:r>
+        <w:rPr>
+          <w:b/>
+          <w:bCs/>
+        </w:rPr>
+        <w:t xml:space="preserve">What we changed from the general framing.  </w:t>
+      </w:r>
+      <w:r>
+        <w:t xml:space="preserve">(1) We call area 4 </w:t>
+      </w:r>
+      <w:r>
+        <w:rPr>
+          <w:b/>
+          <w:bCs/>
+        </w:rPr>
+        <w:t xml:space="preserve">demand shaping</w:t>
+      </w:r>
+      <w:r>
+        <w:t xml:space="preserve">, not yield management: yield (revenue) management sets </w:t>
+      </w:r>
+      <w:r>
+        <w:rPr>
+          <w:b/>
+          <w:bCs/>
+        </w:rPr>
+        <w:t xml:space="preserve">prices</w:t>
+      </w:r>
+      <w:r>
+        <w:t xml:space="preserve"> for perishable capacity, and a prepaid mess has no price lever. (2) 'Cashiers' become </w:t>
+      </w:r>
+      <w:r>
+        <w:rPr>
+          <w:b/>
+          <w:bCs/>
+        </w:rPr>
+        <w:t xml:space="preserve">serving stations</w:t>
+      </w:r>
+      <w:r>
+        <w:t xml:space="preserve"> and the </w:t>
+      </w:r>
+      <w:r>
+        <w:rPr>
+          <w:b/>
+          <w:bCs/>
+        </w:rPr>
+        <w:t xml:space="preserve">face scanner</w:t>
+      </w:r>
+      <w:r>
+        <w:t xml:space="preserve">. (3) 'Throughput slows at saturation' is sharpened: throughput is capped at capacity, and it falls during stock-outs. (4) The reasons students prefer Central are </w:t>
+      </w:r>
+      <w:r>
+        <w:rPr>
+          <w:b/>
+          <w:bCs/>
+        </w:rPr>
+        <w:t xml:space="preserve">hypotheses</w:t>
+      </w:r>
+      <w:r>
+        <w:t xml:space="preserve">, not findings, until the survey and logs are in.</w:t>
       </w:r>
     </w:p>
     <w:p>
@@ -8836,7 +9701,7 @@
                 <w:sz w:val="19"/>
                 <w:szCs w:val="19"/>
               </w:rPr>
-              <w:t xml:space="preserve">Kitchen taps 'out'; the model sets capacity to 0 and adds the remaining refill time</w:t>
+              <w:t xml:space="preserve">The manager taps 'out' on a star dish; the model sets capacity to 0, adds the remaining refill time and sends students to the other mess</w:t>
             </w:r>
           </w:p>
         </w:tc>
@@ -9104,7 +9969,7 @@
         <w:t xml:space="preserve">only</w:t>
       </w:r>
       <w:r>
-        <w:t xml:space="preserve"> what the real deployment would see, namely biometric entry scans and kitchen taps ('tray low', 'out', 'refilled'). Keeping them separate means the simulation tests whether the estimates are any good, not just whether the formulas are.</w:t>
+        <w:t xml:space="preserve"> what the real deployment would see, namely biometric entry scans and the mess manager's food-status taps ('running low', 'out', 'refilled'). Keeping them separate means the simulation tests whether the estimates are any good, not just whether the formulas are.</w:t>
       </w:r>
     </w:p>
     <w:p>
@@ -9918,7 +10783,7 @@
         <w:t xml:space="preserve">Step 2: the queue.</w:t>
       </w:r>
       <w:r>
-        <w:t xml:space="preserve"> The backlog B(t) follows the fluid-queue formula from section 4.1, with capacity cμ (0 if the kitchen has reported the main dish 'out').</w:t>
+        <w:t xml:space="preserve"> The backlog B(t) follows the fluid-queue formula from section 4.1, with capacity cμ (0 if the manager has reported a star dish 'out').</w:t>
       </w:r>
     </w:p>
     <w:p>
@@ -10078,7 +10943,17 @@
         <w:t xml:space="preserve">Food delay</w:t>
       </w:r>
       <w:r>
-        <w:t xml:space="preserve"> = remaining refill time if the kitchen reported 'out'; a small penalty if 'tray low'. Kitchen taps expire if staff forget to tap 'refilled'.</w:t>
+        <w:t xml:space="preserve">, weighted by the priority matrix (section 7.4). A </w:t>
+      </w:r>
+      <w:r>
+        <w:rPr>
+          <w:b/>
+          <w:bCs/>
+        </w:rPr>
+        <w:t xml:space="preserve">star dish</w:t>
+      </w:r>
+      <w:r>
+        <w:t xml:space="preserve"> out (any star dish) closes that mess for routing until it is refilled. Any other tray out adds w × E[refill]; any tray running low adds w × 0.25 × E[refill] (0.25 assumed: the chance it empties before a student arriving now is served). E[refill] = 0.7 × 12 + 0.3 × 30 ≈ 17 min. Weights w: star dishes 1.0, roti 0.5, dessert and curd/raita 0.3, base food (rice, dal, dry sabji, sambar/rasam) 0.1; table items are not tracked. Taps expire if the manager forgets 'refilled'.</w:t>
       </w:r>
     </w:p>
     <w:p>
@@ -10720,7 +11595,7 @@
                 <w:sz w:val="19"/>
                 <w:szCs w:val="19"/>
               </w:rPr>
-              <w:t xml:space="preserve">1.4 min</w:t>
+              <w:t xml:space="preserve">1.6 min</w:t>
             </w:r>
           </w:p>
         </w:tc>
@@ -10746,7 +11621,7 @@
                 <w:sz w:val="19"/>
                 <w:szCs w:val="19"/>
               </w:rPr>
-              <w:t xml:space="preserve">4.3 min</w:t>
+              <w:t xml:space="preserve">4.8 min</w:t>
             </w:r>
           </w:p>
         </w:tc>
@@ -10772,7 +11647,7 @@
                 <w:sz w:val="19"/>
                 <w:szCs w:val="19"/>
               </w:rPr>
-              <w:t xml:space="preserve">119</w:t>
+              <w:t xml:space="preserve">122</w:t>
             </w:r>
           </w:p>
         </w:tc>
@@ -10798,7 +11673,7 @@
                 <w:sz w:val="19"/>
                 <w:szCs w:val="19"/>
               </w:rPr>
-              <w:t xml:space="preserve">1.1</w:t>
+              <w:t xml:space="preserve">0.8</w:t>
             </w:r>
           </w:p>
         </w:tc>
@@ -10824,7 +11699,7 @@
                 <w:sz w:val="19"/>
                 <w:szCs w:val="19"/>
               </w:rPr>
-              <w:t xml:space="preserve">12%</w:t>
+              <w:t xml:space="preserve">13%</w:t>
             </w:r>
           </w:p>
         </w:tc>
@@ -10904,7 +11779,7 @@
                 <w:sz w:val="19"/>
                 <w:szCs w:val="19"/>
               </w:rPr>
-              <w:t xml:space="preserve">0.8 min</w:t>
+              <w:t xml:space="preserve">1.1 min</w:t>
             </w:r>
           </w:p>
         </w:tc>
@@ -10930,7 +11805,7 @@
                 <w:sz w:val="19"/>
                 <w:szCs w:val="19"/>
               </w:rPr>
-              <w:t xml:space="preserve">2.5 min</w:t>
+              <w:t xml:space="preserve">3.1 min</w:t>
             </w:r>
           </w:p>
         </w:tc>
@@ -10956,7 +11831,7 @@
                 <w:sz w:val="19"/>
                 <w:szCs w:val="19"/>
               </w:rPr>
-              <w:t xml:space="preserve">84</w:t>
+              <w:t xml:space="preserve">94</w:t>
             </w:r>
           </w:p>
         </w:tc>
@@ -10982,7 +11857,7 @@
                 <w:sz w:val="19"/>
                 <w:szCs w:val="19"/>
               </w:rPr>
-              <w:t xml:space="preserve">0.9</w:t>
+              <w:t xml:space="preserve">0.5</w:t>
             </w:r>
           </w:p>
         </w:tc>
@@ -11008,7 +11883,7 @@
                 <w:sz w:val="19"/>
                 <w:szCs w:val="19"/>
               </w:rPr>
-              <w:t xml:space="preserve">13%</w:t>
+              <w:t xml:space="preserve">15%</w:t>
             </w:r>
           </w:p>
         </w:tc>
@@ -11088,7 +11963,7 @@
                 <w:sz w:val="19"/>
                 <w:szCs w:val="19"/>
               </w:rPr>
-              <w:t xml:space="preserve">0.9 min</w:t>
+              <w:t xml:space="preserve">1.0 min</w:t>
             </w:r>
           </w:p>
         </w:tc>
@@ -11114,7 +11989,7 @@
                 <w:sz w:val="19"/>
                 <w:szCs w:val="19"/>
               </w:rPr>
-              <w:t xml:space="preserve">2.7 min</w:t>
+              <w:t xml:space="preserve">2.6 min</w:t>
             </w:r>
           </w:p>
         </w:tc>
@@ -11140,7 +12015,7 @@
                 <w:sz w:val="19"/>
                 <w:szCs w:val="19"/>
               </w:rPr>
-              <w:t xml:space="preserve">80</w:t>
+              <w:t xml:space="preserve">82</w:t>
             </w:r>
           </w:p>
         </w:tc>
@@ -11166,7 +12041,7 @@
                 <w:sz w:val="19"/>
                 <w:szCs w:val="19"/>
               </w:rPr>
-              <w:t xml:space="preserve">0.9</w:t>
+              <w:t xml:space="preserve">0.5</w:t>
             </w:r>
           </w:p>
         </w:tc>
@@ -11192,7 +12067,7 @@
                 <w:sz w:val="19"/>
                 <w:szCs w:val="19"/>
               </w:rPr>
-              <w:t xml:space="preserve">16%</w:t>
+              <w:t xml:space="preserve">17%</w:t>
             </w:r>
           </w:p>
         </w:tc>
@@ -11761,7 +12636,7 @@
                 <w:sz w:val="19"/>
                 <w:szCs w:val="19"/>
               </w:rPr>
-              <w:t xml:space="preserve">3.0</w:t>
+              <w:t xml:space="preserve">2.1</w:t>
             </w:r>
           </w:p>
         </w:tc>
@@ -11787,7 +12662,7 @@
                 <w:sz w:val="19"/>
                 <w:szCs w:val="19"/>
               </w:rPr>
-              <w:t xml:space="preserve">7.0 → 0.9 min</w:t>
+              <w:t xml:space="preserve">7.0 → 1.1 min</w:t>
             </w:r>
           </w:p>
         </w:tc>
@@ -11893,7 +12768,7 @@
                 <w:sz w:val="19"/>
                 <w:szCs w:val="19"/>
               </w:rPr>
-              <w:t xml:space="preserve">1.6</w:t>
+              <w:t xml:space="preserve">1.1</w:t>
             </w:r>
           </w:p>
         </w:tc>
@@ -11919,7 +12794,7 @@
                 <w:sz w:val="19"/>
                 <w:szCs w:val="19"/>
               </w:rPr>
-              <w:t xml:space="preserve">7.1 → 0.8 min</w:t>
+              <w:t xml:space="preserve">7.1 → 1.0 min</w:t>
             </w:r>
           </w:p>
         </w:tc>
@@ -12025,7 +12900,7 @@
                 <w:sz w:val="19"/>
                 <w:szCs w:val="19"/>
               </w:rPr>
-              <w:t xml:space="preserve">0.9</w:t>
+              <w:t xml:space="preserve">0.5</w:t>
             </w:r>
           </w:p>
         </w:tc>
@@ -12051,7 +12926,7 @@
                 <w:sz w:val="19"/>
                 <w:szCs w:val="19"/>
               </w:rPr>
-              <w:t xml:space="preserve">7.2 → 0.8 min</w:t>
+              <w:t xml:space="preserve">7.2 → 1.1 min</w:t>
             </w:r>
           </w:p>
         </w:tc>
@@ -12234,7 +13109,7 @@
         <w:t xml:space="preserve">average wait from about 7 to about 1 minute</w:t>
       </w:r>
       <w:r>
-        <w:t xml:space="preserve"> and long waits (90th percentile) from about 18 to about 2.5–4 minutes.</w:t>
+        <w:t xml:space="preserve"> and long waits (90th percentile) from about 18 to about 2.5–5 minutes.</w:t>
       </w:r>
     </w:p>
     <w:p>
@@ -12254,10 +13129,10 @@
           <w:b/>
           <w:bCs/>
         </w:rPr>
-        <w:t xml:space="preserve">1 in 8 students</w:t>
-      </w:r>
-      <w:r>
-        <w:t xml:space="preserve"> has to walk to the other mess for this (12–16%). Because 85% start at Central, rebalancing needs more movement than a more even habit split would.</w:t>
+        <w:t xml:space="preserve">1 in 7 students</w:t>
+      </w:r>
+      <w:r>
+        <w:t xml:space="preserve"> has to walk to the other mess for this (13–17%). Because 85% start at Central, rebalancing needs more movement than a more even habit split would.</w:t>
       </w:r>
     </w:p>
     <w:p>
@@ -12274,10 +13149,20 @@
           <w:b/>
           <w:bCs/>
         </w:rPr>
-        <w:t xml:space="preserve">Moving students moves the run-outs.</w:t>
-      </w:r>
-      <w:r>
-        <w:t xml:space="preserve"> Food run-outs rise slightly with screens because Munch now feeds more students and a 30-minute call-back restock cannot keep up. Student routing and food allocation must be planned together (sections 7.4–7.6).</w:t>
+        <w:t xml:space="preserve">Routing and food interact.</w:t>
+      </w:r>
+      <w:r>
+        <w:t xml:space="preserve"> When the next batch is rarely ready, run-outs stay about the same with screens (2.0 → 2.1): Munch now feeds more students and a 30-minute call-back cannot keep up. When food is usually ready (70%), screens </w:t>
+      </w:r>
+      <w:r>
+        <w:rPr>
+          <w:b/>
+          <w:bCs/>
+        </w:rPr>
+        <w:t xml:space="preserve">cut</w:t>
+      </w:r>
+      <w:r>
+        <w:t xml:space="preserve"> run-outs (0.8 → 0.5), because a star dish marked 'out' sends students to the other mess at once. Student routing and food allocation must be planned together (sections 7.4–7.6).</w:t>
       </w:r>
     </w:p>
     <w:p>
@@ -13750,7 +14635,7 @@
                 <w:sz w:val="19"/>
                 <w:szCs w:val="19"/>
               </w:rPr>
-              <w:t xml:space="preserve">20</w:t>
+              <w:t xml:space="preserve">28</w:t>
             </w:r>
           </w:p>
         </w:tc>
@@ -13776,7 +14661,7 @@
                 <w:sz w:val="19"/>
                 <w:szCs w:val="19"/>
               </w:rPr>
-              <w:t xml:space="preserve">Measure and model: chapattis, star dishes</w:t>
+              <w:t xml:space="preserve">Measure and model: star dishes, chapattis, curd and raitha</w:t>
             </w:r>
           </w:p>
         </w:tc>
@@ -13856,7 +14741,7 @@
                 <w:sz w:val="19"/>
                 <w:szCs w:val="19"/>
               </w:rPr>
-              <w:t xml:space="preserve">16</w:t>
+              <w:t xml:space="preserve">9</w:t>
             </w:r>
           </w:p>
         </w:tc>
@@ -13882,7 +14767,7 @@
                 <w:sz w:val="19"/>
                 <w:szCs w:val="19"/>
               </w:rPr>
-              <w:t xml:space="preserve">Derive from plate count: curd, raitha, one-per-plate sweets</w:t>
+              <w:t xml:space="preserve">Derive from plate count: one-per-plate sweets (and Sunday's portioned chicken)</w:t>
             </w:r>
           </w:p>
         </w:tc>
@@ -13988,7 +14873,7 @@
                 <w:sz w:val="19"/>
                 <w:szCs w:val="19"/>
               </w:rPr>
-              <w:t xml:space="preserve">Issue with a safety margin: rice, dal, sambar, rasam</w:t>
+              <w:t xml:space="preserve">Issue with a safety margin: rice, dal, sambar, rasam, dry veg</w:t>
             </w:r>
           </w:p>
         </w:tc>
@@ -14068,7 +14953,7 @@
                 <w:sz w:val="19"/>
                 <w:szCs w:val="19"/>
               </w:rPr>
-              <w:t xml:space="preserve">27</w:t>
+              <w:t xml:space="preserve">26</w:t>
             </w:r>
           </w:p>
         </w:tc>
@@ -14094,7 +14979,7 @@
                 <w:sz w:val="19"/>
                 <w:szCs w:val="19"/>
               </w:rPr>
-              <w:t xml:space="preserve">Issue without control: pickle, salt, sugar</w:t>
+              <w:t xml:space="preserve">Issue without control: pickle, salt, sugar, fryums</w:t>
             </w:r>
           </w:p>
         </w:tc>
@@ -14105,7 +14990,7 @@
         <w:spacing w:after="120"/>
       </w:pPr>
       <w:r>
-        <w:t xml:space="preserve">The matrix decides where the queuing and optimisation effort goes: the </w:t>
+        <w:t xml:space="preserve">Counts are menu entries for the week (MDS_dataset.xlsx, Priority Matrix sheet). The matrix decides where the queuing and optimisation effort goes: the </w:t>
       </w:r>
       <w:r>
         <w:rPr>
@@ -14115,7 +15000,992 @@
         <w:t xml:space="preserve">AZ items</w:t>
       </w:r>
       <w:r>
-        <w:t xml:space="preserve">. The field visit confirmed the order: AZ star dishes ran out first (13:20–13:23), the AX curd later (13:39).</w:t>
+        <w:t xml:space="preserve">. The field visit confirmed the order: star dishes ran out first (13:20–13:23), the curd later (13:39). (The dataset's field notes label the curd AX, while its menu ratings give it AZ; we follow the ratings.)</w:t>
+      </w:r>
+    </w:p>
+    <w:p>
+      <w:pPr>
+        <w:spacing w:after="120"/>
+      </w:pPr>
+      <w:r>
+        <w:rPr>
+          <w:b/>
+          <w:bCs/>
+        </w:rPr>
+        <w:t xml:space="preserve">The matrix also sets how much each tray matters to the live system.</w:t>
+      </w:r>
+      <w:r>
+        <w:t xml:space="preserve"> The mess manager marks trays running low, out or refilled, and each tray's weight decides how strongly that moves students:</w:t>
+      </w:r>
+    </w:p>
+    <w:tbl>
+      <w:tblPr>
+        <w:tblW w:type="dxa" w:w="9026"/>
+        <w:tblBorders>
+          <w:top w:val="single" w:color="auto" w:sz="4"/>
+          <w:left w:val="single" w:color="auto" w:sz="4"/>
+          <w:bottom w:val="single" w:color="auto" w:sz="4"/>
+          <w:right w:val="single" w:color="auto" w:sz="4"/>
+          <w:insideH w:val="single" w:color="auto" w:sz="4"/>
+          <w:insideV w:val="single" w:color="auto" w:sz="4"/>
+        </w:tblBorders>
+      </w:tblPr>
+      <w:tblGrid>
+        <w:gridCol w:w="2400"/>
+        <w:gridCol w:w="1700"/>
+        <w:gridCol w:w="800"/>
+        <w:gridCol w:w="900"/>
+        <w:gridCol w:w="3226"/>
+      </w:tblGrid>
+      <w:tr>
+        <w:trPr>
+          <w:tblHeader/>
+        </w:trPr>
+        <w:tc>
+          <w:tcPr>
+            <w:tcW w:type="dxa" w:w="2400"/>
+            <w:tcBorders>
+              <w:top w:val="single" w:color="D9D8D3" w:sz="4"/>
+              <w:left w:val="single" w:color="D9D8D3" w:sz="4"/>
+              <w:bottom w:val="single" w:color="D9D8D3" w:sz="4"/>
+              <w:right w:val="single" w:color="D9D8D3" w:sz="4"/>
+            </w:tcBorders>
+            <w:shd w:fill="ECEBE7" w:color="auto" w:val="clear"/>
+            <w:tcMar>
+              <w:top w:type="dxa" w:w="60"/>
+              <w:left w:type="dxa" w:w="100"/>
+              <w:bottom w:type="dxa" w:w="60"/>
+              <w:right w:type="dxa" w:w="100"/>
+            </w:tcMar>
+          </w:tcPr>
+          <w:p>
+            <w:r>
+              <w:rPr>
+                <w:b/>
+                <w:bCs/>
+                <w:sz w:val="19"/>
+                <w:szCs w:val="19"/>
+              </w:rPr>
+              <w:t xml:space="preserve">Tray</w:t>
+            </w:r>
+          </w:p>
+        </w:tc>
+        <w:tc>
+          <w:tcPr>
+            <w:tcW w:type="dxa" w:w="1700"/>
+            <w:tcBorders>
+              <w:top w:val="single" w:color="D9D8D3" w:sz="4"/>
+              <w:left w:val="single" w:color="D9D8D3" w:sz="4"/>
+              <w:bottom w:val="single" w:color="D9D8D3" w:sz="4"/>
+              <w:right w:val="single" w:color="D9D8D3" w:sz="4"/>
+            </w:tcBorders>
+            <w:shd w:fill="ECEBE7" w:color="auto" w:val="clear"/>
+            <w:tcMar>
+              <w:top w:type="dxa" w:w="60"/>
+              <w:left w:type="dxa" w:w="100"/>
+              <w:bottom w:type="dxa" w:w="60"/>
+              <w:right w:type="dxa" w:w="100"/>
+            </w:tcMar>
+          </w:tcPr>
+          <w:p>
+            <w:r>
+              <w:rPr>
+                <w:b/>
+                <w:bCs/>
+                <w:sz w:val="19"/>
+                <w:szCs w:val="19"/>
+              </w:rPr>
+              <w:t xml:space="preserve">Item type</w:t>
+            </w:r>
+          </w:p>
+        </w:tc>
+        <w:tc>
+          <w:tcPr>
+            <w:tcW w:type="dxa" w:w="800"/>
+            <w:tcBorders>
+              <w:top w:val="single" w:color="D9D8D3" w:sz="4"/>
+              <w:left w:val="single" w:color="D9D8D3" w:sz="4"/>
+              <w:bottom w:val="single" w:color="D9D8D3" w:sz="4"/>
+              <w:right w:val="single" w:color="D9D8D3" w:sz="4"/>
+            </w:tcBorders>
+            <w:shd w:fill="ECEBE7" w:color="auto" w:val="clear"/>
+            <w:tcMar>
+              <w:top w:type="dxa" w:w="60"/>
+              <w:left w:type="dxa" w:w="100"/>
+              <w:bottom w:type="dxa" w:w="60"/>
+              <w:right w:type="dxa" w:w="100"/>
+            </w:tcMar>
+          </w:tcPr>
+          <w:p>
+            <w:r>
+              <w:rPr>
+                <w:b/>
+                <w:bCs/>
+                <w:sz w:val="19"/>
+                <w:szCs w:val="19"/>
+              </w:rPr>
+              <w:t xml:space="preserve">Class</w:t>
+            </w:r>
+          </w:p>
+        </w:tc>
+        <w:tc>
+          <w:tcPr>
+            <w:tcW w:type="dxa" w:w="900"/>
+            <w:tcBorders>
+              <w:top w:val="single" w:color="D9D8D3" w:sz="4"/>
+              <w:left w:val="single" w:color="D9D8D3" w:sz="4"/>
+              <w:bottom w:val="single" w:color="D9D8D3" w:sz="4"/>
+              <w:right w:val="single" w:color="D9D8D3" w:sz="4"/>
+            </w:tcBorders>
+            <w:shd w:fill="ECEBE7" w:color="auto" w:val="clear"/>
+            <w:tcMar>
+              <w:top w:type="dxa" w:w="60"/>
+              <w:left w:type="dxa" w:w="100"/>
+              <w:bottom w:type="dxa" w:w="60"/>
+              <w:right w:type="dxa" w:w="100"/>
+            </w:tcMar>
+          </w:tcPr>
+          <w:p>
+            <w:r>
+              <w:rPr>
+                <w:b/>
+                <w:bCs/>
+                <w:sz w:val="19"/>
+                <w:szCs w:val="19"/>
+              </w:rPr>
+              <w:t xml:space="preserve">Weight</w:t>
+            </w:r>
+          </w:p>
+        </w:tc>
+        <w:tc>
+          <w:tcPr>
+            <w:tcW w:type="dxa" w:w="3226"/>
+            <w:tcBorders>
+              <w:top w:val="single" w:color="D9D8D3" w:sz="4"/>
+              <w:left w:val="single" w:color="D9D8D3" w:sz="4"/>
+              <w:bottom w:val="single" w:color="D9D8D3" w:sz="4"/>
+              <w:right w:val="single" w:color="D9D8D3" w:sz="4"/>
+            </w:tcBorders>
+            <w:shd w:fill="ECEBE7" w:color="auto" w:val="clear"/>
+            <w:tcMar>
+              <w:top w:type="dxa" w:w="60"/>
+              <w:left w:type="dxa" w:w="100"/>
+              <w:bottom w:type="dxa" w:w="60"/>
+              <w:right w:type="dxa" w:w="100"/>
+            </w:tcMar>
+          </w:tcPr>
+          <w:p>
+            <w:r>
+              <w:rPr>
+                <w:b/>
+                <w:bCs/>
+                <w:sz w:val="19"/>
+                <w:szCs w:val="19"/>
+              </w:rPr>
+              <w:t xml:space="preserve">Effect when OUT</w:t>
+            </w:r>
+          </w:p>
+        </w:tc>
+      </w:tr>
+      <w:tr>
+        <w:tc>
+          <w:tcPr>
+            <w:tcW w:type="dxa" w:w="2400"/>
+            <w:tcBorders>
+              <w:top w:val="single" w:color="D9D8D3" w:sz="4"/>
+              <w:left w:val="single" w:color="D9D8D3" w:sz="4"/>
+              <w:bottom w:val="single" w:color="D9D8D3" w:sz="4"/>
+              <w:right w:val="single" w:color="D9D8D3" w:sz="4"/>
+            </w:tcBorders>
+            <w:tcMar>
+              <w:top w:type="dxa" w:w="60"/>
+              <w:left w:type="dxa" w:w="100"/>
+              <w:bottom w:type="dxa" w:w="60"/>
+              <w:right w:type="dxa" w:w="100"/>
+            </w:tcMar>
+          </w:tcPr>
+          <w:p>
+            <w:r>
+              <w:rPr>
+                <w:sz w:val="19"/>
+                <w:szCs w:val="19"/>
+              </w:rPr>
+              <w:t xml:space="preserve">Gravy sabji, special rice</w:t>
+            </w:r>
+          </w:p>
+        </w:tc>
+        <w:tc>
+          <w:tcPr>
+            <w:tcW w:type="dxa" w:w="1700"/>
+            <w:tcBorders>
+              <w:top w:val="single" w:color="D9D8D3" w:sz="4"/>
+              <w:left w:val="single" w:color="D9D8D3" w:sz="4"/>
+              <w:bottom w:val="single" w:color="D9D8D3" w:sz="4"/>
+              <w:right w:val="single" w:color="D9D8D3" w:sz="4"/>
+            </w:tcBorders>
+            <w:tcMar>
+              <w:top w:type="dxa" w:w="60"/>
+              <w:left w:type="dxa" w:w="100"/>
+              <w:bottom w:type="dxa" w:w="60"/>
+              <w:right w:type="dxa" w:w="100"/>
+            </w:tcMar>
+          </w:tcPr>
+          <w:p>
+            <w:r>
+              <w:rPr>
+                <w:sz w:val="19"/>
+                <w:szCs w:val="19"/>
+              </w:rPr>
+              <w:t xml:space="preserve">Star dish</w:t>
+            </w:r>
+          </w:p>
+        </w:tc>
+        <w:tc>
+          <w:tcPr>
+            <w:tcW w:type="dxa" w:w="800"/>
+            <w:tcBorders>
+              <w:top w:val="single" w:color="D9D8D3" w:sz="4"/>
+              <w:left w:val="single" w:color="D9D8D3" w:sz="4"/>
+              <w:bottom w:val="single" w:color="D9D8D3" w:sz="4"/>
+              <w:right w:val="single" w:color="D9D8D3" w:sz="4"/>
+            </w:tcBorders>
+            <w:tcMar>
+              <w:top w:type="dxa" w:w="60"/>
+              <w:left w:type="dxa" w:w="100"/>
+              <w:bottom w:type="dxa" w:w="60"/>
+              <w:right w:type="dxa" w:w="100"/>
+            </w:tcMar>
+          </w:tcPr>
+          <w:p>
+            <w:r>
+              <w:rPr>
+                <w:sz w:val="19"/>
+                <w:szCs w:val="19"/>
+              </w:rPr>
+              <w:t xml:space="preserve">AZ</w:t>
+            </w:r>
+          </w:p>
+        </w:tc>
+        <w:tc>
+          <w:tcPr>
+            <w:tcW w:type="dxa" w:w="900"/>
+            <w:tcBorders>
+              <w:top w:val="single" w:color="D9D8D3" w:sz="4"/>
+              <w:left w:val="single" w:color="D9D8D3" w:sz="4"/>
+              <w:bottom w:val="single" w:color="D9D8D3" w:sz="4"/>
+              <w:right w:val="single" w:color="D9D8D3" w:sz="4"/>
+            </w:tcBorders>
+            <w:tcMar>
+              <w:top w:type="dxa" w:w="60"/>
+              <w:left w:type="dxa" w:w="100"/>
+              <w:bottom w:type="dxa" w:w="60"/>
+              <w:right w:type="dxa" w:w="100"/>
+            </w:tcMar>
+          </w:tcPr>
+          <w:p>
+            <w:r>
+              <w:rPr>
+                <w:sz w:val="19"/>
+                <w:szCs w:val="19"/>
+              </w:rPr>
+              <w:t xml:space="preserve">1.0</w:t>
+            </w:r>
+          </w:p>
+        </w:tc>
+        <w:tc>
+          <w:tcPr>
+            <w:tcW w:type="dxa" w:w="3226"/>
+            <w:tcBorders>
+              <w:top w:val="single" w:color="D9D8D3" w:sz="4"/>
+              <w:left w:val="single" w:color="D9D8D3" w:sz="4"/>
+              <w:bottom w:val="single" w:color="D9D8D3" w:sz="4"/>
+              <w:right w:val="single" w:color="D9D8D3" w:sz="4"/>
+            </w:tcBorders>
+            <w:tcMar>
+              <w:top w:type="dxa" w:w="60"/>
+              <w:left w:type="dxa" w:w="100"/>
+              <w:bottom w:type="dxa" w:w="60"/>
+              <w:right w:type="dxa" w:w="100"/>
+            </w:tcMar>
+          </w:tcPr>
+          <w:p>
+            <w:r>
+              <w:rPr>
+                <w:sz w:val="19"/>
+                <w:szCs w:val="19"/>
+              </w:rPr>
+              <w:t xml:space="preserve">That mess is closed for routing: students are sent to the other mess</w:t>
+            </w:r>
+          </w:p>
+        </w:tc>
+      </w:tr>
+      <w:tr>
+        <w:tc>
+          <w:tcPr>
+            <w:tcW w:type="dxa" w:w="2400"/>
+            <w:tcBorders>
+              <w:top w:val="single" w:color="D9D8D3" w:sz="4"/>
+              <w:left w:val="single" w:color="D9D8D3" w:sz="4"/>
+              <w:bottom w:val="single" w:color="D9D8D3" w:sz="4"/>
+              <w:right w:val="single" w:color="D9D8D3" w:sz="4"/>
+            </w:tcBorders>
+            <w:tcMar>
+              <w:top w:type="dxa" w:w="60"/>
+              <w:left w:type="dxa" w:w="100"/>
+              <w:bottom w:type="dxa" w:w="60"/>
+              <w:right w:type="dxa" w:w="100"/>
+            </w:tcMar>
+          </w:tcPr>
+          <w:p>
+            <w:r>
+              <w:rPr>
+                <w:sz w:val="19"/>
+                <w:szCs w:val="19"/>
+              </w:rPr>
+              <w:t xml:space="preserve">Roti</w:t>
+            </w:r>
+          </w:p>
+        </w:tc>
+        <w:tc>
+          <w:tcPr>
+            <w:tcW w:type="dxa" w:w="1700"/>
+            <w:tcBorders>
+              <w:top w:val="single" w:color="D9D8D3" w:sz="4"/>
+              <w:left w:val="single" w:color="D9D8D3" w:sz="4"/>
+              <w:bottom w:val="single" w:color="D9D8D3" w:sz="4"/>
+              <w:right w:val="single" w:color="D9D8D3" w:sz="4"/>
+            </w:tcBorders>
+            <w:tcMar>
+              <w:top w:type="dxa" w:w="60"/>
+              <w:left w:type="dxa" w:w="100"/>
+              <w:bottom w:type="dxa" w:w="60"/>
+              <w:right w:type="dxa" w:w="100"/>
+            </w:tcMar>
+          </w:tcPr>
+          <w:p>
+            <w:r>
+              <w:rPr>
+                <w:sz w:val="19"/>
+                <w:szCs w:val="19"/>
+              </w:rPr>
+              <w:t xml:space="preserve">Made fresh in batches</w:t>
+            </w:r>
+          </w:p>
+        </w:tc>
+        <w:tc>
+          <w:tcPr>
+            <w:tcW w:type="dxa" w:w="800"/>
+            <w:tcBorders>
+              <w:top w:val="single" w:color="D9D8D3" w:sz="4"/>
+              <w:left w:val="single" w:color="D9D8D3" w:sz="4"/>
+              <w:bottom w:val="single" w:color="D9D8D3" w:sz="4"/>
+              <w:right w:val="single" w:color="D9D8D3" w:sz="4"/>
+            </w:tcBorders>
+            <w:tcMar>
+              <w:top w:type="dxa" w:w="60"/>
+              <w:left w:type="dxa" w:w="100"/>
+              <w:bottom w:type="dxa" w:w="60"/>
+              <w:right w:type="dxa" w:w="100"/>
+            </w:tcMar>
+          </w:tcPr>
+          <w:p>
+            <w:r>
+              <w:rPr>
+                <w:sz w:val="19"/>
+                <w:szCs w:val="19"/>
+              </w:rPr>
+              <w:t xml:space="preserve">AZ</w:t>
+            </w:r>
+          </w:p>
+        </w:tc>
+        <w:tc>
+          <w:tcPr>
+            <w:tcW w:type="dxa" w:w="900"/>
+            <w:tcBorders>
+              <w:top w:val="single" w:color="D9D8D3" w:sz="4"/>
+              <w:left w:val="single" w:color="D9D8D3" w:sz="4"/>
+              <w:bottom w:val="single" w:color="D9D8D3" w:sz="4"/>
+              <w:right w:val="single" w:color="D9D8D3" w:sz="4"/>
+            </w:tcBorders>
+            <w:tcMar>
+              <w:top w:type="dxa" w:w="60"/>
+              <w:left w:type="dxa" w:w="100"/>
+              <w:bottom w:type="dxa" w:w="60"/>
+              <w:right w:type="dxa" w:w="100"/>
+            </w:tcMar>
+          </w:tcPr>
+          <w:p>
+            <w:r>
+              <w:rPr>
+                <w:sz w:val="19"/>
+                <w:szCs w:val="19"/>
+              </w:rPr>
+              <w:t xml:space="preserve">0.5</w:t>
+            </w:r>
+          </w:p>
+        </w:tc>
+        <w:tc>
+          <w:tcPr>
+            <w:tcW w:type="dxa" w:w="3226"/>
+            <w:tcBorders>
+              <w:top w:val="single" w:color="D9D8D3" w:sz="4"/>
+              <w:left w:val="single" w:color="D9D8D3" w:sz="4"/>
+              <w:bottom w:val="single" w:color="D9D8D3" w:sz="4"/>
+              <w:right w:val="single" w:color="D9D8D3" w:sz="4"/>
+            </w:tcBorders>
+            <w:tcMar>
+              <w:top w:type="dxa" w:w="60"/>
+              <w:left w:type="dxa" w:w="100"/>
+              <w:bottom w:type="dxa" w:w="60"/>
+              <w:right w:type="dxa" w:w="100"/>
+            </w:tcMar>
+          </w:tcPr>
+          <w:p>
+            <w:r>
+              <w:rPr>
+                <w:sz w:val="19"/>
+                <w:szCs w:val="19"/>
+              </w:rPr>
+              <w:t xml:space="preserve">Adds 0.5 × E[refill] ≈ 9 min to that mess's wait</w:t>
+            </w:r>
+          </w:p>
+        </w:tc>
+      </w:tr>
+      <w:tr>
+        <w:tc>
+          <w:tcPr>
+            <w:tcW w:type="dxa" w:w="2400"/>
+            <w:tcBorders>
+              <w:top w:val="single" w:color="D9D8D3" w:sz="4"/>
+              <w:left w:val="single" w:color="D9D8D3" w:sz="4"/>
+              <w:bottom w:val="single" w:color="D9D8D3" w:sz="4"/>
+              <w:right w:val="single" w:color="D9D8D3" w:sz="4"/>
+            </w:tcBorders>
+            <w:tcMar>
+              <w:top w:type="dxa" w:w="60"/>
+              <w:left w:type="dxa" w:w="100"/>
+              <w:bottom w:type="dxa" w:w="60"/>
+              <w:right w:type="dxa" w:w="100"/>
+            </w:tcMar>
+          </w:tcPr>
+          <w:p>
+            <w:r>
+              <w:rPr>
+                <w:sz w:val="19"/>
+                <w:szCs w:val="19"/>
+              </w:rPr>
+              <w:t xml:space="preserve">Dessert</w:t>
+            </w:r>
+          </w:p>
+        </w:tc>
+        <w:tc>
+          <w:tcPr>
+            <w:tcW w:type="dxa" w:w="1700"/>
+            <w:tcBorders>
+              <w:top w:val="single" w:color="D9D8D3" w:sz="4"/>
+              <w:left w:val="single" w:color="D9D8D3" w:sz="4"/>
+              <w:bottom w:val="single" w:color="D9D8D3" w:sz="4"/>
+              <w:right w:val="single" w:color="D9D8D3" w:sz="4"/>
+            </w:tcBorders>
+            <w:tcMar>
+              <w:top w:type="dxa" w:w="60"/>
+              <w:left w:type="dxa" w:w="100"/>
+              <w:bottom w:type="dxa" w:w="60"/>
+              <w:right w:type="dxa" w:w="100"/>
+            </w:tcMar>
+          </w:tcPr>
+          <w:p>
+            <w:r>
+              <w:rPr>
+                <w:sz w:val="19"/>
+                <w:szCs w:val="19"/>
+              </w:rPr>
+              <w:t xml:space="preserve">One per plate</w:t>
+            </w:r>
+          </w:p>
+        </w:tc>
+        <w:tc>
+          <w:tcPr>
+            <w:tcW w:type="dxa" w:w="800"/>
+            <w:tcBorders>
+              <w:top w:val="single" w:color="D9D8D3" w:sz="4"/>
+              <w:left w:val="single" w:color="D9D8D3" w:sz="4"/>
+              <w:bottom w:val="single" w:color="D9D8D3" w:sz="4"/>
+              <w:right w:val="single" w:color="D9D8D3" w:sz="4"/>
+            </w:tcBorders>
+            <w:tcMar>
+              <w:top w:type="dxa" w:w="60"/>
+              <w:left w:type="dxa" w:w="100"/>
+              <w:bottom w:type="dxa" w:w="60"/>
+              <w:right w:type="dxa" w:w="100"/>
+            </w:tcMar>
+          </w:tcPr>
+          <w:p>
+            <w:r>
+              <w:rPr>
+                <w:sz w:val="19"/>
+                <w:szCs w:val="19"/>
+              </w:rPr>
+              <w:t xml:space="preserve">AX</w:t>
+            </w:r>
+          </w:p>
+        </w:tc>
+        <w:tc>
+          <w:tcPr>
+            <w:tcW w:type="dxa" w:w="900"/>
+            <w:tcBorders>
+              <w:top w:val="single" w:color="D9D8D3" w:sz="4"/>
+              <w:left w:val="single" w:color="D9D8D3" w:sz="4"/>
+              <w:bottom w:val="single" w:color="D9D8D3" w:sz="4"/>
+              <w:right w:val="single" w:color="D9D8D3" w:sz="4"/>
+            </w:tcBorders>
+            <w:tcMar>
+              <w:top w:type="dxa" w:w="60"/>
+              <w:left w:type="dxa" w:w="100"/>
+              <w:bottom w:type="dxa" w:w="60"/>
+              <w:right w:type="dxa" w:w="100"/>
+            </w:tcMar>
+          </w:tcPr>
+          <w:p>
+            <w:r>
+              <w:rPr>
+                <w:sz w:val="19"/>
+                <w:szCs w:val="19"/>
+              </w:rPr>
+              <w:t xml:space="preserve">0.3</w:t>
+            </w:r>
+          </w:p>
+        </w:tc>
+        <w:tc>
+          <w:tcPr>
+            <w:tcW w:type="dxa" w:w="3226"/>
+            <w:tcBorders>
+              <w:top w:val="single" w:color="D9D8D3" w:sz="4"/>
+              <w:left w:val="single" w:color="D9D8D3" w:sz="4"/>
+              <w:bottom w:val="single" w:color="D9D8D3" w:sz="4"/>
+              <w:right w:val="single" w:color="D9D8D3" w:sz="4"/>
+            </w:tcBorders>
+            <w:tcMar>
+              <w:top w:type="dxa" w:w="60"/>
+              <w:left w:type="dxa" w:w="100"/>
+              <w:bottom w:type="dxa" w:w="60"/>
+              <w:right w:type="dxa" w:w="100"/>
+            </w:tcMar>
+          </w:tcPr>
+          <w:p>
+            <w:r>
+              <w:rPr>
+                <w:sz w:val="19"/>
+                <w:szCs w:val="19"/>
+              </w:rPr>
+              <w:t xml:space="preserve">Adds ≈ 5 min</w:t>
+            </w:r>
+          </w:p>
+        </w:tc>
+      </w:tr>
+      <w:tr>
+        <w:tc>
+          <w:tcPr>
+            <w:tcW w:type="dxa" w:w="2400"/>
+            <w:tcBorders>
+              <w:top w:val="single" w:color="D9D8D3" w:sz="4"/>
+              <w:left w:val="single" w:color="D9D8D3" w:sz="4"/>
+              <w:bottom w:val="single" w:color="D9D8D3" w:sz="4"/>
+              <w:right w:val="single" w:color="D9D8D3" w:sz="4"/>
+            </w:tcBorders>
+            <w:tcMar>
+              <w:top w:type="dxa" w:w="60"/>
+              <w:left w:type="dxa" w:w="100"/>
+              <w:bottom w:type="dxa" w:w="60"/>
+              <w:right w:type="dxa" w:w="100"/>
+            </w:tcMar>
+          </w:tcPr>
+          <w:p>
+            <w:r>
+              <w:rPr>
+                <w:sz w:val="19"/>
+                <w:szCs w:val="19"/>
+              </w:rPr>
+              <w:t xml:space="preserve">Curd / raita</w:t>
+            </w:r>
+          </w:p>
+        </w:tc>
+        <w:tc>
+          <w:tcPr>
+            <w:tcW w:type="dxa" w:w="1700"/>
+            <w:tcBorders>
+              <w:top w:val="single" w:color="D9D8D3" w:sz="4"/>
+              <w:left w:val="single" w:color="D9D8D3" w:sz="4"/>
+              <w:bottom w:val="single" w:color="D9D8D3" w:sz="4"/>
+              <w:right w:val="single" w:color="D9D8D3" w:sz="4"/>
+            </w:tcBorders>
+            <w:tcMar>
+              <w:top w:type="dxa" w:w="60"/>
+              <w:left w:type="dxa" w:w="100"/>
+              <w:bottom w:type="dxa" w:w="60"/>
+              <w:right w:type="dxa" w:w="100"/>
+            </w:tcMar>
+          </w:tcPr>
+          <w:p>
+            <w:r>
+              <w:rPr>
+                <w:sz w:val="19"/>
+                <w:szCs w:val="19"/>
+              </w:rPr>
+              <w:t xml:space="preserve">Fresh side</w:t>
+            </w:r>
+          </w:p>
+        </w:tc>
+        <w:tc>
+          <w:tcPr>
+            <w:tcW w:type="dxa" w:w="800"/>
+            <w:tcBorders>
+              <w:top w:val="single" w:color="D9D8D3" w:sz="4"/>
+              <w:left w:val="single" w:color="D9D8D3" w:sz="4"/>
+              <w:bottom w:val="single" w:color="D9D8D3" w:sz="4"/>
+              <w:right w:val="single" w:color="D9D8D3" w:sz="4"/>
+            </w:tcBorders>
+            <w:tcMar>
+              <w:top w:type="dxa" w:w="60"/>
+              <w:left w:type="dxa" w:w="100"/>
+              <w:bottom w:type="dxa" w:w="60"/>
+              <w:right w:type="dxa" w:w="100"/>
+            </w:tcMar>
+          </w:tcPr>
+          <w:p>
+            <w:r>
+              <w:rPr>
+                <w:sz w:val="19"/>
+                <w:szCs w:val="19"/>
+              </w:rPr>
+              <w:t xml:space="preserve">AZ</w:t>
+            </w:r>
+          </w:p>
+        </w:tc>
+        <w:tc>
+          <w:tcPr>
+            <w:tcW w:type="dxa" w:w="900"/>
+            <w:tcBorders>
+              <w:top w:val="single" w:color="D9D8D3" w:sz="4"/>
+              <w:left w:val="single" w:color="D9D8D3" w:sz="4"/>
+              <w:bottom w:val="single" w:color="D9D8D3" w:sz="4"/>
+              <w:right w:val="single" w:color="D9D8D3" w:sz="4"/>
+            </w:tcBorders>
+            <w:tcMar>
+              <w:top w:type="dxa" w:w="60"/>
+              <w:left w:type="dxa" w:w="100"/>
+              <w:bottom w:type="dxa" w:w="60"/>
+              <w:right w:type="dxa" w:w="100"/>
+            </w:tcMar>
+          </w:tcPr>
+          <w:p>
+            <w:r>
+              <w:rPr>
+                <w:sz w:val="19"/>
+                <w:szCs w:val="19"/>
+              </w:rPr>
+              <w:t xml:space="preserve">0.3</w:t>
+            </w:r>
+          </w:p>
+        </w:tc>
+        <w:tc>
+          <w:tcPr>
+            <w:tcW w:type="dxa" w:w="3226"/>
+            <w:tcBorders>
+              <w:top w:val="single" w:color="D9D8D3" w:sz="4"/>
+              <w:left w:val="single" w:color="D9D8D3" w:sz="4"/>
+              <w:bottom w:val="single" w:color="D9D8D3" w:sz="4"/>
+              <w:right w:val="single" w:color="D9D8D3" w:sz="4"/>
+            </w:tcBorders>
+            <w:tcMar>
+              <w:top w:type="dxa" w:w="60"/>
+              <w:left w:type="dxa" w:w="100"/>
+              <w:bottom w:type="dxa" w:w="60"/>
+              <w:right w:type="dxa" w:w="100"/>
+            </w:tcMar>
+          </w:tcPr>
+          <w:p>
+            <w:r>
+              <w:rPr>
+                <w:sz w:val="19"/>
+                <w:szCs w:val="19"/>
+              </w:rPr>
+              <w:t xml:space="preserve">Adds ≈ 5 min</w:t>
+            </w:r>
+          </w:p>
+        </w:tc>
+      </w:tr>
+      <w:tr>
+        <w:tc>
+          <w:tcPr>
+            <w:tcW w:type="dxa" w:w="2400"/>
+            <w:tcBorders>
+              <w:top w:val="single" w:color="D9D8D3" w:sz="4"/>
+              <w:left w:val="single" w:color="D9D8D3" w:sz="4"/>
+              <w:bottom w:val="single" w:color="D9D8D3" w:sz="4"/>
+              <w:right w:val="single" w:color="D9D8D3" w:sz="4"/>
+            </w:tcBorders>
+            <w:tcMar>
+              <w:top w:type="dxa" w:w="60"/>
+              <w:left w:type="dxa" w:w="100"/>
+              <w:bottom w:type="dxa" w:w="60"/>
+              <w:right w:type="dxa" w:w="100"/>
+            </w:tcMar>
+          </w:tcPr>
+          <w:p>
+            <w:r>
+              <w:rPr>
+                <w:sz w:val="19"/>
+                <w:szCs w:val="19"/>
+              </w:rPr>
+              <w:t xml:space="preserve">Rice, dal, dry sabji, sambar / rasam</w:t>
+            </w:r>
+          </w:p>
+        </w:tc>
+        <w:tc>
+          <w:tcPr>
+            <w:tcW w:type="dxa" w:w="1700"/>
+            <w:tcBorders>
+              <w:top w:val="single" w:color="D9D8D3" w:sz="4"/>
+              <w:left w:val="single" w:color="D9D8D3" w:sz="4"/>
+              <w:bottom w:val="single" w:color="D9D8D3" w:sz="4"/>
+              <w:right w:val="single" w:color="D9D8D3" w:sz="4"/>
+            </w:tcBorders>
+            <w:tcMar>
+              <w:top w:type="dxa" w:w="60"/>
+              <w:left w:type="dxa" w:w="100"/>
+              <w:bottom w:type="dxa" w:w="60"/>
+              <w:right w:type="dxa" w:w="100"/>
+            </w:tcMar>
+          </w:tcPr>
+          <w:p>
+            <w:r>
+              <w:rPr>
+                <w:sz w:val="19"/>
+                <w:szCs w:val="19"/>
+              </w:rPr>
+              <w:t xml:space="preserve">Base food</w:t>
+            </w:r>
+          </w:p>
+        </w:tc>
+        <w:tc>
+          <w:tcPr>
+            <w:tcW w:type="dxa" w:w="800"/>
+            <w:tcBorders>
+              <w:top w:val="single" w:color="D9D8D3" w:sz="4"/>
+              <w:left w:val="single" w:color="D9D8D3" w:sz="4"/>
+              <w:bottom w:val="single" w:color="D9D8D3" w:sz="4"/>
+              <w:right w:val="single" w:color="D9D8D3" w:sz="4"/>
+            </w:tcBorders>
+            <w:tcMar>
+              <w:top w:type="dxa" w:w="60"/>
+              <w:left w:type="dxa" w:w="100"/>
+              <w:bottom w:type="dxa" w:w="60"/>
+              <w:right w:type="dxa" w:w="100"/>
+            </w:tcMar>
+          </w:tcPr>
+          <w:p>
+            <w:r>
+              <w:rPr>
+                <w:sz w:val="19"/>
+                <w:szCs w:val="19"/>
+              </w:rPr>
+              <w:t xml:space="preserve">CZ</w:t>
+            </w:r>
+          </w:p>
+        </w:tc>
+        <w:tc>
+          <w:tcPr>
+            <w:tcW w:type="dxa" w:w="900"/>
+            <w:tcBorders>
+              <w:top w:val="single" w:color="D9D8D3" w:sz="4"/>
+              <w:left w:val="single" w:color="D9D8D3" w:sz="4"/>
+              <w:bottom w:val="single" w:color="D9D8D3" w:sz="4"/>
+              <w:right w:val="single" w:color="D9D8D3" w:sz="4"/>
+            </w:tcBorders>
+            <w:tcMar>
+              <w:top w:type="dxa" w:w="60"/>
+              <w:left w:type="dxa" w:w="100"/>
+              <w:bottom w:type="dxa" w:w="60"/>
+              <w:right w:type="dxa" w:w="100"/>
+            </w:tcMar>
+          </w:tcPr>
+          <w:p>
+            <w:r>
+              <w:rPr>
+                <w:sz w:val="19"/>
+                <w:szCs w:val="19"/>
+              </w:rPr>
+              <w:t xml:space="preserve">0.1</w:t>
+            </w:r>
+          </w:p>
+        </w:tc>
+        <w:tc>
+          <w:tcPr>
+            <w:tcW w:type="dxa" w:w="3226"/>
+            <w:tcBorders>
+              <w:top w:val="single" w:color="D9D8D3" w:sz="4"/>
+              <w:left w:val="single" w:color="D9D8D3" w:sz="4"/>
+              <w:bottom w:val="single" w:color="D9D8D3" w:sz="4"/>
+              <w:right w:val="single" w:color="D9D8D3" w:sz="4"/>
+            </w:tcBorders>
+            <w:tcMar>
+              <w:top w:type="dxa" w:w="60"/>
+              <w:left w:type="dxa" w:w="100"/>
+              <w:bottom w:type="dxa" w:w="60"/>
+              <w:right w:type="dxa" w:w="100"/>
+            </w:tcMar>
+          </w:tcPr>
+          <w:p>
+            <w:r>
+              <w:rPr>
+                <w:sz w:val="19"/>
+                <w:szCs w:val="19"/>
+              </w:rPr>
+              <w:t xml:space="preserve">Adds ≈ 2 min (interchangeable; 'quietly absorbed')</w:t>
+            </w:r>
+          </w:p>
+        </w:tc>
+      </w:tr>
+      <w:tr>
+        <w:tc>
+          <w:tcPr>
+            <w:tcW w:type="dxa" w:w="2400"/>
+            <w:tcBorders>
+              <w:top w:val="single" w:color="D9D8D3" w:sz="4"/>
+              <w:left w:val="single" w:color="D9D8D3" w:sz="4"/>
+              <w:bottom w:val="single" w:color="D9D8D3" w:sz="4"/>
+              <w:right w:val="single" w:color="D9D8D3" w:sz="4"/>
+            </w:tcBorders>
+            <w:tcMar>
+              <w:top w:type="dxa" w:w="60"/>
+              <w:left w:type="dxa" w:w="100"/>
+              <w:bottom w:type="dxa" w:w="60"/>
+              <w:right w:type="dxa" w:w="100"/>
+            </w:tcMar>
+          </w:tcPr>
+          <w:p>
+            <w:r>
+              <w:rPr>
+                <w:sz w:val="19"/>
+                <w:szCs w:val="19"/>
+              </w:rPr>
+              <w:t xml:space="preserve">Salt, pickle, fryums</w:t>
+            </w:r>
+          </w:p>
+        </w:tc>
+        <w:tc>
+          <w:tcPr>
+            <w:tcW w:type="dxa" w:w="1700"/>
+            <w:tcBorders>
+              <w:top w:val="single" w:color="D9D8D3" w:sz="4"/>
+              <w:left w:val="single" w:color="D9D8D3" w:sz="4"/>
+              <w:bottom w:val="single" w:color="D9D8D3" w:sz="4"/>
+              <w:right w:val="single" w:color="D9D8D3" w:sz="4"/>
+            </w:tcBorders>
+            <w:tcMar>
+              <w:top w:type="dxa" w:w="60"/>
+              <w:left w:type="dxa" w:w="100"/>
+              <w:bottom w:type="dxa" w:w="60"/>
+              <w:right w:type="dxa" w:w="100"/>
+            </w:tcMar>
+          </w:tcPr>
+          <w:p>
+            <w:r>
+              <w:rPr>
+                <w:sz w:val="19"/>
+                <w:szCs w:val="19"/>
+              </w:rPr>
+              <w:t xml:space="preserve">Table item</w:t>
+            </w:r>
+          </w:p>
+        </w:tc>
+        <w:tc>
+          <w:tcPr>
+            <w:tcW w:type="dxa" w:w="800"/>
+            <w:tcBorders>
+              <w:top w:val="single" w:color="D9D8D3" w:sz="4"/>
+              <w:left w:val="single" w:color="D9D8D3" w:sz="4"/>
+              <w:bottom w:val="single" w:color="D9D8D3" w:sz="4"/>
+              <w:right w:val="single" w:color="D9D8D3" w:sz="4"/>
+            </w:tcBorders>
+            <w:tcMar>
+              <w:top w:type="dxa" w:w="60"/>
+              <w:left w:type="dxa" w:w="100"/>
+              <w:bottom w:type="dxa" w:w="60"/>
+              <w:right w:type="dxa" w:w="100"/>
+            </w:tcMar>
+          </w:tcPr>
+          <w:p>
+            <w:r>
+              <w:rPr>
+                <w:sz w:val="19"/>
+                <w:szCs w:val="19"/>
+              </w:rPr>
+              <w:t xml:space="preserve">CX</w:t>
+            </w:r>
+          </w:p>
+        </w:tc>
+        <w:tc>
+          <w:tcPr>
+            <w:tcW w:type="dxa" w:w="900"/>
+            <w:tcBorders>
+              <w:top w:val="single" w:color="D9D8D3" w:sz="4"/>
+              <w:left w:val="single" w:color="D9D8D3" w:sz="4"/>
+              <w:bottom w:val="single" w:color="D9D8D3" w:sz="4"/>
+              <w:right w:val="single" w:color="D9D8D3" w:sz="4"/>
+            </w:tcBorders>
+            <w:tcMar>
+              <w:top w:type="dxa" w:w="60"/>
+              <w:left w:type="dxa" w:w="100"/>
+              <w:bottom w:type="dxa" w:w="60"/>
+              <w:right w:type="dxa" w:w="100"/>
+            </w:tcMar>
+          </w:tcPr>
+          <w:p>
+            <w:r>
+              <w:rPr>
+                <w:sz w:val="19"/>
+                <w:szCs w:val="19"/>
+              </w:rPr>
+              <w:t xml:space="preserve">0</w:t>
+            </w:r>
+          </w:p>
+        </w:tc>
+        <w:tc>
+          <w:tcPr>
+            <w:tcW w:type="dxa" w:w="3226"/>
+            <w:tcBorders>
+              <w:top w:val="single" w:color="D9D8D3" w:sz="4"/>
+              <w:left w:val="single" w:color="D9D8D3" w:sz="4"/>
+              <w:bottom w:val="single" w:color="D9D8D3" w:sz="4"/>
+              <w:right w:val="single" w:color="D9D8D3" w:sz="4"/>
+            </w:tcBorders>
+            <w:tcMar>
+              <w:top w:type="dxa" w:w="60"/>
+              <w:left w:type="dxa" w:w="100"/>
+              <w:bottom w:type="dxa" w:w="60"/>
+              <w:right w:type="dxa" w:w="100"/>
+            </w:tcMar>
+          </w:tcPr>
+          <w:p>
+            <w:r>
+              <w:rPr>
+                <w:sz w:val="19"/>
+                <w:szCs w:val="19"/>
+              </w:rPr>
+              <w:t xml:space="preserve">Not tracked</w:t>
+            </w:r>
+          </w:p>
+        </w:tc>
+      </w:tr>
+    </w:tbl>
+    <w:p>
+      <w:pPr>
+        <w:spacing w:after="120"/>
+      </w:pPr>
+      <w:r>
+        <w:t xml:space="preserve">'Running low' adds a quarter of the 'out' effect (assumed), e.g. a star dish running low adds ≈ 4 min. The weights are the group's reading of the matrix: class A above class C; within A, the dish students come for above items made continuously (chapati), one-per-plate sweets and fresh sides. They should be confirmed with the CT manager.</w:t>
       </w:r>
     </w:p>
     <w:p>
@@ -17386,6 +19256,218 @@
           </w:p>
         </w:tc>
       </w:tr>
+      <w:tr>
+        <w:tc>
+          <w:tcPr>
+            <w:tcW w:type="dxa" w:w="2400"/>
+            <w:tcBorders>
+              <w:top w:val="single" w:color="D9D8D3" w:sz="4"/>
+              <w:left w:val="single" w:color="D9D8D3" w:sz="4"/>
+              <w:bottom w:val="single" w:color="D9D8D3" w:sz="4"/>
+              <w:right w:val="single" w:color="D9D8D3" w:sz="4"/>
+            </w:tcBorders>
+            <w:tcMar>
+              <w:top w:type="dxa" w:w="60"/>
+              <w:left w:type="dxa" w:w="100"/>
+              <w:bottom w:type="dxa" w:w="60"/>
+              <w:right w:type="dxa" w:w="100"/>
+            </w:tcMar>
+          </w:tcPr>
+          <w:p>
+            <w:r>
+              <w:rPr>
+                <w:sz w:val="19"/>
+                <w:szCs w:val="19"/>
+              </w:rPr>
+              <w:t xml:space="preserve">Tray weights</w:t>
+            </w:r>
+          </w:p>
+        </w:tc>
+        <w:tc>
+          <w:tcPr>
+            <w:tcW w:type="dxa" w:w="2400"/>
+            <w:tcBorders>
+              <w:top w:val="single" w:color="D9D8D3" w:sz="4"/>
+              <w:left w:val="single" w:color="D9D8D3" w:sz="4"/>
+              <w:bottom w:val="single" w:color="D9D8D3" w:sz="4"/>
+              <w:right w:val="single" w:color="D9D8D3" w:sz="4"/>
+            </w:tcBorders>
+            <w:tcMar>
+              <w:top w:type="dxa" w:w="60"/>
+              <w:left w:type="dxa" w:w="100"/>
+              <w:bottom w:type="dxa" w:w="60"/>
+              <w:right w:type="dxa" w:w="100"/>
+            </w:tcMar>
+          </w:tcPr>
+          <w:p>
+            <w:r>
+              <w:rPr>
+                <w:sz w:val="19"/>
+                <w:szCs w:val="19"/>
+              </w:rPr>
+              <w:t xml:space="preserve">Star 1.0, roti 0.5, dessert / curd 0.3, base food 0.1</w:t>
+            </w:r>
+          </w:p>
+        </w:tc>
+        <w:tc>
+          <w:tcPr>
+            <w:tcW w:type="dxa" w:w="1700"/>
+            <w:tcBorders>
+              <w:top w:val="single" w:color="D9D8D3" w:sz="4"/>
+              <w:left w:val="single" w:color="D9D8D3" w:sz="4"/>
+              <w:bottom w:val="single" w:color="D9D8D3" w:sz="4"/>
+              <w:right w:val="single" w:color="D9D8D3" w:sz="4"/>
+            </w:tcBorders>
+            <w:tcMar>
+              <w:top w:type="dxa" w:w="60"/>
+              <w:left w:type="dxa" w:w="100"/>
+              <w:bottom w:type="dxa" w:w="60"/>
+              <w:right w:type="dxa" w:w="100"/>
+            </w:tcMar>
+          </w:tcPr>
+          <w:p>
+            <w:r>
+              <w:rPr>
+                <w:sz w:val="19"/>
+                <w:szCs w:val="19"/>
+              </w:rPr>
+              <w:t xml:space="preserve">Group judgement from the ABC/XYZ matrix</w:t>
+            </w:r>
+          </w:p>
+        </w:tc>
+        <w:tc>
+          <w:tcPr>
+            <w:tcW w:type="dxa" w:w="2526"/>
+            <w:tcBorders>
+              <w:top w:val="single" w:color="D9D8D3" w:sz="4"/>
+              <w:left w:val="single" w:color="D9D8D3" w:sz="4"/>
+              <w:bottom w:val="single" w:color="D9D8D3" w:sz="4"/>
+              <w:right w:val="single" w:color="D9D8D3" w:sz="4"/>
+            </w:tcBorders>
+            <w:tcMar>
+              <w:top w:type="dxa" w:w="60"/>
+              <w:left w:type="dxa" w:w="100"/>
+              <w:bottom w:type="dxa" w:w="60"/>
+              <w:right w:type="dxa" w:w="100"/>
+            </w:tcMar>
+          </w:tcPr>
+          <w:p>
+            <w:r>
+              <w:rPr>
+                <w:sz w:val="19"/>
+                <w:szCs w:val="19"/>
+              </w:rPr>
+              <w:t xml:space="preserve">Confirm with the CT manager</w:t>
+            </w:r>
+          </w:p>
+        </w:tc>
+      </w:tr>
+      <w:tr>
+        <w:tc>
+          <w:tcPr>
+            <w:tcW w:type="dxa" w:w="2400"/>
+            <w:tcBorders>
+              <w:top w:val="single" w:color="D9D8D3" w:sz="4"/>
+              <w:left w:val="single" w:color="D9D8D3" w:sz="4"/>
+              <w:bottom w:val="single" w:color="D9D8D3" w:sz="4"/>
+              <w:right w:val="single" w:color="D9D8D3" w:sz="4"/>
+            </w:tcBorders>
+            <w:tcMar>
+              <w:top w:type="dxa" w:w="60"/>
+              <w:left w:type="dxa" w:w="100"/>
+              <w:bottom w:type="dxa" w:w="60"/>
+              <w:right w:type="dxa" w:w="100"/>
+            </w:tcMar>
+          </w:tcPr>
+          <w:p>
+            <w:r>
+              <w:rPr>
+                <w:sz w:val="19"/>
+                <w:szCs w:val="19"/>
+              </w:rPr>
+              <w:t xml:space="preserve">'Running low' share</w:t>
+            </w:r>
+          </w:p>
+        </w:tc>
+        <w:tc>
+          <w:tcPr>
+            <w:tcW w:type="dxa" w:w="2400"/>
+            <w:tcBorders>
+              <w:top w:val="single" w:color="D9D8D3" w:sz="4"/>
+              <w:left w:val="single" w:color="D9D8D3" w:sz="4"/>
+              <w:bottom w:val="single" w:color="D9D8D3" w:sz="4"/>
+              <w:right w:val="single" w:color="D9D8D3" w:sz="4"/>
+            </w:tcBorders>
+            <w:tcMar>
+              <w:top w:type="dxa" w:w="60"/>
+              <w:left w:type="dxa" w:w="100"/>
+              <w:bottom w:type="dxa" w:w="60"/>
+              <w:right w:type="dxa" w:w="100"/>
+            </w:tcMar>
+          </w:tcPr>
+          <w:p>
+            <w:r>
+              <w:rPr>
+                <w:sz w:val="19"/>
+                <w:szCs w:val="19"/>
+              </w:rPr>
+              <w:t xml:space="preserve">0.25 of a run-out</w:t>
+            </w:r>
+          </w:p>
+        </w:tc>
+        <w:tc>
+          <w:tcPr>
+            <w:tcW w:type="dxa" w:w="1700"/>
+            <w:tcBorders>
+              <w:top w:val="single" w:color="D9D8D3" w:sz="4"/>
+              <w:left w:val="single" w:color="D9D8D3" w:sz="4"/>
+              <w:bottom w:val="single" w:color="D9D8D3" w:sz="4"/>
+              <w:right w:val="single" w:color="D9D8D3" w:sz="4"/>
+            </w:tcBorders>
+            <w:tcMar>
+              <w:top w:type="dxa" w:w="60"/>
+              <w:left w:type="dxa" w:w="100"/>
+              <w:bottom w:type="dxa" w:w="60"/>
+              <w:right w:type="dxa" w:w="100"/>
+            </w:tcMar>
+          </w:tcPr>
+          <w:p>
+            <w:r>
+              <w:rPr>
+                <w:sz w:val="19"/>
+                <w:szCs w:val="19"/>
+              </w:rPr>
+              <w:t xml:space="preserve">Assumed</w:t>
+            </w:r>
+          </w:p>
+        </w:tc>
+        <w:tc>
+          <w:tcPr>
+            <w:tcW w:type="dxa" w:w="2526"/>
+            <w:tcBorders>
+              <w:top w:val="single" w:color="D9D8D3" w:sz="4"/>
+              <w:left w:val="single" w:color="D9D8D3" w:sz="4"/>
+              <w:bottom w:val="single" w:color="D9D8D3" w:sz="4"/>
+              <w:right w:val="single" w:color="D9D8D3" w:sz="4"/>
+            </w:tcBorders>
+            <w:tcMar>
+              <w:top w:type="dxa" w:w="60"/>
+              <w:left w:type="dxa" w:w="100"/>
+              <w:bottom w:type="dxa" w:w="60"/>
+              <w:right w:type="dxa" w:w="100"/>
+            </w:tcMar>
+          </w:tcPr>
+          <w:p>
+            <w:r>
+              <w:rPr>
+                <w:sz w:val="19"/>
+                <w:szCs w:val="19"/>
+              </w:rPr>
+              <w:t xml:space="preserve">Logs of how long trays last after 'running low'</w:t>
+            </w:r>
+          </w:p>
+        </w:tc>
+      </w:tr>
     </w:tbl>
     <w:p>
       <w:pPr>
@@ -19167,7 +21249,95 @@
                 <w:sz w:val="19"/>
                 <w:szCs w:val="19"/>
               </w:rPr>
-              <w:t xml:space="preserve">Combines scans, kitchen taps, estimates and routing</w:t>
+              <w:t xml:space="preserve">Combines scans, the manager's food-status taps (weighted), estimates and routing</w:t>
+            </w:r>
+          </w:p>
+        </w:tc>
+      </w:tr>
+      <w:tr>
+        <w:tc>
+          <w:tcPr>
+            <w:tcW w:type="dxa" w:w="3000"/>
+            <w:tcBorders>
+              <w:top w:val="single" w:color="D9D8D3" w:sz="4"/>
+              <w:left w:val="single" w:color="D9D8D3" w:sz="4"/>
+              <w:bottom w:val="single" w:color="D9D8D3" w:sz="4"/>
+              <w:right w:val="single" w:color="D9D8D3" w:sz="4"/>
+            </w:tcBorders>
+            <w:tcMar>
+              <w:top w:type="dxa" w:w="60"/>
+              <w:left w:type="dxa" w:w="100"/>
+              <w:bottom w:type="dxa" w:w="60"/>
+              <w:right w:type="dxa" w:w="100"/>
+            </w:tcMar>
+          </w:tcPr>
+          <w:p>
+            <w:r>
+              <w:rPr>
+                <w:sz w:val="19"/>
+                <w:szCs w:val="19"/>
+              </w:rPr>
+              <w:t xml:space="preserve">Tray weights</w:t>
+            </w:r>
+          </w:p>
+        </w:tc>
+        <w:tc>
+          <w:tcPr>
+            <w:tcW w:type="dxa" w:w="2600"/>
+            <w:tcBorders>
+              <w:top w:val="single" w:color="D9D8D3" w:sz="4"/>
+              <w:left w:val="single" w:color="D9D8D3" w:sz="4"/>
+              <w:bottom w:val="single" w:color="D9D8D3" w:sz="4"/>
+              <w:right w:val="single" w:color="D9D8D3" w:sz="4"/>
+            </w:tcBorders>
+            <w:tcMar>
+              <w:top w:type="dxa" w:w="60"/>
+              <w:left w:type="dxa" w:w="100"/>
+              <w:bottom w:type="dxa" w:w="60"/>
+              <w:right w:type="dxa" w:w="100"/>
+            </w:tcMar>
+          </w:tcPr>
+          <w:p>
+            <w:r>
+              <w:rPr>
+                <w:rFonts w:ascii="Consolas" w:cs="Consolas" w:eastAsia="Consolas" w:hAnsi="Consolas"/>
+                <w:sz w:val="19"/>
+                <w:szCs w:val="19"/>
+              </w:rPr>
+              <w:t xml:space="preserve">config/default.toml</w:t>
+            </w:r>
+            <w:r>
+              <w:rPr>
+                <w:sz w:val="19"/>
+                <w:szCs w:val="19"/>
+              </w:rPr>
+              <w:t xml:space="preserve"> [[tray]]</w:t>
+            </w:r>
+          </w:p>
+        </w:tc>
+        <w:tc>
+          <w:tcPr>
+            <w:tcW w:type="dxa" w:w="3426"/>
+            <w:tcBorders>
+              <w:top w:val="single" w:color="D9D8D3" w:sz="4"/>
+              <w:left w:val="single" w:color="D9D8D3" w:sz="4"/>
+              <w:bottom w:val="single" w:color="D9D8D3" w:sz="4"/>
+              <w:right w:val="single" w:color="D9D8D3" w:sz="4"/>
+            </w:tcBorders>
+            <w:tcMar>
+              <w:top w:type="dxa" w:w="60"/>
+              <w:left w:type="dxa" w:w="100"/>
+              <w:bottom w:type="dxa" w:w="60"/>
+              <w:right w:type="dxa" w:w="100"/>
+            </w:tcMar>
+          </w:tcPr>
+          <w:p>
+            <w:r>
+              <w:rPr>
+                <w:sz w:val="19"/>
+                <w:szCs w:val="19"/>
+              </w:rPr>
+              <w:t xml:space="preserve">Item type, ABC/XYZ class and weight for each tray</w:t>
             </w:r>
           </w:p>
         </w:tc>

--- a/docs/MDS_Queuing_Theory_and_Simulation.docx
+++ b/docs/MDS_Queuing_Theory_and_Simulation.docx
@@ -53,6 +53,21 @@
           <w:bCs/>
         </w:rPr>
         <w:t xml:space="preserve">Project:</w:t>
+      </w:r>
+      <w:r>
+        <w:t xml:space="preserve"> Beyond the Bottleneck: Enabling Smarter Lunch Flow by Optimising Queue Management and Capacity Utilisation Across Chefs Touch Centres</w:t>
+      </w:r>
+    </w:p>
+    <w:p>
+      <w:pPr>
+        <w:spacing w:after="120"/>
+      </w:pPr>
+      <w:r>
+        <w:rPr>
+          <w:b/>
+          <w:bCs/>
+        </w:rPr>
+        <w:t xml:space="preserve">Phase 1 title:</w:t>
       </w:r>
       <w:r>
         <w:t xml:space="preserve"> The Two-Hour Bottleneck: Optimising Critical Commodity Allocation Across CT's Centres During Peak Lunch Hours</w:t>
@@ -311,6 +326,594 @@
       </w:pPr>
       <w:r>
         <w:t xml:space="preserve">Chefs Touch (CT) cooks lunch in a central kitchen and supplies five centres: Central CT, AB2, AB3, AB4 and New Mess. Lunch (11:30–14:30) is the busiest three hours on campus. Demand is concentrated into a short window while kitchen, delivery and serving capacity are fixed, so small mismatches turn into queues, run-outs and waste.</w:t>
+      </w:r>
+    </w:p>
+    <w:p>
+      <w:pPr>
+        <w:pStyle w:val="Heading2"/>
+      </w:pPr>
+      <w:r>
+        <w:t xml:space="preserve">1.0 From Phase 1 to Phase 2: the revised problem</w:t>
+      </w:r>
+    </w:p>
+    <w:p>
+      <w:pPr>
+        <w:spacing w:after="120"/>
+      </w:pPr>
+      <w:r>
+        <w:rPr>
+          <w:b/>
+          <w:bCs/>
+        </w:rPr>
+        <w:t xml:space="preserve">Phase 1</w:t>
+      </w:r>
+      <w:r>
+        <w:t xml:space="preserve"> (*The Two-Hour Bottleneck*) asked whether CT's </w:t>
+      </w:r>
+      <w:r>
+        <w:rPr>
+          <w:b/>
+          <w:bCs/>
+        </w:rPr>
+        <w:t xml:space="preserve">food</w:t>
+      </w:r>
+      <w:r>
+        <w:t xml:space="preserve"> was reaching the right centre, in the right quantity, at the right time. The field visit answered part of that, and it showed that food is only half the problem. Students also wait because of </w:t>
+      </w:r>
+      <w:r>
+        <w:rPr>
+          <w:b/>
+          <w:bCs/>
+        </w:rPr>
+        <w:t xml:space="preserve">how they and the serving capacity are matched</w:t>
+      </w:r>
+      <w:r>
+        <w:t xml:space="preserve">: most go to Central CT by habit and overload its two serving stations, while Munch Mess, serving the same menu, runs well below capacity. When a star dish runs out at the busy mess, its queue gets longer still.</w:t>
+      </w:r>
+    </w:p>
+    <w:p>
+      <w:pPr>
+        <w:spacing w:after="120"/>
+      </w:pPr>
+      <w:r>
+        <w:rPr>
+          <w:b/>
+          <w:bCs/>
+        </w:rPr>
+        <w:t xml:space="preserve">Revised problem statement (Phase 2).</w:t>
+      </w:r>
+      <w:r>
+        <w:t xml:space="preserve"> During the 11:30–14:30 lunch window, Chefs Touch serves about 2,960 students. Total serving capacity is enough on average, but it is used unevenly: one centre is saturated while another has spare capacity, so students wait (about 15 minutes observed) even though the system as a whole could serve them faster. Food run-outs at the busy centre make this worse. </w:t>
+      </w:r>
+      <w:r>
+        <w:rPr>
+          <w:b/>
+          <w:bCs/>
+        </w:rPr>
+        <w:t xml:space="preserve">The project uses biometric entry scans, queuing theory and live screens to balance student flow across centres and to give the mess manager earlier signals about food, so the same capacity serves the same students with less waiting.</w:t>
+      </w:r>
+    </w:p>
+    <w:p>
+      <w:pPr>
+        <w:spacing w:after="120"/>
+      </w:pPr>
+      <w:r>
+        <w:rPr>
+          <w:b/>
+          <w:bCs/>
+        </w:rPr>
+        <w:t xml:space="preserve">Decision question:</w:t>
+      </w:r>
+      <w:r>
+        <w:t xml:space="preserve"> how should student flow and serving capacity be balanced across CT's centres, minute by minute, so that waiting falls without adding staff or space?</w:t>
+      </w:r>
+    </w:p>
+    <w:tbl>
+      <w:tblPr>
+        <w:tblW w:type="dxa" w:w="9026"/>
+        <w:tblBorders>
+          <w:top w:val="single" w:color="auto" w:sz="4"/>
+          <w:left w:val="single" w:color="auto" w:sz="4"/>
+          <w:bottom w:val="single" w:color="auto" w:sz="4"/>
+          <w:right w:val="single" w:color="auto" w:sz="4"/>
+          <w:insideH w:val="single" w:color="auto" w:sz="4"/>
+          <w:insideV w:val="single" w:color="auto" w:sz="4"/>
+        </w:tblBorders>
+      </w:tblPr>
+      <w:tblGrid>
+        <w:gridCol w:w="1400"/>
+        <w:gridCol w:w="3800"/>
+        <w:gridCol w:w="3826"/>
+      </w:tblGrid>
+      <w:tr>
+        <w:trPr>
+          <w:tblHeader/>
+        </w:trPr>
+        <w:tc>
+          <w:tcPr>
+            <w:tcW w:type="dxa" w:w="1400"/>
+            <w:tcBorders>
+              <w:top w:val="single" w:color="D9D8D3" w:sz="4"/>
+              <w:left w:val="single" w:color="D9D8D3" w:sz="4"/>
+              <w:bottom w:val="single" w:color="D9D8D3" w:sz="4"/>
+              <w:right w:val="single" w:color="D9D8D3" w:sz="4"/>
+            </w:tcBorders>
+            <w:shd w:fill="ECEBE7" w:color="auto" w:val="clear"/>
+            <w:tcMar>
+              <w:top w:type="dxa" w:w="60"/>
+              <w:left w:type="dxa" w:w="100"/>
+              <w:bottom w:type="dxa" w:w="60"/>
+              <w:right w:type="dxa" w:w="100"/>
+            </w:tcMar>
+          </w:tcPr>
+          <w:p/>
+        </w:tc>
+        <w:tc>
+          <w:tcPr>
+            <w:tcW w:type="dxa" w:w="3800"/>
+            <w:tcBorders>
+              <w:top w:val="single" w:color="D9D8D3" w:sz="4"/>
+              <w:left w:val="single" w:color="D9D8D3" w:sz="4"/>
+              <w:bottom w:val="single" w:color="D9D8D3" w:sz="4"/>
+              <w:right w:val="single" w:color="D9D8D3" w:sz="4"/>
+            </w:tcBorders>
+            <w:shd w:fill="ECEBE7" w:color="auto" w:val="clear"/>
+            <w:tcMar>
+              <w:top w:type="dxa" w:w="60"/>
+              <w:left w:type="dxa" w:w="100"/>
+              <w:bottom w:type="dxa" w:w="60"/>
+              <w:right w:type="dxa" w:w="100"/>
+            </w:tcMar>
+          </w:tcPr>
+          <w:p>
+            <w:r>
+              <w:rPr>
+                <w:b/>
+                <w:bCs/>
+                <w:sz w:val="19"/>
+                <w:szCs w:val="19"/>
+              </w:rPr>
+              <w:t xml:space="preserve">Phase 1: The Two-Hour Bottleneck</w:t>
+            </w:r>
+          </w:p>
+        </w:tc>
+        <w:tc>
+          <w:tcPr>
+            <w:tcW w:type="dxa" w:w="3826"/>
+            <w:tcBorders>
+              <w:top w:val="single" w:color="D9D8D3" w:sz="4"/>
+              <w:left w:val="single" w:color="D9D8D3" w:sz="4"/>
+              <w:bottom w:val="single" w:color="D9D8D3" w:sz="4"/>
+              <w:right w:val="single" w:color="D9D8D3" w:sz="4"/>
+            </w:tcBorders>
+            <w:shd w:fill="ECEBE7" w:color="auto" w:val="clear"/>
+            <w:tcMar>
+              <w:top w:type="dxa" w:w="60"/>
+              <w:left w:type="dxa" w:w="100"/>
+              <w:bottom w:type="dxa" w:w="60"/>
+              <w:right w:type="dxa" w:w="100"/>
+            </w:tcMar>
+          </w:tcPr>
+          <w:p>
+            <w:r>
+              <w:rPr>
+                <w:b/>
+                <w:bCs/>
+                <w:sz w:val="19"/>
+                <w:szCs w:val="19"/>
+              </w:rPr>
+              <w:t xml:space="preserve">Phase 2: Beyond the Bottleneck</w:t>
+            </w:r>
+          </w:p>
+        </w:tc>
+      </w:tr>
+      <w:tr>
+        <w:tc>
+          <w:tcPr>
+            <w:tcW w:type="dxa" w:w="1400"/>
+            <w:tcBorders>
+              <w:top w:val="single" w:color="D9D8D3" w:sz="4"/>
+              <w:left w:val="single" w:color="D9D8D3" w:sz="4"/>
+              <w:bottom w:val="single" w:color="D9D8D3" w:sz="4"/>
+              <w:right w:val="single" w:color="D9D8D3" w:sz="4"/>
+            </w:tcBorders>
+            <w:tcMar>
+              <w:top w:type="dxa" w:w="60"/>
+              <w:left w:type="dxa" w:w="100"/>
+              <w:bottom w:type="dxa" w:w="60"/>
+              <w:right w:type="dxa" w:w="100"/>
+            </w:tcMar>
+          </w:tcPr>
+          <w:p>
+            <w:r>
+              <w:rPr>
+                <w:sz w:val="19"/>
+                <w:szCs w:val="19"/>
+              </w:rPr>
+              <w:t xml:space="preserve">Focus</w:t>
+            </w:r>
+          </w:p>
+        </w:tc>
+        <w:tc>
+          <w:tcPr>
+            <w:tcW w:type="dxa" w:w="3800"/>
+            <w:tcBorders>
+              <w:top w:val="single" w:color="D9D8D3" w:sz="4"/>
+              <w:left w:val="single" w:color="D9D8D3" w:sz="4"/>
+              <w:bottom w:val="single" w:color="D9D8D3" w:sz="4"/>
+              <w:right w:val="single" w:color="D9D8D3" w:sz="4"/>
+            </w:tcBorders>
+            <w:tcMar>
+              <w:top w:type="dxa" w:w="60"/>
+              <w:left w:type="dxa" w:w="100"/>
+              <w:bottom w:type="dxa" w:w="60"/>
+              <w:right w:type="dxa" w:w="100"/>
+            </w:tcMar>
+          </w:tcPr>
+          <w:p>
+            <w:r>
+              <w:rPr>
+                <w:sz w:val="19"/>
+                <w:szCs w:val="19"/>
+              </w:rPr>
+              <w:t xml:space="preserve">Allocating critical food items across five centres</w:t>
+            </w:r>
+          </w:p>
+        </w:tc>
+        <w:tc>
+          <w:tcPr>
+            <w:tcW w:type="dxa" w:w="3826"/>
+            <w:tcBorders>
+              <w:top w:val="single" w:color="D9D8D3" w:sz="4"/>
+              <w:left w:val="single" w:color="D9D8D3" w:sz="4"/>
+              <w:bottom w:val="single" w:color="D9D8D3" w:sz="4"/>
+              <w:right w:val="single" w:color="D9D8D3" w:sz="4"/>
+            </w:tcBorders>
+            <w:tcMar>
+              <w:top w:type="dxa" w:w="60"/>
+              <w:left w:type="dxa" w:w="100"/>
+              <w:bottom w:type="dxa" w:w="60"/>
+              <w:right w:type="dxa" w:w="100"/>
+            </w:tcMar>
+          </w:tcPr>
+          <w:p>
+            <w:r>
+              <w:rPr>
+                <w:sz w:val="19"/>
+                <w:szCs w:val="19"/>
+              </w:rPr>
+              <w:t xml:space="preserve">Managing queues and using capacity evenly, with food as an input</w:t>
+            </w:r>
+          </w:p>
+        </w:tc>
+      </w:tr>
+      <w:tr>
+        <w:tc>
+          <w:tcPr>
+            <w:tcW w:type="dxa" w:w="1400"/>
+            <w:tcBorders>
+              <w:top w:val="single" w:color="D9D8D3" w:sz="4"/>
+              <w:left w:val="single" w:color="D9D8D3" w:sz="4"/>
+              <w:bottom w:val="single" w:color="D9D8D3" w:sz="4"/>
+              <w:right w:val="single" w:color="D9D8D3" w:sz="4"/>
+            </w:tcBorders>
+            <w:tcMar>
+              <w:top w:type="dxa" w:w="60"/>
+              <w:left w:type="dxa" w:w="100"/>
+              <w:bottom w:type="dxa" w:w="60"/>
+              <w:right w:type="dxa" w:w="100"/>
+            </w:tcMar>
+          </w:tcPr>
+          <w:p>
+            <w:r>
+              <w:rPr>
+                <w:sz w:val="19"/>
+                <w:szCs w:val="19"/>
+              </w:rPr>
+              <w:t xml:space="preserve">Main lever</w:t>
+            </w:r>
+          </w:p>
+        </w:tc>
+        <w:tc>
+          <w:tcPr>
+            <w:tcW w:type="dxa" w:w="3800"/>
+            <w:tcBorders>
+              <w:top w:val="single" w:color="D9D8D3" w:sz="4"/>
+              <w:left w:val="single" w:color="D9D8D3" w:sz="4"/>
+              <w:bottom w:val="single" w:color="D9D8D3" w:sz="4"/>
+              <w:right w:val="single" w:color="D9D8D3" w:sz="4"/>
+            </w:tcBorders>
+            <w:tcMar>
+              <w:top w:type="dxa" w:w="60"/>
+              <w:left w:type="dxa" w:w="100"/>
+              <w:bottom w:type="dxa" w:w="60"/>
+              <w:right w:type="dxa" w:w="100"/>
+            </w:tcMar>
+          </w:tcPr>
+          <w:p>
+            <w:r>
+              <w:rPr>
+                <w:sz w:val="19"/>
+                <w:szCs w:val="19"/>
+              </w:rPr>
+              <w:t xml:space="preserve">How much food goes where, and when</w:t>
+            </w:r>
+          </w:p>
+        </w:tc>
+        <w:tc>
+          <w:tcPr>
+            <w:tcW w:type="dxa" w:w="3826"/>
+            <w:tcBorders>
+              <w:top w:val="single" w:color="D9D8D3" w:sz="4"/>
+              <w:left w:val="single" w:color="D9D8D3" w:sz="4"/>
+              <w:bottom w:val="single" w:color="D9D8D3" w:sz="4"/>
+              <w:right w:val="single" w:color="D9D8D3" w:sz="4"/>
+            </w:tcBorders>
+            <w:tcMar>
+              <w:top w:type="dxa" w:w="60"/>
+              <w:left w:type="dxa" w:w="100"/>
+              <w:bottom w:type="dxa" w:w="60"/>
+              <w:right w:type="dxa" w:w="100"/>
+            </w:tcMar>
+          </w:tcPr>
+          <w:p>
+            <w:r>
+              <w:rPr>
+                <w:sz w:val="19"/>
+                <w:szCs w:val="19"/>
+              </w:rPr>
+              <w:t xml:space="preserve">Where students eat (live screens), plus earlier food signals from the manager</w:t>
+            </w:r>
+          </w:p>
+        </w:tc>
+      </w:tr>
+      <w:tr>
+        <w:tc>
+          <w:tcPr>
+            <w:tcW w:type="dxa" w:w="1400"/>
+            <w:tcBorders>
+              <w:top w:val="single" w:color="D9D8D3" w:sz="4"/>
+              <w:left w:val="single" w:color="D9D8D3" w:sz="4"/>
+              <w:bottom w:val="single" w:color="D9D8D3" w:sz="4"/>
+              <w:right w:val="single" w:color="D9D8D3" w:sz="4"/>
+            </w:tcBorders>
+            <w:tcMar>
+              <w:top w:type="dxa" w:w="60"/>
+              <w:left w:type="dxa" w:w="100"/>
+              <w:bottom w:type="dxa" w:w="60"/>
+              <w:right w:type="dxa" w:w="100"/>
+            </w:tcMar>
+          </w:tcPr>
+          <w:p>
+            <w:r>
+              <w:rPr>
+                <w:sz w:val="19"/>
+                <w:szCs w:val="19"/>
+              </w:rPr>
+              <w:t xml:space="preserve">Evidence</w:t>
+            </w:r>
+          </w:p>
+        </w:tc>
+        <w:tc>
+          <w:tcPr>
+            <w:tcW w:type="dxa" w:w="3800"/>
+            <w:tcBorders>
+              <w:top w:val="single" w:color="D9D8D3" w:sz="4"/>
+              <w:left w:val="single" w:color="D9D8D3" w:sz="4"/>
+              <w:bottom w:val="single" w:color="D9D8D3" w:sz="4"/>
+              <w:right w:val="single" w:color="D9D8D3" w:sz="4"/>
+            </w:tcBorders>
+            <w:tcMar>
+              <w:top w:type="dxa" w:w="60"/>
+              <w:left w:type="dxa" w:w="100"/>
+              <w:bottom w:type="dxa" w:w="60"/>
+              <w:right w:type="dxa" w:w="100"/>
+            </w:tcMar>
+          </w:tcPr>
+          <w:p>
+            <w:r>
+              <w:rPr>
+                <w:sz w:val="19"/>
+                <w:szCs w:val="19"/>
+              </w:rPr>
+              <w:t xml:space="preserve">Field visit at New Mess, CT interviews, item-wise risk (ABC/XYZ)</w:t>
+            </w:r>
+          </w:p>
+        </w:tc>
+        <w:tc>
+          <w:tcPr>
+            <w:tcW w:type="dxa" w:w="3826"/>
+            <w:tcBorders>
+              <w:top w:val="single" w:color="D9D8D3" w:sz="4"/>
+              <w:left w:val="single" w:color="D9D8D3" w:sz="4"/>
+              <w:bottom w:val="single" w:color="D9D8D3" w:sz="4"/>
+              <w:right w:val="single" w:color="D9D8D3" w:sz="4"/>
+            </w:tcBorders>
+            <w:tcMar>
+              <w:top w:type="dxa" w:w="60"/>
+              <w:left w:type="dxa" w:w="100"/>
+              <w:bottom w:type="dxa" w:w="60"/>
+              <w:right w:type="dxa" w:w="100"/>
+            </w:tcMar>
+          </w:tcPr>
+          <w:p>
+            <w:r>
+              <w:rPr>
+                <w:sz w:val="19"/>
+                <w:szCs w:val="19"/>
+              </w:rPr>
+              <w:t xml:space="preserve">The same, plus biometric entry scans (requested) and a working prototype on simulated data</w:t>
+            </w:r>
+          </w:p>
+        </w:tc>
+      </w:tr>
+      <w:tr>
+        <w:tc>
+          <w:tcPr>
+            <w:tcW w:type="dxa" w:w="1400"/>
+            <w:tcBorders>
+              <w:top w:val="single" w:color="D9D8D3" w:sz="4"/>
+              <w:left w:val="single" w:color="D9D8D3" w:sz="4"/>
+              <w:bottom w:val="single" w:color="D9D8D3" w:sz="4"/>
+              <w:right w:val="single" w:color="D9D8D3" w:sz="4"/>
+            </w:tcBorders>
+            <w:tcMar>
+              <w:top w:type="dxa" w:w="60"/>
+              <w:left w:type="dxa" w:w="100"/>
+              <w:bottom w:type="dxa" w:w="60"/>
+              <w:right w:type="dxa" w:w="100"/>
+            </w:tcMar>
+          </w:tcPr>
+          <w:p>
+            <w:r>
+              <w:rPr>
+                <w:sz w:val="19"/>
+                <w:szCs w:val="19"/>
+              </w:rPr>
+              <w:t xml:space="preserve">Scope now</w:t>
+            </w:r>
+          </w:p>
+        </w:tc>
+        <w:tc>
+          <w:tcPr>
+            <w:tcW w:type="dxa" w:w="3800"/>
+            <w:tcBorders>
+              <w:top w:val="single" w:color="D9D8D3" w:sz="4"/>
+              <w:left w:val="single" w:color="D9D8D3" w:sz="4"/>
+              <w:bottom w:val="single" w:color="D9D8D3" w:sz="4"/>
+              <w:right w:val="single" w:color="D9D8D3" w:sz="4"/>
+            </w:tcBorders>
+            <w:tcMar>
+              <w:top w:type="dxa" w:w="60"/>
+              <w:left w:type="dxa" w:w="100"/>
+              <w:bottom w:type="dxa" w:w="60"/>
+              <w:right w:type="dxa" w:w="100"/>
+            </w:tcMar>
+          </w:tcPr>
+          <w:p>
+            <w:r>
+              <w:rPr>
+                <w:sz w:val="19"/>
+                <w:szCs w:val="19"/>
+              </w:rPr>
+              <w:t xml:space="preserve">Five centres</w:t>
+            </w:r>
+          </w:p>
+        </w:tc>
+        <w:tc>
+          <w:tcPr>
+            <w:tcW w:type="dxa" w:w="3826"/>
+            <w:tcBorders>
+              <w:top w:val="single" w:color="D9D8D3" w:sz="4"/>
+              <w:left w:val="single" w:color="D9D8D3" w:sz="4"/>
+              <w:bottom w:val="single" w:color="D9D8D3" w:sz="4"/>
+              <w:right w:val="single" w:color="D9D8D3" w:sz="4"/>
+            </w:tcBorders>
+            <w:tcMar>
+              <w:top w:type="dxa" w:w="60"/>
+              <w:left w:type="dxa" w:w="100"/>
+              <w:bottom w:type="dxa" w:w="60"/>
+              <w:right w:type="dxa" w:w="100"/>
+            </w:tcMar>
+          </w:tcPr>
+          <w:p>
+            <w:r>
+              <w:rPr>
+                <w:sz w:val="19"/>
+                <w:szCs w:val="19"/>
+              </w:rPr>
+              <w:t xml:space="preserve">Central CT and Munch Mess (they serve the same menu side by side); the method extends to all five</w:t>
+            </w:r>
+          </w:p>
+        </w:tc>
+      </w:tr>
+      <w:tr>
+        <w:tc>
+          <w:tcPr>
+            <w:tcW w:type="dxa" w:w="1400"/>
+            <w:tcBorders>
+              <w:top w:val="single" w:color="D9D8D3" w:sz="4"/>
+              <w:left w:val="single" w:color="D9D8D3" w:sz="4"/>
+              <w:bottom w:val="single" w:color="D9D8D3" w:sz="4"/>
+              <w:right w:val="single" w:color="D9D8D3" w:sz="4"/>
+            </w:tcBorders>
+            <w:tcMar>
+              <w:top w:type="dxa" w:w="60"/>
+              <w:left w:type="dxa" w:w="100"/>
+              <w:bottom w:type="dxa" w:w="60"/>
+              <w:right w:type="dxa" w:w="100"/>
+            </w:tcMar>
+          </w:tcPr>
+          <w:p>
+            <w:r>
+              <w:rPr>
+                <w:sz w:val="19"/>
+                <w:szCs w:val="19"/>
+              </w:rPr>
+              <w:t xml:space="preserve">Methods</w:t>
+            </w:r>
+          </w:p>
+        </w:tc>
+        <w:tc>
+          <w:tcPr>
+            <w:tcW w:type="dxa" w:w="3800"/>
+            <w:tcBorders>
+              <w:top w:val="single" w:color="D9D8D3" w:sz="4"/>
+              <w:left w:val="single" w:color="D9D8D3" w:sz="4"/>
+              <w:bottom w:val="single" w:color="D9D8D3" w:sz="4"/>
+              <w:right w:val="single" w:color="D9D8D3" w:sz="4"/>
+            </w:tcBorders>
+            <w:tcMar>
+              <w:top w:type="dxa" w:w="60"/>
+              <w:left w:type="dxa" w:w="100"/>
+              <w:bottom w:type="dxa" w:w="60"/>
+              <w:right w:type="dxa" w:w="100"/>
+            </w:tcMar>
+          </w:tcPr>
+          <w:p>
+            <w:r>
+              <w:rPr>
+                <w:sz w:val="19"/>
+                <w:szCs w:val="19"/>
+              </w:rPr>
+              <w:t xml:space="preserve">Forecasting, weighted decision table</w:t>
+            </w:r>
+          </w:p>
+        </w:tc>
+        <w:tc>
+          <w:tcPr>
+            <w:tcW w:type="dxa" w:w="3826"/>
+            <w:tcBorders>
+              <w:top w:val="single" w:color="D9D8D3" w:sz="4"/>
+              <w:left w:val="single" w:color="D9D8D3" w:sz="4"/>
+              <w:bottom w:val="single" w:color="D9D8D3" w:sz="4"/>
+              <w:right w:val="single" w:color="D9D8D3" w:sz="4"/>
+            </w:tcBorders>
+            <w:tcMar>
+              <w:top w:type="dxa" w:w="60"/>
+              <w:left w:type="dxa" w:w="100"/>
+              <w:bottom w:type="dxa" w:w="60"/>
+              <w:right w:type="dxa" w:w="100"/>
+            </w:tcMar>
+          </w:tcPr>
+          <w:p>
+            <w:r>
+              <w:rPr>
+                <w:sz w:val="19"/>
+                <w:szCs w:val="19"/>
+              </w:rPr>
+              <w:t xml:space="preserve">Queuing theory, simulation, routing, LP/IP, decision analysis, MCDM</w:t>
+            </w:r>
+          </w:p>
+        </w:tc>
+      </w:tr>
+    </w:tbl>
+    <w:p>
+      <w:pPr>
+        <w:spacing w:after="120"/>
+      </w:pPr>
+      <w:r>
+        <w:t xml:space="preserve">Food allocation stays in the project: the priority matrix sets how much each tray matters to the live advice (section 7.4), and the LP allocation and decision tree (sections 7.5–7.6) still decide how much food to send and when.</w:t>
       </w:r>
     </w:p>
     <w:p>
@@ -6983,7 +7586,7 @@
         <w:t xml:space="preserve">temporarily unstable</w:t>
       </w:r>
       <w:r>
-        <w:t xml:space="preserve">. For part of the peak, arrivals can exceed serving capacity, and the queue then grows by roughly (λ − cμ) students every minute. Our observations (long queue, run-outs around 13:20) suggest this happens; the biometric logs will show when it starts and how long it lasts. When demand repeatedly exceeds capacity, waiting becomes a structural problem rather than a temporary inconvenience. That is the 'Two-Hour Bottleneck'.</w:t>
+        <w:t xml:space="preserve">. For part of the peak, arrivals can exceed serving capacity, and the queue then grows by roughly (λ − cμ) students every minute. Our observations (long queue, run-outs around 13:20) suggest this happens; the biometric logs will show when it starts and how long it lasts. When demand repeatedly exceeds capacity, waiting becomes a structural problem rather than a temporary inconvenience. That is what Phase 1 called the 'Two-Hour Bottleneck'.</w:t>
       </w:r>
     </w:p>
     <w:p>

--- a/docs/MDS_Queuing_Theory_and_Simulation.docx
+++ b/docs/MDS_Queuing_Theory_and_Simulation.docx
@@ -3384,7 +3384,7 @@
                 <w:sz w:val="19"/>
                 <w:szCs w:val="19"/>
               </w:rPr>
-              <w:t xml:space="preserve">Student eats (~17 min) and leaves</w:t>
+              <w:t xml:space="preserve">Student eats (12–15 min), disposes of the plate (≤ 2 min) and leaves</w:t>
             </w:r>
           </w:p>
         </w:tc>
@@ -3410,7 +3410,7 @@
                 <w:sz w:val="19"/>
                 <w:szCs w:val="19"/>
               </w:rPr>
-              <w:t xml:space="preserve">~18 min normal visit (measured)</w:t>
+              <w:t xml:space="preserve">Throughput 17–25 min door to exit (group estimate); ~18 min normal visit (measured)</w:t>
             </w:r>
           </w:p>
         </w:tc>
@@ -6225,7 +6225,7 @@
                 <w:sz w:val="19"/>
                 <w:szCs w:val="19"/>
               </w:rPr>
-              <w:t xml:space="preserve">17 min, calibrated so a normal visit ≈ 18 min</w:t>
+              <w:t xml:space="preserve">12–15 min (mean 13.5), group estimate</w:t>
             </w:r>
           </w:p>
         </w:tc>
@@ -7644,7 +7644,7 @@
         <w:spacing w:after="120"/>
       </w:pPr>
       <w:r>
-        <w:t xml:space="preserve">Rearranged, λ_max = N / W gives the highest arrival rate the seats can sustain on a normal day:</w:t>
+        <w:t xml:space="preserve">Rearranged, λ_max = N / W gives the highest arrival rate the seats can sustain. A seat is held only while eating (12–15 min, group estimate), so W here is the eating time, not the whole visit:</w:t>
       </w:r>
     </w:p>
     <w:tbl>
@@ -7752,7 +7752,7 @@
                 <w:sz w:val="19"/>
                 <w:szCs w:val="19"/>
               </w:rPr>
-              <w:t xml:space="preserve">Normal visit W (measured)</w:t>
+              <w:t xml:space="preserve">Seat held W (eating, mean)</w:t>
             </w:r>
           </w:p>
         </w:tc>
@@ -7861,7 +7861,7 @@
                 <w:sz w:val="19"/>
                 <w:szCs w:val="19"/>
               </w:rPr>
-              <w:t xml:space="preserve">18 min</w:t>
+              <w:t xml:space="preserve">13.5 min</w:t>
             </w:r>
           </w:p>
         </w:tc>
@@ -7889,14 +7889,7 @@
                 <w:sz w:val="19"/>
                 <w:szCs w:val="19"/>
               </w:rPr>
-              <w:t xml:space="preserve">50 students/min</w:t>
-            </w:r>
-            <w:r>
-              <w:rPr>
-                <w:sz w:val="19"/>
-                <w:szCs w:val="19"/>
-              </w:rPr>
-              <w:t xml:space="preserve"> (3,000/hour)</w:t>
+              <w:t xml:space="preserve">≈ 67 students/min</w:t>
             </w:r>
           </w:p>
         </w:tc>
@@ -7976,7 +7969,7 @@
                 <w:sz w:val="19"/>
                 <w:szCs w:val="19"/>
               </w:rPr>
-              <w:t xml:space="preserve">18 min</w:t>
+              <w:t xml:space="preserve">13.5 min</w:t>
             </w:r>
           </w:p>
         </w:tc>
@@ -8004,14 +7997,7 @@
                 <w:sz w:val="19"/>
                 <w:szCs w:val="19"/>
               </w:rPr>
-              <w:t xml:space="preserve">≈ 28 students/min</w:t>
-            </w:r>
-            <w:r>
-              <w:rPr>
-                <w:sz w:val="19"/>
-                <w:szCs w:val="19"/>
-              </w:rPr>
-              <w:t xml:space="preserve"> (≈ 1,670/hour)</w:t>
+              <w:t xml:space="preserve">≈ 37 students/min</w:t>
             </w:r>
           </w:p>
         </w:tc>
@@ -8091,7 +8077,7 @@
                 <w:sz w:val="19"/>
                 <w:szCs w:val="19"/>
               </w:rPr>
-              <w:t xml:space="preserve">18 min</w:t>
+              <w:t xml:space="preserve">13.5 min</w:t>
             </w:r>
           </w:p>
         </w:tc>
@@ -8117,7 +8103,7 @@
                 <w:sz w:val="19"/>
                 <w:szCs w:val="19"/>
               </w:rPr>
-              <w:t xml:space="preserve">≈ 78/min (≈ 4,670/hour)</w:t>
+              <w:t xml:space="preserve">≈ 104/min</w:t>
             </w:r>
           </w:p>
         </w:tc>
@@ -8180,7 +8166,7 @@
         <w:spacing w:after="120"/>
       </w:pPr>
       <w:r>
-        <w:t xml:space="preserve">When the biometric logs arrive, we compute L = λ × 18 for each 10-minute bin and compare it with a headcount or photo. A large mismatch tells us either the 18-minute figure or the data needs a second look.</w:t>
+        <w:t xml:space="preserve">When the biometric logs arrive, we compute L = λ × W for each 10-minute slot (W = the throughput time, 17–25 min) and compare it with a headcount or photo. A large mismatch tells us either the stage times or the data need a second look.</w:t>
       </w:r>
     </w:p>
     <w:p>
@@ -10813,7 +10799,7 @@
                 <w:sz w:val="19"/>
                 <w:szCs w:val="19"/>
               </w:rPr>
-              <w:t xml:space="preserve">Scanning</w:t>
+              <w:t xml:space="preserve">Stage 1: scan and plate</w:t>
             </w:r>
           </w:p>
         </w:tc>
@@ -10839,7 +10825,7 @@
                 <w:sz w:val="19"/>
                 <w:szCs w:val="19"/>
               </w:rPr>
-              <w:t xml:space="preserve">1 face scanner per mess, 2 s per student (assumed). Students who cannot scan yet wait OUTSIDE, unseen by the system</w:t>
+              <w:t xml:space="preserve">1 face scanner per mess, 2 s per student (assumed), then collecting a plate (15–35 s, assumed; group: up to ~45 s with the queue). Students who cannot scan yet wait OUTSIDE, unseen by the system</w:t>
             </w:r>
           </w:p>
         </w:tc>
@@ -10893,7 +10879,7 @@
                 <w:sz w:val="19"/>
                 <w:szCs w:val="19"/>
               </w:rPr>
-              <w:t xml:space="preserve">Serving</w:t>
+              <w:t xml:space="preserve">Stage 2: food</w:t>
             </w:r>
           </w:p>
         </w:tc>
@@ -10919,7 +10905,7 @@
                 <w:sz w:val="19"/>
                 <w:szCs w:val="19"/>
               </w:rPr>
-              <w:t xml:space="preserve">c = 2 stations per mess (measured); each student's service time is random with mean 6 s (assumed) and cv 0.6</w:t>
+              <w:t xml:space="preserve">c = 2 stations per mess (measured); service time random with mean 6 s (assumed) and cv 0.6; then walking the rest of the food line (40–80 s, assumed)</w:t>
             </w:r>
           </w:p>
         </w:tc>
@@ -11133,7 +11119,7 @@
                 <w:sz w:val="19"/>
                 <w:szCs w:val="19"/>
               </w:rPr>
-              <w:t xml:space="preserve">Seats</w:t>
+              <w:t xml:space="preserve">Stage 3: eat</w:t>
             </w:r>
           </w:p>
         </w:tc>
@@ -11159,7 +11145,7 @@
                 <w:sz w:val="19"/>
                 <w:szCs w:val="19"/>
               </w:rPr>
-              <w:t xml:space="preserve">900 (Central) and 500 (Munch); if full, the student waits for a seat</w:t>
+              <w:t xml:space="preserve">900 (Central) and 500 (Munch) seats; if full, the student waits; eating takes 12–15 min (group estimate)</w:t>
             </w:r>
           </w:p>
         </w:tc>
@@ -11185,7 +11171,7 @@
                 <w:sz w:val="19"/>
                 <w:szCs w:val="19"/>
               </w:rPr>
-              <w:t xml:space="preserve">Second phase with finite capacity</w:t>
+              <w:t xml:space="preserve">Phase with finite capacity</w:t>
             </w:r>
           </w:p>
         </w:tc>
@@ -11213,7 +11199,7 @@
                 <w:sz w:val="19"/>
                 <w:szCs w:val="19"/>
               </w:rPr>
-              <w:t xml:space="preserve">Eating time</w:t>
+              <w:t xml:space="preserve">Stage 4: dispose</w:t>
             </w:r>
           </w:p>
         </w:tc>
@@ -11239,7 +11225,7 @@
                 <w:sz w:val="19"/>
                 <w:szCs w:val="19"/>
               </w:rPr>
-              <w:t xml:space="preserve">Random, mean 17 min, sd 5 min. Calibrated so a normal visit (queue + serving + eating) ≈ 18 min</w:t>
+              <w:t xml:space="preserve">Leftovers and plate, 1–2 min (group: 2 min at most); the seat is already free</w:t>
             </w:r>
           </w:p>
         </w:tc>
@@ -11265,7 +11251,87 @@
                 <w:sz w:val="19"/>
                 <w:szCs w:val="19"/>
               </w:rPr>
-              <w:t xml:space="preserve">Time in system W</w:t>
+              <w:t xml:space="preserve">Time in system W = sum of the four stages</w:t>
+            </w:r>
+          </w:p>
+        </w:tc>
+      </w:tr>
+      <w:tr>
+        <w:tc>
+          <w:tcPr>
+            <w:tcW w:type="dxa" w:w="1600"/>
+            <w:tcBorders>
+              <w:top w:val="single" w:color="D9D8D3" w:sz="4"/>
+              <w:left w:val="single" w:color="D9D8D3" w:sz="4"/>
+              <w:bottom w:val="single" w:color="D9D8D3" w:sz="4"/>
+              <w:right w:val="single" w:color="D9D8D3" w:sz="4"/>
+            </w:tcBorders>
+            <w:tcMar>
+              <w:top w:type="dxa" w:w="60"/>
+              <w:left w:type="dxa" w:w="100"/>
+              <w:bottom w:type="dxa" w:w="60"/>
+              <w:right w:type="dxa" w:w="100"/>
+            </w:tcMar>
+          </w:tcPr>
+          <w:p>
+            <w:r>
+              <w:rPr>
+                <w:sz w:val="19"/>
+                <w:szCs w:val="19"/>
+              </w:rPr>
+              <w:t xml:space="preserve">What we measure</w:t>
+            </w:r>
+          </w:p>
+        </w:tc>
+        <w:tc>
+          <w:tcPr>
+            <w:tcW w:type="dxa" w:w="4526"/>
+            <w:tcBorders>
+              <w:top w:val="single" w:color="D9D8D3" w:sz="4"/>
+              <w:left w:val="single" w:color="D9D8D3" w:sz="4"/>
+              <w:bottom w:val="single" w:color="D9D8D3" w:sz="4"/>
+              <w:right w:val="single" w:color="D9D8D3" w:sz="4"/>
+            </w:tcBorders>
+            <w:tcMar>
+              <w:top w:type="dxa" w:w="60"/>
+              <w:left w:type="dxa" w:w="100"/>
+              <w:bottom w:type="dxa" w:w="60"/>
+              <w:right w:type="dxa" w:w="100"/>
+            </w:tcMar>
+          </w:tcPr>
+          <w:p>
+            <w:r>
+              <w:rPr>
+                <w:sz w:val="19"/>
+                <w:szCs w:val="19"/>
+              </w:rPr>
+              <w:t xml:space="preserve">Queue wait = time queueing for the scanner, a station and a seat. Throughput = door to leaving (group: 17–25 min). Simulated: ~16.6 min in the quiet first 30 minutes, ~25.6 min at today's peak</w:t>
+            </w:r>
+          </w:p>
+        </w:tc>
+        <w:tc>
+          <w:tcPr>
+            <w:tcW w:type="dxa" w:w="2900"/>
+            <w:tcBorders>
+              <w:top w:val="single" w:color="D9D8D3" w:sz="4"/>
+              <w:left w:val="single" w:color="D9D8D3" w:sz="4"/>
+              <w:bottom w:val="single" w:color="D9D8D3" w:sz="4"/>
+              <w:right w:val="single" w:color="D9D8D3" w:sz="4"/>
+            </w:tcBorders>
+            <w:tcMar>
+              <w:top w:type="dxa" w:w="60"/>
+              <w:left w:type="dxa" w:w="100"/>
+              <w:bottom w:type="dxa" w:w="60"/>
+              <w:right w:type="dxa" w:w="100"/>
+            </w:tcMar>
+          </w:tcPr>
+          <w:p>
+            <w:r>
+              <w:rPr>
+                <w:sz w:val="19"/>
+                <w:szCs w:val="19"/>
+              </w:rPr>
+              <w:t xml:space="preserve">Wq and W</w:t>
             </w:r>
           </w:p>
         </w:tc>
@@ -11419,7 +11485,7 @@
           <w:sz w:val="24"/>
           <w:szCs w:val="24"/>
         </w:rPr>
-        <w:t xml:space="preserve">L̂(t) = B(t) + S(t),   where S(t) = students served in the last T_eat (17) minutes</w:t>
+        <w:t xml:space="preserve">L̂(t) = B(t) + S(t),   where S(t) = students served in the last 16 minutes (food line + eating + disposal)</w:t>
       </w:r>
       <w:r>
         <w:rPr>
@@ -11435,7 +11501,7 @@
         <w:spacing w:after="120"/>
       </w:pPr>
       <w:r>
-        <w:t xml:space="preserve">On a normal day this gives L ≈ λ × 18, Little's Law with the measured 18-minute visit. In a surge, students stuck in the queue still count as inside, so the visit stretches automatically. An earlier version counted 'scans in the last 18 minutes', which forgot students in long queues. Switching to this method cut the error in 'people inside' from about </w:t>
+        <w:t xml:space="preserve">On a normal day this gives L ≈ λ × W, Little's Law with the normal visit. In a surge, students stuck in the queue still count as inside, so the visit stretches automatically. An earlier version counted 'scans in the last 18 minutes', which forgot students in long queues. Switching to this method cut the error in 'people inside' from about </w:t>
       </w:r>
       <w:r>
         <w:rPr>
@@ -11526,7 +11592,7 @@
         <w:t xml:space="preserve">Seat wait</w:t>
       </w:r>
       <w:r>
-        <w:t xml:space="preserve"> = extra people beyond N ÷ seat turnover (N / T_eat seats freed per minute). Zero unless the hall is full.</w:t>
+        <w:t xml:space="preserve"> = extra people beyond N ÷ seat turnover (N / eating time seats freed per minute). Zero unless the hall is full.</w:t>
       </w:r>
     </w:p>
     <w:p>
@@ -11556,7 +11622,37 @@
         <w:t xml:space="preserve">star dish</w:t>
       </w:r>
       <w:r>
-        <w:t xml:space="preserve"> out (any star dish) closes that mess for routing until it is refilled. Any other tray out adds w × E[refill]; any tray running low adds w × 0.25 × E[refill] (0.25 assumed: the chance it empties before a student arriving now is served). E[refill] = 0.7 × 12 + 0.3 × 30 ≈ 17 min. Weights w: star dishes 1.0, roti 0.5, dessert and curd/raita 0.3, base food (rice, dal, dry sabji, sambar/rasam) 0.1; table items are not tracked. Taps expire if the manager forgets 'refilled'.</w:t>
+        <w:t xml:space="preserve"> out (any star dish) is an outage: nobody is served until the refill. For any other tray out, or any tray running low, a student is delayed only if they would reach the counter </w:t>
+      </w:r>
+      <w:r>
+        <w:rPr>
+          <w:b/>
+          <w:bCs/>
+        </w:rPr>
+        <w:t xml:space="preserve">after the tray empties and before its refill</w:t>
+      </w:r>
+      <w:r>
+        <w:t xml:space="preserve">: delay = w × (R − t), where t is when they reach the counter and R the refill time. 'Running low' is tapped when the mess calls the kitchen, with ~20 minutes of food left (protocol), so a student served within 20 minutes loses nothing. Weights w: star dishes 1.0, roti 0.5, dessert and curd/raita 0.3, base food 0.1; table items are not tracked.</w:t>
+      </w:r>
+    </w:p>
+    <w:p>
+      <w:pPr>
+        <w:pStyle w:val="ListParagraph"/>
+        <w:numPr>
+          <w:ilvl w:val="0"/>
+          <w:numId w:val="3"/>
+        </w:numPr>
+        <w:spacing w:after="60"/>
+      </w:pPr>
+      <w:r>
+        <w:rPr>
+          <w:b/>
+          <w:bCs/>
+        </w:rPr>
+        <w:t xml:space="preserve">The refill clock runs from the kitchen call.</w:t>
+      </w:r>
+      <w:r>
+        <w:t xml:space="preserve"> At the call the expected refill is 0.7 × 12 + 0.3 × 30 ≈ 17 min. As minutes pass without a refill, the estimate is updated: after 15 minutes the 10–14 minute 'already made' case is ruled out, so about 15 more minutes remain. Once the refill must have arrived, serving is assumed to resume even if the manager forgets 'refilled'.</w:t>
       </w:r>
     </w:p>
     <w:p>
@@ -11571,7 +11667,7 @@
         <w:t xml:space="preserve">Step 5: expected time inside</w:t>
       </w:r>
       <w:r>
-        <w:t xml:space="preserve"> for someone arriving now = queue wait + service + T_eat. It is about 18 minutes on a normal day and rises during surges. The manager dashboard shows it.</w:t>
+        <w:t xml:space="preserve"> for someone arriving now = scan and plate + queue wait + serving + food line + eating + disposal. It is about 17–18 minutes on a quiet day and rises during surges. The manager dashboard shows it.</w:t>
       </w:r>
     </w:p>
     <w:p>
@@ -11687,7 +11783,7 @@
         <w:t xml:space="preserve">Simulated, not measured.  </w:t>
       </w:r>
       <w:r>
-        <w:t xml:space="preserve">These results come from 20 simulated lunches per setting with 2,960 students over 11:30–14:30. Measured: students, seats, 2 stations and 1 scanner per mess, the 18-min visit and the restock times (30 min, or 10–14 min if already made). </w:t>
+        <w:t xml:space="preserve">20 simulated lunches per row, the same students in every scenario (paired comparison); ± is a 95% confidence interval across lunches. Measured: 2,960 students, seats, 2 stations and 1 scanner per mess, refill times. Group estimates: eating 12–15 min, disposal ≤ 2 min, food ready 70% of the time. </w:t>
       </w:r>
       <w:r>
         <w:rPr>
@@ -11697,17 +11793,26 @@
         <w:t xml:space="preserve">Assumed:</w:t>
       </w:r>
       <w:r>
-        <w:t xml:space="preserve"> the 85/15 habit split, 10 students/min per station, 2 s per scan, food batches and the arrival curve. </w:t>
+        <w:t xml:space="preserve"> the 85/15 habit split, 10 students/min per station, scan and plate times, the arrival curve. Every number is reproduced by </w:t>
       </w:r>
       <w:r>
         <w:rPr>
-          <w:b/>
-          <w:bCs/>
+          <w:rFonts w:ascii="Consolas" w:cs="Consolas" w:eastAsia="Consolas" w:hAnsi="Consolas"/>
+          <w:sz w:val="19"/>
+          <w:szCs w:val="19"/>
         </w:rPr>
-        <w:t xml:space="preserve">Group estimate:</w:t>
-      </w:r>
-      <w:r>
-        <w:t xml:space="preserve"> the next batch is already made about 70% of the time. They show what the method can do; the pilot will show what actually happens.</w:t>
+        <w:t xml:space="preserve">python -m messq.scenarios</w:t>
+      </w:r>
+      <w:r>
+        <w:t xml:space="preserve">.</w:t>
+      </w:r>
+    </w:p>
+    <w:p>
+      <w:pPr>
+        <w:pStyle w:val="Heading2"/>
+      </w:pPr>
+      <w:r>
+        <w:t xml:space="preserve">6.1 Four scenarios on a busy day (60% follow the screens)</w:t>
       </w:r>
     </w:p>
     <w:tbl>
@@ -11723,13 +11828,14 @@
         </w:tblBorders>
       </w:tblPr>
       <w:tblGrid>
-        <w:gridCol w:w="1926"/>
+        <w:gridCol w:w="1726"/>
+        <w:gridCol w:w="1100"/>
+        <w:gridCol w:w="1000"/>
+        <w:gridCol w:w="1100"/>
         <w:gridCol w:w="1200"/>
-        <w:gridCol w:w="1100"/>
-        <w:gridCol w:w="1300"/>
-        <w:gridCol w:w="1100"/>
-        <w:gridCol w:w="1100"/>
-        <w:gridCol w:w="1300"/>
+        <w:gridCol w:w="900"/>
+        <w:gridCol w:w="1000"/>
+        <w:gridCol w:w="1000"/>
       </w:tblGrid>
       <w:tr>
         <w:trPr>
@@ -11737,7 +11843,7 @@
         </w:trPr>
         <w:tc>
           <w:tcPr>
-            <w:tcW w:type="dxa" w:w="1926"/>
+            <w:tcW w:type="dxa" w:w="1726"/>
             <w:tcBorders>
               <w:top w:val="single" w:color="D9D8D3" w:sz="4"/>
               <w:left w:val="single" w:color="D9D8D3" w:sz="4"/>
@@ -11760,13 +11866,13 @@
                 <w:sz w:val="19"/>
                 <w:szCs w:val="19"/>
               </w:rPr>
-              <w:t xml:space="preserve">Setting</w:t>
-            </w:r>
-          </w:p>
-        </w:tc>
-        <w:tc>
-          <w:tcPr>
-            <w:tcW w:type="dxa" w:w="1200"/>
+              <w:t xml:space="preserve">Scenario</w:t>
+            </w:r>
+          </w:p>
+        </w:tc>
+        <w:tc>
+          <w:tcPr>
+            <w:tcW w:type="dxa" w:w="1100"/>
             <w:tcBorders>
               <w:top w:val="single" w:color="D9D8D3" w:sz="4"/>
               <w:left w:val="single" w:color="D9D8D3" w:sz="4"/>
@@ -11789,13 +11895,13 @@
                 <w:sz w:val="19"/>
                 <w:szCs w:val="19"/>
               </w:rPr>
-              <w:t xml:space="preserve">Students who follow</w:t>
-            </w:r>
-          </w:p>
-        </w:tc>
-        <w:tc>
-          <w:tcPr>
-            <w:tcW w:type="dxa" w:w="1100"/>
+              <w:t xml:space="preserve">Queue wait (min)</w:t>
+            </w:r>
+          </w:p>
+        </w:tc>
+        <w:tc>
+          <w:tcPr>
+            <w:tcW w:type="dxa" w:w="1000"/>
             <w:tcBorders>
               <w:top w:val="single" w:color="D9D8D3" w:sz="4"/>
               <w:left w:val="single" w:color="D9D8D3" w:sz="4"/>
@@ -11818,13 +11924,13 @@
                 <w:sz w:val="19"/>
                 <w:szCs w:val="19"/>
               </w:rPr>
-              <w:t xml:space="preserve">Average wait</w:t>
-            </w:r>
-          </w:p>
-        </w:tc>
-        <w:tc>
-          <w:tcPr>
-            <w:tcW w:type="dxa" w:w="1300"/>
+              <w:t xml:space="preserve">90th pct wait</w:t>
+            </w:r>
+          </w:p>
+        </w:tc>
+        <w:tc>
+          <w:tcPr>
+            <w:tcW w:type="dxa" w:w="1100"/>
             <w:tcBorders>
               <w:top w:val="single" w:color="D9D8D3" w:sz="4"/>
               <w:left w:val="single" w:color="D9D8D3" w:sz="4"/>
@@ -11847,13 +11953,13 @@
                 <w:sz w:val="19"/>
                 <w:szCs w:val="19"/>
               </w:rPr>
-              <w:t xml:space="preserve">90th-percentile wait</w:t>
-            </w:r>
-          </w:p>
-        </w:tc>
-        <w:tc>
-          <w:tcPr>
-            <w:tcW w:type="dxa" w:w="1100"/>
+              <w:t xml:space="preserve">Door to exit (min)</w:t>
+            </w:r>
+          </w:p>
+        </w:tc>
+        <w:tc>
+          <w:tcPr>
+            <w:tcW w:type="dxa" w:w="1200"/>
             <w:tcBorders>
               <w:top w:val="single" w:color="D9D8D3" w:sz="4"/>
               <w:left w:val="single" w:color="D9D8D3" w:sz="4"/>
@@ -11876,13 +11982,13 @@
                 <w:sz w:val="19"/>
                 <w:szCs w:val="19"/>
               </w:rPr>
-              <w:t xml:space="preserve">Longest queue</w:t>
-            </w:r>
-          </w:p>
-        </w:tc>
-        <w:tc>
-          <w:tcPr>
-            <w:tcW w:type="dxa" w:w="1100"/>
+              <w:t xml:space="preserve">Stations busy C / M</w:t>
+            </w:r>
+          </w:p>
+        </w:tc>
+        <w:tc>
+          <w:tcPr>
+            <w:tcW w:type="dxa" w:w="900"/>
             <w:tcBorders>
               <w:top w:val="single" w:color="D9D8D3" w:sz="4"/>
               <w:left w:val="single" w:color="D9D8D3" w:sz="4"/>
@@ -11905,13 +12011,13 @@
                 <w:sz w:val="19"/>
                 <w:szCs w:val="19"/>
               </w:rPr>
-              <w:t xml:space="preserve">Food run-outs</w:t>
-            </w:r>
-          </w:p>
-        </w:tc>
-        <w:tc>
-          <w:tcPr>
-            <w:tcW w:type="dxa" w:w="1300"/>
+              <w:t xml:space="preserve">Run-outs</w:t>
+            </w:r>
+          </w:p>
+        </w:tc>
+        <w:tc>
+          <w:tcPr>
+            <w:tcW w:type="dxa" w:w="1000"/>
             <w:tcBorders>
               <w:top w:val="single" w:color="D9D8D3" w:sz="4"/>
               <w:left w:val="single" w:color="D9D8D3" w:sz="4"/>
@@ -11934,7 +12040,36 @@
                 <w:sz w:val="19"/>
                 <w:szCs w:val="19"/>
               </w:rPr>
-              <w:t xml:space="preserve">Walked to the other mess</w:t>
+              <w:t xml:space="preserve">Moved</w:t>
+            </w:r>
+          </w:p>
+        </w:tc>
+        <w:tc>
+          <w:tcPr>
+            <w:tcW w:type="dxa" w:w="1000"/>
+            <w:tcBorders>
+              <w:top w:val="single" w:color="D9D8D3" w:sz="4"/>
+              <w:left w:val="single" w:color="D9D8D3" w:sz="4"/>
+              <w:bottom w:val="single" w:color="D9D8D3" w:sz="4"/>
+              <w:right w:val="single" w:color="D9D8D3" w:sz="4"/>
+            </w:tcBorders>
+            <w:shd w:fill="ECEBE7" w:color="auto" w:val="clear"/>
+            <w:tcMar>
+              <w:top w:type="dxa" w:w="60"/>
+              <w:left w:type="dxa" w:w="100"/>
+              <w:bottom w:type="dxa" w:w="60"/>
+              <w:right w:type="dxa" w:w="100"/>
+            </w:tcMar>
+          </w:tcPr>
+          <w:p>
+            <w:r>
+              <w:rPr>
+                <w:b/>
+                <w:bCs/>
+                <w:sz w:val="19"/>
+                <w:szCs w:val="19"/>
+              </w:rPr>
+              <w:t xml:space="preserve">Moved, worse off</w:t>
             </w:r>
           </w:p>
         </w:tc>
@@ -11942,27 +12077,105 @@
       <w:tr>
         <w:tc>
           <w:tcPr>
-            <w:tcW w:type="dxa" w:w="1926"/>
-            <w:tcBorders>
-              <w:top w:val="single" w:color="D9D8D3" w:sz="4"/>
-              <w:left w:val="single" w:color="D9D8D3" w:sz="4"/>
-              <w:bottom w:val="single" w:color="D9D8D3" w:sz="4"/>
-              <w:right w:val="single" w:color="D9D8D3" w:sz="4"/>
-            </w:tcBorders>
-            <w:tcMar>
-              <w:top w:type="dxa" w:w="60"/>
-              <w:left w:type="dxa" w:w="100"/>
-              <w:bottom w:type="dxa" w:w="60"/>
-              <w:right w:type="dxa" w:w="100"/>
-            </w:tcMar>
-          </w:tcPr>
-          <w:p>
-            <w:r>
-              <w:rPr>
-                <w:sz w:val="19"/>
-                <w:szCs w:val="19"/>
-              </w:rPr>
-              <w:t xml:space="preserve">No screens (today)</w:t>
+            <w:tcW w:type="dxa" w:w="1726"/>
+            <w:tcBorders>
+              <w:top w:val="single" w:color="D9D8D3" w:sz="4"/>
+              <w:left w:val="single" w:color="D9D8D3" w:sz="4"/>
+              <w:bottom w:val="single" w:color="D9D8D3" w:sz="4"/>
+              <w:right w:val="single" w:color="D9D8D3" w:sz="4"/>
+            </w:tcBorders>
+            <w:tcMar>
+              <w:top w:type="dxa" w:w="60"/>
+              <w:left w:type="dxa" w:w="100"/>
+              <w:bottom w:type="dxa" w:w="60"/>
+              <w:right w:type="dxa" w:w="100"/>
+            </w:tcMar>
+          </w:tcPr>
+          <w:p>
+            <w:r>
+              <w:rPr>
+                <w:sz w:val="19"/>
+                <w:szCs w:val="19"/>
+              </w:rPr>
+              <w:t xml:space="preserve">1 Current system</w:t>
+            </w:r>
+          </w:p>
+        </w:tc>
+        <w:tc>
+          <w:tcPr>
+            <w:tcW w:type="dxa" w:w="1100"/>
+            <w:tcBorders>
+              <w:top w:val="single" w:color="D9D8D3" w:sz="4"/>
+              <w:left w:val="single" w:color="D9D8D3" w:sz="4"/>
+              <w:bottom w:val="single" w:color="D9D8D3" w:sz="4"/>
+              <w:right w:val="single" w:color="D9D8D3" w:sz="4"/>
+            </w:tcBorders>
+            <w:tcMar>
+              <w:top w:type="dxa" w:w="60"/>
+              <w:left w:type="dxa" w:w="100"/>
+              <w:bottom w:type="dxa" w:w="60"/>
+              <w:right w:type="dxa" w:w="100"/>
+            </w:tcMar>
+          </w:tcPr>
+          <w:p>
+            <w:r>
+              <w:rPr>
+                <w:sz w:val="19"/>
+                <w:szCs w:val="19"/>
+              </w:rPr>
+              <w:t xml:space="preserve">8.02 ± 0.63</w:t>
+            </w:r>
+          </w:p>
+        </w:tc>
+        <w:tc>
+          <w:tcPr>
+            <w:tcW w:type="dxa" w:w="1000"/>
+            <w:tcBorders>
+              <w:top w:val="single" w:color="D9D8D3" w:sz="4"/>
+              <w:left w:val="single" w:color="D9D8D3" w:sz="4"/>
+              <w:bottom w:val="single" w:color="D9D8D3" w:sz="4"/>
+              <w:right w:val="single" w:color="D9D8D3" w:sz="4"/>
+            </w:tcBorders>
+            <w:tcMar>
+              <w:top w:type="dxa" w:w="60"/>
+              <w:left w:type="dxa" w:w="100"/>
+              <w:bottom w:type="dxa" w:w="60"/>
+              <w:right w:type="dxa" w:w="100"/>
+            </w:tcMar>
+          </w:tcPr>
+          <w:p>
+            <w:r>
+              <w:rPr>
+                <w:sz w:val="19"/>
+                <w:szCs w:val="19"/>
+              </w:rPr>
+              <w:t xml:space="preserve">20.0</w:t>
+            </w:r>
+          </w:p>
+        </w:tc>
+        <w:tc>
+          <w:tcPr>
+            <w:tcW w:type="dxa" w:w="1100"/>
+            <w:tcBorders>
+              <w:top w:val="single" w:color="D9D8D3" w:sz="4"/>
+              <w:left w:val="single" w:color="D9D8D3" w:sz="4"/>
+              <w:bottom w:val="single" w:color="D9D8D3" w:sz="4"/>
+              <w:right w:val="single" w:color="D9D8D3" w:sz="4"/>
+            </w:tcBorders>
+            <w:tcMar>
+              <w:top w:type="dxa" w:w="60"/>
+              <w:left w:type="dxa" w:w="100"/>
+              <w:bottom w:type="dxa" w:w="60"/>
+              <w:right w:type="dxa" w:w="100"/>
+            </w:tcMar>
+          </w:tcPr>
+          <w:p>
+            <w:r>
+              <w:rPr>
+                <w:sz w:val="19"/>
+                <w:szCs w:val="19"/>
+              </w:rPr>
+              <w:t xml:space="preserve">24.6</w:t>
             </w:r>
           </w:p>
         </w:tc>
@@ -11988,137 +12201,85 @@
                 <w:sz w:val="19"/>
                 <w:szCs w:val="19"/>
               </w:rPr>
+              <w:t xml:space="preserve">70% / 12%</w:t>
+            </w:r>
+          </w:p>
+        </w:tc>
+        <w:tc>
+          <w:tcPr>
+            <w:tcW w:type="dxa" w:w="900"/>
+            <w:tcBorders>
+              <w:top w:val="single" w:color="D9D8D3" w:sz="4"/>
+              <w:left w:val="single" w:color="D9D8D3" w:sz="4"/>
+              <w:bottom w:val="single" w:color="D9D8D3" w:sz="4"/>
+              <w:right w:val="single" w:color="D9D8D3" w:sz="4"/>
+            </w:tcBorders>
+            <w:tcMar>
+              <w:top w:type="dxa" w:w="60"/>
+              <w:left w:type="dxa" w:w="100"/>
+              <w:bottom w:type="dxa" w:w="60"/>
+              <w:right w:type="dxa" w:w="100"/>
+            </w:tcMar>
+          </w:tcPr>
+          <w:p>
+            <w:r>
+              <w:rPr>
+                <w:sz w:val="19"/>
+                <w:szCs w:val="19"/>
+              </w:rPr>
+              <w:t xml:space="preserve">0.6</w:t>
+            </w:r>
+          </w:p>
+        </w:tc>
+        <w:tc>
+          <w:tcPr>
+            <w:tcW w:type="dxa" w:w="1000"/>
+            <w:tcBorders>
+              <w:top w:val="single" w:color="D9D8D3" w:sz="4"/>
+              <w:left w:val="single" w:color="D9D8D3" w:sz="4"/>
+              <w:bottom w:val="single" w:color="D9D8D3" w:sz="4"/>
+              <w:right w:val="single" w:color="D9D8D3" w:sz="4"/>
+            </w:tcBorders>
+            <w:tcMar>
+              <w:top w:type="dxa" w:w="60"/>
+              <w:left w:type="dxa" w:w="100"/>
+              <w:bottom w:type="dxa" w:w="60"/>
+              <w:right w:type="dxa" w:w="100"/>
+            </w:tcMar>
+          </w:tcPr>
+          <w:p>
+            <w:r>
+              <w:rPr>
+                <w:sz w:val="19"/>
+                <w:szCs w:val="19"/>
+              </w:rPr>
+              <w:t xml:space="preserve">0</w:t>
+            </w:r>
+          </w:p>
+        </w:tc>
+        <w:tc>
+          <w:tcPr>
+            <w:tcW w:type="dxa" w:w="1000"/>
+            <w:tcBorders>
+              <w:top w:val="single" w:color="D9D8D3" w:sz="4"/>
+              <w:left w:val="single" w:color="D9D8D3" w:sz="4"/>
+              <w:bottom w:val="single" w:color="D9D8D3" w:sz="4"/>
+              <w:right w:val="single" w:color="D9D8D3" w:sz="4"/>
+            </w:tcBorders>
+            <w:tcMar>
+              <w:top w:type="dxa" w:w="60"/>
+              <w:left w:type="dxa" w:w="100"/>
+              <w:bottom w:type="dxa" w:w="60"/>
+              <w:right w:type="dxa" w:w="100"/>
+            </w:tcMar>
+          </w:tcPr>
+          <w:p>
+            <w:r>
+              <w:rPr>
+                <w:sz w:val="19"/>
+                <w:szCs w:val="19"/>
+              </w:rPr>
               <w:t xml:space="preserve">–</w:t>
-            </w:r>
-          </w:p>
-        </w:tc>
-        <w:tc>
-          <w:tcPr>
-            <w:tcW w:type="dxa" w:w="1100"/>
-            <w:tcBorders>
-              <w:top w:val="single" w:color="D9D8D3" w:sz="4"/>
-              <w:left w:val="single" w:color="D9D8D3" w:sz="4"/>
-              <w:bottom w:val="single" w:color="D9D8D3" w:sz="4"/>
-              <w:right w:val="single" w:color="D9D8D3" w:sz="4"/>
-            </w:tcBorders>
-            <w:tcMar>
-              <w:top w:type="dxa" w:w="60"/>
-              <w:left w:type="dxa" w:w="100"/>
-              <w:bottom w:type="dxa" w:w="60"/>
-              <w:right w:type="dxa" w:w="100"/>
-            </w:tcMar>
-          </w:tcPr>
-          <w:p>
-            <w:r>
-              <w:rPr>
-                <w:sz w:val="19"/>
-                <w:szCs w:val="19"/>
-              </w:rPr>
-              <w:t xml:space="preserve">7.2 min</w:t>
-            </w:r>
-          </w:p>
-        </w:tc>
-        <w:tc>
-          <w:tcPr>
-            <w:tcW w:type="dxa" w:w="1300"/>
-            <w:tcBorders>
-              <w:top w:val="single" w:color="D9D8D3" w:sz="4"/>
-              <w:left w:val="single" w:color="D9D8D3" w:sz="4"/>
-              <w:bottom w:val="single" w:color="D9D8D3" w:sz="4"/>
-              <w:right w:val="single" w:color="D9D8D3" w:sz="4"/>
-            </w:tcBorders>
-            <w:tcMar>
-              <w:top w:type="dxa" w:w="60"/>
-              <w:left w:type="dxa" w:w="100"/>
-              <w:bottom w:type="dxa" w:w="60"/>
-              <w:right w:type="dxa" w:w="100"/>
-            </w:tcMar>
-          </w:tcPr>
-          <w:p>
-            <w:r>
-              <w:rPr>
-                <w:sz w:val="19"/>
-                <w:szCs w:val="19"/>
-              </w:rPr>
-              <w:t xml:space="preserve">17.6 min</w:t>
-            </w:r>
-          </w:p>
-        </w:tc>
-        <w:tc>
-          <w:tcPr>
-            <w:tcW w:type="dxa" w:w="1100"/>
-            <w:tcBorders>
-              <w:top w:val="single" w:color="D9D8D3" w:sz="4"/>
-              <w:left w:val="single" w:color="D9D8D3" w:sz="4"/>
-              <w:bottom w:val="single" w:color="D9D8D3" w:sz="4"/>
-              <w:right w:val="single" w:color="D9D8D3" w:sz="4"/>
-            </w:tcBorders>
-            <w:tcMar>
-              <w:top w:type="dxa" w:w="60"/>
-              <w:left w:type="dxa" w:w="100"/>
-              <w:bottom w:type="dxa" w:w="60"/>
-              <w:right w:type="dxa" w:w="100"/>
-            </w:tcMar>
-          </w:tcPr>
-          <w:p>
-            <w:r>
-              <w:rPr>
-                <w:sz w:val="19"/>
-                <w:szCs w:val="19"/>
-              </w:rPr>
-              <w:t xml:space="preserve">405</w:t>
-            </w:r>
-          </w:p>
-        </w:tc>
-        <w:tc>
-          <w:tcPr>
-            <w:tcW w:type="dxa" w:w="1100"/>
-            <w:tcBorders>
-              <w:top w:val="single" w:color="D9D8D3" w:sz="4"/>
-              <w:left w:val="single" w:color="D9D8D3" w:sz="4"/>
-              <w:bottom w:val="single" w:color="D9D8D3" w:sz="4"/>
-              <w:right w:val="single" w:color="D9D8D3" w:sz="4"/>
-            </w:tcBorders>
-            <w:tcMar>
-              <w:top w:type="dxa" w:w="60"/>
-              <w:left w:type="dxa" w:w="100"/>
-              <w:bottom w:type="dxa" w:w="60"/>
-              <w:right w:type="dxa" w:w="100"/>
-            </w:tcMar>
-          </w:tcPr>
-          <w:p>
-            <w:r>
-              <w:rPr>
-                <w:sz w:val="19"/>
-                <w:szCs w:val="19"/>
-              </w:rPr>
-              <w:t xml:space="preserve">0.8</w:t>
-            </w:r>
-          </w:p>
-        </w:tc>
-        <w:tc>
-          <w:tcPr>
-            <w:tcW w:type="dxa" w:w="1300"/>
-            <w:tcBorders>
-              <w:top w:val="single" w:color="D9D8D3" w:sz="4"/>
-              <w:left w:val="single" w:color="D9D8D3" w:sz="4"/>
-              <w:bottom w:val="single" w:color="D9D8D3" w:sz="4"/>
-              <w:right w:val="single" w:color="D9D8D3" w:sz="4"/>
-            </w:tcBorders>
-            <w:tcMar>
-              <w:top w:type="dxa" w:w="60"/>
-              <w:left w:type="dxa" w:w="100"/>
-              <w:bottom w:type="dxa" w:w="60"/>
-              <w:right w:type="dxa" w:w="100"/>
-            </w:tcMar>
-          </w:tcPr>
-          <w:p>
-            <w:r>
-              <w:rPr>
-                <w:sz w:val="19"/>
-                <w:szCs w:val="19"/>
-              </w:rPr>
-              <w:t xml:space="preserve">0%</w:t>
             </w:r>
           </w:p>
         </w:tc>
@@ -12126,27 +12287,105 @@
       <w:tr>
         <w:tc>
           <w:tcPr>
-            <w:tcW w:type="dxa" w:w="1926"/>
-            <w:tcBorders>
-              <w:top w:val="single" w:color="D9D8D3" w:sz="4"/>
-              <w:left w:val="single" w:color="D9D8D3" w:sz="4"/>
-              <w:bottom w:val="single" w:color="D9D8D3" w:sz="4"/>
-              <w:right w:val="single" w:color="D9D8D3" w:sz="4"/>
-            </w:tcBorders>
-            <w:tcMar>
-              <w:top w:type="dxa" w:w="60"/>
-              <w:left w:type="dxa" w:w="100"/>
-              <w:bottom w:type="dxa" w:w="60"/>
-              <w:right w:type="dxa" w:w="100"/>
-            </w:tcMar>
-          </w:tcPr>
-          <w:p>
-            <w:r>
-              <w:rPr>
-                <w:sz w:val="19"/>
-                <w:szCs w:val="19"/>
-              </w:rPr>
-              <w:t xml:space="preserve">Screens, equilibrium split</w:t>
+            <w:tcW w:type="dxa" w:w="1726"/>
+            <w:tcBorders>
+              <w:top w:val="single" w:color="D9D8D3" w:sz="4"/>
+              <w:left w:val="single" w:color="D9D8D3" w:sz="4"/>
+              <w:bottom w:val="single" w:color="D9D8D3" w:sz="4"/>
+              <w:right w:val="single" w:color="D9D8D3" w:sz="4"/>
+            </w:tcBorders>
+            <w:tcMar>
+              <w:top w:type="dxa" w:w="60"/>
+              <w:left w:type="dxa" w:w="100"/>
+              <w:bottom w:type="dxa" w:w="60"/>
+              <w:right w:type="dxa" w:w="100"/>
+            </w:tcMar>
+          </w:tcPr>
+          <w:p>
+            <w:r>
+              <w:rPr>
+                <w:sz w:val="19"/>
+                <w:szCs w:val="19"/>
+              </w:rPr>
+              <w:t xml:space="preserve">2 Screens: queue information only</w:t>
+            </w:r>
+          </w:p>
+        </w:tc>
+        <w:tc>
+          <w:tcPr>
+            <w:tcW w:type="dxa" w:w="1100"/>
+            <w:tcBorders>
+              <w:top w:val="single" w:color="D9D8D3" w:sz="4"/>
+              <w:left w:val="single" w:color="D9D8D3" w:sz="4"/>
+              <w:bottom w:val="single" w:color="D9D8D3" w:sz="4"/>
+              <w:right w:val="single" w:color="D9D8D3" w:sz="4"/>
+            </w:tcBorders>
+            <w:tcMar>
+              <w:top w:type="dxa" w:w="60"/>
+              <w:left w:type="dxa" w:w="100"/>
+              <w:bottom w:type="dxa" w:w="60"/>
+              <w:right w:type="dxa" w:w="100"/>
+            </w:tcMar>
+          </w:tcPr>
+          <w:p>
+            <w:r>
+              <w:rPr>
+                <w:sz w:val="19"/>
+                <w:szCs w:val="19"/>
+              </w:rPr>
+              <w:t xml:space="preserve">1.37 ± 0.36</w:t>
+            </w:r>
+          </w:p>
+        </w:tc>
+        <w:tc>
+          <w:tcPr>
+            <w:tcW w:type="dxa" w:w="1000"/>
+            <w:tcBorders>
+              <w:top w:val="single" w:color="D9D8D3" w:sz="4"/>
+              <w:left w:val="single" w:color="D9D8D3" w:sz="4"/>
+              <w:bottom w:val="single" w:color="D9D8D3" w:sz="4"/>
+              <w:right w:val="single" w:color="D9D8D3" w:sz="4"/>
+            </w:tcBorders>
+            <w:tcMar>
+              <w:top w:type="dxa" w:w="60"/>
+              <w:left w:type="dxa" w:w="100"/>
+              <w:bottom w:type="dxa" w:w="60"/>
+              <w:right w:type="dxa" w:w="100"/>
+            </w:tcMar>
+          </w:tcPr>
+          <w:p>
+            <w:r>
+              <w:rPr>
+                <w:sz w:val="19"/>
+                <w:szCs w:val="19"/>
+              </w:rPr>
+              <w:t xml:space="preserve">3.5</w:t>
+            </w:r>
+          </w:p>
+        </w:tc>
+        <w:tc>
+          <w:tcPr>
+            <w:tcW w:type="dxa" w:w="1100"/>
+            <w:tcBorders>
+              <w:top w:val="single" w:color="D9D8D3" w:sz="4"/>
+              <w:left w:val="single" w:color="D9D8D3" w:sz="4"/>
+              <w:bottom w:val="single" w:color="D9D8D3" w:sz="4"/>
+              <w:right w:val="single" w:color="D9D8D3" w:sz="4"/>
+            </w:tcBorders>
+            <w:tcMar>
+              <w:top w:type="dxa" w:w="60"/>
+              <w:left w:type="dxa" w:w="100"/>
+              <w:bottom w:type="dxa" w:w="60"/>
+              <w:right w:type="dxa" w:w="100"/>
+            </w:tcMar>
+          </w:tcPr>
+          <w:p>
+            <w:r>
+              <w:rPr>
+                <w:sz w:val="19"/>
+                <w:szCs w:val="19"/>
+              </w:rPr>
+              <w:t xml:space="preserve">17.9</w:t>
             </w:r>
           </w:p>
         </w:tc>
@@ -12172,137 +12411,85 @@
                 <w:sz w:val="19"/>
                 <w:szCs w:val="19"/>
               </w:rPr>
-              <w:t xml:space="preserve">30%</w:t>
-            </w:r>
-          </w:p>
-        </w:tc>
-        <w:tc>
-          <w:tcPr>
-            <w:tcW w:type="dxa" w:w="1100"/>
-            <w:tcBorders>
-              <w:top w:val="single" w:color="D9D8D3" w:sz="4"/>
-              <w:left w:val="single" w:color="D9D8D3" w:sz="4"/>
-              <w:bottom w:val="single" w:color="D9D8D3" w:sz="4"/>
-              <w:right w:val="single" w:color="D9D8D3" w:sz="4"/>
-            </w:tcBorders>
-            <w:tcMar>
-              <w:top w:type="dxa" w:w="60"/>
-              <w:left w:type="dxa" w:w="100"/>
-              <w:bottom w:type="dxa" w:w="60"/>
-              <w:right w:type="dxa" w:w="100"/>
-            </w:tcMar>
-          </w:tcPr>
-          <w:p>
-            <w:r>
-              <w:rPr>
-                <w:sz w:val="19"/>
-                <w:szCs w:val="19"/>
-              </w:rPr>
-              <w:t xml:space="preserve">1.6 min</w:t>
-            </w:r>
-          </w:p>
-        </w:tc>
-        <w:tc>
-          <w:tcPr>
-            <w:tcW w:type="dxa" w:w="1300"/>
-            <w:tcBorders>
-              <w:top w:val="single" w:color="D9D8D3" w:sz="4"/>
-              <w:left w:val="single" w:color="D9D8D3" w:sz="4"/>
-              <w:bottom w:val="single" w:color="D9D8D3" w:sz="4"/>
-              <w:right w:val="single" w:color="D9D8D3" w:sz="4"/>
-            </w:tcBorders>
-            <w:tcMar>
-              <w:top w:type="dxa" w:w="60"/>
-              <w:left w:type="dxa" w:w="100"/>
-              <w:bottom w:type="dxa" w:w="60"/>
-              <w:right w:type="dxa" w:w="100"/>
-            </w:tcMar>
-          </w:tcPr>
-          <w:p>
-            <w:r>
-              <w:rPr>
-                <w:sz w:val="19"/>
-                <w:szCs w:val="19"/>
-              </w:rPr>
-              <w:t xml:space="preserve">4.8 min</w:t>
-            </w:r>
-          </w:p>
-        </w:tc>
-        <w:tc>
-          <w:tcPr>
-            <w:tcW w:type="dxa" w:w="1100"/>
-            <w:tcBorders>
-              <w:top w:val="single" w:color="D9D8D3" w:sz="4"/>
-              <w:left w:val="single" w:color="D9D8D3" w:sz="4"/>
-              <w:bottom w:val="single" w:color="D9D8D3" w:sz="4"/>
-              <w:right w:val="single" w:color="D9D8D3" w:sz="4"/>
-            </w:tcBorders>
-            <w:tcMar>
-              <w:top w:type="dxa" w:w="60"/>
-              <w:left w:type="dxa" w:w="100"/>
-              <w:bottom w:type="dxa" w:w="60"/>
-              <w:right w:type="dxa" w:w="100"/>
-            </w:tcMar>
-          </w:tcPr>
-          <w:p>
-            <w:r>
-              <w:rPr>
-                <w:sz w:val="19"/>
-                <w:szCs w:val="19"/>
-              </w:rPr>
-              <w:t xml:space="preserve">122</w:t>
-            </w:r>
-          </w:p>
-        </w:tc>
-        <w:tc>
-          <w:tcPr>
-            <w:tcW w:type="dxa" w:w="1100"/>
-            <w:tcBorders>
-              <w:top w:val="single" w:color="D9D8D3" w:sz="4"/>
-              <w:left w:val="single" w:color="D9D8D3" w:sz="4"/>
-              <w:bottom w:val="single" w:color="D9D8D3" w:sz="4"/>
-              <w:right w:val="single" w:color="D9D8D3" w:sz="4"/>
-            </w:tcBorders>
-            <w:tcMar>
-              <w:top w:type="dxa" w:w="60"/>
-              <w:left w:type="dxa" w:w="100"/>
-              <w:bottom w:type="dxa" w:w="60"/>
-              <w:right w:type="dxa" w:w="100"/>
-            </w:tcMar>
-          </w:tcPr>
-          <w:p>
-            <w:r>
-              <w:rPr>
-                <w:sz w:val="19"/>
-                <w:szCs w:val="19"/>
-              </w:rPr>
-              <w:t xml:space="preserve">0.8</w:t>
-            </w:r>
-          </w:p>
-        </w:tc>
-        <w:tc>
-          <w:tcPr>
-            <w:tcW w:type="dxa" w:w="1300"/>
-            <w:tcBorders>
-              <w:top w:val="single" w:color="D9D8D3" w:sz="4"/>
-              <w:left w:val="single" w:color="D9D8D3" w:sz="4"/>
-              <w:bottom w:val="single" w:color="D9D8D3" w:sz="4"/>
-              <w:right w:val="single" w:color="D9D8D3" w:sz="4"/>
-            </w:tcBorders>
-            <w:tcMar>
-              <w:top w:type="dxa" w:w="60"/>
-              <w:left w:type="dxa" w:w="100"/>
-              <w:bottom w:type="dxa" w:w="60"/>
-              <w:right w:type="dxa" w:w="100"/>
-            </w:tcMar>
-          </w:tcPr>
-          <w:p>
-            <w:r>
-              <w:rPr>
-                <w:sz w:val="19"/>
-                <w:szCs w:val="19"/>
-              </w:rPr>
-              <w:t xml:space="preserve">13%</w:t>
+              <w:t xml:space="preserve">60% / 22%</w:t>
+            </w:r>
+          </w:p>
+        </w:tc>
+        <w:tc>
+          <w:tcPr>
+            <w:tcW w:type="dxa" w:w="900"/>
+            <w:tcBorders>
+              <w:top w:val="single" w:color="D9D8D3" w:sz="4"/>
+              <w:left w:val="single" w:color="D9D8D3" w:sz="4"/>
+              <w:bottom w:val="single" w:color="D9D8D3" w:sz="4"/>
+              <w:right w:val="single" w:color="D9D8D3" w:sz="4"/>
+            </w:tcBorders>
+            <w:tcMar>
+              <w:top w:type="dxa" w:w="60"/>
+              <w:left w:type="dxa" w:w="100"/>
+              <w:bottom w:type="dxa" w:w="60"/>
+              <w:right w:type="dxa" w:w="100"/>
+            </w:tcMar>
+          </w:tcPr>
+          <w:p>
+            <w:r>
+              <w:rPr>
+                <w:sz w:val="19"/>
+                <w:szCs w:val="19"/>
+              </w:rPr>
+              <w:t xml:space="preserve">0.9</w:t>
+            </w:r>
+          </w:p>
+        </w:tc>
+        <w:tc>
+          <w:tcPr>
+            <w:tcW w:type="dxa" w:w="1000"/>
+            <w:tcBorders>
+              <w:top w:val="single" w:color="D9D8D3" w:sz="4"/>
+              <w:left w:val="single" w:color="D9D8D3" w:sz="4"/>
+              <w:bottom w:val="single" w:color="D9D8D3" w:sz="4"/>
+              <w:right w:val="single" w:color="D9D8D3" w:sz="4"/>
+            </w:tcBorders>
+            <w:tcMar>
+              <w:top w:type="dxa" w:w="60"/>
+              <w:left w:type="dxa" w:w="100"/>
+              <w:bottom w:type="dxa" w:w="60"/>
+              <w:right w:type="dxa" w:w="100"/>
+            </w:tcMar>
+          </w:tcPr>
+          <w:p>
+            <w:r>
+              <w:rPr>
+                <w:sz w:val="19"/>
+                <w:szCs w:val="19"/>
+              </w:rPr>
+              <w:t xml:space="preserve">334</w:t>
+            </w:r>
+          </w:p>
+        </w:tc>
+        <w:tc>
+          <w:tcPr>
+            <w:tcW w:type="dxa" w:w="1000"/>
+            <w:tcBorders>
+              <w:top w:val="single" w:color="D9D8D3" w:sz="4"/>
+              <w:left w:val="single" w:color="D9D8D3" w:sz="4"/>
+              <w:bottom w:val="single" w:color="D9D8D3" w:sz="4"/>
+              <w:right w:val="single" w:color="D9D8D3" w:sz="4"/>
+            </w:tcBorders>
+            <w:tcMar>
+              <w:top w:type="dxa" w:w="60"/>
+              <w:left w:type="dxa" w:w="100"/>
+              <w:bottom w:type="dxa" w:w="60"/>
+              <w:right w:type="dxa" w:w="100"/>
+            </w:tcMar>
+          </w:tcPr>
+          <w:p>
+            <w:r>
+              <w:rPr>
+                <w:sz w:val="19"/>
+                <w:szCs w:val="19"/>
+              </w:rPr>
+              <w:t xml:space="preserve">6%</w:t>
             </w:r>
           </w:p>
         </w:tc>
@@ -12310,27 +12497,105 @@
       <w:tr>
         <w:tc>
           <w:tcPr>
-            <w:tcW w:type="dxa" w:w="1926"/>
-            <w:tcBorders>
-              <w:top w:val="single" w:color="D9D8D3" w:sz="4"/>
-              <w:left w:val="single" w:color="D9D8D3" w:sz="4"/>
-              <w:bottom w:val="single" w:color="D9D8D3" w:sz="4"/>
-              <w:right w:val="single" w:color="D9D8D3" w:sz="4"/>
-            </w:tcBorders>
-            <w:tcMar>
-              <w:top w:type="dxa" w:w="60"/>
-              <w:left w:type="dxa" w:w="100"/>
-              <w:bottom w:type="dxa" w:w="60"/>
-              <w:right w:type="dxa" w:w="100"/>
-            </w:tcMar>
-          </w:tcPr>
-          <w:p>
-            <w:r>
-              <w:rPr>
-                <w:sz w:val="19"/>
-                <w:szCs w:val="19"/>
-              </w:rPr>
-              <w:t xml:space="preserve">Screens, equilibrium split</w:t>
+            <w:tcW w:type="dxa" w:w="1726"/>
+            <w:tcBorders>
+              <w:top w:val="single" w:color="D9D8D3" w:sz="4"/>
+              <w:left w:val="single" w:color="D9D8D3" w:sz="4"/>
+              <w:bottom w:val="single" w:color="D9D8D3" w:sz="4"/>
+              <w:right w:val="single" w:color="D9D8D3" w:sz="4"/>
+            </w:tcBorders>
+            <w:tcMar>
+              <w:top w:type="dxa" w:w="60"/>
+              <w:left w:type="dxa" w:w="100"/>
+              <w:bottom w:type="dxa" w:w="60"/>
+              <w:right w:type="dxa" w:w="100"/>
+            </w:tcMar>
+          </w:tcPr>
+          <w:p>
+            <w:r>
+              <w:rPr>
+                <w:sz w:val="19"/>
+                <w:szCs w:val="19"/>
+              </w:rPr>
+              <w:t xml:space="preserve">3 Screens + food status (proposal)</w:t>
+            </w:r>
+          </w:p>
+        </w:tc>
+        <w:tc>
+          <w:tcPr>
+            <w:tcW w:type="dxa" w:w="1100"/>
+            <w:tcBorders>
+              <w:top w:val="single" w:color="D9D8D3" w:sz="4"/>
+              <w:left w:val="single" w:color="D9D8D3" w:sz="4"/>
+              <w:bottom w:val="single" w:color="D9D8D3" w:sz="4"/>
+              <w:right w:val="single" w:color="D9D8D3" w:sz="4"/>
+            </w:tcBorders>
+            <w:tcMar>
+              <w:top w:type="dxa" w:w="60"/>
+              <w:left w:type="dxa" w:w="100"/>
+              <w:bottom w:type="dxa" w:w="60"/>
+              <w:right w:type="dxa" w:w="100"/>
+            </w:tcMar>
+          </w:tcPr>
+          <w:p>
+            <w:r>
+              <w:rPr>
+                <w:sz w:val="19"/>
+                <w:szCs w:val="19"/>
+              </w:rPr>
+              <w:t xml:space="preserve">0.81 ± 0.11</w:t>
+            </w:r>
+          </w:p>
+        </w:tc>
+        <w:tc>
+          <w:tcPr>
+            <w:tcW w:type="dxa" w:w="1000"/>
+            <w:tcBorders>
+              <w:top w:val="single" w:color="D9D8D3" w:sz="4"/>
+              <w:left w:val="single" w:color="D9D8D3" w:sz="4"/>
+              <w:bottom w:val="single" w:color="D9D8D3" w:sz="4"/>
+              <w:right w:val="single" w:color="D9D8D3" w:sz="4"/>
+            </w:tcBorders>
+            <w:tcMar>
+              <w:top w:type="dxa" w:w="60"/>
+              <w:left w:type="dxa" w:w="100"/>
+              <w:bottom w:type="dxa" w:w="60"/>
+              <w:right w:type="dxa" w:w="100"/>
+            </w:tcMar>
+          </w:tcPr>
+          <w:p>
+            <w:r>
+              <w:rPr>
+                <w:sz w:val="19"/>
+                <w:szCs w:val="19"/>
+              </w:rPr>
+              <w:t xml:space="preserve">2.2</w:t>
+            </w:r>
+          </w:p>
+        </w:tc>
+        <w:tc>
+          <w:tcPr>
+            <w:tcW w:type="dxa" w:w="1100"/>
+            <w:tcBorders>
+              <w:top w:val="single" w:color="D9D8D3" w:sz="4"/>
+              <w:left w:val="single" w:color="D9D8D3" w:sz="4"/>
+              <w:bottom w:val="single" w:color="D9D8D3" w:sz="4"/>
+              <w:right w:val="single" w:color="D9D8D3" w:sz="4"/>
+            </w:tcBorders>
+            <w:tcMar>
+              <w:top w:type="dxa" w:w="60"/>
+              <w:left w:type="dxa" w:w="100"/>
+              <w:bottom w:type="dxa" w:w="60"/>
+              <w:right w:type="dxa" w:w="100"/>
+            </w:tcMar>
+          </w:tcPr>
+          <w:p>
+            <w:r>
+              <w:rPr>
+                <w:sz w:val="19"/>
+                <w:szCs w:val="19"/>
+              </w:rPr>
+              <w:t xml:space="preserve">17.4</w:t>
             </w:r>
           </w:p>
         </w:tc>
@@ -12356,137 +12621,85 @@
                 <w:sz w:val="19"/>
                 <w:szCs w:val="19"/>
               </w:rPr>
-              <w:t xml:space="preserve">60%</w:t>
-            </w:r>
-          </w:p>
-        </w:tc>
-        <w:tc>
-          <w:tcPr>
-            <w:tcW w:type="dxa" w:w="1100"/>
-            <w:tcBorders>
-              <w:top w:val="single" w:color="D9D8D3" w:sz="4"/>
-              <w:left w:val="single" w:color="D9D8D3" w:sz="4"/>
-              <w:bottom w:val="single" w:color="D9D8D3" w:sz="4"/>
-              <w:right w:val="single" w:color="D9D8D3" w:sz="4"/>
-            </w:tcBorders>
-            <w:tcMar>
-              <w:top w:type="dxa" w:w="60"/>
-              <w:left w:type="dxa" w:w="100"/>
-              <w:bottom w:type="dxa" w:w="60"/>
-              <w:right w:type="dxa" w:w="100"/>
-            </w:tcMar>
-          </w:tcPr>
-          <w:p>
-            <w:r>
-              <w:rPr>
-                <w:sz w:val="19"/>
-                <w:szCs w:val="19"/>
-              </w:rPr>
-              <w:t xml:space="preserve">1.1 min</w:t>
-            </w:r>
-          </w:p>
-        </w:tc>
-        <w:tc>
-          <w:tcPr>
-            <w:tcW w:type="dxa" w:w="1300"/>
-            <w:tcBorders>
-              <w:top w:val="single" w:color="D9D8D3" w:sz="4"/>
-              <w:left w:val="single" w:color="D9D8D3" w:sz="4"/>
-              <w:bottom w:val="single" w:color="D9D8D3" w:sz="4"/>
-              <w:right w:val="single" w:color="D9D8D3" w:sz="4"/>
-            </w:tcBorders>
-            <w:tcMar>
-              <w:top w:type="dxa" w:w="60"/>
-              <w:left w:type="dxa" w:w="100"/>
-              <w:bottom w:type="dxa" w:w="60"/>
-              <w:right w:type="dxa" w:w="100"/>
-            </w:tcMar>
-          </w:tcPr>
-          <w:p>
-            <w:r>
-              <w:rPr>
-                <w:sz w:val="19"/>
-                <w:szCs w:val="19"/>
-              </w:rPr>
-              <w:t xml:space="preserve">3.1 min</w:t>
-            </w:r>
-          </w:p>
-        </w:tc>
-        <w:tc>
-          <w:tcPr>
-            <w:tcW w:type="dxa" w:w="1100"/>
-            <w:tcBorders>
-              <w:top w:val="single" w:color="D9D8D3" w:sz="4"/>
-              <w:left w:val="single" w:color="D9D8D3" w:sz="4"/>
-              <w:bottom w:val="single" w:color="D9D8D3" w:sz="4"/>
-              <w:right w:val="single" w:color="D9D8D3" w:sz="4"/>
-            </w:tcBorders>
-            <w:tcMar>
-              <w:top w:type="dxa" w:w="60"/>
-              <w:left w:type="dxa" w:w="100"/>
-              <w:bottom w:type="dxa" w:w="60"/>
-              <w:right w:type="dxa" w:w="100"/>
-            </w:tcMar>
-          </w:tcPr>
-          <w:p>
-            <w:r>
-              <w:rPr>
-                <w:sz w:val="19"/>
-                <w:szCs w:val="19"/>
-              </w:rPr>
-              <w:t xml:space="preserve">94</w:t>
-            </w:r>
-          </w:p>
-        </w:tc>
-        <w:tc>
-          <w:tcPr>
-            <w:tcW w:type="dxa" w:w="1100"/>
-            <w:tcBorders>
-              <w:top w:val="single" w:color="D9D8D3" w:sz="4"/>
-              <w:left w:val="single" w:color="D9D8D3" w:sz="4"/>
-              <w:bottom w:val="single" w:color="D9D8D3" w:sz="4"/>
-              <w:right w:val="single" w:color="D9D8D3" w:sz="4"/>
-            </w:tcBorders>
-            <w:tcMar>
-              <w:top w:type="dxa" w:w="60"/>
-              <w:left w:type="dxa" w:w="100"/>
-              <w:bottom w:type="dxa" w:w="60"/>
-              <w:right w:type="dxa" w:w="100"/>
-            </w:tcMar>
-          </w:tcPr>
-          <w:p>
-            <w:r>
-              <w:rPr>
-                <w:sz w:val="19"/>
-                <w:szCs w:val="19"/>
-              </w:rPr>
-              <w:t xml:space="preserve">0.5</w:t>
-            </w:r>
-          </w:p>
-        </w:tc>
-        <w:tc>
-          <w:tcPr>
-            <w:tcW w:type="dxa" w:w="1300"/>
-            <w:tcBorders>
-              <w:top w:val="single" w:color="D9D8D3" w:sz="4"/>
-              <w:left w:val="single" w:color="D9D8D3" w:sz="4"/>
-              <w:bottom w:val="single" w:color="D9D8D3" w:sz="4"/>
-              <w:right w:val="single" w:color="D9D8D3" w:sz="4"/>
-            </w:tcBorders>
-            <w:tcMar>
-              <w:top w:type="dxa" w:w="60"/>
-              <w:left w:type="dxa" w:w="100"/>
-              <w:bottom w:type="dxa" w:w="60"/>
-              <w:right w:type="dxa" w:w="100"/>
-            </w:tcMar>
-          </w:tcPr>
-          <w:p>
-            <w:r>
-              <w:rPr>
-                <w:sz w:val="19"/>
-                <w:szCs w:val="19"/>
-              </w:rPr>
-              <w:t xml:space="preserve">15%</w:t>
+              <w:t xml:space="preserve">59% / 23%</w:t>
+            </w:r>
+          </w:p>
+        </w:tc>
+        <w:tc>
+          <w:tcPr>
+            <w:tcW w:type="dxa" w:w="900"/>
+            <w:tcBorders>
+              <w:top w:val="single" w:color="D9D8D3" w:sz="4"/>
+              <w:left w:val="single" w:color="D9D8D3" w:sz="4"/>
+              <w:bottom w:val="single" w:color="D9D8D3" w:sz="4"/>
+              <w:right w:val="single" w:color="D9D8D3" w:sz="4"/>
+            </w:tcBorders>
+            <w:tcMar>
+              <w:top w:type="dxa" w:w="60"/>
+              <w:left w:type="dxa" w:w="100"/>
+              <w:bottom w:type="dxa" w:w="60"/>
+              <w:right w:type="dxa" w:w="100"/>
+            </w:tcMar>
+          </w:tcPr>
+          <w:p>
+            <w:r>
+              <w:rPr>
+                <w:sz w:val="19"/>
+                <w:szCs w:val="19"/>
+              </w:rPr>
+              <w:t xml:space="preserve">0.7</w:t>
+            </w:r>
+          </w:p>
+        </w:tc>
+        <w:tc>
+          <w:tcPr>
+            <w:tcW w:type="dxa" w:w="1000"/>
+            <w:tcBorders>
+              <w:top w:val="single" w:color="D9D8D3" w:sz="4"/>
+              <w:left w:val="single" w:color="D9D8D3" w:sz="4"/>
+              <w:bottom w:val="single" w:color="D9D8D3" w:sz="4"/>
+              <w:right w:val="single" w:color="D9D8D3" w:sz="4"/>
+            </w:tcBorders>
+            <w:tcMar>
+              <w:top w:type="dxa" w:w="60"/>
+              <w:left w:type="dxa" w:w="100"/>
+              <w:bottom w:type="dxa" w:w="60"/>
+              <w:right w:type="dxa" w:w="100"/>
+            </w:tcMar>
+          </w:tcPr>
+          <w:p>
+            <w:r>
+              <w:rPr>
+                <w:sz w:val="19"/>
+                <w:szCs w:val="19"/>
+              </w:rPr>
+              <w:t xml:space="preserve">380</w:t>
+            </w:r>
+          </w:p>
+        </w:tc>
+        <w:tc>
+          <w:tcPr>
+            <w:tcW w:type="dxa" w:w="1000"/>
+            <w:tcBorders>
+              <w:top w:val="single" w:color="D9D8D3" w:sz="4"/>
+              <w:left w:val="single" w:color="D9D8D3" w:sz="4"/>
+              <w:bottom w:val="single" w:color="D9D8D3" w:sz="4"/>
+              <w:right w:val="single" w:color="D9D8D3" w:sz="4"/>
+            </w:tcBorders>
+            <w:tcMar>
+              <w:top w:type="dxa" w:w="60"/>
+              <w:left w:type="dxa" w:w="100"/>
+              <w:bottom w:type="dxa" w:w="60"/>
+              <w:right w:type="dxa" w:w="100"/>
+            </w:tcMar>
+          </w:tcPr>
+          <w:p>
+            <w:r>
+              <w:rPr>
+                <w:sz w:val="19"/>
+                <w:szCs w:val="19"/>
+              </w:rPr>
+              <w:t xml:space="preserve">8%</w:t>
             </w:r>
           </w:p>
         </w:tc>
@@ -12494,27 +12707,105 @@
       <w:tr>
         <w:tc>
           <w:tcPr>
-            <w:tcW w:type="dxa" w:w="1926"/>
-            <w:tcBorders>
-              <w:top w:val="single" w:color="D9D8D3" w:sz="4"/>
-              <w:left w:val="single" w:color="D9D8D3" w:sz="4"/>
-              <w:bottom w:val="single" w:color="D9D8D3" w:sz="4"/>
-              <w:right w:val="single" w:color="D9D8D3" w:sz="4"/>
-            </w:tcBorders>
-            <w:tcMar>
-              <w:top w:type="dxa" w:w="60"/>
-              <w:left w:type="dxa" w:w="100"/>
-              <w:bottom w:type="dxa" w:w="60"/>
-              <w:right w:type="dxa" w:w="100"/>
-            </w:tcMar>
-          </w:tcPr>
-          <w:p>
-            <w:r>
-              <w:rPr>
-                <w:sz w:val="19"/>
-                <w:szCs w:val="19"/>
-              </w:rPr>
-              <w:t xml:space="preserve">Screens, equilibrium split</w:t>
+            <w:tcW w:type="dxa" w:w="1726"/>
+            <w:tcBorders>
+              <w:top w:val="single" w:color="D9D8D3" w:sz="4"/>
+              <w:left w:val="single" w:color="D9D8D3" w:sz="4"/>
+              <w:bottom w:val="single" w:color="D9D8D3" w:sz="4"/>
+              <w:right w:val="single" w:color="D9D8D3" w:sz="4"/>
+            </w:tcBorders>
+            <w:tcMar>
+              <w:top w:type="dxa" w:w="60"/>
+              <w:left w:type="dxa" w:w="100"/>
+              <w:bottom w:type="dxa" w:w="60"/>
+              <w:right w:type="dxa" w:w="100"/>
+            </w:tcMar>
+          </w:tcPr>
+          <w:p>
+            <w:r>
+              <w:rPr>
+                <w:sz w:val="19"/>
+                <w:szCs w:val="19"/>
+              </w:rPr>
+              <w:t xml:space="preserve">Naive: go to the shorter queue</w:t>
+            </w:r>
+          </w:p>
+        </w:tc>
+        <w:tc>
+          <w:tcPr>
+            <w:tcW w:type="dxa" w:w="1100"/>
+            <w:tcBorders>
+              <w:top w:val="single" w:color="D9D8D3" w:sz="4"/>
+              <w:left w:val="single" w:color="D9D8D3" w:sz="4"/>
+              <w:bottom w:val="single" w:color="D9D8D3" w:sz="4"/>
+              <w:right w:val="single" w:color="D9D8D3" w:sz="4"/>
+            </w:tcBorders>
+            <w:tcMar>
+              <w:top w:type="dxa" w:w="60"/>
+              <w:left w:type="dxa" w:w="100"/>
+              <w:bottom w:type="dxa" w:w="60"/>
+              <w:right w:type="dxa" w:w="100"/>
+            </w:tcMar>
+          </w:tcPr>
+          <w:p>
+            <w:r>
+              <w:rPr>
+                <w:sz w:val="19"/>
+                <w:szCs w:val="19"/>
+              </w:rPr>
+              <w:t xml:space="preserve">0.99 ± 0.16</w:t>
+            </w:r>
+          </w:p>
+        </w:tc>
+        <w:tc>
+          <w:tcPr>
+            <w:tcW w:type="dxa" w:w="1000"/>
+            <w:tcBorders>
+              <w:top w:val="single" w:color="D9D8D3" w:sz="4"/>
+              <w:left w:val="single" w:color="D9D8D3" w:sz="4"/>
+              <w:bottom w:val="single" w:color="D9D8D3" w:sz="4"/>
+              <w:right w:val="single" w:color="D9D8D3" w:sz="4"/>
+            </w:tcBorders>
+            <w:tcMar>
+              <w:top w:type="dxa" w:w="60"/>
+              <w:left w:type="dxa" w:w="100"/>
+              <w:bottom w:type="dxa" w:w="60"/>
+              <w:right w:type="dxa" w:w="100"/>
+            </w:tcMar>
+          </w:tcPr>
+          <w:p>
+            <w:r>
+              <w:rPr>
+                <w:sz w:val="19"/>
+                <w:szCs w:val="19"/>
+              </w:rPr>
+              <w:t xml:space="preserve">2.8</w:t>
+            </w:r>
+          </w:p>
+        </w:tc>
+        <w:tc>
+          <w:tcPr>
+            <w:tcW w:type="dxa" w:w="1100"/>
+            <w:tcBorders>
+              <w:top w:val="single" w:color="D9D8D3" w:sz="4"/>
+              <w:left w:val="single" w:color="D9D8D3" w:sz="4"/>
+              <w:bottom w:val="single" w:color="D9D8D3" w:sz="4"/>
+              <w:right w:val="single" w:color="D9D8D3" w:sz="4"/>
+            </w:tcBorders>
+            <w:tcMar>
+              <w:top w:type="dxa" w:w="60"/>
+              <w:left w:type="dxa" w:w="100"/>
+              <w:bottom w:type="dxa" w:w="60"/>
+              <w:right w:type="dxa" w:w="100"/>
+            </w:tcMar>
+          </w:tcPr>
+          <w:p>
+            <w:r>
+              <w:rPr>
+                <w:sz w:val="19"/>
+                <w:szCs w:val="19"/>
+              </w:rPr>
+              <w:t xml:space="preserve">17.5</w:t>
             </w:r>
           </w:p>
         </w:tc>
@@ -12540,137 +12831,85 @@
                 <w:sz w:val="19"/>
                 <w:szCs w:val="19"/>
               </w:rPr>
-              <w:t xml:space="preserve">100%</w:t>
-            </w:r>
-          </w:p>
-        </w:tc>
-        <w:tc>
-          <w:tcPr>
-            <w:tcW w:type="dxa" w:w="1100"/>
-            <w:tcBorders>
-              <w:top w:val="single" w:color="D9D8D3" w:sz="4"/>
-              <w:left w:val="single" w:color="D9D8D3" w:sz="4"/>
-              <w:bottom w:val="single" w:color="D9D8D3" w:sz="4"/>
-              <w:right w:val="single" w:color="D9D8D3" w:sz="4"/>
-            </w:tcBorders>
-            <w:tcMar>
-              <w:top w:type="dxa" w:w="60"/>
-              <w:left w:type="dxa" w:w="100"/>
-              <w:bottom w:type="dxa" w:w="60"/>
-              <w:right w:type="dxa" w:w="100"/>
-            </w:tcMar>
-          </w:tcPr>
-          <w:p>
-            <w:r>
-              <w:rPr>
-                <w:sz w:val="19"/>
-                <w:szCs w:val="19"/>
-              </w:rPr>
-              <w:t xml:space="preserve">1.0 min</w:t>
-            </w:r>
-          </w:p>
-        </w:tc>
-        <w:tc>
-          <w:tcPr>
-            <w:tcW w:type="dxa" w:w="1300"/>
-            <w:tcBorders>
-              <w:top w:val="single" w:color="D9D8D3" w:sz="4"/>
-              <w:left w:val="single" w:color="D9D8D3" w:sz="4"/>
-              <w:bottom w:val="single" w:color="D9D8D3" w:sz="4"/>
-              <w:right w:val="single" w:color="D9D8D3" w:sz="4"/>
-            </w:tcBorders>
-            <w:tcMar>
-              <w:top w:type="dxa" w:w="60"/>
-              <w:left w:type="dxa" w:w="100"/>
-              <w:bottom w:type="dxa" w:w="60"/>
-              <w:right w:type="dxa" w:w="100"/>
-            </w:tcMar>
-          </w:tcPr>
-          <w:p>
-            <w:r>
-              <w:rPr>
-                <w:sz w:val="19"/>
-                <w:szCs w:val="19"/>
-              </w:rPr>
-              <w:t xml:space="preserve">2.6 min</w:t>
-            </w:r>
-          </w:p>
-        </w:tc>
-        <w:tc>
-          <w:tcPr>
-            <w:tcW w:type="dxa" w:w="1100"/>
-            <w:tcBorders>
-              <w:top w:val="single" w:color="D9D8D3" w:sz="4"/>
-              <w:left w:val="single" w:color="D9D8D3" w:sz="4"/>
-              <w:bottom w:val="single" w:color="D9D8D3" w:sz="4"/>
-              <w:right w:val="single" w:color="D9D8D3" w:sz="4"/>
-            </w:tcBorders>
-            <w:tcMar>
-              <w:top w:type="dxa" w:w="60"/>
-              <w:left w:type="dxa" w:w="100"/>
-              <w:bottom w:type="dxa" w:w="60"/>
-              <w:right w:type="dxa" w:w="100"/>
-            </w:tcMar>
-          </w:tcPr>
-          <w:p>
-            <w:r>
-              <w:rPr>
-                <w:sz w:val="19"/>
-                <w:szCs w:val="19"/>
-              </w:rPr>
-              <w:t xml:space="preserve">82</w:t>
-            </w:r>
-          </w:p>
-        </w:tc>
-        <w:tc>
-          <w:tcPr>
-            <w:tcW w:type="dxa" w:w="1100"/>
-            <w:tcBorders>
-              <w:top w:val="single" w:color="D9D8D3" w:sz="4"/>
-              <w:left w:val="single" w:color="D9D8D3" w:sz="4"/>
-              <w:bottom w:val="single" w:color="D9D8D3" w:sz="4"/>
-              <w:right w:val="single" w:color="D9D8D3" w:sz="4"/>
-            </w:tcBorders>
-            <w:tcMar>
-              <w:top w:type="dxa" w:w="60"/>
-              <w:left w:type="dxa" w:w="100"/>
-              <w:bottom w:type="dxa" w:w="60"/>
-              <w:right w:type="dxa" w:w="100"/>
-            </w:tcMar>
-          </w:tcPr>
-          <w:p>
-            <w:r>
-              <w:rPr>
-                <w:sz w:val="19"/>
-                <w:szCs w:val="19"/>
-              </w:rPr>
-              <w:t xml:space="preserve">0.5</w:t>
-            </w:r>
-          </w:p>
-        </w:tc>
-        <w:tc>
-          <w:tcPr>
-            <w:tcW w:type="dxa" w:w="1300"/>
-            <w:tcBorders>
-              <w:top w:val="single" w:color="D9D8D3" w:sz="4"/>
-              <w:left w:val="single" w:color="D9D8D3" w:sz="4"/>
-              <w:bottom w:val="single" w:color="D9D8D3" w:sz="4"/>
-              <w:right w:val="single" w:color="D9D8D3" w:sz="4"/>
-            </w:tcBorders>
-            <w:tcMar>
-              <w:top w:type="dxa" w:w="60"/>
-              <w:left w:type="dxa" w:w="100"/>
-              <w:bottom w:type="dxa" w:w="60"/>
-              <w:right w:type="dxa" w:w="100"/>
-            </w:tcMar>
-          </w:tcPr>
-          <w:p>
-            <w:r>
-              <w:rPr>
-                <w:sz w:val="19"/>
-                <w:szCs w:val="19"/>
-              </w:rPr>
-              <w:t xml:space="preserve">17%</w:t>
+              <w:t xml:space="preserve">60% / 22%</w:t>
+            </w:r>
+          </w:p>
+        </w:tc>
+        <w:tc>
+          <w:tcPr>
+            <w:tcW w:type="dxa" w:w="900"/>
+            <w:tcBorders>
+              <w:top w:val="single" w:color="D9D8D3" w:sz="4"/>
+              <w:left w:val="single" w:color="D9D8D3" w:sz="4"/>
+              <w:bottom w:val="single" w:color="D9D8D3" w:sz="4"/>
+              <w:right w:val="single" w:color="D9D8D3" w:sz="4"/>
+            </w:tcBorders>
+            <w:tcMar>
+              <w:top w:type="dxa" w:w="60"/>
+              <w:left w:type="dxa" w:w="100"/>
+              <w:bottom w:type="dxa" w:w="60"/>
+              <w:right w:type="dxa" w:w="100"/>
+            </w:tcMar>
+          </w:tcPr>
+          <w:p>
+            <w:r>
+              <w:rPr>
+                <w:sz w:val="19"/>
+                <w:szCs w:val="19"/>
+              </w:rPr>
+              <w:t xml:space="preserve">0.8</w:t>
+            </w:r>
+          </w:p>
+        </w:tc>
+        <w:tc>
+          <w:tcPr>
+            <w:tcW w:type="dxa" w:w="1000"/>
+            <w:tcBorders>
+              <w:top w:val="single" w:color="D9D8D3" w:sz="4"/>
+              <w:left w:val="single" w:color="D9D8D3" w:sz="4"/>
+              <w:bottom w:val="single" w:color="D9D8D3" w:sz="4"/>
+              <w:right w:val="single" w:color="D9D8D3" w:sz="4"/>
+            </w:tcBorders>
+            <w:tcMar>
+              <w:top w:type="dxa" w:w="60"/>
+              <w:left w:type="dxa" w:w="100"/>
+              <w:bottom w:type="dxa" w:w="60"/>
+              <w:right w:type="dxa" w:w="100"/>
+            </w:tcMar>
+          </w:tcPr>
+          <w:p>
+            <w:r>
+              <w:rPr>
+                <w:sz w:val="19"/>
+                <w:szCs w:val="19"/>
+              </w:rPr>
+              <w:t xml:space="preserve">375</w:t>
+            </w:r>
+          </w:p>
+        </w:tc>
+        <w:tc>
+          <w:tcPr>
+            <w:tcW w:type="dxa" w:w="1000"/>
+            <w:tcBorders>
+              <w:top w:val="single" w:color="D9D8D3" w:sz="4"/>
+              <w:left w:val="single" w:color="D9D8D3" w:sz="4"/>
+              <w:bottom w:val="single" w:color="D9D8D3" w:sz="4"/>
+              <w:right w:val="single" w:color="D9D8D3" w:sz="4"/>
+            </w:tcBorders>
+            <w:tcMar>
+              <w:top w:type="dxa" w:w="60"/>
+              <w:left w:type="dxa" w:w="100"/>
+              <w:bottom w:type="dxa" w:w="60"/>
+              <w:right w:type="dxa" w:w="100"/>
+            </w:tcMar>
+          </w:tcPr>
+          <w:p>
+            <w:r>
+              <w:rPr>
+                <w:sz w:val="19"/>
+                <w:szCs w:val="19"/>
+              </w:rPr>
+              <w:t xml:space="preserve">6%</w:t>
             </w:r>
           </w:p>
         </w:tc>
@@ -12678,8 +12917,118 @@
     </w:tbl>
     <w:p>
       <w:pPr>
-        <w:spacing w:after="80"/>
+        <w:spacing w:after="120"/>
       </w:pPr>
+      <w:r>
+        <w:t xml:space="preserve">Queue wait = time queueing for the scanner, a serving station and a seat. Throughput = door to leaving (all four stages). An </w:t>
+      </w:r>
+      <w:r>
+        <w:rPr>
+          <w:b/>
+          <w:bCs/>
+        </w:rPr>
+        <w:t xml:space="preserve">unsuccessful redirect</w:t>
+      </w:r>
+      <w:r>
+        <w:t xml:space="preserve"> is a redirected student whose wait plus walk exceeded the average wait of students who stayed at the mess they left and arrived within 2 minutes.</w:t>
+      </w:r>
+    </w:p>
+    <w:p>
+      <w:pPr>
+        <w:pStyle w:val="ListParagraph"/>
+        <w:numPr>
+          <w:ilvl w:val="0"/>
+          <w:numId w:val="3"/>
+        </w:numPr>
+        <w:spacing w:after="60"/>
+      </w:pPr>
+      <w:r>
+        <w:t xml:space="preserve">The proposal cuts the average queue wait from </w:t>
+      </w:r>
+      <w:r>
+        <w:rPr>
+          <w:b/>
+          <w:bCs/>
+        </w:rPr>
+        <w:t xml:space="preserve">8.0 to 0.8 minutes</w:t>
+      </w:r>
+      <w:r>
+        <w:t xml:space="preserve"> and the 90th percentile from </w:t>
+      </w:r>
+      <w:r>
+        <w:rPr>
+          <w:b/>
+          <w:bCs/>
+        </w:rPr>
+        <w:t xml:space="preserve">20 to 2.2 minutes</w:t>
+      </w:r>
+      <w:r>
+        <w:t xml:space="preserve">; throughput falls from 24.6 to 17.4 minutes.</w:t>
+      </w:r>
+    </w:p>
+    <w:p>
+      <w:pPr>
+        <w:pStyle w:val="ListParagraph"/>
+        <w:numPr>
+          <w:ilvl w:val="0"/>
+          <w:numId w:val="3"/>
+        </w:numPr>
+        <w:spacing w:after="60"/>
+      </w:pPr>
+      <w:r>
+        <w:rPr>
+          <w:b/>
+          <w:bCs/>
+        </w:rPr>
+        <w:t xml:space="preserve">Food status helps</w:t>
+      </w:r>
+      <w:r>
+        <w:t xml:space="preserve">: queue information alone gives 1.4 minutes; adding the manager's food status gives 0.8.</w:t>
+      </w:r>
+    </w:p>
+    <w:p>
+      <w:pPr>
+        <w:pStyle w:val="ListParagraph"/>
+        <w:numPr>
+          <w:ilvl w:val="0"/>
+          <w:numId w:val="3"/>
+        </w:numPr>
+        <w:spacing w:after="60"/>
+      </w:pPr>
+      <w:r>
+        <w:t xml:space="preserve">About </w:t>
+      </w:r>
+      <w:r>
+        <w:rPr>
+          <w:b/>
+          <w:bCs/>
+        </w:rPr>
+        <w:t xml:space="preserve">1 in 8 students</w:t>
+      </w:r>
+      <w:r>
+        <w:t xml:space="preserve"> walks to the other mess (380 of ~2,960). The LP optimum (section 7.6) moves 337, so the live system is close to the theoretical split.</w:t>
+      </w:r>
+    </w:p>
+    <w:p>
+      <w:pPr>
+        <w:pStyle w:val="ListParagraph"/>
+        <w:numPr>
+          <w:ilvl w:val="0"/>
+          <w:numId w:val="3"/>
+        </w:numPr>
+        <w:spacing w:after="60"/>
+      </w:pPr>
+      <w:r>
+        <w:t xml:space="preserve">Without screens the simulated 90th-percentile wait (~20 min) is close to the ~15 min observed in Phase 1, and the simulated throughput (~16.6 min quiet, ~25.6 min at the peak) sits in the group's 17–25 min range: the assumed inputs are in the right range.</w:t>
+      </w:r>
+    </w:p>
+    <w:p>
+      <w:pPr>
+        <w:pStyle w:val="Heading2"/>
+      </w:pPr>
+      <w:r>
+        <w:t xml:space="preserve">6.2 Stress tests: does the benefit persist? (average queue wait, minutes)</w:t>
+      </w:r>
     </w:p>
     <w:tbl>
       <w:tblPr>
@@ -12694,9 +13043,10 @@
         </w:tblBorders>
       </w:tblPr>
       <w:tblGrid>
-        <w:gridCol w:w="4026"/>
-        <w:gridCol w:w="2500"/>
-        <w:gridCol w:w="2500"/>
+        <w:gridCol w:w="4826"/>
+        <w:gridCol w:w="1400"/>
+        <w:gridCol w:w="1400"/>
+        <w:gridCol w:w="1400"/>
       </w:tblGrid>
       <w:tr>
         <w:trPr>
@@ -12704,7 +13054,7 @@
         </w:trPr>
         <w:tc>
           <w:tcPr>
-            <w:tcW w:type="dxa" w:w="4026"/>
+            <w:tcW w:type="dxa" w:w="4826"/>
             <w:tcBorders>
               <w:top w:val="single" w:color="D9D8D3" w:sz="4"/>
               <w:left w:val="single" w:color="D9D8D3" w:sz="4"/>
@@ -12727,13 +13077,13 @@
                 <w:sz w:val="19"/>
                 <w:szCs w:val="19"/>
               </w:rPr>
-              <w:t xml:space="preserve">Visit time (scan to leaving)</w:t>
-            </w:r>
-          </w:p>
-        </w:tc>
-        <w:tc>
-          <w:tcPr>
-            <w:tcW w:type="dxa" w:w="2500"/>
+              <w:t xml:space="preserve">Changed input</w:t>
+            </w:r>
+          </w:p>
+        </w:tc>
+        <w:tc>
+          <w:tcPr>
+            <w:tcW w:type="dxa" w:w="1400"/>
             <w:tcBorders>
               <w:top w:val="single" w:color="D9D8D3" w:sz="4"/>
               <w:left w:val="single" w:color="D9D8D3" w:sz="4"/>
@@ -12756,13 +13106,13 @@
                 <w:sz w:val="19"/>
                 <w:szCs w:val="19"/>
               </w:rPr>
-              <w:t xml:space="preserve">No screens</w:t>
-            </w:r>
-          </w:p>
-        </w:tc>
-        <w:tc>
-          <w:tcPr>
-            <w:tcW w:type="dxa" w:w="2500"/>
+              <w:t xml:space="preserve">1 Current</w:t>
+            </w:r>
+          </w:p>
+        </w:tc>
+        <w:tc>
+          <w:tcPr>
+            <w:tcW w:type="dxa" w:w="1400"/>
             <w:tcBorders>
               <w:top w:val="single" w:color="D9D8D3" w:sz="4"/>
               <w:left w:val="single" w:color="D9D8D3" w:sz="4"/>
@@ -12785,7 +13135,36 @@
                 <w:sz w:val="19"/>
                 <w:szCs w:val="19"/>
               </w:rPr>
-              <w:t xml:space="preserve">With screens</w:t>
+              <w:t xml:space="preserve">2 Queue only</w:t>
+            </w:r>
+          </w:p>
+        </w:tc>
+        <w:tc>
+          <w:tcPr>
+            <w:tcW w:type="dxa" w:w="1400"/>
+            <w:tcBorders>
+              <w:top w:val="single" w:color="D9D8D3" w:sz="4"/>
+              <w:left w:val="single" w:color="D9D8D3" w:sz="4"/>
+              <w:bottom w:val="single" w:color="D9D8D3" w:sz="4"/>
+              <w:right w:val="single" w:color="D9D8D3" w:sz="4"/>
+            </w:tcBorders>
+            <w:shd w:fill="ECEBE7" w:color="auto" w:val="clear"/>
+            <w:tcMar>
+              <w:top w:type="dxa" w:w="60"/>
+              <w:left w:type="dxa" w:w="100"/>
+              <w:bottom w:type="dxa" w:w="60"/>
+              <w:right w:type="dxa" w:w="100"/>
+            </w:tcMar>
+          </w:tcPr>
+          <w:p>
+            <w:r>
+              <w:rPr>
+                <w:b/>
+                <w:bCs/>
+                <w:sz w:val="19"/>
+                <w:szCs w:val="19"/>
+              </w:rPr>
+              <w:t xml:space="preserve">3 Proposal</w:t>
             </w:r>
           </w:p>
         </w:tc>
@@ -12793,79 +13172,105 @@
       <w:tr>
         <w:tc>
           <w:tcPr>
-            <w:tcW w:type="dxa" w:w="4026"/>
-            <w:tcBorders>
-              <w:top w:val="single" w:color="D9D8D3" w:sz="4"/>
-              <w:left w:val="single" w:color="D9D8D3" w:sz="4"/>
-              <w:bottom w:val="single" w:color="D9D8D3" w:sz="4"/>
-              <w:right w:val="single" w:color="D9D8D3" w:sz="4"/>
-            </w:tcBorders>
-            <w:tcMar>
-              <w:top w:type="dxa" w:w="60"/>
-              <w:left w:type="dxa" w:w="100"/>
-              <w:bottom w:type="dxa" w:w="60"/>
-              <w:right w:type="dxa" w:w="100"/>
-            </w:tcMar>
-          </w:tcPr>
-          <w:p>
-            <w:r>
-              <w:rPr>
-                <w:sz w:val="19"/>
-                <w:szCs w:val="19"/>
-              </w:rPr>
-              <w:t xml:space="preserve">Normal time of day</w:t>
-            </w:r>
-          </w:p>
-        </w:tc>
-        <w:tc>
-          <w:tcPr>
-            <w:tcW w:type="dxa" w:w="2500"/>
-            <w:tcBorders>
-              <w:top w:val="single" w:color="D9D8D3" w:sz="4"/>
-              <w:left w:val="single" w:color="D9D8D3" w:sz="4"/>
-              <w:bottom w:val="single" w:color="D9D8D3" w:sz="4"/>
-              <w:right w:val="single" w:color="D9D8D3" w:sz="4"/>
-            </w:tcBorders>
-            <w:tcMar>
-              <w:top w:type="dxa" w:w="60"/>
-              <w:left w:type="dxa" w:w="100"/>
-              <w:bottom w:type="dxa" w:w="60"/>
-              <w:right w:type="dxa" w:w="100"/>
-            </w:tcMar>
-          </w:tcPr>
-          <w:p>
-            <w:r>
-              <w:rPr>
-                <w:sz w:val="19"/>
-                <w:szCs w:val="19"/>
-              </w:rPr>
-              <w:t xml:space="preserve">≈ 18.4 min</w:t>
-            </w:r>
-          </w:p>
-        </w:tc>
-        <w:tc>
-          <w:tcPr>
-            <w:tcW w:type="dxa" w:w="2500"/>
-            <w:tcBorders>
-              <w:top w:val="single" w:color="D9D8D3" w:sz="4"/>
-              <w:left w:val="single" w:color="D9D8D3" w:sz="4"/>
-              <w:bottom w:val="single" w:color="D9D8D3" w:sz="4"/>
-              <w:right w:val="single" w:color="D9D8D3" w:sz="4"/>
-            </w:tcBorders>
-            <w:tcMar>
-              <w:top w:type="dxa" w:w="60"/>
-              <w:left w:type="dxa" w:w="100"/>
-              <w:bottom w:type="dxa" w:w="60"/>
-              <w:right w:type="dxa" w:w="100"/>
-            </w:tcMar>
-          </w:tcPr>
-          <w:p>
-            <w:r>
-              <w:rPr>
-                <w:sz w:val="19"/>
-                <w:szCs w:val="19"/>
-              </w:rPr>
-              <w:t xml:space="preserve">≈ 17.3 min</w:t>
+            <w:tcW w:type="dxa" w:w="4826"/>
+            <w:tcBorders>
+              <w:top w:val="single" w:color="D9D8D3" w:sz="4"/>
+              <w:left w:val="single" w:color="D9D8D3" w:sz="4"/>
+              <w:bottom w:val="single" w:color="D9D8D3" w:sz="4"/>
+              <w:right w:val="single" w:color="D9D8D3" w:sz="4"/>
+            </w:tcBorders>
+            <w:tcMar>
+              <w:top w:type="dxa" w:w="60"/>
+              <w:left w:type="dxa" w:w="100"/>
+              <w:bottom w:type="dxa" w:w="60"/>
+              <w:right w:type="dxa" w:w="100"/>
+            </w:tcMar>
+          </w:tcPr>
+          <w:p>
+            <w:r>
+              <w:rPr>
+                <w:sz w:val="19"/>
+                <w:szCs w:val="19"/>
+              </w:rPr>
+              <w:t xml:space="preserve">Demand +20% (3,552 students)</w:t>
+            </w:r>
+          </w:p>
+        </w:tc>
+        <w:tc>
+          <w:tcPr>
+            <w:tcW w:type="dxa" w:w="1400"/>
+            <w:tcBorders>
+              <w:top w:val="single" w:color="D9D8D3" w:sz="4"/>
+              <w:left w:val="single" w:color="D9D8D3" w:sz="4"/>
+              <w:bottom w:val="single" w:color="D9D8D3" w:sz="4"/>
+              <w:right w:val="single" w:color="D9D8D3" w:sz="4"/>
+            </w:tcBorders>
+            <w:tcMar>
+              <w:top w:type="dxa" w:w="60"/>
+              <w:left w:type="dxa" w:w="100"/>
+              <w:bottom w:type="dxa" w:w="60"/>
+              <w:right w:type="dxa" w:w="100"/>
+            </w:tcMar>
+          </w:tcPr>
+          <w:p>
+            <w:r>
+              <w:rPr>
+                <w:sz w:val="19"/>
+                <w:szCs w:val="19"/>
+              </w:rPr>
+              <w:t xml:space="preserve">15.71</w:t>
+            </w:r>
+          </w:p>
+        </w:tc>
+        <w:tc>
+          <w:tcPr>
+            <w:tcW w:type="dxa" w:w="1400"/>
+            <w:tcBorders>
+              <w:top w:val="single" w:color="D9D8D3" w:sz="4"/>
+              <w:left w:val="single" w:color="D9D8D3" w:sz="4"/>
+              <w:bottom w:val="single" w:color="D9D8D3" w:sz="4"/>
+              <w:right w:val="single" w:color="D9D8D3" w:sz="4"/>
+            </w:tcBorders>
+            <w:tcMar>
+              <w:top w:type="dxa" w:w="60"/>
+              <w:left w:type="dxa" w:w="100"/>
+              <w:bottom w:type="dxa" w:w="60"/>
+              <w:right w:type="dxa" w:w="100"/>
+            </w:tcMar>
+          </w:tcPr>
+          <w:p>
+            <w:r>
+              <w:rPr>
+                <w:sz w:val="19"/>
+                <w:szCs w:val="19"/>
+              </w:rPr>
+              <w:t xml:space="preserve">2.67</w:t>
+            </w:r>
+          </w:p>
+        </w:tc>
+        <w:tc>
+          <w:tcPr>
+            <w:tcW w:type="dxa" w:w="1400"/>
+            <w:tcBorders>
+              <w:top w:val="single" w:color="D9D8D3" w:sz="4"/>
+              <w:left w:val="single" w:color="D9D8D3" w:sz="4"/>
+              <w:bottom w:val="single" w:color="D9D8D3" w:sz="4"/>
+              <w:right w:val="single" w:color="D9D8D3" w:sz="4"/>
+            </w:tcBorders>
+            <w:tcMar>
+              <w:top w:type="dxa" w:w="60"/>
+              <w:left w:type="dxa" w:w="100"/>
+              <w:bottom w:type="dxa" w:w="60"/>
+              <w:right w:type="dxa" w:w="100"/>
+            </w:tcMar>
+          </w:tcPr>
+          <w:p>
+            <w:r>
+              <w:rPr>
+                <w:sz w:val="19"/>
+                <w:szCs w:val="19"/>
+              </w:rPr>
+              <w:t xml:space="preserve">2.73</w:t>
             </w:r>
           </w:p>
         </w:tc>
@@ -12873,79 +13278,847 @@
       <w:tr>
         <w:tc>
           <w:tcPr>
-            <w:tcW w:type="dxa" w:w="4026"/>
-            <w:tcBorders>
-              <w:top w:val="single" w:color="D9D8D3" w:sz="4"/>
-              <w:left w:val="single" w:color="D9D8D3" w:sz="4"/>
-              <w:bottom w:val="single" w:color="D9D8D3" w:sz="4"/>
-              <w:right w:val="single" w:color="D9D8D3" w:sz="4"/>
-            </w:tcBorders>
-            <w:tcMar>
-              <w:top w:type="dxa" w:w="60"/>
-              <w:left w:type="dxa" w:w="100"/>
-              <w:bottom w:type="dxa" w:w="60"/>
-              <w:right w:type="dxa" w:w="100"/>
-            </w:tcMar>
-          </w:tcPr>
-          <w:p>
-            <w:r>
-              <w:rPr>
-                <w:sz w:val="19"/>
-                <w:szCs w:val="19"/>
-              </w:rPr>
-              <w:t xml:space="preserve">Peak (±15 min around the busiest moment)</w:t>
-            </w:r>
-          </w:p>
-        </w:tc>
-        <w:tc>
-          <w:tcPr>
-            <w:tcW w:type="dxa" w:w="2500"/>
-            <w:tcBorders>
-              <w:top w:val="single" w:color="D9D8D3" w:sz="4"/>
-              <w:left w:val="single" w:color="D9D8D3" w:sz="4"/>
-              <w:bottom w:val="single" w:color="D9D8D3" w:sz="4"/>
-              <w:right w:val="single" w:color="D9D8D3" w:sz="4"/>
-            </w:tcBorders>
-            <w:tcMar>
-              <w:top w:type="dxa" w:w="60"/>
-              <w:left w:type="dxa" w:w="100"/>
-              <w:bottom w:type="dxa" w:w="60"/>
-              <w:right w:type="dxa" w:w="100"/>
-            </w:tcMar>
-          </w:tcPr>
-          <w:p>
-            <w:r>
-              <w:rPr>
-                <w:sz w:val="19"/>
-                <w:szCs w:val="19"/>
-              </w:rPr>
-              <w:t xml:space="preserve">≈ 25.2 min</w:t>
-            </w:r>
-          </w:p>
-        </w:tc>
-        <w:tc>
-          <w:tcPr>
-            <w:tcW w:type="dxa" w:w="2500"/>
-            <w:tcBorders>
-              <w:top w:val="single" w:color="D9D8D3" w:sz="4"/>
-              <w:left w:val="single" w:color="D9D8D3" w:sz="4"/>
-              <w:bottom w:val="single" w:color="D9D8D3" w:sz="4"/>
-              <w:right w:val="single" w:color="D9D8D3" w:sz="4"/>
-            </w:tcBorders>
-            <w:tcMar>
-              <w:top w:type="dxa" w:w="60"/>
-              <w:left w:type="dxa" w:w="100"/>
-              <w:bottom w:type="dxa" w:w="60"/>
-              <w:right w:type="dxa" w:w="100"/>
-            </w:tcMar>
-          </w:tcPr>
-          <w:p>
-            <w:r>
-              <w:rPr>
-                <w:sz w:val="19"/>
-                <w:szCs w:val="19"/>
-              </w:rPr>
-              <w:t xml:space="preserve">≈ 18.1 min</w:t>
+            <w:tcW w:type="dxa" w:w="4826"/>
+            <w:tcBorders>
+              <w:top w:val="single" w:color="D9D8D3" w:sz="4"/>
+              <w:left w:val="single" w:color="D9D8D3" w:sz="4"/>
+              <w:bottom w:val="single" w:color="D9D8D3" w:sz="4"/>
+              <w:right w:val="single" w:color="D9D8D3" w:sz="4"/>
+            </w:tcBorders>
+            <w:tcMar>
+              <w:top w:type="dxa" w:w="60"/>
+              <w:left w:type="dxa" w:w="100"/>
+              <w:bottom w:type="dxa" w:w="60"/>
+              <w:right w:type="dxa" w:w="100"/>
+            </w:tcMar>
+          </w:tcPr>
+          <w:p>
+            <w:r>
+              <w:rPr>
+                <w:sz w:val="19"/>
+                <w:szCs w:val="19"/>
+              </w:rPr>
+              <w:t xml:space="preserve">Sharper peak (spread 25 min, not 35)</w:t>
+            </w:r>
+          </w:p>
+        </w:tc>
+        <w:tc>
+          <w:tcPr>
+            <w:tcW w:type="dxa" w:w="1400"/>
+            <w:tcBorders>
+              <w:top w:val="single" w:color="D9D8D3" w:sz="4"/>
+              <w:left w:val="single" w:color="D9D8D3" w:sz="4"/>
+              <w:bottom w:val="single" w:color="D9D8D3" w:sz="4"/>
+              <w:right w:val="single" w:color="D9D8D3" w:sz="4"/>
+            </w:tcBorders>
+            <w:tcMar>
+              <w:top w:type="dxa" w:w="60"/>
+              <w:left w:type="dxa" w:w="100"/>
+              <w:bottom w:type="dxa" w:w="60"/>
+              <w:right w:type="dxa" w:w="100"/>
+            </w:tcMar>
+          </w:tcPr>
+          <w:p>
+            <w:r>
+              <w:rPr>
+                <w:sz w:val="19"/>
+                <w:szCs w:val="19"/>
+              </w:rPr>
+              <w:t xml:space="preserve">16.88</w:t>
+            </w:r>
+          </w:p>
+        </w:tc>
+        <w:tc>
+          <w:tcPr>
+            <w:tcW w:type="dxa" w:w="1400"/>
+            <w:tcBorders>
+              <w:top w:val="single" w:color="D9D8D3" w:sz="4"/>
+              <w:left w:val="single" w:color="D9D8D3" w:sz="4"/>
+              <w:bottom w:val="single" w:color="D9D8D3" w:sz="4"/>
+              <w:right w:val="single" w:color="D9D8D3" w:sz="4"/>
+            </w:tcBorders>
+            <w:tcMar>
+              <w:top w:type="dxa" w:w="60"/>
+              <w:left w:type="dxa" w:w="100"/>
+              <w:bottom w:type="dxa" w:w="60"/>
+              <w:right w:type="dxa" w:w="100"/>
+            </w:tcMar>
+          </w:tcPr>
+          <w:p>
+            <w:r>
+              <w:rPr>
+                <w:sz w:val="19"/>
+                <w:szCs w:val="19"/>
+              </w:rPr>
+              <w:t xml:space="preserve">4.16</w:t>
+            </w:r>
+          </w:p>
+        </w:tc>
+        <w:tc>
+          <w:tcPr>
+            <w:tcW w:type="dxa" w:w="1400"/>
+            <w:tcBorders>
+              <w:top w:val="single" w:color="D9D8D3" w:sz="4"/>
+              <w:left w:val="single" w:color="D9D8D3" w:sz="4"/>
+              <w:bottom w:val="single" w:color="D9D8D3" w:sz="4"/>
+              <w:right w:val="single" w:color="D9D8D3" w:sz="4"/>
+            </w:tcBorders>
+            <w:tcMar>
+              <w:top w:type="dxa" w:w="60"/>
+              <w:left w:type="dxa" w:w="100"/>
+              <w:bottom w:type="dxa" w:w="60"/>
+              <w:right w:type="dxa" w:w="100"/>
+            </w:tcMar>
+          </w:tcPr>
+          <w:p>
+            <w:r>
+              <w:rPr>
+                <w:sz w:val="19"/>
+                <w:szCs w:val="19"/>
+              </w:rPr>
+              <w:t xml:space="preserve">3.45</w:t>
+            </w:r>
+          </w:p>
+        </w:tc>
+      </w:tr>
+      <w:tr>
+        <w:tc>
+          <w:tcPr>
+            <w:tcW w:type="dxa" w:w="4826"/>
+            <w:tcBorders>
+              <w:top w:val="single" w:color="D9D8D3" w:sz="4"/>
+              <w:left w:val="single" w:color="D9D8D3" w:sz="4"/>
+              <w:bottom w:val="single" w:color="D9D8D3" w:sz="4"/>
+              <w:right w:val="single" w:color="D9D8D3" w:sz="4"/>
+            </w:tcBorders>
+            <w:tcMar>
+              <w:top w:type="dxa" w:w="60"/>
+              <w:left w:type="dxa" w:w="100"/>
+              <w:bottom w:type="dxa" w:w="60"/>
+              <w:right w:type="dxa" w:w="100"/>
+            </w:tcMar>
+          </w:tcPr>
+          <w:p>
+            <w:r>
+              <w:rPr>
+                <w:sz w:val="19"/>
+                <w:szCs w:val="19"/>
+              </w:rPr>
+              <w:t xml:space="preserve">Only 30% follow the screens</w:t>
+            </w:r>
+          </w:p>
+        </w:tc>
+        <w:tc>
+          <w:tcPr>
+            <w:tcW w:type="dxa" w:w="1400"/>
+            <w:tcBorders>
+              <w:top w:val="single" w:color="D9D8D3" w:sz="4"/>
+              <w:left w:val="single" w:color="D9D8D3" w:sz="4"/>
+              <w:bottom w:val="single" w:color="D9D8D3" w:sz="4"/>
+              <w:right w:val="single" w:color="D9D8D3" w:sz="4"/>
+            </w:tcBorders>
+            <w:tcMar>
+              <w:top w:type="dxa" w:w="60"/>
+              <w:left w:type="dxa" w:w="100"/>
+              <w:bottom w:type="dxa" w:w="60"/>
+              <w:right w:type="dxa" w:w="100"/>
+            </w:tcMar>
+          </w:tcPr>
+          <w:p>
+            <w:r>
+              <w:rPr>
+                <w:sz w:val="19"/>
+                <w:szCs w:val="19"/>
+              </w:rPr>
+              <w:t xml:space="preserve">8.02</w:t>
+            </w:r>
+          </w:p>
+        </w:tc>
+        <w:tc>
+          <w:tcPr>
+            <w:tcW w:type="dxa" w:w="1400"/>
+            <w:tcBorders>
+              <w:top w:val="single" w:color="D9D8D3" w:sz="4"/>
+              <w:left w:val="single" w:color="D9D8D3" w:sz="4"/>
+              <w:bottom w:val="single" w:color="D9D8D3" w:sz="4"/>
+              <w:right w:val="single" w:color="D9D8D3" w:sz="4"/>
+            </w:tcBorders>
+            <w:tcMar>
+              <w:top w:type="dxa" w:w="60"/>
+              <w:left w:type="dxa" w:w="100"/>
+              <w:bottom w:type="dxa" w:w="60"/>
+              <w:right w:type="dxa" w:w="100"/>
+            </w:tcMar>
+          </w:tcPr>
+          <w:p>
+            <w:r>
+              <w:rPr>
+                <w:sz w:val="19"/>
+                <w:szCs w:val="19"/>
+              </w:rPr>
+              <w:t xml:space="preserve">1.70</w:t>
+            </w:r>
+          </w:p>
+        </w:tc>
+        <w:tc>
+          <w:tcPr>
+            <w:tcW w:type="dxa" w:w="1400"/>
+            <w:tcBorders>
+              <w:top w:val="single" w:color="D9D8D3" w:sz="4"/>
+              <w:left w:val="single" w:color="D9D8D3" w:sz="4"/>
+              <w:bottom w:val="single" w:color="D9D8D3" w:sz="4"/>
+              <w:right w:val="single" w:color="D9D8D3" w:sz="4"/>
+            </w:tcBorders>
+            <w:tcMar>
+              <w:top w:type="dxa" w:w="60"/>
+              <w:left w:type="dxa" w:w="100"/>
+              <w:bottom w:type="dxa" w:w="60"/>
+              <w:right w:type="dxa" w:w="100"/>
+            </w:tcMar>
+          </w:tcPr>
+          <w:p>
+            <w:r>
+              <w:rPr>
+                <w:sz w:val="19"/>
+                <w:szCs w:val="19"/>
+              </w:rPr>
+              <w:t xml:space="preserve">1.51</w:t>
+            </w:r>
+          </w:p>
+        </w:tc>
+      </w:tr>
+      <w:tr>
+        <w:tc>
+          <w:tcPr>
+            <w:tcW w:type="dxa" w:w="4826"/>
+            <w:tcBorders>
+              <w:top w:val="single" w:color="D9D8D3" w:sz="4"/>
+              <w:left w:val="single" w:color="D9D8D3" w:sz="4"/>
+              <w:bottom w:val="single" w:color="D9D8D3" w:sz="4"/>
+              <w:right w:val="single" w:color="D9D8D3" w:sz="4"/>
+            </w:tcBorders>
+            <w:tcMar>
+              <w:top w:type="dxa" w:w="60"/>
+              <w:left w:type="dxa" w:w="100"/>
+              <w:bottom w:type="dxa" w:w="60"/>
+              <w:right w:type="dxa" w:w="100"/>
+            </w:tcMar>
+          </w:tcPr>
+          <w:p>
+            <w:r>
+              <w:rPr>
+                <w:sz w:val="19"/>
+                <w:szCs w:val="19"/>
+              </w:rPr>
+              <w:t xml:space="preserve">Everyone follows the screens</w:t>
+            </w:r>
+          </w:p>
+        </w:tc>
+        <w:tc>
+          <w:tcPr>
+            <w:tcW w:type="dxa" w:w="1400"/>
+            <w:tcBorders>
+              <w:top w:val="single" w:color="D9D8D3" w:sz="4"/>
+              <w:left w:val="single" w:color="D9D8D3" w:sz="4"/>
+              <w:bottom w:val="single" w:color="D9D8D3" w:sz="4"/>
+              <w:right w:val="single" w:color="D9D8D3" w:sz="4"/>
+            </w:tcBorders>
+            <w:tcMar>
+              <w:top w:type="dxa" w:w="60"/>
+              <w:left w:type="dxa" w:w="100"/>
+              <w:bottom w:type="dxa" w:w="60"/>
+              <w:right w:type="dxa" w:w="100"/>
+            </w:tcMar>
+          </w:tcPr>
+          <w:p>
+            <w:r>
+              <w:rPr>
+                <w:sz w:val="19"/>
+                <w:szCs w:val="19"/>
+              </w:rPr>
+              <w:t xml:space="preserve">8.02</w:t>
+            </w:r>
+          </w:p>
+        </w:tc>
+        <w:tc>
+          <w:tcPr>
+            <w:tcW w:type="dxa" w:w="1400"/>
+            <w:tcBorders>
+              <w:top w:val="single" w:color="D9D8D3" w:sz="4"/>
+              <w:left w:val="single" w:color="D9D8D3" w:sz="4"/>
+              <w:bottom w:val="single" w:color="D9D8D3" w:sz="4"/>
+              <w:right w:val="single" w:color="D9D8D3" w:sz="4"/>
+            </w:tcBorders>
+            <w:tcMar>
+              <w:top w:type="dxa" w:w="60"/>
+              <w:left w:type="dxa" w:w="100"/>
+              <w:bottom w:type="dxa" w:w="60"/>
+              <w:right w:type="dxa" w:w="100"/>
+            </w:tcMar>
+          </w:tcPr>
+          <w:p>
+            <w:r>
+              <w:rPr>
+                <w:sz w:val="19"/>
+                <w:szCs w:val="19"/>
+              </w:rPr>
+              <w:t xml:space="preserve">1.26</w:t>
+            </w:r>
+          </w:p>
+        </w:tc>
+        <w:tc>
+          <w:tcPr>
+            <w:tcW w:type="dxa" w:w="1400"/>
+            <w:tcBorders>
+              <w:top w:val="single" w:color="D9D8D3" w:sz="4"/>
+              <w:left w:val="single" w:color="D9D8D3" w:sz="4"/>
+              <w:bottom w:val="single" w:color="D9D8D3" w:sz="4"/>
+              <w:right w:val="single" w:color="D9D8D3" w:sz="4"/>
+            </w:tcBorders>
+            <w:tcMar>
+              <w:top w:type="dxa" w:w="60"/>
+              <w:left w:type="dxa" w:w="100"/>
+              <w:bottom w:type="dxa" w:w="60"/>
+              <w:right w:type="dxa" w:w="100"/>
+            </w:tcMar>
+          </w:tcPr>
+          <w:p>
+            <w:r>
+              <w:rPr>
+                <w:sz w:val="19"/>
+                <w:szCs w:val="19"/>
+              </w:rPr>
+              <w:t xml:space="preserve">0.92</w:t>
+            </w:r>
+          </w:p>
+        </w:tc>
+      </w:tr>
+      <w:tr>
+        <w:tc>
+          <w:tcPr>
+            <w:tcW w:type="dxa" w:w="4826"/>
+            <w:tcBorders>
+              <w:top w:val="single" w:color="D9D8D3" w:sz="4"/>
+              <w:left w:val="single" w:color="D9D8D3" w:sz="4"/>
+              <w:bottom w:val="single" w:color="D9D8D3" w:sz="4"/>
+              <w:right w:val="single" w:color="D9D8D3" w:sz="4"/>
+            </w:tcBorders>
+            <w:tcMar>
+              <w:top w:type="dxa" w:w="60"/>
+              <w:left w:type="dxa" w:w="100"/>
+              <w:bottom w:type="dxa" w:w="60"/>
+              <w:right w:type="dxa" w:w="100"/>
+            </w:tcMar>
+          </w:tcPr>
+          <w:p>
+            <w:r>
+              <w:rPr>
+                <w:sz w:val="19"/>
+                <w:szCs w:val="19"/>
+              </w:rPr>
+              <w:t xml:space="preserve">Slower serving: 8 students/min per station</w:t>
+            </w:r>
+          </w:p>
+        </w:tc>
+        <w:tc>
+          <w:tcPr>
+            <w:tcW w:type="dxa" w:w="1400"/>
+            <w:tcBorders>
+              <w:top w:val="single" w:color="D9D8D3" w:sz="4"/>
+              <w:left w:val="single" w:color="D9D8D3" w:sz="4"/>
+              <w:bottom w:val="single" w:color="D9D8D3" w:sz="4"/>
+              <w:right w:val="single" w:color="D9D8D3" w:sz="4"/>
+            </w:tcBorders>
+            <w:tcMar>
+              <w:top w:type="dxa" w:w="60"/>
+              <w:left w:type="dxa" w:w="100"/>
+              <w:bottom w:type="dxa" w:w="60"/>
+              <w:right w:type="dxa" w:w="100"/>
+            </w:tcMar>
+          </w:tcPr>
+          <w:p>
+            <w:r>
+              <w:rPr>
+                <w:sz w:val="19"/>
+                <w:szCs w:val="19"/>
+              </w:rPr>
+              <w:t xml:space="preserve">16.09</w:t>
+            </w:r>
+          </w:p>
+        </w:tc>
+        <w:tc>
+          <w:tcPr>
+            <w:tcW w:type="dxa" w:w="1400"/>
+            <w:tcBorders>
+              <w:top w:val="single" w:color="D9D8D3" w:sz="4"/>
+              <w:left w:val="single" w:color="D9D8D3" w:sz="4"/>
+              <w:bottom w:val="single" w:color="D9D8D3" w:sz="4"/>
+              <w:right w:val="single" w:color="D9D8D3" w:sz="4"/>
+            </w:tcBorders>
+            <w:tcMar>
+              <w:top w:type="dxa" w:w="60"/>
+              <w:left w:type="dxa" w:w="100"/>
+              <w:bottom w:type="dxa" w:w="60"/>
+              <w:right w:type="dxa" w:w="100"/>
+            </w:tcMar>
+          </w:tcPr>
+          <w:p>
+            <w:r>
+              <w:rPr>
+                <w:sz w:val="19"/>
+                <w:szCs w:val="19"/>
+              </w:rPr>
+              <w:t xml:space="preserve">1.76</w:t>
+            </w:r>
+          </w:p>
+        </w:tc>
+        <w:tc>
+          <w:tcPr>
+            <w:tcW w:type="dxa" w:w="1400"/>
+            <w:tcBorders>
+              <w:top w:val="single" w:color="D9D8D3" w:sz="4"/>
+              <w:left w:val="single" w:color="D9D8D3" w:sz="4"/>
+              <w:bottom w:val="single" w:color="D9D8D3" w:sz="4"/>
+              <w:right w:val="single" w:color="D9D8D3" w:sz="4"/>
+            </w:tcBorders>
+            <w:tcMar>
+              <w:top w:type="dxa" w:w="60"/>
+              <w:left w:type="dxa" w:w="100"/>
+              <w:bottom w:type="dxa" w:w="60"/>
+              <w:right w:type="dxa" w:w="100"/>
+            </w:tcMar>
+          </w:tcPr>
+          <w:p>
+            <w:r>
+              <w:rPr>
+                <w:sz w:val="19"/>
+                <w:szCs w:val="19"/>
+              </w:rPr>
+              <w:t xml:space="preserve">1.66</w:t>
+            </w:r>
+          </w:p>
+        </w:tc>
+      </w:tr>
+      <w:tr>
+        <w:tc>
+          <w:tcPr>
+            <w:tcW w:type="dxa" w:w="4826"/>
+            <w:tcBorders>
+              <w:top w:val="single" w:color="D9D8D3" w:sz="4"/>
+              <w:left w:val="single" w:color="D9D8D3" w:sz="4"/>
+              <w:bottom w:val="single" w:color="D9D8D3" w:sz="4"/>
+              <w:right w:val="single" w:color="D9D8D3" w:sz="4"/>
+            </w:tcBorders>
+            <w:tcMar>
+              <w:top w:type="dxa" w:w="60"/>
+              <w:left w:type="dxa" w:w="100"/>
+              <w:bottom w:type="dxa" w:w="60"/>
+              <w:right w:type="dxa" w:w="100"/>
+            </w:tcMar>
+          </w:tcPr>
+          <w:p>
+            <w:r>
+              <w:rPr>
+                <w:sz w:val="19"/>
+                <w:szCs w:val="19"/>
+              </w:rPr>
+              <w:t xml:space="preserve">Faster serving: 12 students/min per station</w:t>
+            </w:r>
+          </w:p>
+        </w:tc>
+        <w:tc>
+          <w:tcPr>
+            <w:tcW w:type="dxa" w:w="1400"/>
+            <w:tcBorders>
+              <w:top w:val="single" w:color="D9D8D3" w:sz="4"/>
+              <w:left w:val="single" w:color="D9D8D3" w:sz="4"/>
+              <w:bottom w:val="single" w:color="D9D8D3" w:sz="4"/>
+              <w:right w:val="single" w:color="D9D8D3" w:sz="4"/>
+            </w:tcBorders>
+            <w:tcMar>
+              <w:top w:type="dxa" w:w="60"/>
+              <w:left w:type="dxa" w:w="100"/>
+              <w:bottom w:type="dxa" w:w="60"/>
+              <w:right w:type="dxa" w:w="100"/>
+            </w:tcMar>
+          </w:tcPr>
+          <w:p>
+            <w:r>
+              <w:rPr>
+                <w:sz w:val="19"/>
+                <w:szCs w:val="19"/>
+              </w:rPr>
+              <w:t xml:space="preserve">4.05</w:t>
+            </w:r>
+          </w:p>
+        </w:tc>
+        <w:tc>
+          <w:tcPr>
+            <w:tcW w:type="dxa" w:w="1400"/>
+            <w:tcBorders>
+              <w:top w:val="single" w:color="D9D8D3" w:sz="4"/>
+              <w:left w:val="single" w:color="D9D8D3" w:sz="4"/>
+              <w:bottom w:val="single" w:color="D9D8D3" w:sz="4"/>
+              <w:right w:val="single" w:color="D9D8D3" w:sz="4"/>
+            </w:tcBorders>
+            <w:tcMar>
+              <w:top w:type="dxa" w:w="60"/>
+              <w:left w:type="dxa" w:w="100"/>
+              <w:bottom w:type="dxa" w:w="60"/>
+              <w:right w:type="dxa" w:w="100"/>
+            </w:tcMar>
+          </w:tcPr>
+          <w:p>
+            <w:r>
+              <w:rPr>
+                <w:sz w:val="19"/>
+                <w:szCs w:val="19"/>
+              </w:rPr>
+              <w:t xml:space="preserve">2.17</w:t>
+            </w:r>
+          </w:p>
+        </w:tc>
+        <w:tc>
+          <w:tcPr>
+            <w:tcW w:type="dxa" w:w="1400"/>
+            <w:tcBorders>
+              <w:top w:val="single" w:color="D9D8D3" w:sz="4"/>
+              <w:left w:val="single" w:color="D9D8D3" w:sz="4"/>
+              <w:bottom w:val="single" w:color="D9D8D3" w:sz="4"/>
+              <w:right w:val="single" w:color="D9D8D3" w:sz="4"/>
+            </w:tcBorders>
+            <w:tcMar>
+              <w:top w:type="dxa" w:w="60"/>
+              <w:left w:type="dxa" w:w="100"/>
+              <w:bottom w:type="dxa" w:w="60"/>
+              <w:right w:type="dxa" w:w="100"/>
+            </w:tcMar>
+          </w:tcPr>
+          <w:p>
+            <w:r>
+              <w:rPr>
+                <w:sz w:val="19"/>
+                <w:szCs w:val="19"/>
+              </w:rPr>
+              <w:t xml:space="preserve">0.78</w:t>
+            </w:r>
+          </w:p>
+        </w:tc>
+      </w:tr>
+      <w:tr>
+        <w:tc>
+          <w:tcPr>
+            <w:tcW w:type="dxa" w:w="4826"/>
+            <w:tcBorders>
+              <w:top w:val="single" w:color="D9D8D3" w:sz="4"/>
+              <w:left w:val="single" w:color="D9D8D3" w:sz="4"/>
+              <w:bottom w:val="single" w:color="D9D8D3" w:sz="4"/>
+              <w:right w:val="single" w:color="D9D8D3" w:sz="4"/>
+            </w:tcBorders>
+            <w:tcMar>
+              <w:top w:type="dxa" w:w="60"/>
+              <w:left w:type="dxa" w:w="100"/>
+              <w:bottom w:type="dxa" w:w="60"/>
+              <w:right w:type="dxa" w:w="100"/>
+            </w:tcMar>
+          </w:tcPr>
+          <w:p>
+            <w:r>
+              <w:rPr>
+                <w:sz w:val="19"/>
+                <w:szCs w:val="19"/>
+              </w:rPr>
+              <w:t xml:space="preserve">More stock-outs: next batch never ready</w:t>
+            </w:r>
+          </w:p>
+        </w:tc>
+        <w:tc>
+          <w:tcPr>
+            <w:tcW w:type="dxa" w:w="1400"/>
+            <w:tcBorders>
+              <w:top w:val="single" w:color="D9D8D3" w:sz="4"/>
+              <w:left w:val="single" w:color="D9D8D3" w:sz="4"/>
+              <w:bottom w:val="single" w:color="D9D8D3" w:sz="4"/>
+              <w:right w:val="single" w:color="D9D8D3" w:sz="4"/>
+            </w:tcBorders>
+            <w:tcMar>
+              <w:top w:type="dxa" w:w="60"/>
+              <w:left w:type="dxa" w:w="100"/>
+              <w:bottom w:type="dxa" w:w="60"/>
+              <w:right w:type="dxa" w:w="100"/>
+            </w:tcMar>
+          </w:tcPr>
+          <w:p>
+            <w:r>
+              <w:rPr>
+                <w:sz w:val="19"/>
+                <w:szCs w:val="19"/>
+              </w:rPr>
+              <w:t xml:space="preserve">10.41</w:t>
+            </w:r>
+          </w:p>
+        </w:tc>
+        <w:tc>
+          <w:tcPr>
+            <w:tcW w:type="dxa" w:w="1400"/>
+            <w:tcBorders>
+              <w:top w:val="single" w:color="D9D8D3" w:sz="4"/>
+              <w:left w:val="single" w:color="D9D8D3" w:sz="4"/>
+              <w:bottom w:val="single" w:color="D9D8D3" w:sz="4"/>
+              <w:right w:val="single" w:color="D9D8D3" w:sz="4"/>
+            </w:tcBorders>
+            <w:tcMar>
+              <w:top w:type="dxa" w:w="60"/>
+              <w:left w:type="dxa" w:w="100"/>
+              <w:bottom w:type="dxa" w:w="60"/>
+              <w:right w:type="dxa" w:w="100"/>
+            </w:tcMar>
+          </w:tcPr>
+          <w:p>
+            <w:r>
+              <w:rPr>
+                <w:sz w:val="19"/>
+                <w:szCs w:val="19"/>
+              </w:rPr>
+              <w:t xml:space="preserve">3.07</w:t>
+            </w:r>
+          </w:p>
+        </w:tc>
+        <w:tc>
+          <w:tcPr>
+            <w:tcW w:type="dxa" w:w="1400"/>
+            <w:tcBorders>
+              <w:top w:val="single" w:color="D9D8D3" w:sz="4"/>
+              <w:left w:val="single" w:color="D9D8D3" w:sz="4"/>
+              <w:bottom w:val="single" w:color="D9D8D3" w:sz="4"/>
+              <w:right w:val="single" w:color="D9D8D3" w:sz="4"/>
+            </w:tcBorders>
+            <w:tcMar>
+              <w:top w:type="dxa" w:w="60"/>
+              <w:left w:type="dxa" w:w="100"/>
+              <w:bottom w:type="dxa" w:w="60"/>
+              <w:right w:type="dxa" w:w="100"/>
+            </w:tcMar>
+          </w:tcPr>
+          <w:p>
+            <w:r>
+              <w:rPr>
+                <w:sz w:val="19"/>
+                <w:szCs w:val="19"/>
+              </w:rPr>
+              <w:t xml:space="preserve">1.91</w:t>
+            </w:r>
+          </w:p>
+        </w:tc>
+      </w:tr>
+      <w:tr>
+        <w:tc>
+          <w:tcPr>
+            <w:tcW w:type="dxa" w:w="4826"/>
+            <w:tcBorders>
+              <w:top w:val="single" w:color="D9D8D3" w:sz="4"/>
+              <w:left w:val="single" w:color="D9D8D3" w:sz="4"/>
+              <w:bottom w:val="single" w:color="D9D8D3" w:sz="4"/>
+              <w:right w:val="single" w:color="D9D8D3" w:sz="4"/>
+            </w:tcBorders>
+            <w:tcMar>
+              <w:top w:type="dxa" w:w="60"/>
+              <w:left w:type="dxa" w:w="100"/>
+              <w:bottom w:type="dxa" w:w="60"/>
+              <w:right w:type="dxa" w:w="100"/>
+            </w:tcMar>
+          </w:tcPr>
+          <w:p>
+            <w:r>
+              <w:rPr>
+                <w:sz w:val="19"/>
+                <w:szCs w:val="19"/>
+              </w:rPr>
+              <w:t xml:space="preserve">No stock-outs: next batch always ready</w:t>
+            </w:r>
+          </w:p>
+        </w:tc>
+        <w:tc>
+          <w:tcPr>
+            <w:tcW w:type="dxa" w:w="1400"/>
+            <w:tcBorders>
+              <w:top w:val="single" w:color="D9D8D3" w:sz="4"/>
+              <w:left w:val="single" w:color="D9D8D3" w:sz="4"/>
+              <w:bottom w:val="single" w:color="D9D8D3" w:sz="4"/>
+              <w:right w:val="single" w:color="D9D8D3" w:sz="4"/>
+            </w:tcBorders>
+            <w:tcMar>
+              <w:top w:type="dxa" w:w="60"/>
+              <w:left w:type="dxa" w:w="100"/>
+              <w:bottom w:type="dxa" w:w="60"/>
+              <w:right w:type="dxa" w:w="100"/>
+            </w:tcMar>
+          </w:tcPr>
+          <w:p>
+            <w:r>
+              <w:rPr>
+                <w:sz w:val="19"/>
+                <w:szCs w:val="19"/>
+              </w:rPr>
+              <w:t xml:space="preserve">6.90</w:t>
+            </w:r>
+          </w:p>
+        </w:tc>
+        <w:tc>
+          <w:tcPr>
+            <w:tcW w:type="dxa" w:w="1400"/>
+            <w:tcBorders>
+              <w:top w:val="single" w:color="D9D8D3" w:sz="4"/>
+              <w:left w:val="single" w:color="D9D8D3" w:sz="4"/>
+              <w:bottom w:val="single" w:color="D9D8D3" w:sz="4"/>
+              <w:right w:val="single" w:color="D9D8D3" w:sz="4"/>
+            </w:tcBorders>
+            <w:tcMar>
+              <w:top w:type="dxa" w:w="60"/>
+              <w:left w:type="dxa" w:w="100"/>
+              <w:bottom w:type="dxa" w:w="60"/>
+              <w:right w:type="dxa" w:w="100"/>
+            </w:tcMar>
+          </w:tcPr>
+          <w:p>
+            <w:r>
+              <w:rPr>
+                <w:sz w:val="19"/>
+                <w:szCs w:val="19"/>
+              </w:rPr>
+              <w:t xml:space="preserve">0.71</w:t>
+            </w:r>
+          </w:p>
+        </w:tc>
+        <w:tc>
+          <w:tcPr>
+            <w:tcW w:type="dxa" w:w="1400"/>
+            <w:tcBorders>
+              <w:top w:val="single" w:color="D9D8D3" w:sz="4"/>
+              <w:left w:val="single" w:color="D9D8D3" w:sz="4"/>
+              <w:bottom w:val="single" w:color="D9D8D3" w:sz="4"/>
+              <w:right w:val="single" w:color="D9D8D3" w:sz="4"/>
+            </w:tcBorders>
+            <w:tcMar>
+              <w:top w:type="dxa" w:w="60"/>
+              <w:left w:type="dxa" w:w="100"/>
+              <w:bottom w:type="dxa" w:w="60"/>
+              <w:right w:type="dxa" w:w="100"/>
+            </w:tcMar>
+          </w:tcPr>
+          <w:p>
+            <w:r>
+              <w:rPr>
+                <w:sz w:val="19"/>
+                <w:szCs w:val="19"/>
+              </w:rPr>
+              <w:t xml:space="preserve">0.70</w:t>
+            </w:r>
+          </w:p>
+        </w:tc>
+      </w:tr>
+      <w:tr>
+        <w:tc>
+          <w:tcPr>
+            <w:tcW w:type="dxa" w:w="4826"/>
+            <w:tcBorders>
+              <w:top w:val="single" w:color="D9D8D3" w:sz="4"/>
+              <w:left w:val="single" w:color="D9D8D3" w:sz="4"/>
+              <w:bottom w:val="single" w:color="D9D8D3" w:sz="4"/>
+              <w:right w:val="single" w:color="D9D8D3" w:sz="4"/>
+            </w:tcBorders>
+            <w:tcMar>
+              <w:top w:type="dxa" w:w="60"/>
+              <w:left w:type="dxa" w:w="100"/>
+              <w:bottom w:type="dxa" w:w="60"/>
+              <w:right w:type="dxa" w:w="100"/>
+            </w:tcMar>
+          </w:tcPr>
+          <w:p>
+            <w:r>
+              <w:rPr>
+                <w:sz w:val="19"/>
+                <w:szCs w:val="19"/>
+              </w:rPr>
+              <w:t xml:space="preserve">Slower eating: 15-18 min</w:t>
+            </w:r>
+          </w:p>
+        </w:tc>
+        <w:tc>
+          <w:tcPr>
+            <w:tcW w:type="dxa" w:w="1400"/>
+            <w:tcBorders>
+              <w:top w:val="single" w:color="D9D8D3" w:sz="4"/>
+              <w:left w:val="single" w:color="D9D8D3" w:sz="4"/>
+              <w:bottom w:val="single" w:color="D9D8D3" w:sz="4"/>
+              <w:right w:val="single" w:color="D9D8D3" w:sz="4"/>
+            </w:tcBorders>
+            <w:tcMar>
+              <w:top w:type="dxa" w:w="60"/>
+              <w:left w:type="dxa" w:w="100"/>
+              <w:bottom w:type="dxa" w:w="60"/>
+              <w:right w:type="dxa" w:w="100"/>
+            </w:tcMar>
+          </w:tcPr>
+          <w:p>
+            <w:r>
+              <w:rPr>
+                <w:sz w:val="19"/>
+                <w:szCs w:val="19"/>
+              </w:rPr>
+              <w:t xml:space="preserve">8.02</w:t>
+            </w:r>
+          </w:p>
+        </w:tc>
+        <w:tc>
+          <w:tcPr>
+            <w:tcW w:type="dxa" w:w="1400"/>
+            <w:tcBorders>
+              <w:top w:val="single" w:color="D9D8D3" w:sz="4"/>
+              <w:left w:val="single" w:color="D9D8D3" w:sz="4"/>
+              <w:bottom w:val="single" w:color="D9D8D3" w:sz="4"/>
+              <w:right w:val="single" w:color="D9D8D3" w:sz="4"/>
+            </w:tcBorders>
+            <w:tcMar>
+              <w:top w:type="dxa" w:w="60"/>
+              <w:left w:type="dxa" w:w="100"/>
+              <w:bottom w:type="dxa" w:w="60"/>
+              <w:right w:type="dxa" w:w="100"/>
+            </w:tcMar>
+          </w:tcPr>
+          <w:p>
+            <w:r>
+              <w:rPr>
+                <w:sz w:val="19"/>
+                <w:szCs w:val="19"/>
+              </w:rPr>
+              <w:t xml:space="preserve">1.37</w:t>
+            </w:r>
+          </w:p>
+        </w:tc>
+        <w:tc>
+          <w:tcPr>
+            <w:tcW w:type="dxa" w:w="1400"/>
+            <w:tcBorders>
+              <w:top w:val="single" w:color="D9D8D3" w:sz="4"/>
+              <w:left w:val="single" w:color="D9D8D3" w:sz="4"/>
+              <w:bottom w:val="single" w:color="D9D8D3" w:sz="4"/>
+              <w:right w:val="single" w:color="D9D8D3" w:sz="4"/>
+            </w:tcBorders>
+            <w:tcMar>
+              <w:top w:type="dxa" w:w="60"/>
+              <w:left w:type="dxa" w:w="100"/>
+              <w:bottom w:type="dxa" w:w="60"/>
+              <w:right w:type="dxa" w:w="100"/>
+            </w:tcMar>
+          </w:tcPr>
+          <w:p>
+            <w:r>
+              <w:rPr>
+                <w:sz w:val="19"/>
+                <w:szCs w:val="19"/>
+              </w:rPr>
+              <w:t xml:space="preserve">0.81</w:t>
             </w:r>
           </w:p>
         </w:tc>
@@ -12956,17 +14129,23 @@
         <w:spacing w:after="120"/>
       </w:pPr>
       <w:r>
-        <w:t xml:space="preserve">The simulated normal-day visit (18.4 min) matches the ~18 min we measured. </w:t>
-      </w:r>
-      <w:r>
-        <w:rPr>
-          <w:b/>
-          <w:bCs/>
-        </w:rPr>
-        <w:t xml:space="preserve">How much the restock time matters</w:t>
-      </w:r>
-      <w:r>
-        <w:t xml:space="preserve"> (equilibrium split, 60% follow):</w:t>
+        <w:t xml:space="preserve">The proposal cuts the wait in every stress test (by at least ~80%). It beats queue information only in most of them; on a sharp demand surge the two tie, because Munch then fills whichever signal is used. With no stock-outs the food signal adds nothing (2 and 3 converge); with more stock-outs it matters most.</w:t>
+      </w:r>
+    </w:p>
+    <w:p>
+      <w:pPr>
+        <w:pStyle w:val="Heading2"/>
+      </w:pPr>
+      <w:r>
+        <w:t xml:space="preserve">6.3 Why the spreadsheet and the simulator differ (reconciliation)</w:t>
+      </w:r>
+    </w:p>
+    <w:p>
+      <w:pPr>
+        <w:spacing w:after="120"/>
+      </w:pPr>
+      <w:r>
+        <w:t xml:space="preserve">The workbook's S15 tab (M/M/c + fluid queue) gives 6.87 → 0.42 minutes. We started the simulator with the spreadsheet's simplifications and added one real-world feature at a time:</w:t>
       </w:r>
     </w:p>
     <w:tbl>
@@ -12982,11 +14161,9 @@
         </w:tblBorders>
       </w:tblPr>
       <w:tblGrid>
-        <w:gridCol w:w="2626"/>
+        <w:gridCol w:w="5826"/>
         <w:gridCol w:w="1600"/>
-        <w:gridCol w:w="1500"/>
-        <w:gridCol w:w="1400"/>
-        <w:gridCol w:w="1900"/>
+        <w:gridCol w:w="1600"/>
       </w:tblGrid>
       <w:tr>
         <w:trPr>
@@ -12994,7 +14171,7 @@
         </w:trPr>
         <w:tc>
           <w:tcPr>
-            <w:tcW w:type="dxa" w:w="2626"/>
+            <w:tcW w:type="dxa" w:w="5826"/>
             <w:tcBorders>
               <w:top w:val="single" w:color="D9D8D3" w:sz="4"/>
               <w:left w:val="single" w:color="D9D8D3" w:sz="4"/>
@@ -13017,7 +14194,7 @@
                 <w:sz w:val="19"/>
                 <w:szCs w:val="19"/>
               </w:rPr>
-              <w:t xml:space="preserve">Next batch already made when the mess calls?</w:t>
+              <w:t xml:space="preserve">Simulator step</w:t>
             </w:r>
           </w:p>
         </w:tc>
@@ -13046,13 +14223,13 @@
                 <w:sz w:val="19"/>
                 <w:szCs w:val="19"/>
               </w:rPr>
-              <w:t xml:space="preserve">Restock time</w:t>
-            </w:r>
-          </w:p>
-        </w:tc>
-        <w:tc>
-          <w:tcPr>
-            <w:tcW w:type="dxa" w:w="1500"/>
+              <w:t xml:space="preserve">Without screens</w:t>
+            </w:r>
+          </w:p>
+        </w:tc>
+        <w:tc>
+          <w:tcPr>
+            <w:tcW w:type="dxa" w:w="1600"/>
             <w:tcBorders>
               <w:top w:val="single" w:color="D9D8D3" w:sz="4"/>
               <w:left w:val="single" w:color="D9D8D3" w:sz="4"/>
@@ -13075,65 +14252,7 @@
                 <w:sz w:val="19"/>
                 <w:szCs w:val="19"/>
               </w:rPr>
-              <w:t xml:space="preserve">Run-outs: no screens</w:t>
-            </w:r>
-          </w:p>
-        </w:tc>
-        <w:tc>
-          <w:tcPr>
-            <w:tcW w:type="dxa" w:w="1400"/>
-            <w:tcBorders>
-              <w:top w:val="single" w:color="D9D8D3" w:sz="4"/>
-              <w:left w:val="single" w:color="D9D8D3" w:sz="4"/>
-              <w:bottom w:val="single" w:color="D9D8D3" w:sz="4"/>
-              <w:right w:val="single" w:color="D9D8D3" w:sz="4"/>
-            </w:tcBorders>
-            <w:shd w:fill="ECEBE7" w:color="auto" w:val="clear"/>
-            <w:tcMar>
-              <w:top w:type="dxa" w:w="60"/>
-              <w:left w:type="dxa" w:w="100"/>
-              <w:bottom w:type="dxa" w:w="60"/>
-              <w:right w:type="dxa" w:w="100"/>
-            </w:tcMar>
-          </w:tcPr>
-          <w:p>
-            <w:r>
-              <w:rPr>
-                <w:b/>
-                <w:bCs/>
-                <w:sz w:val="19"/>
-                <w:szCs w:val="19"/>
-              </w:rPr>
-              <w:t xml:space="preserve">Run-outs: screens</w:t>
-            </w:r>
-          </w:p>
-        </w:tc>
-        <w:tc>
-          <w:tcPr>
-            <w:tcW w:type="dxa" w:w="1900"/>
-            <w:tcBorders>
-              <w:top w:val="single" w:color="D9D8D3" w:sz="4"/>
-              <w:left w:val="single" w:color="D9D8D3" w:sz="4"/>
-              <w:bottom w:val="single" w:color="D9D8D3" w:sz="4"/>
-              <w:right w:val="single" w:color="D9D8D3" w:sz="4"/>
-            </w:tcBorders>
-            <w:shd w:fill="ECEBE7" w:color="auto" w:val="clear"/>
-            <w:tcMar>
-              <w:top w:type="dxa" w:w="60"/>
-              <w:left w:type="dxa" w:w="100"/>
-              <w:bottom w:type="dxa" w:w="60"/>
-              <w:right w:type="dxa" w:w="100"/>
-            </w:tcMar>
-          </w:tcPr>
-          <w:p>
-            <w:r>
-              <w:rPr>
-                <w:b/>
-                <w:bCs/>
-                <w:sz w:val="19"/>
-                <w:szCs w:val="19"/>
-              </w:rPr>
-              <w:t xml:space="preserve">Average wait: no screens → screens</w:t>
+              <w:t xml:space="preserve">With screens</w:t>
             </w:r>
           </w:p>
         </w:tc>
@@ -13141,27 +14260,27 @@
       <w:tr>
         <w:tc>
           <w:tcPr>
-            <w:tcW w:type="dxa" w:w="2626"/>
-            <w:tcBorders>
-              <w:top w:val="single" w:color="D9D8D3" w:sz="4"/>
-              <w:left w:val="single" w:color="D9D8D3" w:sz="4"/>
-              <w:bottom w:val="single" w:color="D9D8D3" w:sz="4"/>
-              <w:right w:val="single" w:color="D9D8D3" w:sz="4"/>
-            </w:tcBorders>
-            <w:tcMar>
-              <w:top w:type="dxa" w:w="60"/>
-              <w:left w:type="dxa" w:w="100"/>
-              <w:bottom w:type="dxa" w:w="60"/>
-              <w:right w:type="dxa" w:w="100"/>
-            </w:tcMar>
-          </w:tcPr>
-          <w:p>
-            <w:r>
-              <w:rPr>
-                <w:sz w:val="19"/>
-                <w:szCs w:val="19"/>
-              </w:rPr>
-              <w:t xml:space="preserve">Never</w:t>
+            <w:tcW w:type="dxa" w:w="5826"/>
+            <w:tcBorders>
+              <w:top w:val="single" w:color="D9D8D3" w:sz="4"/>
+              <w:left w:val="single" w:color="D9D8D3" w:sz="4"/>
+              <w:bottom w:val="single" w:color="D9D8D3" w:sz="4"/>
+              <w:right w:val="single" w:color="D9D8D3" w:sz="4"/>
+            </w:tcBorders>
+            <w:tcMar>
+              <w:top w:type="dxa" w:w="60"/>
+              <w:left w:type="dxa" w:w="100"/>
+              <w:bottom w:type="dxa" w:w="60"/>
+              <w:right w:type="dxa" w:w="100"/>
+            </w:tcMar>
+          </w:tcPr>
+          <w:p>
+            <w:r>
+              <w:rPr>
+                <w:sz w:val="19"/>
+                <w:szCs w:val="19"/>
+              </w:rPr>
+              <w:t xml:space="preserve">1 Spreadsheet-like: exponential serving, no run-outs, no scanner or seat limits</w:t>
             </w:r>
           </w:p>
         </w:tc>
@@ -13187,85 +14306,33 @@
                 <w:sz w:val="19"/>
                 <w:szCs w:val="19"/>
               </w:rPr>
-              <w:t xml:space="preserve">30 min</w:t>
-            </w:r>
-          </w:p>
-        </w:tc>
-        <w:tc>
-          <w:tcPr>
-            <w:tcW w:type="dxa" w:w="1500"/>
-            <w:tcBorders>
-              <w:top w:val="single" w:color="D9D8D3" w:sz="4"/>
-              <w:left w:val="single" w:color="D9D8D3" w:sz="4"/>
-              <w:bottom w:val="single" w:color="D9D8D3" w:sz="4"/>
-              <w:right w:val="single" w:color="D9D8D3" w:sz="4"/>
-            </w:tcBorders>
-            <w:tcMar>
-              <w:top w:type="dxa" w:w="60"/>
-              <w:left w:type="dxa" w:w="100"/>
-              <w:bottom w:type="dxa" w:w="60"/>
-              <w:right w:type="dxa" w:w="100"/>
-            </w:tcMar>
-          </w:tcPr>
-          <w:p>
-            <w:r>
-              <w:rPr>
-                <w:sz w:val="19"/>
-                <w:szCs w:val="19"/>
-              </w:rPr>
-              <w:t xml:space="preserve">2.0</w:t>
-            </w:r>
-          </w:p>
-        </w:tc>
-        <w:tc>
-          <w:tcPr>
-            <w:tcW w:type="dxa" w:w="1400"/>
-            <w:tcBorders>
-              <w:top w:val="single" w:color="D9D8D3" w:sz="4"/>
-              <w:left w:val="single" w:color="D9D8D3" w:sz="4"/>
-              <w:bottom w:val="single" w:color="D9D8D3" w:sz="4"/>
-              <w:right w:val="single" w:color="D9D8D3" w:sz="4"/>
-            </w:tcBorders>
-            <w:tcMar>
-              <w:top w:type="dxa" w:w="60"/>
-              <w:left w:type="dxa" w:w="100"/>
-              <w:bottom w:type="dxa" w:w="60"/>
-              <w:right w:type="dxa" w:w="100"/>
-            </w:tcMar>
-          </w:tcPr>
-          <w:p>
-            <w:r>
-              <w:rPr>
-                <w:sz w:val="19"/>
-                <w:szCs w:val="19"/>
-              </w:rPr>
-              <w:t xml:space="preserve">2.1</w:t>
-            </w:r>
-          </w:p>
-        </w:tc>
-        <w:tc>
-          <w:tcPr>
-            <w:tcW w:type="dxa" w:w="1900"/>
-            <w:tcBorders>
-              <w:top w:val="single" w:color="D9D8D3" w:sz="4"/>
-              <w:left w:val="single" w:color="D9D8D3" w:sz="4"/>
-              <w:bottom w:val="single" w:color="D9D8D3" w:sz="4"/>
-              <w:right w:val="single" w:color="D9D8D3" w:sz="4"/>
-            </w:tcBorders>
-            <w:tcMar>
-              <w:top w:type="dxa" w:w="60"/>
-              <w:left w:type="dxa" w:w="100"/>
-              <w:bottom w:type="dxa" w:w="60"/>
-              <w:right w:type="dxa" w:w="100"/>
-            </w:tcMar>
-          </w:tcPr>
-          <w:p>
-            <w:r>
-              <w:rPr>
-                <w:sz w:val="19"/>
-                <w:szCs w:val="19"/>
-              </w:rPr>
-              <w:t xml:space="preserve">7.0 → 1.1 min</w:t>
+              <w:t xml:space="preserve">6.80</w:t>
+            </w:r>
+          </w:p>
+        </w:tc>
+        <w:tc>
+          <w:tcPr>
+            <w:tcW w:type="dxa" w:w="1600"/>
+            <w:tcBorders>
+              <w:top w:val="single" w:color="D9D8D3" w:sz="4"/>
+              <w:left w:val="single" w:color="D9D8D3" w:sz="4"/>
+              <w:bottom w:val="single" w:color="D9D8D3" w:sz="4"/>
+              <w:right w:val="single" w:color="D9D8D3" w:sz="4"/>
+            </w:tcBorders>
+            <w:tcMar>
+              <w:top w:type="dxa" w:w="60"/>
+              <w:left w:type="dxa" w:w="100"/>
+              <w:bottom w:type="dxa" w:w="60"/>
+              <w:right w:type="dxa" w:w="100"/>
+            </w:tcMar>
+          </w:tcPr>
+          <w:p>
+            <w:r>
+              <w:rPr>
+                <w:sz w:val="19"/>
+                <w:szCs w:val="19"/>
+              </w:rPr>
+              <w:t xml:space="preserve">0.94</w:t>
             </w:r>
           </w:p>
         </w:tc>
@@ -13273,27 +14340,27 @@
       <w:tr>
         <w:tc>
           <w:tcPr>
-            <w:tcW w:type="dxa" w:w="2626"/>
-            <w:tcBorders>
-              <w:top w:val="single" w:color="D9D8D3" w:sz="4"/>
-              <w:left w:val="single" w:color="D9D8D3" w:sz="4"/>
-              <w:bottom w:val="single" w:color="D9D8D3" w:sz="4"/>
-              <w:right w:val="single" w:color="D9D8D3" w:sz="4"/>
-            </w:tcBorders>
-            <w:tcMar>
-              <w:top w:type="dxa" w:w="60"/>
-              <w:left w:type="dxa" w:w="100"/>
-              <w:bottom w:type="dxa" w:w="60"/>
-              <w:right w:type="dxa" w:w="100"/>
-            </w:tcMar>
-          </w:tcPr>
-          <w:p>
-            <w:r>
-              <w:rPr>
-                <w:sz w:val="19"/>
-                <w:szCs w:val="19"/>
-              </w:rPr>
-              <w:t xml:space="preserve">Half the time</w:t>
+            <w:tcW w:type="dxa" w:w="5826"/>
+            <w:tcBorders>
+              <w:top w:val="single" w:color="D9D8D3" w:sz="4"/>
+              <w:left w:val="single" w:color="D9D8D3" w:sz="4"/>
+              <w:bottom w:val="single" w:color="D9D8D3" w:sz="4"/>
+              <w:right w:val="single" w:color="D9D8D3" w:sz="4"/>
+            </w:tcBorders>
+            <w:tcMar>
+              <w:top w:type="dxa" w:w="60"/>
+              <w:left w:type="dxa" w:w="100"/>
+              <w:bottom w:type="dxa" w:w="60"/>
+              <w:right w:type="dxa" w:w="100"/>
+            </w:tcMar>
+          </w:tcPr>
+          <w:p>
+            <w:r>
+              <w:rPr>
+                <w:sz w:val="19"/>
+                <w:szCs w:val="19"/>
+              </w:rPr>
+              <w:t xml:space="preserve">2 + realistic serving variability (cv 0.6)</w:t>
             </w:r>
           </w:p>
         </w:tc>
@@ -13319,85 +14386,33 @@
                 <w:sz w:val="19"/>
                 <w:szCs w:val="19"/>
               </w:rPr>
-              <w:t xml:space="preserve">30 or 10–14 min</w:t>
-            </w:r>
-          </w:p>
-        </w:tc>
-        <w:tc>
-          <w:tcPr>
-            <w:tcW w:type="dxa" w:w="1500"/>
-            <w:tcBorders>
-              <w:top w:val="single" w:color="D9D8D3" w:sz="4"/>
-              <w:left w:val="single" w:color="D9D8D3" w:sz="4"/>
-              <w:bottom w:val="single" w:color="D9D8D3" w:sz="4"/>
-              <w:right w:val="single" w:color="D9D8D3" w:sz="4"/>
-            </w:tcBorders>
-            <w:tcMar>
-              <w:top w:type="dxa" w:w="60"/>
-              <w:left w:type="dxa" w:w="100"/>
-              <w:bottom w:type="dxa" w:w="60"/>
-              <w:right w:type="dxa" w:w="100"/>
-            </w:tcMar>
-          </w:tcPr>
-          <w:p>
-            <w:r>
-              <w:rPr>
-                <w:sz w:val="19"/>
-                <w:szCs w:val="19"/>
-              </w:rPr>
-              <w:t xml:space="preserve">1.3</w:t>
-            </w:r>
-          </w:p>
-        </w:tc>
-        <w:tc>
-          <w:tcPr>
-            <w:tcW w:type="dxa" w:w="1400"/>
-            <w:tcBorders>
-              <w:top w:val="single" w:color="D9D8D3" w:sz="4"/>
-              <w:left w:val="single" w:color="D9D8D3" w:sz="4"/>
-              <w:bottom w:val="single" w:color="D9D8D3" w:sz="4"/>
-              <w:right w:val="single" w:color="D9D8D3" w:sz="4"/>
-            </w:tcBorders>
-            <w:tcMar>
-              <w:top w:type="dxa" w:w="60"/>
-              <w:left w:type="dxa" w:w="100"/>
-              <w:bottom w:type="dxa" w:w="60"/>
-              <w:right w:type="dxa" w:w="100"/>
-            </w:tcMar>
-          </w:tcPr>
-          <w:p>
-            <w:r>
-              <w:rPr>
-                <w:sz w:val="19"/>
-                <w:szCs w:val="19"/>
-              </w:rPr>
-              <w:t xml:space="preserve">1.1</w:t>
-            </w:r>
-          </w:p>
-        </w:tc>
-        <w:tc>
-          <w:tcPr>
-            <w:tcW w:type="dxa" w:w="1900"/>
-            <w:tcBorders>
-              <w:top w:val="single" w:color="D9D8D3" w:sz="4"/>
-              <w:left w:val="single" w:color="D9D8D3" w:sz="4"/>
-              <w:bottom w:val="single" w:color="D9D8D3" w:sz="4"/>
-              <w:right w:val="single" w:color="D9D8D3" w:sz="4"/>
-            </w:tcBorders>
-            <w:tcMar>
-              <w:top w:type="dxa" w:w="60"/>
-              <w:left w:type="dxa" w:w="100"/>
-              <w:bottom w:type="dxa" w:w="60"/>
-              <w:right w:type="dxa" w:w="100"/>
-            </w:tcMar>
-          </w:tcPr>
-          <w:p>
-            <w:r>
-              <w:rPr>
-                <w:sz w:val="19"/>
-                <w:szCs w:val="19"/>
-              </w:rPr>
-              <w:t xml:space="preserve">7.1 → 1.0 min</w:t>
+              <w:t xml:space="preserve">6.87</w:t>
+            </w:r>
+          </w:p>
+        </w:tc>
+        <w:tc>
+          <w:tcPr>
+            <w:tcW w:type="dxa" w:w="1600"/>
+            <w:tcBorders>
+              <w:top w:val="single" w:color="D9D8D3" w:sz="4"/>
+              <w:left w:val="single" w:color="D9D8D3" w:sz="4"/>
+              <w:bottom w:val="single" w:color="D9D8D3" w:sz="4"/>
+              <w:right w:val="single" w:color="D9D8D3" w:sz="4"/>
+            </w:tcBorders>
+            <w:tcMar>
+              <w:top w:type="dxa" w:w="60"/>
+              <w:left w:type="dxa" w:w="100"/>
+              <w:bottom w:type="dxa" w:w="60"/>
+              <w:right w:type="dxa" w:w="100"/>
+            </w:tcMar>
+          </w:tcPr>
+          <w:p>
+            <w:r>
+              <w:rPr>
+                <w:sz w:val="19"/>
+                <w:szCs w:val="19"/>
+              </w:rPr>
+              <w:t xml:space="preserve">0.74</w:t>
             </w:r>
           </w:p>
         </w:tc>
@@ -13405,27 +14420,27 @@
       <w:tr>
         <w:tc>
           <w:tcPr>
-            <w:tcW w:type="dxa" w:w="2626"/>
-            <w:tcBorders>
-              <w:top w:val="single" w:color="D9D8D3" w:sz="4"/>
-              <w:left w:val="single" w:color="D9D8D3" w:sz="4"/>
-              <w:bottom w:val="single" w:color="D9D8D3" w:sz="4"/>
-              <w:right w:val="single" w:color="D9D8D3" w:sz="4"/>
-            </w:tcBorders>
-            <w:tcMar>
-              <w:top w:type="dxa" w:w="60"/>
-              <w:left w:type="dxa" w:w="100"/>
-              <w:bottom w:type="dxa" w:w="60"/>
-              <w:right w:type="dxa" w:w="100"/>
-            </w:tcMar>
-          </w:tcPr>
-          <w:p>
-            <w:r>
-              <w:rPr>
-                <w:sz w:val="19"/>
-                <w:szCs w:val="19"/>
-              </w:rPr>
-              <w:t xml:space="preserve">70% of the time (group estimate, default)</w:t>
+            <w:tcW w:type="dxa" w:w="5826"/>
+            <w:tcBorders>
+              <w:top w:val="single" w:color="D9D8D3" w:sz="4"/>
+              <w:left w:val="single" w:color="D9D8D3" w:sz="4"/>
+              <w:bottom w:val="single" w:color="D9D8D3" w:sz="4"/>
+              <w:right w:val="single" w:color="D9D8D3" w:sz="4"/>
+            </w:tcBorders>
+            <w:tcMar>
+              <w:top w:type="dxa" w:w="60"/>
+              <w:left w:type="dxa" w:w="100"/>
+              <w:bottom w:type="dxa" w:w="60"/>
+              <w:right w:type="dxa" w:w="100"/>
+            </w:tcMar>
+          </w:tcPr>
+          <w:p>
+            <w:r>
+              <w:rPr>
+                <w:sz w:val="19"/>
+                <w:szCs w:val="19"/>
+              </w:rPr>
+              <w:t xml:space="preserve">3 + one face scanner per mess (2 s each)</w:t>
             </w:r>
           </w:p>
         </w:tc>
@@ -13451,85 +14466,33 @@
                 <w:sz w:val="19"/>
                 <w:szCs w:val="19"/>
               </w:rPr>
-              <w:t xml:space="preserve">30 or 10–14 min</w:t>
-            </w:r>
-          </w:p>
-        </w:tc>
-        <w:tc>
-          <w:tcPr>
-            <w:tcW w:type="dxa" w:w="1500"/>
-            <w:tcBorders>
-              <w:top w:val="single" w:color="D9D8D3" w:sz="4"/>
-              <w:left w:val="single" w:color="D9D8D3" w:sz="4"/>
-              <w:bottom w:val="single" w:color="D9D8D3" w:sz="4"/>
-              <w:right w:val="single" w:color="D9D8D3" w:sz="4"/>
-            </w:tcBorders>
-            <w:tcMar>
-              <w:top w:type="dxa" w:w="60"/>
-              <w:left w:type="dxa" w:w="100"/>
-              <w:bottom w:type="dxa" w:w="60"/>
-              <w:right w:type="dxa" w:w="100"/>
-            </w:tcMar>
-          </w:tcPr>
-          <w:p>
-            <w:r>
-              <w:rPr>
-                <w:sz w:val="19"/>
-                <w:szCs w:val="19"/>
-              </w:rPr>
-              <w:t xml:space="preserve">0.8</w:t>
-            </w:r>
-          </w:p>
-        </w:tc>
-        <w:tc>
-          <w:tcPr>
-            <w:tcW w:type="dxa" w:w="1400"/>
-            <w:tcBorders>
-              <w:top w:val="single" w:color="D9D8D3" w:sz="4"/>
-              <w:left w:val="single" w:color="D9D8D3" w:sz="4"/>
-              <w:bottom w:val="single" w:color="D9D8D3" w:sz="4"/>
-              <w:right w:val="single" w:color="D9D8D3" w:sz="4"/>
-            </w:tcBorders>
-            <w:tcMar>
-              <w:top w:type="dxa" w:w="60"/>
-              <w:left w:type="dxa" w:w="100"/>
-              <w:bottom w:type="dxa" w:w="60"/>
-              <w:right w:type="dxa" w:w="100"/>
-            </w:tcMar>
-          </w:tcPr>
-          <w:p>
-            <w:r>
-              <w:rPr>
-                <w:sz w:val="19"/>
-                <w:szCs w:val="19"/>
-              </w:rPr>
-              <w:t xml:space="preserve">0.5</w:t>
-            </w:r>
-          </w:p>
-        </w:tc>
-        <w:tc>
-          <w:tcPr>
-            <w:tcW w:type="dxa" w:w="1900"/>
-            <w:tcBorders>
-              <w:top w:val="single" w:color="D9D8D3" w:sz="4"/>
-              <w:left w:val="single" w:color="D9D8D3" w:sz="4"/>
-              <w:bottom w:val="single" w:color="D9D8D3" w:sz="4"/>
-              <w:right w:val="single" w:color="D9D8D3" w:sz="4"/>
-            </w:tcBorders>
-            <w:tcMar>
-              <w:top w:type="dxa" w:w="60"/>
-              <w:left w:type="dxa" w:w="100"/>
-              <w:bottom w:type="dxa" w:w="60"/>
-              <w:right w:type="dxa" w:w="100"/>
-            </w:tcMar>
-          </w:tcPr>
-          <w:p>
-            <w:r>
-              <w:rPr>
-                <w:sz w:val="19"/>
-                <w:szCs w:val="19"/>
-              </w:rPr>
-              <w:t xml:space="preserve">7.2 → 1.1 min</w:t>
+              <w:t xml:space="preserve">6.84</w:t>
+            </w:r>
+          </w:p>
+        </w:tc>
+        <w:tc>
+          <w:tcPr>
+            <w:tcW w:type="dxa" w:w="1600"/>
+            <w:tcBorders>
+              <w:top w:val="single" w:color="D9D8D3" w:sz="4"/>
+              <w:left w:val="single" w:color="D9D8D3" w:sz="4"/>
+              <w:bottom w:val="single" w:color="D9D8D3" w:sz="4"/>
+              <w:right w:val="single" w:color="D9D8D3" w:sz="4"/>
+            </w:tcBorders>
+            <w:tcMar>
+              <w:top w:type="dxa" w:w="60"/>
+              <w:left w:type="dxa" w:w="100"/>
+              <w:bottom w:type="dxa" w:w="60"/>
+              <w:right w:type="dxa" w:w="100"/>
+            </w:tcMar>
+          </w:tcPr>
+          <w:p>
+            <w:r>
+              <w:rPr>
+                <w:sz w:val="19"/>
+                <w:szCs w:val="19"/>
+              </w:rPr>
+              <w:t xml:space="preserve">0.71</w:t>
             </w:r>
           </w:p>
         </w:tc>
@@ -13537,27 +14500,27 @@
       <w:tr>
         <w:tc>
           <w:tcPr>
-            <w:tcW w:type="dxa" w:w="2626"/>
-            <w:tcBorders>
-              <w:top w:val="single" w:color="D9D8D3" w:sz="4"/>
-              <w:left w:val="single" w:color="D9D8D3" w:sz="4"/>
-              <w:bottom w:val="single" w:color="D9D8D3" w:sz="4"/>
-              <w:right w:val="single" w:color="D9D8D3" w:sz="4"/>
-            </w:tcBorders>
-            <w:tcMar>
-              <w:top w:type="dxa" w:w="60"/>
-              <w:left w:type="dxa" w:w="100"/>
-              <w:bottom w:type="dxa" w:w="60"/>
-              <w:right w:type="dxa" w:w="100"/>
-            </w:tcMar>
-          </w:tcPr>
-          <w:p>
-            <w:r>
-              <w:rPr>
-                <w:sz w:val="19"/>
-                <w:szCs w:val="19"/>
-              </w:rPr>
-              <w:t xml:space="preserve">Always</w:t>
+            <w:tcW w:type="dxa" w:w="5826"/>
+            <w:tcBorders>
+              <w:top w:val="single" w:color="D9D8D3" w:sz="4"/>
+              <w:left w:val="single" w:color="D9D8D3" w:sz="4"/>
+              <w:bottom w:val="single" w:color="D9D8D3" w:sz="4"/>
+              <w:right w:val="single" w:color="D9D8D3" w:sz="4"/>
+            </w:tcBorders>
+            <w:tcMar>
+              <w:top w:type="dxa" w:w="60"/>
+              <w:left w:type="dxa" w:w="100"/>
+              <w:bottom w:type="dxa" w:w="60"/>
+              <w:right w:type="dxa" w:w="100"/>
+            </w:tcMar>
+          </w:tcPr>
+          <w:p>
+            <w:r>
+              <w:rPr>
+                <w:sz w:val="19"/>
+                <w:szCs w:val="19"/>
+              </w:rPr>
+              <w:t xml:space="preserve">4 + seat limits</w:t>
             </w:r>
           </w:p>
         </w:tc>
@@ -13583,85 +14546,113 @@
                 <w:sz w:val="19"/>
                 <w:szCs w:val="19"/>
               </w:rPr>
-              <w:t xml:space="preserve">10–14 min</w:t>
-            </w:r>
-          </w:p>
-        </w:tc>
-        <w:tc>
-          <w:tcPr>
-            <w:tcW w:type="dxa" w:w="1500"/>
-            <w:tcBorders>
-              <w:top w:val="single" w:color="D9D8D3" w:sz="4"/>
-              <w:left w:val="single" w:color="D9D8D3" w:sz="4"/>
-              <w:bottom w:val="single" w:color="D9D8D3" w:sz="4"/>
-              <w:right w:val="single" w:color="D9D8D3" w:sz="4"/>
-            </w:tcBorders>
-            <w:tcMar>
-              <w:top w:type="dxa" w:w="60"/>
-              <w:left w:type="dxa" w:w="100"/>
-              <w:bottom w:type="dxa" w:w="60"/>
-              <w:right w:type="dxa" w:w="100"/>
-            </w:tcMar>
-          </w:tcPr>
-          <w:p>
-            <w:r>
-              <w:rPr>
-                <w:sz w:val="19"/>
-                <w:szCs w:val="19"/>
-              </w:rPr>
-              <w:t xml:space="preserve">0</w:t>
-            </w:r>
-          </w:p>
-        </w:tc>
-        <w:tc>
-          <w:tcPr>
-            <w:tcW w:type="dxa" w:w="1400"/>
-            <w:tcBorders>
-              <w:top w:val="single" w:color="D9D8D3" w:sz="4"/>
-              <w:left w:val="single" w:color="D9D8D3" w:sz="4"/>
-              <w:bottom w:val="single" w:color="D9D8D3" w:sz="4"/>
-              <w:right w:val="single" w:color="D9D8D3" w:sz="4"/>
-            </w:tcBorders>
-            <w:tcMar>
-              <w:top w:type="dxa" w:w="60"/>
-              <w:left w:type="dxa" w:w="100"/>
-              <w:bottom w:type="dxa" w:w="60"/>
-              <w:right w:type="dxa" w:w="100"/>
-            </w:tcMar>
-          </w:tcPr>
-          <w:p>
-            <w:r>
-              <w:rPr>
-                <w:sz w:val="19"/>
-                <w:szCs w:val="19"/>
-              </w:rPr>
-              <w:t xml:space="preserve">0</w:t>
-            </w:r>
-          </w:p>
-        </w:tc>
-        <w:tc>
-          <w:tcPr>
-            <w:tcW w:type="dxa" w:w="1900"/>
-            <w:tcBorders>
-              <w:top w:val="single" w:color="D9D8D3" w:sz="4"/>
-              <w:left w:val="single" w:color="D9D8D3" w:sz="4"/>
-              <w:bottom w:val="single" w:color="D9D8D3" w:sz="4"/>
-              <w:right w:val="single" w:color="D9D8D3" w:sz="4"/>
-            </w:tcBorders>
-            <w:tcMar>
-              <w:top w:type="dxa" w:w="60"/>
-              <w:left w:type="dxa" w:w="100"/>
-              <w:bottom w:type="dxa" w:w="60"/>
-              <w:right w:type="dxa" w:w="100"/>
-            </w:tcMar>
-          </w:tcPr>
-          <w:p>
-            <w:r>
-              <w:rPr>
-                <w:sz w:val="19"/>
-                <w:szCs w:val="19"/>
-              </w:rPr>
-              <w:t xml:space="preserve">7.2 → 0.9 min</w:t>
+              <w:t xml:space="preserve">6.84</w:t>
+            </w:r>
+          </w:p>
+        </w:tc>
+        <w:tc>
+          <w:tcPr>
+            <w:tcW w:type="dxa" w:w="1600"/>
+            <w:tcBorders>
+              <w:top w:val="single" w:color="D9D8D3" w:sz="4"/>
+              <w:left w:val="single" w:color="D9D8D3" w:sz="4"/>
+              <w:bottom w:val="single" w:color="D9D8D3" w:sz="4"/>
+              <w:right w:val="single" w:color="D9D8D3" w:sz="4"/>
+            </w:tcBorders>
+            <w:tcMar>
+              <w:top w:type="dxa" w:w="60"/>
+              <w:left w:type="dxa" w:w="100"/>
+              <w:bottom w:type="dxa" w:w="60"/>
+              <w:right w:type="dxa" w:w="100"/>
+            </w:tcMar>
+          </w:tcPr>
+          <w:p>
+            <w:r>
+              <w:rPr>
+                <w:sz w:val="19"/>
+                <w:szCs w:val="19"/>
+              </w:rPr>
+              <w:t xml:space="preserve">0.71</w:t>
+            </w:r>
+          </w:p>
+        </w:tc>
+      </w:tr>
+      <w:tr>
+        <w:tc>
+          <w:tcPr>
+            <w:tcW w:type="dxa" w:w="5826"/>
+            <w:tcBorders>
+              <w:top w:val="single" w:color="D9D8D3" w:sz="4"/>
+              <w:left w:val="single" w:color="D9D8D3" w:sz="4"/>
+              <w:bottom w:val="single" w:color="D9D8D3" w:sz="4"/>
+              <w:right w:val="single" w:color="D9D8D3" w:sz="4"/>
+            </w:tcBorders>
+            <w:tcMar>
+              <w:top w:type="dxa" w:w="60"/>
+              <w:left w:type="dxa" w:w="100"/>
+              <w:bottom w:type="dxa" w:w="60"/>
+              <w:right w:type="dxa" w:w="100"/>
+            </w:tcMar>
+          </w:tcPr>
+          <w:p>
+            <w:r>
+              <w:rPr>
+                <w:sz w:val="19"/>
+                <w:szCs w:val="19"/>
+              </w:rPr>
+              <w:t xml:space="preserve">5 + food run-outs and refills (full model)</w:t>
+            </w:r>
+          </w:p>
+        </w:tc>
+        <w:tc>
+          <w:tcPr>
+            <w:tcW w:type="dxa" w:w="1600"/>
+            <w:tcBorders>
+              <w:top w:val="single" w:color="D9D8D3" w:sz="4"/>
+              <w:left w:val="single" w:color="D9D8D3" w:sz="4"/>
+              <w:bottom w:val="single" w:color="D9D8D3" w:sz="4"/>
+              <w:right w:val="single" w:color="D9D8D3" w:sz="4"/>
+            </w:tcBorders>
+            <w:tcMar>
+              <w:top w:type="dxa" w:w="60"/>
+              <w:left w:type="dxa" w:w="100"/>
+              <w:bottom w:type="dxa" w:w="60"/>
+              <w:right w:type="dxa" w:w="100"/>
+            </w:tcMar>
+          </w:tcPr>
+          <w:p>
+            <w:r>
+              <w:rPr>
+                <w:sz w:val="19"/>
+                <w:szCs w:val="19"/>
+              </w:rPr>
+              <w:t xml:space="preserve">8.02</w:t>
+            </w:r>
+          </w:p>
+        </w:tc>
+        <w:tc>
+          <w:tcPr>
+            <w:tcW w:type="dxa" w:w="1600"/>
+            <w:tcBorders>
+              <w:top w:val="single" w:color="D9D8D3" w:sz="4"/>
+              <w:left w:val="single" w:color="D9D8D3" w:sz="4"/>
+              <w:bottom w:val="single" w:color="D9D8D3" w:sz="4"/>
+              <w:right w:val="single" w:color="D9D8D3" w:sz="4"/>
+            </w:tcBorders>
+            <w:tcMar>
+              <w:top w:type="dxa" w:w="60"/>
+              <w:left w:type="dxa" w:w="100"/>
+              <w:bottom w:type="dxa" w:w="60"/>
+              <w:right w:type="dxa" w:w="100"/>
+            </w:tcMar>
+          </w:tcPr>
+          <w:p>
+            <w:r>
+              <w:rPr>
+                <w:sz w:val="19"/>
+                <w:szCs w:val="19"/>
+              </w:rPr>
+              <w:t xml:space="preserve">0.81</w:t>
             </w:r>
           </w:p>
         </w:tc>
@@ -13672,11 +14663,15 @@
         <w:spacing w:after="120"/>
       </w:pPr>
       <w:r>
-        <w:rPr>
-          <w:b/>
-          <w:bCs/>
-        </w:rPr>
-        <w:t xml:space="preserve">What the numbers say:</w:t>
+        <w:t xml:space="preserve">Under the same assumptions the two models agree without screens (6.87 vs 6.80). With screens the spreadsheet is optimistic because it routes with perfect knowledge every 10 minutes; the simulator routes on live estimates with a delay and the 2-minute rule. The headline numbers come from the full simulator because it includes randomness, live estimation, the scanner, seats and run-outs.</w:t>
+      </w:r>
+    </w:p>
+    <w:p>
+      <w:pPr>
+        <w:pStyle w:val="Heading2"/>
+      </w:pPr>
+      <w:r>
+        <w:t xml:space="preserve">6.4 What we fixed on the way, and the limits</w:t>
       </w:r>
     </w:p>
     <w:p>
@@ -13689,7 +14684,14 @@
         <w:spacing w:after="60"/>
       </w:pPr>
       <w:r>
-        <w:t xml:space="preserve">Without screens the simulated 90th-percentile wait (about 17 min) is close to the ~15 min delay observed in Phase 1, which suggests the assumed inputs are in the right range.</w:t>
+        <w:rPr>
+          <w:b/>
+          <w:bCs/>
+        </w:rPr>
+        <w:t xml:space="preserve">A simulator bug understated run-outs</w:t>
+      </w:r>
+      <w:r>
+        <w:t xml:space="preserve">: after a refill, the waiting queue was served with start times in the past. Fixed; run-outs now cost the time they should (today's wait rose from 7.2 to 8.0 minutes).</w:t>
       </w:r>
     </w:p>
     <w:p>
@@ -13702,17 +14704,14 @@
         <w:spacing w:after="60"/>
       </w:pPr>
       <w:r>
-        <w:t xml:space="preserve">Spreading students between the two messes cuts the </w:t>
-      </w:r>
-      <w:r>
         <w:rPr>
           <w:b/>
           <w:bCs/>
         </w:rPr>
-        <w:t xml:space="preserve">average wait from about 7 to about 1 minute</w:t>
-      </w:r>
-      <w:r>
-        <w:t xml:space="preserve"> and long waits (90th percentile) from about 18 to about 2.5–5 minutes.</w:t>
+        <w:t xml:space="preserve">Food status was first used the wrong way</w:t>
+      </w:r>
+      <w:r>
+        <w:t xml:space="preserve">: a flat penalty for 'running low' sent students away even when they would be served long before the tray emptied (36% unsuccessful redirects). Charging the delay only to students who would reach an empty tray, and counting the refill from the call, fixed it.</w:t>
       </w:r>
     </w:p>
     <w:p>
@@ -13725,87 +14724,14 @@
         <w:spacing w:after="60"/>
       </w:pPr>
       <w:r>
-        <w:t xml:space="preserve">About </w:t>
-      </w:r>
-      <w:r>
         <w:rPr>
           <w:b/>
           <w:bCs/>
         </w:rPr>
-        <w:t xml:space="preserve">1 in 7 students</w:t>
-      </w:r>
-      <w:r>
-        <w:t xml:space="preserve"> has to walk to the other mess for this (13–17%). Because 85% start at Central, rebalancing needs more movement than a more even habit split would.</w:t>
-      </w:r>
-    </w:p>
-    <w:p>
-      <w:pPr>
-        <w:pStyle w:val="ListParagraph"/>
-        <w:numPr>
-          <w:ilvl w:val="0"/>
-          <w:numId w:val="3"/>
-        </w:numPr>
-        <w:spacing w:after="60"/>
-      </w:pPr>
-      <w:r>
-        <w:rPr>
-          <w:b/>
-          <w:bCs/>
-        </w:rPr>
-        <w:t xml:space="preserve">Routing and food interact.</w:t>
-      </w:r>
-      <w:r>
-        <w:t xml:space="preserve"> When the next batch is rarely ready, run-outs stay about the same with screens (2.0 → 2.1): Munch now feeds more students and a 30-minute call-back cannot keep up. When food is usually ready (70%), screens </w:t>
-      </w:r>
-      <w:r>
-        <w:rPr>
-          <w:b/>
-          <w:bCs/>
-        </w:rPr>
-        <w:t xml:space="preserve">cut</w:t>
-      </w:r>
-      <w:r>
-        <w:t xml:space="preserve"> run-outs (0.8 → 0.5), because a star dish marked 'out' sends students to the other mess at once. Student routing and food allocation must be planned together (sections 7.4–7.6).</w:t>
-      </w:r>
-    </w:p>
-    <w:p>
-      <w:pPr>
-        <w:pStyle w:val="ListParagraph"/>
-        <w:numPr>
-          <w:ilvl w:val="0"/>
-          <w:numId w:val="3"/>
-        </w:numPr>
-        <w:spacing w:after="60"/>
-      </w:pPr>
-      <w:r>
-        <w:rPr>
-          <w:b/>
-          <w:bCs/>
-        </w:rPr>
-        <w:t xml:space="preserve">Run-outs are a kitchen-timing problem.</w:t>
-      </w:r>
-      <w:r>
-        <w:t xml:space="preserve"> If the next batch is always made before the mess calls (10–14 min to send instead of 30), run-outs disappear in the model, while waits barely change: the serving stations, not the food, set the queue. This supports early kitchen alerts from the scan data.</w:t>
-      </w:r>
-    </w:p>
-    <w:p>
-      <w:pPr>
-        <w:pStyle w:val="ListParagraph"/>
-        <w:numPr>
-          <w:ilvl w:val="0"/>
-          <w:numId w:val="3"/>
-        </w:numPr>
-        <w:spacing w:after="60"/>
-      </w:pPr>
-      <w:r>
-        <w:rPr>
-          <w:b/>
-          <w:bCs/>
-        </w:rPr>
-        <w:t xml:space="preserve">The single face scanner is close to its limit at peak.</w:t>
-      </w:r>
-      <w:r>
-        <w:t xml:space="preserve"> At an assumed 2 s per scan it handles about 30 students/min, close to Central's peak arrival rate, so a queue of 20–25 people can form outside the scanner. The biometric data cannot see that queue, so the scan time should be measured.</w:t>
+        <w:t xml:space="preserve">Limits</w:t>
+      </w:r>
+      <w:r>
+        <w:t xml:space="preserve">: the habit split, the service rate and the arrival curve are assumed; the bias explanations are hypotheses; the quiet-time throughput (16.6 min) is slightly below the measured 17–18, so the stage times may be a little short. The biometric logs and a few stopwatch timings settle these (workbook: Data Collection).</w:t>
       </w:r>
     </w:p>
     <w:p>
@@ -16782,7 +17708,7 @@
         <w:pStyle w:val="Heading2"/>
       </w:pPr>
       <w:r>
-        <w:t xml:space="preserve">7.6 Linear programming (Sessions 10–11)</w:t>
+        <w:t xml:space="preserve">7.6 Linear programming (Sessions 10–11): the primary decision model</w:t>
       </w:r>
     </w:p>
     <w:p>
@@ -16794,10 +17720,10 @@
           <w:b/>
           <w:bCs/>
         </w:rPr>
-        <w:t xml:space="preserve">Allocating a limited batch of a star dish across centres.</w:t>
-      </w:r>
-      <w:r>
-        <w:t xml:space="preserve"> CT can make K portions before the peak and must split them across the centres.</w:t>
+        <w:t xml:space="preserve">Primary model: how many students to direct to each mess in each 10-minute slot.</w:t>
+      </w:r>
+      <w:r>
+        <w:t xml:space="preserve"> This is the managerial decision the project supports, so it is the main LP. Food is an operational constraint inside it.</w:t>
       </w:r>
     </w:p>
     <w:p>
@@ -16817,7 +17743,7 @@
         <w:t xml:space="preserve">Decision variables:</w:t>
       </w:r>
       <w:r>
-        <w:t xml:space="preserve"> x_i = portions sent to centre i; s_i = expected shortage at i; u_i = expected surplus at i.</w:t>
+        <w:t xml:space="preserve"> y_t = students redirected from Central to Munch in slot t; QA_t, QB_t = students still queueing at Central and Munch at the end of slot t.</w:t>
       </w:r>
     </w:p>
     <w:p>
@@ -16837,7 +17763,7 @@
         <w:t xml:space="preserve">Data:</w:t>
       </w:r>
       <w:r>
-        <w:t xml:space="preserve"> d_i = forecast demand at centre i (from biometric arrival forecasts × portions per plate); c_s = cost per portion short (delay, unhappy students); c_w = cost per portion wasted; K = kitchen batch size; V_i = what can reach centre i before the peak.</w:t>
+        <w:t xml:space="preserve"> D_t = arrivals in slot t (the S15 arrival curve); h = share heading to Central by habit (85%, assumed); κ = share who follow the screen (60%); cap = stations × service rate (20/min per mess); walk = 0.5 min; F_B = Munch's star-dish portions for the lunch.</w:t>
       </w:r>
     </w:p>
     <w:p>
@@ -16855,7 +17781,7 @@
           <w:sz w:val="24"/>
           <w:szCs w:val="24"/>
         </w:rPr>
-        <w:t xml:space="preserve">Minimise  Σ_i ( c_s · s_i + c_w · u_i )</w:t>
+        <w:t xml:space="preserve">Minimise  10 · Σ_t (QA_t + QB_t)  +  walk · Σ_t y_t      (student-minutes of waiting and walking)</w:t>
       </w:r>
       <w:r>
         <w:rPr>
@@ -16881,7 +17807,7 @@
           <w:sz w:val="24"/>
           <w:szCs w:val="24"/>
         </w:rPr>
-        <w:t xml:space="preserve">s.t.   s_i ≥ d_i − x_i,   u_i ≥ x_i − d_i,   Σ_i x_i ≤ K,   x_i ≤ V_i,   x_i, s_i, u_i ≥ 0</w:t>
+        <w:t xml:space="preserve">s.t.  QA_t ≥ QA_t−1 + h·D_t − y_t − 10·capA;   QB_t ≥ QB_t−1 + (1−h)·D_t + y_t − 10·capB;   0 ≤ y_t ≤ κ·h·D_t;   Σ_t [(1−h)·D_t + y_t] ≤ F_B;   Q ≥ 0</w:t>
       </w:r>
       <w:r>
         <w:rPr>
@@ -16897,7 +17823,57 @@
         <w:spacing w:after="120"/>
       </w:pPr>
       <w:r>
-        <w:t xml:space="preserve">This is a linear programme, solvable with the simplex method (or Excel Solver). Because shortage usually costs more than waste for AZ items (c_s &gt; c_w), the solution sends each centre up to its forecast and puts any spare where shortages are most expensive. With two decision variables it can also be shown with the </w:t>
+        <w:t xml:space="preserve">The queue constraints are the fluid queue from section 4.1 written as linear inequalities, so the LP is exact for the fluid model. Solved with the simplex method (SciPy/HiGHS; Excel Solver gives the same): </w:t>
+      </w:r>
+      <w:r>
+        <w:rPr>
+          <w:b/>
+          <w:bCs/>
+        </w:rPr>
+        <w:t xml:space="preserve">today 18,861 student-minutes (6.4 min per student) → 168 (0.06 min)</w:t>
+      </w:r>
+      <w:r>
+        <w:t xml:space="preserve">, by redirecting </w:t>
+      </w:r>
+      <w:r>
+        <w:rPr>
+          <w:b/>
+          <w:bCs/>
+        </w:rPr>
+        <w:t xml:space="preserve">337 students (11%)</w:t>
+      </w:r>
+      <w:r>
+        <w:t xml:space="preserve"> at the peak. The simulator's proposal redirects about 380, close to this optimum. The LP is a lower bound: it has no randomness and perfect foresight.</w:t>
+      </w:r>
+    </w:p>
+    <w:p>
+      <w:pPr>
+        <w:spacing w:after="120"/>
+      </w:pPr>
+      <w:r>
+        <w:rPr>
+          <w:b/>
+          <w:bCs/>
+        </w:rPr>
+        <w:t xml:space="preserve">Shadow price of food.</w:t>
+      </w:r>
+      <w:r>
+        <w:t xml:space="preserve"> Munch needs about 780 star-dish portions to carry the optimal flow. Below that, the food constraint binds: with 700 portions each extra portion saves about 40 student-minutes, with 600 about 60. Routing students and allocating food are one decision, not two.</w:t>
+      </w:r>
+    </w:p>
+    <w:p>
+      <w:pPr>
+        <w:spacing w:after="120"/>
+      </w:pPr>
+      <w:r>
+        <w:rPr>
+          <w:b/>
+          <w:bCs/>
+        </w:rPr>
+        <w:t xml:space="preserve">Secondary model: allocating the star dish to support the flow.</w:t>
+      </w:r>
+      <w:r>
+        <w:t xml:space="preserve"> x1, x2 = portions ready at Central and Munch before the peak; maximise Σ vᵢ·xᵢ, where vᵢ is the number of students per minute who would meet an empty tray at mess i under the flow plan; subject to x1 + x2 ≤ K (portions the kitchen can have ready) and xᵢ ≤ dᵢ (that mess's demand under the flow plan). With two variables it is solved by the </w:t>
       </w:r>
       <w:r>
         <w:rPr>
@@ -16907,22 +17883,7 @@
         <w:t xml:space="preserve">graphical method</w:t>
       </w:r>
       <w:r>
-        <w:t xml:space="preserve">.</w:t>
-      </w:r>
-    </w:p>
-    <w:p>
-      <w:pPr>
-        <w:spacing w:after="120"/>
-      </w:pPr>
-      <w:r>
-        <w:rPr>
-          <w:b/>
-          <w:bCs/>
-        </w:rPr>
-        <w:t xml:space="preserve">Link to queuing:</w:t>
-      </w:r>
-      <w:r>
-        <w:t xml:space="preserve"> the same LP can staff counters. Choosing serving stations c_i to keep utilisation at most 85% gives the linear constraint λ_i ≤ 0.85 · μ · c_i.</w:t>
+        <w:t xml:space="preserve"> (evaluate the corner points); the busier mess is filled first.</w:t>
       </w:r>
     </w:p>
     <w:p>
@@ -19882,6 +20843,648 @@
                 <w:sz w:val="19"/>
                 <w:szCs w:val="19"/>
               </w:rPr>
+              <w:t xml:space="preserve">Throughput (door to leaving)</w:t>
+            </w:r>
+          </w:p>
+        </w:tc>
+        <w:tc>
+          <w:tcPr>
+            <w:tcW w:type="dxa" w:w="2400"/>
+            <w:tcBorders>
+              <w:top w:val="single" w:color="D9D8D3" w:sz="4"/>
+              <w:left w:val="single" w:color="D9D8D3" w:sz="4"/>
+              <w:bottom w:val="single" w:color="D9D8D3" w:sz="4"/>
+              <w:right w:val="single" w:color="D9D8D3" w:sz="4"/>
+            </w:tcBorders>
+            <w:tcMar>
+              <w:top w:type="dxa" w:w="60"/>
+              <w:left w:type="dxa" w:w="100"/>
+              <w:bottom w:type="dxa" w:w="60"/>
+              <w:right w:type="dxa" w:w="100"/>
+            </w:tcMar>
+          </w:tcPr>
+          <w:p>
+            <w:r>
+              <w:rPr>
+                <w:sz w:val="19"/>
+                <w:szCs w:val="19"/>
+              </w:rPr>
+              <w:t xml:space="preserve">17–25 min depending on the surge</w:t>
+            </w:r>
+          </w:p>
+        </w:tc>
+        <w:tc>
+          <w:tcPr>
+            <w:tcW w:type="dxa" w:w="1700"/>
+            <w:tcBorders>
+              <w:top w:val="single" w:color="D9D8D3" w:sz="4"/>
+              <w:left w:val="single" w:color="D9D8D3" w:sz="4"/>
+              <w:bottom w:val="single" w:color="D9D8D3" w:sz="4"/>
+              <w:right w:val="single" w:color="D9D8D3" w:sz="4"/>
+            </w:tcBorders>
+            <w:tcMar>
+              <w:top w:type="dxa" w:w="60"/>
+              <w:left w:type="dxa" w:w="100"/>
+              <w:bottom w:type="dxa" w:w="60"/>
+              <w:right w:type="dxa" w:w="100"/>
+            </w:tcMar>
+          </w:tcPr>
+          <w:p>
+            <w:r>
+              <w:rPr>
+                <w:b/>
+                <w:bCs/>
+                <w:sz w:val="19"/>
+                <w:szCs w:val="19"/>
+              </w:rPr>
+              <w:t xml:space="preserve">Group estimate</w:t>
+            </w:r>
+          </w:p>
+        </w:tc>
+        <w:tc>
+          <w:tcPr>
+            <w:tcW w:type="dxa" w:w="2526"/>
+            <w:tcBorders>
+              <w:top w:val="single" w:color="D9D8D3" w:sz="4"/>
+              <w:left w:val="single" w:color="D9D8D3" w:sz="4"/>
+              <w:bottom w:val="single" w:color="D9D8D3" w:sz="4"/>
+              <w:right w:val="single" w:color="D9D8D3" w:sz="4"/>
+            </w:tcBorders>
+            <w:tcMar>
+              <w:top w:type="dxa" w:w="60"/>
+              <w:left w:type="dxa" w:w="100"/>
+              <w:bottom w:type="dxa" w:w="60"/>
+              <w:right w:type="dxa" w:w="100"/>
+            </w:tcMar>
+          </w:tcPr>
+          <w:p>
+            <w:r>
+              <w:rPr>
+                <w:sz w:val="19"/>
+                <w:szCs w:val="19"/>
+              </w:rPr>
+              <w:t xml:space="preserve">Time 20 students door to exit</w:t>
+            </w:r>
+          </w:p>
+        </w:tc>
+      </w:tr>
+      <w:tr>
+        <w:tc>
+          <w:tcPr>
+            <w:tcW w:type="dxa" w:w="2400"/>
+            <w:tcBorders>
+              <w:top w:val="single" w:color="D9D8D3" w:sz="4"/>
+              <w:left w:val="single" w:color="D9D8D3" w:sz="4"/>
+              <w:bottom w:val="single" w:color="D9D8D3" w:sz="4"/>
+              <w:right w:val="single" w:color="D9D8D3" w:sz="4"/>
+            </w:tcBorders>
+            <w:tcMar>
+              <w:top w:type="dxa" w:w="60"/>
+              <w:left w:type="dxa" w:w="100"/>
+              <w:bottom w:type="dxa" w:w="60"/>
+              <w:right w:type="dxa" w:w="100"/>
+            </w:tcMar>
+          </w:tcPr>
+          <w:p>
+            <w:r>
+              <w:rPr>
+                <w:sz w:val="19"/>
+                <w:szCs w:val="19"/>
+              </w:rPr>
+              <w:t xml:space="preserve">Scan + collect a plate</w:t>
+            </w:r>
+          </w:p>
+        </w:tc>
+        <w:tc>
+          <w:tcPr>
+            <w:tcW w:type="dxa" w:w="2400"/>
+            <w:tcBorders>
+              <w:top w:val="single" w:color="D9D8D3" w:sz="4"/>
+              <w:left w:val="single" w:color="D9D8D3" w:sz="4"/>
+              <w:bottom w:val="single" w:color="D9D8D3" w:sz="4"/>
+              <w:right w:val="single" w:color="D9D8D3" w:sz="4"/>
+            </w:tcBorders>
+            <w:tcMar>
+              <w:top w:type="dxa" w:w="60"/>
+              <w:left w:type="dxa" w:w="100"/>
+              <w:bottom w:type="dxa" w:w="60"/>
+              <w:right w:type="dxa" w:w="100"/>
+            </w:tcMar>
+          </w:tcPr>
+          <w:p>
+            <w:r>
+              <w:rPr>
+                <w:sz w:val="19"/>
+                <w:szCs w:val="19"/>
+              </w:rPr>
+              <w:t xml:space="preserve">2 s scan + 15–35 s plate (up to ~45 s)</w:t>
+            </w:r>
+          </w:p>
+        </w:tc>
+        <w:tc>
+          <w:tcPr>
+            <w:tcW w:type="dxa" w:w="1700"/>
+            <w:tcBorders>
+              <w:top w:val="single" w:color="D9D8D3" w:sz="4"/>
+              <w:left w:val="single" w:color="D9D8D3" w:sz="4"/>
+              <w:bottom w:val="single" w:color="D9D8D3" w:sz="4"/>
+              <w:right w:val="single" w:color="D9D8D3" w:sz="4"/>
+            </w:tcBorders>
+            <w:tcMar>
+              <w:top w:type="dxa" w:w="60"/>
+              <w:left w:type="dxa" w:w="100"/>
+              <w:bottom w:type="dxa" w:w="60"/>
+              <w:right w:type="dxa" w:w="100"/>
+            </w:tcMar>
+          </w:tcPr>
+          <w:p>
+            <w:r>
+              <w:rPr>
+                <w:sz w:val="19"/>
+                <w:szCs w:val="19"/>
+              </w:rPr>
+              <w:t xml:space="preserve">Group estimate / assumed</w:t>
+            </w:r>
+          </w:p>
+        </w:tc>
+        <w:tc>
+          <w:tcPr>
+            <w:tcW w:type="dxa" w:w="2526"/>
+            <w:tcBorders>
+              <w:top w:val="single" w:color="D9D8D3" w:sz="4"/>
+              <w:left w:val="single" w:color="D9D8D3" w:sz="4"/>
+              <w:bottom w:val="single" w:color="D9D8D3" w:sz="4"/>
+              <w:right w:val="single" w:color="D9D8D3" w:sz="4"/>
+            </w:tcBorders>
+            <w:tcMar>
+              <w:top w:type="dxa" w:w="60"/>
+              <w:left w:type="dxa" w:w="100"/>
+              <w:bottom w:type="dxa" w:w="60"/>
+              <w:right w:type="dxa" w:w="100"/>
+            </w:tcMar>
+          </w:tcPr>
+          <w:p>
+            <w:r>
+              <w:rPr>
+                <w:sz w:val="19"/>
+                <w:szCs w:val="19"/>
+              </w:rPr>
+              <w:t xml:space="preserve">Stopwatch at the entrance</w:t>
+            </w:r>
+          </w:p>
+        </w:tc>
+      </w:tr>
+      <w:tr>
+        <w:tc>
+          <w:tcPr>
+            <w:tcW w:type="dxa" w:w="2400"/>
+            <w:tcBorders>
+              <w:top w:val="single" w:color="D9D8D3" w:sz="4"/>
+              <w:left w:val="single" w:color="D9D8D3" w:sz="4"/>
+              <w:bottom w:val="single" w:color="D9D8D3" w:sz="4"/>
+              <w:right w:val="single" w:color="D9D8D3" w:sz="4"/>
+            </w:tcBorders>
+            <w:tcMar>
+              <w:top w:type="dxa" w:w="60"/>
+              <w:left w:type="dxa" w:w="100"/>
+              <w:bottom w:type="dxa" w:w="60"/>
+              <w:right w:type="dxa" w:w="100"/>
+            </w:tcMar>
+          </w:tcPr>
+          <w:p>
+            <w:r>
+              <w:rPr>
+                <w:sz w:val="19"/>
+                <w:szCs w:val="19"/>
+              </w:rPr>
+              <w:t xml:space="preserve">Walk along the food line after the station</w:t>
+            </w:r>
+          </w:p>
+        </w:tc>
+        <w:tc>
+          <w:tcPr>
+            <w:tcW w:type="dxa" w:w="2400"/>
+            <w:tcBorders>
+              <w:top w:val="single" w:color="D9D8D3" w:sz="4"/>
+              <w:left w:val="single" w:color="D9D8D3" w:sz="4"/>
+              <w:bottom w:val="single" w:color="D9D8D3" w:sz="4"/>
+              <w:right w:val="single" w:color="D9D8D3" w:sz="4"/>
+            </w:tcBorders>
+            <w:tcMar>
+              <w:top w:type="dxa" w:w="60"/>
+              <w:left w:type="dxa" w:w="100"/>
+              <w:bottom w:type="dxa" w:w="60"/>
+              <w:right w:type="dxa" w:w="100"/>
+            </w:tcMar>
+          </w:tcPr>
+          <w:p>
+            <w:r>
+              <w:rPr>
+                <w:sz w:val="19"/>
+                <w:szCs w:val="19"/>
+              </w:rPr>
+              <w:t xml:space="preserve">40–80 s</w:t>
+            </w:r>
+          </w:p>
+        </w:tc>
+        <w:tc>
+          <w:tcPr>
+            <w:tcW w:type="dxa" w:w="1700"/>
+            <w:tcBorders>
+              <w:top w:val="single" w:color="D9D8D3" w:sz="4"/>
+              <w:left w:val="single" w:color="D9D8D3" w:sz="4"/>
+              <w:bottom w:val="single" w:color="D9D8D3" w:sz="4"/>
+              <w:right w:val="single" w:color="D9D8D3" w:sz="4"/>
+            </w:tcBorders>
+            <w:tcMar>
+              <w:top w:type="dxa" w:w="60"/>
+              <w:left w:type="dxa" w:w="100"/>
+              <w:bottom w:type="dxa" w:w="60"/>
+              <w:right w:type="dxa" w:w="100"/>
+            </w:tcMar>
+          </w:tcPr>
+          <w:p>
+            <w:r>
+              <w:rPr>
+                <w:sz w:val="19"/>
+                <w:szCs w:val="19"/>
+              </w:rPr>
+              <w:t xml:space="preserve">Assumed</w:t>
+            </w:r>
+          </w:p>
+        </w:tc>
+        <w:tc>
+          <w:tcPr>
+            <w:tcW w:type="dxa" w:w="2526"/>
+            <w:tcBorders>
+              <w:top w:val="single" w:color="D9D8D3" w:sz="4"/>
+              <w:left w:val="single" w:color="D9D8D3" w:sz="4"/>
+              <w:bottom w:val="single" w:color="D9D8D3" w:sz="4"/>
+              <w:right w:val="single" w:color="D9D8D3" w:sz="4"/>
+            </w:tcBorders>
+            <w:tcMar>
+              <w:top w:type="dxa" w:w="60"/>
+              <w:left w:type="dxa" w:w="100"/>
+              <w:bottom w:type="dxa" w:w="60"/>
+              <w:right w:type="dxa" w:w="100"/>
+            </w:tcMar>
+          </w:tcPr>
+          <w:p>
+            <w:r>
+              <w:rPr>
+                <w:sz w:val="19"/>
+                <w:szCs w:val="19"/>
+              </w:rPr>
+              <w:t xml:space="preserve">Stopwatch</w:t>
+            </w:r>
+          </w:p>
+        </w:tc>
+      </w:tr>
+      <w:tr>
+        <w:tc>
+          <w:tcPr>
+            <w:tcW w:type="dxa" w:w="2400"/>
+            <w:tcBorders>
+              <w:top w:val="single" w:color="D9D8D3" w:sz="4"/>
+              <w:left w:val="single" w:color="D9D8D3" w:sz="4"/>
+              <w:bottom w:val="single" w:color="D9D8D3" w:sz="4"/>
+              <w:right w:val="single" w:color="D9D8D3" w:sz="4"/>
+            </w:tcBorders>
+            <w:tcMar>
+              <w:top w:type="dxa" w:w="60"/>
+              <w:left w:type="dxa" w:w="100"/>
+              <w:bottom w:type="dxa" w:w="60"/>
+              <w:right w:type="dxa" w:w="100"/>
+            </w:tcMar>
+          </w:tcPr>
+          <w:p>
+            <w:r>
+              <w:rPr>
+                <w:sz w:val="19"/>
+                <w:szCs w:val="19"/>
+              </w:rPr>
+              <w:t xml:space="preserve">Eating</w:t>
+            </w:r>
+          </w:p>
+        </w:tc>
+        <w:tc>
+          <w:tcPr>
+            <w:tcW w:type="dxa" w:w="2400"/>
+            <w:tcBorders>
+              <w:top w:val="single" w:color="D9D8D3" w:sz="4"/>
+              <w:left w:val="single" w:color="D9D8D3" w:sz="4"/>
+              <w:bottom w:val="single" w:color="D9D8D3" w:sz="4"/>
+              <w:right w:val="single" w:color="D9D8D3" w:sz="4"/>
+            </w:tcBorders>
+            <w:tcMar>
+              <w:top w:type="dxa" w:w="60"/>
+              <w:left w:type="dxa" w:w="100"/>
+              <w:bottom w:type="dxa" w:w="60"/>
+              <w:right w:type="dxa" w:w="100"/>
+            </w:tcMar>
+          </w:tcPr>
+          <w:p>
+            <w:r>
+              <w:rPr>
+                <w:sz w:val="19"/>
+                <w:szCs w:val="19"/>
+              </w:rPr>
+              <w:t xml:space="preserve">12–15 min</w:t>
+            </w:r>
+          </w:p>
+        </w:tc>
+        <w:tc>
+          <w:tcPr>
+            <w:tcW w:type="dxa" w:w="1700"/>
+            <w:tcBorders>
+              <w:top w:val="single" w:color="D9D8D3" w:sz="4"/>
+              <w:left w:val="single" w:color="D9D8D3" w:sz="4"/>
+              <w:bottom w:val="single" w:color="D9D8D3" w:sz="4"/>
+              <w:right w:val="single" w:color="D9D8D3" w:sz="4"/>
+            </w:tcBorders>
+            <w:tcMar>
+              <w:top w:type="dxa" w:w="60"/>
+              <w:left w:type="dxa" w:w="100"/>
+              <w:bottom w:type="dxa" w:w="60"/>
+              <w:right w:type="dxa" w:w="100"/>
+            </w:tcMar>
+          </w:tcPr>
+          <w:p>
+            <w:r>
+              <w:rPr>
+                <w:b/>
+                <w:bCs/>
+                <w:sz w:val="19"/>
+                <w:szCs w:val="19"/>
+              </w:rPr>
+              <w:t xml:space="preserve">Group estimate</w:t>
+            </w:r>
+          </w:p>
+        </w:tc>
+        <w:tc>
+          <w:tcPr>
+            <w:tcW w:type="dxa" w:w="2526"/>
+            <w:tcBorders>
+              <w:top w:val="single" w:color="D9D8D3" w:sz="4"/>
+              <w:left w:val="single" w:color="D9D8D3" w:sz="4"/>
+              <w:bottom w:val="single" w:color="D9D8D3" w:sz="4"/>
+              <w:right w:val="single" w:color="D9D8D3" w:sz="4"/>
+            </w:tcBorders>
+            <w:tcMar>
+              <w:top w:type="dxa" w:w="60"/>
+              <w:left w:type="dxa" w:w="100"/>
+              <w:bottom w:type="dxa" w:w="60"/>
+              <w:right w:type="dxa" w:w="100"/>
+            </w:tcMar>
+          </w:tcPr>
+          <w:p>
+            <w:r>
+              <w:rPr>
+                <w:sz w:val="19"/>
+                <w:szCs w:val="19"/>
+              </w:rPr>
+              <w:t xml:space="preserve">Time 20 students</w:t>
+            </w:r>
+          </w:p>
+        </w:tc>
+      </w:tr>
+      <w:tr>
+        <w:tc>
+          <w:tcPr>
+            <w:tcW w:type="dxa" w:w="2400"/>
+            <w:tcBorders>
+              <w:top w:val="single" w:color="D9D8D3" w:sz="4"/>
+              <w:left w:val="single" w:color="D9D8D3" w:sz="4"/>
+              <w:bottom w:val="single" w:color="D9D8D3" w:sz="4"/>
+              <w:right w:val="single" w:color="D9D8D3" w:sz="4"/>
+            </w:tcBorders>
+            <w:tcMar>
+              <w:top w:type="dxa" w:w="60"/>
+              <w:left w:type="dxa" w:w="100"/>
+              <w:bottom w:type="dxa" w:w="60"/>
+              <w:right w:type="dxa" w:w="100"/>
+            </w:tcMar>
+          </w:tcPr>
+          <w:p>
+            <w:r>
+              <w:rPr>
+                <w:sz w:val="19"/>
+                <w:szCs w:val="19"/>
+              </w:rPr>
+              <w:t xml:space="preserve">Disposal</w:t>
+            </w:r>
+          </w:p>
+        </w:tc>
+        <w:tc>
+          <w:tcPr>
+            <w:tcW w:type="dxa" w:w="2400"/>
+            <w:tcBorders>
+              <w:top w:val="single" w:color="D9D8D3" w:sz="4"/>
+              <w:left w:val="single" w:color="D9D8D3" w:sz="4"/>
+              <w:bottom w:val="single" w:color="D9D8D3" w:sz="4"/>
+              <w:right w:val="single" w:color="D9D8D3" w:sz="4"/>
+            </w:tcBorders>
+            <w:tcMar>
+              <w:top w:type="dxa" w:w="60"/>
+              <w:left w:type="dxa" w:w="100"/>
+              <w:bottom w:type="dxa" w:w="60"/>
+              <w:right w:type="dxa" w:w="100"/>
+            </w:tcMar>
+          </w:tcPr>
+          <w:p>
+            <w:r>
+              <w:rPr>
+                <w:sz w:val="19"/>
+                <w:szCs w:val="19"/>
+              </w:rPr>
+              <w:t xml:space="preserve">1–2 min (≤ 2)</w:t>
+            </w:r>
+          </w:p>
+        </w:tc>
+        <w:tc>
+          <w:tcPr>
+            <w:tcW w:type="dxa" w:w="1700"/>
+            <w:tcBorders>
+              <w:top w:val="single" w:color="D9D8D3" w:sz="4"/>
+              <w:left w:val="single" w:color="D9D8D3" w:sz="4"/>
+              <w:bottom w:val="single" w:color="D9D8D3" w:sz="4"/>
+              <w:right w:val="single" w:color="D9D8D3" w:sz="4"/>
+            </w:tcBorders>
+            <w:tcMar>
+              <w:top w:type="dxa" w:w="60"/>
+              <w:left w:type="dxa" w:w="100"/>
+              <w:bottom w:type="dxa" w:w="60"/>
+              <w:right w:type="dxa" w:w="100"/>
+            </w:tcMar>
+          </w:tcPr>
+          <w:p>
+            <w:r>
+              <w:rPr>
+                <w:b/>
+                <w:bCs/>
+                <w:sz w:val="19"/>
+                <w:szCs w:val="19"/>
+              </w:rPr>
+              <w:t xml:space="preserve">Group estimate</w:t>
+            </w:r>
+          </w:p>
+        </w:tc>
+        <w:tc>
+          <w:tcPr>
+            <w:tcW w:type="dxa" w:w="2526"/>
+            <w:tcBorders>
+              <w:top w:val="single" w:color="D9D8D3" w:sz="4"/>
+              <w:left w:val="single" w:color="D9D8D3" w:sz="4"/>
+              <w:bottom w:val="single" w:color="D9D8D3" w:sz="4"/>
+              <w:right w:val="single" w:color="D9D8D3" w:sz="4"/>
+            </w:tcBorders>
+            <w:tcMar>
+              <w:top w:type="dxa" w:w="60"/>
+              <w:left w:type="dxa" w:w="100"/>
+              <w:bottom w:type="dxa" w:w="60"/>
+              <w:right w:type="dxa" w:w="100"/>
+            </w:tcMar>
+          </w:tcPr>
+          <w:p>
+            <w:r>
+              <w:rPr>
+                <w:sz w:val="19"/>
+                <w:szCs w:val="19"/>
+              </w:rPr>
+              <w:t xml:space="preserve">Observe the return station</w:t>
+            </w:r>
+          </w:p>
+        </w:tc>
+      </w:tr>
+      <w:tr>
+        <w:tc>
+          <w:tcPr>
+            <w:tcW w:type="dxa" w:w="2400"/>
+            <w:tcBorders>
+              <w:top w:val="single" w:color="D9D8D3" w:sz="4"/>
+              <w:left w:val="single" w:color="D9D8D3" w:sz="4"/>
+              <w:bottom w:val="single" w:color="D9D8D3" w:sz="4"/>
+              <w:right w:val="single" w:color="D9D8D3" w:sz="4"/>
+            </w:tcBorders>
+            <w:tcMar>
+              <w:top w:type="dxa" w:w="60"/>
+              <w:left w:type="dxa" w:w="100"/>
+              <w:bottom w:type="dxa" w:w="60"/>
+              <w:right w:type="dxa" w:w="100"/>
+            </w:tcMar>
+          </w:tcPr>
+          <w:p>
+            <w:r>
+              <w:rPr>
+                <w:sz w:val="19"/>
+                <w:szCs w:val="19"/>
+              </w:rPr>
+              <w:t xml:space="preserve">Food left at a 'running low' tap</w:t>
+            </w:r>
+          </w:p>
+        </w:tc>
+        <w:tc>
+          <w:tcPr>
+            <w:tcW w:type="dxa" w:w="2400"/>
+            <w:tcBorders>
+              <w:top w:val="single" w:color="D9D8D3" w:sz="4"/>
+              <w:left w:val="single" w:color="D9D8D3" w:sz="4"/>
+              <w:bottom w:val="single" w:color="D9D8D3" w:sz="4"/>
+              <w:right w:val="single" w:color="D9D8D3" w:sz="4"/>
+            </w:tcBorders>
+            <w:tcMar>
+              <w:top w:type="dxa" w:w="60"/>
+              <w:left w:type="dxa" w:w="100"/>
+              <w:bottom w:type="dxa" w:w="60"/>
+              <w:right w:type="dxa" w:w="100"/>
+            </w:tcMar>
+          </w:tcPr>
+          <w:p>
+            <w:r>
+              <w:rPr>
+                <w:sz w:val="19"/>
+                <w:szCs w:val="19"/>
+              </w:rPr>
+              <w:t xml:space="preserve">~20 min</w:t>
+            </w:r>
+          </w:p>
+        </w:tc>
+        <w:tc>
+          <w:tcPr>
+            <w:tcW w:type="dxa" w:w="1700"/>
+            <w:tcBorders>
+              <w:top w:val="single" w:color="D9D8D3" w:sz="4"/>
+              <w:left w:val="single" w:color="D9D8D3" w:sz="4"/>
+              <w:bottom w:val="single" w:color="D9D8D3" w:sz="4"/>
+              <w:right w:val="single" w:color="D9D8D3" w:sz="4"/>
+            </w:tcBorders>
+            <w:tcMar>
+              <w:top w:type="dxa" w:w="60"/>
+              <w:left w:type="dxa" w:w="100"/>
+              <w:bottom w:type="dxa" w:w="60"/>
+              <w:right w:type="dxa" w:w="100"/>
+            </w:tcMar>
+          </w:tcPr>
+          <w:p>
+            <w:r>
+              <w:rPr>
+                <w:sz w:val="19"/>
+                <w:szCs w:val="19"/>
+              </w:rPr>
+              <w:t xml:space="preserve">Assumed (protocol)</w:t>
+            </w:r>
+          </w:p>
+        </w:tc>
+        <w:tc>
+          <w:tcPr>
+            <w:tcW w:type="dxa" w:w="2526"/>
+            <w:tcBorders>
+              <w:top w:val="single" w:color="D9D8D3" w:sz="4"/>
+              <w:left w:val="single" w:color="D9D8D3" w:sz="4"/>
+              <w:bottom w:val="single" w:color="D9D8D3" w:sz="4"/>
+              <w:right w:val="single" w:color="D9D8D3" w:sz="4"/>
+            </w:tcBorders>
+            <w:tcMar>
+              <w:top w:type="dxa" w:w="60"/>
+              <w:left w:type="dxa" w:w="100"/>
+              <w:bottom w:type="dxa" w:w="60"/>
+              <w:right w:type="dxa" w:w="100"/>
+            </w:tcMar>
+          </w:tcPr>
+          <w:p>
+            <w:r>
+              <w:rPr>
+                <w:sz w:val="19"/>
+                <w:szCs w:val="19"/>
+              </w:rPr>
+              <w:t xml:space="preserve">Record tap and run-out times</w:t>
+            </w:r>
+          </w:p>
+        </w:tc>
+      </w:tr>
+      <w:tr>
+        <w:tc>
+          <w:tcPr>
+            <w:tcW w:type="dxa" w:w="2400"/>
+            <w:tcBorders>
+              <w:top w:val="single" w:color="D9D8D3" w:sz="4"/>
+              <w:left w:val="single" w:color="D9D8D3" w:sz="4"/>
+              <w:bottom w:val="single" w:color="D9D8D3" w:sz="4"/>
+              <w:right w:val="single" w:color="D9D8D3" w:sz="4"/>
+            </w:tcBorders>
+            <w:tcMar>
+              <w:top w:type="dxa" w:w="60"/>
+              <w:left w:type="dxa" w:w="100"/>
+              <w:bottom w:type="dxa" w:w="60"/>
+              <w:right w:type="dxa" w:w="100"/>
+            </w:tcMar>
+          </w:tcPr>
+          <w:p>
+            <w:r>
+              <w:rPr>
+                <w:sz w:val="19"/>
+                <w:szCs w:val="19"/>
+              </w:rPr>
               <w:t xml:space="preserve">Tray weights</w:t>
             </w:r>
           </w:p>
@@ -22021,7 +23624,169 @@
                 <w:sz w:val="19"/>
                 <w:szCs w:val="19"/>
               </w:rPr>
-              <w:t xml:space="preserve">Arrivals, face scanner, serving stations, food stock, seats, eating time</w:t>
+              <w:t xml:space="preserve">Four stages: scan + plate, serving station + food line, eating, disposal; food stock and refills</w:t>
+            </w:r>
+          </w:p>
+        </w:tc>
+      </w:tr>
+      <w:tr>
+        <w:tc>
+          <w:tcPr>
+            <w:tcW w:type="dxa" w:w="3000"/>
+            <w:tcBorders>
+              <w:top w:val="single" w:color="D9D8D3" w:sz="4"/>
+              <w:left w:val="single" w:color="D9D8D3" w:sz="4"/>
+              <w:bottom w:val="single" w:color="D9D8D3" w:sz="4"/>
+              <w:right w:val="single" w:color="D9D8D3" w:sz="4"/>
+            </w:tcBorders>
+            <w:tcMar>
+              <w:top w:type="dxa" w:w="60"/>
+              <w:left w:type="dxa" w:w="100"/>
+              <w:bottom w:type="dxa" w:w="60"/>
+              <w:right w:type="dxa" w:w="100"/>
+            </w:tcMar>
+          </w:tcPr>
+          <w:p>
+            <w:r>
+              <w:rPr>
+                <w:sz w:val="19"/>
+                <w:szCs w:val="19"/>
+              </w:rPr>
+              <w:t xml:space="preserve">Scenarios, payoff matrix, reconciliation</w:t>
+            </w:r>
+          </w:p>
+        </w:tc>
+        <w:tc>
+          <w:tcPr>
+            <w:tcW w:type="dxa" w:w="2600"/>
+            <w:tcBorders>
+              <w:top w:val="single" w:color="D9D8D3" w:sz="4"/>
+              <w:left w:val="single" w:color="D9D8D3" w:sz="4"/>
+              <w:bottom w:val="single" w:color="D9D8D3" w:sz="4"/>
+              <w:right w:val="single" w:color="D9D8D3" w:sz="4"/>
+            </w:tcBorders>
+            <w:tcMar>
+              <w:top w:type="dxa" w:w="60"/>
+              <w:left w:type="dxa" w:w="100"/>
+              <w:bottom w:type="dxa" w:w="60"/>
+              <w:right w:type="dxa" w:w="100"/>
+            </w:tcMar>
+          </w:tcPr>
+          <w:p>
+            <w:r>
+              <w:rPr>
+                <w:rFonts w:ascii="Consolas" w:cs="Consolas" w:eastAsia="Consolas" w:hAnsi="Consolas"/>
+                <w:sz w:val="19"/>
+                <w:szCs w:val="19"/>
+              </w:rPr>
+              <w:t xml:space="preserve">messq/scenarios.py</w:t>
+            </w:r>
+          </w:p>
+        </w:tc>
+        <w:tc>
+          <w:tcPr>
+            <w:tcW w:type="dxa" w:w="3426"/>
+            <w:tcBorders>
+              <w:top w:val="single" w:color="D9D8D3" w:sz="4"/>
+              <w:left w:val="single" w:color="D9D8D3" w:sz="4"/>
+              <w:bottom w:val="single" w:color="D9D8D3" w:sz="4"/>
+              <w:right w:val="single" w:color="D9D8D3" w:sz="4"/>
+            </w:tcBorders>
+            <w:tcMar>
+              <w:top w:type="dxa" w:w="60"/>
+              <w:left w:type="dxa" w:w="100"/>
+              <w:bottom w:type="dxa" w:w="60"/>
+              <w:right w:type="dxa" w:w="100"/>
+            </w:tcMar>
+          </w:tcPr>
+          <w:p>
+            <w:r>
+              <w:rPr>
+                <w:sz w:val="19"/>
+                <w:szCs w:val="19"/>
+              </w:rPr>
+              <w:t xml:space="preserve">Writes results/*.json (20 lunches per row, same students)</w:t>
+            </w:r>
+          </w:p>
+        </w:tc>
+      </w:tr>
+      <w:tr>
+        <w:tc>
+          <w:tcPr>
+            <w:tcW w:type="dxa" w:w="3000"/>
+            <w:tcBorders>
+              <w:top w:val="single" w:color="D9D8D3" w:sz="4"/>
+              <w:left w:val="single" w:color="D9D8D3" w:sz="4"/>
+              <w:bottom w:val="single" w:color="D9D8D3" w:sz="4"/>
+              <w:right w:val="single" w:color="D9D8D3" w:sz="4"/>
+            </w:tcBorders>
+            <w:tcMar>
+              <w:top w:type="dxa" w:w="60"/>
+              <w:left w:type="dxa" w:w="100"/>
+              <w:bottom w:type="dxa" w:w="60"/>
+              <w:right w:type="dxa" w:w="100"/>
+            </w:tcMar>
+          </w:tcPr>
+          <w:p>
+            <w:r>
+              <w:rPr>
+                <w:sz w:val="19"/>
+                <w:szCs w:val="19"/>
+              </w:rPr>
+              <w:t xml:space="preserve">Decision workbook</w:t>
+            </w:r>
+          </w:p>
+        </w:tc>
+        <w:tc>
+          <w:tcPr>
+            <w:tcW w:type="dxa" w:w="2600"/>
+            <w:tcBorders>
+              <w:top w:val="single" w:color="D9D8D3" w:sz="4"/>
+              <w:left w:val="single" w:color="D9D8D3" w:sz="4"/>
+              <w:bottom w:val="single" w:color="D9D8D3" w:sz="4"/>
+              <w:right w:val="single" w:color="D9D8D3" w:sz="4"/>
+            </w:tcBorders>
+            <w:tcMar>
+              <w:top w:type="dxa" w:w="60"/>
+              <w:left w:type="dxa" w:w="100"/>
+              <w:bottom w:type="dxa" w:w="60"/>
+              <w:right w:type="dxa" w:w="100"/>
+            </w:tcMar>
+          </w:tcPr>
+          <w:p>
+            <w:r>
+              <w:rPr>
+                <w:rFonts w:ascii="Consolas" w:cs="Consolas" w:eastAsia="Consolas" w:hAnsi="Consolas"/>
+                <w:sz w:val="19"/>
+                <w:szCs w:val="19"/>
+              </w:rPr>
+              <w:t xml:space="preserve">tools/build_workbook.py</w:t>
+            </w:r>
+          </w:p>
+        </w:tc>
+        <w:tc>
+          <w:tcPr>
+            <w:tcW w:type="dxa" w:w="3426"/>
+            <w:tcBorders>
+              <w:top w:val="single" w:color="D9D8D3" w:sz="4"/>
+              <w:left w:val="single" w:color="D9D8D3" w:sz="4"/>
+              <w:bottom w:val="single" w:color="D9D8D3" w:sz="4"/>
+              <w:right w:val="single" w:color="D9D8D3" w:sz="4"/>
+            </w:tcBorders>
+            <w:tcMar>
+              <w:top w:type="dxa" w:w="60"/>
+              <w:left w:type="dxa" w:w="100"/>
+              <w:bottom w:type="dxa" w:w="60"/>
+              <w:right w:type="dxa" w:w="100"/>
+            </w:tcMar>
+          </w:tcPr>
+          <w:p>
+            <w:r>
+              <w:rPr>
+                <w:sz w:val="19"/>
+                <w:szCs w:val="19"/>
+              </w:rPr>
+              <w:t xml:space="preserve">Builds docs/MDS_Decision_Workbook.xlsx from the Inputs and results; LP solved with SciPy</w:t>
             </w:r>
           </w:p>
         </w:tc>

--- a/docs/MDS_Queuing_Theory_and_Simulation.docx
+++ b/docs/MDS_Queuing_Theory_and_Simulation.docx
@@ -1477,7 +1477,7 @@
                 <w:sz w:val="19"/>
                 <w:szCs w:val="19"/>
               </w:rPr>
-              <w:t xml:space="preserve">Total capacity is enough, but the load is uneven. At the simulated peak about </w:t>
+              <w:t xml:space="preserve">Total capacity is enough, but the load is uneven. In the busiest 10 minutes (13:10, when several departments' lunch breaks overlap) about </w:t>
             </w:r>
             <w:r>
               <w:rPr>
@@ -1486,7 +1486,7 @@
                 <w:sz w:val="19"/>
                 <w:szCs w:val="19"/>
               </w:rPr>
-              <w:t xml:space="preserve">34 students/min</w:t>
+              <w:t xml:space="preserve">37 students/min</w:t>
             </w:r>
             <w:r>
               <w:rPr>
@@ -1509,7 +1509,7 @@
                 <w:sz w:val="19"/>
                 <w:szCs w:val="19"/>
               </w:rPr>
-              <w:t xml:space="preserve"> of serving capacity (2 stations × 2 messes × 10/min, μ assumed), so ρ ≈ 0.84 overall. With 85% going to Central by habit (assumed), Central gets ≈ </w:t>
+              <w:t xml:space="preserve"> of serving capacity (2 stations × 2 messes × 10/min, μ assumed), so ρ ≈ 0.94 overall. With 85% going to Central by habit (assumed), Central gets ≈ </w:t>
             </w:r>
             <w:r>
               <w:rPr>
@@ -1518,14 +1518,14 @@
                 <w:sz w:val="19"/>
                 <w:szCs w:val="19"/>
               </w:rPr>
-              <w:t xml:space="preserve">29/min against 20/min</w:t>
-            </w:r>
-            <w:r>
-              <w:rPr>
-                <w:sz w:val="19"/>
-                <w:szCs w:val="19"/>
-              </w:rPr>
-              <w:t xml:space="preserve"> (ρ ≈ 1.4, saturated) while Munch gets ≈ </w:t>
+              <w:t xml:space="preserve">32/min against 20/min</w:t>
+            </w:r>
+            <w:r>
+              <w:rPr>
+                <w:sz w:val="19"/>
+                <w:szCs w:val="19"/>
+              </w:rPr>
+              <w:t xml:space="preserve"> (ρ ≈ 1.6, saturated, and above its single scanner's ~30/min) while Munch gets ≈ </w:t>
             </w:r>
             <w:r>
               <w:rPr>
@@ -1534,14 +1534,14 @@
                 <w:sz w:val="19"/>
                 <w:szCs w:val="19"/>
               </w:rPr>
-              <w:t xml:space="preserve">5/min against 20/min</w:t>
-            </w:r>
-            <w:r>
-              <w:rPr>
-                <w:sz w:val="19"/>
-                <w:szCs w:val="19"/>
-              </w:rPr>
-              <w:t xml:space="preserve"> (ρ ≈ 0.26). Seats are not the constraint: 1,400 seats, ~725 people inside Central at peak (section 3.2)</w:t>
+              <w:t xml:space="preserve">6/min against 20/min</w:t>
+            </w:r>
+            <w:r>
+              <w:rPr>
+                <w:sz w:val="19"/>
+                <w:szCs w:val="19"/>
+              </w:rPr>
+              <w:t xml:space="preserve"> (ρ ≈ 0.28). Seats are close to full but not the first constraint (section 3.2)</w:t>
             </w:r>
           </w:p>
         </w:tc>
@@ -2479,7 +2479,7 @@
                 <w:sz w:val="19"/>
                 <w:szCs w:val="19"/>
               </w:rPr>
-              <w:t xml:space="preserve">About 2,960 plates are served within the 11:30–14:30 window (measured). Our field visit saw a full hall and a long queue around 13:18–13:23 (observed). How arrivals spread across the three hours is not yet measured: that is what the biometric logs will show</w:t>
+              <w:t xml:space="preserve">About 2,960 plates are served within the 11:30–14:30 window (measured). Our field visit saw a full hall and a long queue around 13:18–13:23 (observed). Department lunch breaks overlap (group's timetable): MIT and SMI break at 12:00, DOC/MICFE at 12:30, DLHS/MILHS at 12:40, MLS at 12:50, MIT's lab-day batch at 13:00 and TAPMI at 13:05, so the heaviest overlap is 13:05–13:30 (section 5.1). The biometric logs will confirm the real curve</w:t>
             </w:r>
           </w:p>
         </w:tc>
@@ -8140,17 +8140,17 @@
         <w:spacing w:after="120"/>
       </w:pPr>
       <w:r>
-        <w:t xml:space="preserve">In a surge, W grows because of queueing. If about 29 students/min arrive at Central CT at peak (our simulated peak, close to the single scanner's ~30/min) and the visit stretches to 25 minutes, L ≈ 29 × 25 ≈ </w:t>
+        <w:t xml:space="preserve">In a surge, W grows because of queueing. If about 32 students/min arrive at Central CT at the 13:10 peak (85% of ~37/min; above the single scanner's ~30/min) and the visit stretches to about 27 minutes (simulated), L ≈ 32 × 27 ≈ </w:t>
       </w:r>
       <w:r>
         <w:rPr>
           <w:b/>
           <w:bCs/>
         </w:rPr>
-        <w:t xml:space="preserve">725</w:t>
-      </w:r>
-      <w:r>
-        <w:t xml:space="preserve"> people inside: below 900 seats. So with these inputs Central's bottleneck is the serving stations and the scanner, not the seats. If the visit stretched past 31 minutes, L would exceed 900 and the hall would fill (as in photo O1 at 13:18).</w:t>
+        <w:t xml:space="preserve">860</w:t>
+      </w:r>
+      <w:r>
+        <w:t xml:space="preserve"> people inside: just below 900 seats. So with these inputs Central's bottleneck is the serving stations and the scanner, with the seats close behind. If the visit stretched past 28 minutes, L would exceed 900 and the hall would fill (as in photo O1 at 13:18).</w:t>
       </w:r>
     </w:p>
     <w:p>
@@ -10745,7 +10745,7 @@
                 <w:sz w:val="19"/>
                 <w:szCs w:val="19"/>
               </w:rPr>
-              <w:t xml:space="preserve">Random arrivals whose average rate follows the lunch peak (a bell-shaped curve over the slot); each student starts at their habitual mess (h_i)</w:t>
+              <w:t xml:space="preserve">Random arrivals whose average rate is the department lunch breaks added up (section 5.1, Arrival curve); each student starts at their habitual mess (h_i)</w:t>
             </w:r>
           </w:p>
         </w:tc>
@@ -11305,7 +11305,7 @@
                 <w:sz w:val="19"/>
                 <w:szCs w:val="19"/>
               </w:rPr>
-              <w:t xml:space="preserve">Queue wait = time queueing for the scanner, a station and a seat. Throughput = door to leaving (group: 17–25 min). Simulated: ~16.6 min in the quiet first 30 minutes, ~25.6 min at today's peak</w:t>
+              <w:t xml:space="preserve">Queue wait = time queueing for the scanner, a station and a seat. Throughput = door to leaving (group: 17–25 min). Simulated: ~16.7 min for students who meet no queue, ~26.7 min around today's 13:17 peak</w:t>
             </w:r>
           </w:p>
         </w:tc>
@@ -11417,6 +11417,993 @@
         </w:tc>
       </w:tr>
     </w:tbl>
+    <w:p>
+      <w:pPr>
+        <w:pStyle w:val="Heading3"/>
+      </w:pPr>
+      <w:r>
+        <w:t xml:space="preserve">Arrival curve: department lunch breaks added up</w:t>
+      </w:r>
+    </w:p>
+    <w:p>
+      <w:pPr>
+        <w:spacing w:after="120"/>
+      </w:pPr>
+      <w:r>
+        <w:t xml:space="preserve">Students do not arrive on one smooth curve: each department breaks for lunch at its own time. We build the arrival rate λ(t) from the timetable the group collected. Department sizes are rough counts that add up to 3,150, more than the 2,960 plates, so they are used as </w:t>
+      </w:r>
+      <w:r>
+        <w:rPr>
+          <w:b/>
+          <w:bCs/>
+        </w:rPr>
+        <w:t xml:space="preserve">shares</w:t>
+      </w:r>
+      <w:r>
+        <w:t xml:space="preserve"> and scaled to 2,960.</w:t>
+      </w:r>
+    </w:p>
+    <w:tbl>
+      <w:tblPr>
+        <w:tblW w:type="dxa" w:w="9026"/>
+        <w:tblBorders>
+          <w:top w:val="single" w:color="auto" w:sz="4"/>
+          <w:left w:val="single" w:color="auto" w:sz="4"/>
+          <w:bottom w:val="single" w:color="auto" w:sz="4"/>
+          <w:right w:val="single" w:color="auto" w:sz="4"/>
+          <w:insideH w:val="single" w:color="auto" w:sz="4"/>
+          <w:insideV w:val="single" w:color="auto" w:sz="4"/>
+        </w:tblBorders>
+      </w:tblPr>
+      <w:tblGrid>
+        <w:gridCol w:w="1500"/>
+        <w:gridCol w:w="2700"/>
+        <w:gridCol w:w="1300"/>
+        <w:gridCol w:w="3526"/>
+      </w:tblGrid>
+      <w:tr>
+        <w:trPr>
+          <w:tblHeader/>
+        </w:trPr>
+        <w:tc>
+          <w:tcPr>
+            <w:tcW w:type="dxa" w:w="1500"/>
+            <w:tcBorders>
+              <w:top w:val="single" w:color="D9D8D3" w:sz="4"/>
+              <w:left w:val="single" w:color="D9D8D3" w:sz="4"/>
+              <w:bottom w:val="single" w:color="D9D8D3" w:sz="4"/>
+              <w:right w:val="single" w:color="D9D8D3" w:sz="4"/>
+            </w:tcBorders>
+            <w:shd w:fill="ECEBE7" w:color="auto" w:val="clear"/>
+            <w:tcMar>
+              <w:top w:type="dxa" w:w="60"/>
+              <w:left w:type="dxa" w:w="100"/>
+              <w:bottom w:type="dxa" w:w="60"/>
+              <w:right w:type="dxa" w:w="100"/>
+            </w:tcMar>
+          </w:tcPr>
+          <w:p>
+            <w:r>
+              <w:rPr>
+                <w:b/>
+                <w:bCs/>
+                <w:sz w:val="19"/>
+                <w:szCs w:val="19"/>
+              </w:rPr>
+              <w:t xml:space="preserve">Department</w:t>
+            </w:r>
+          </w:p>
+        </w:tc>
+        <w:tc>
+          <w:tcPr>
+            <w:tcW w:type="dxa" w:w="2700"/>
+            <w:tcBorders>
+              <w:top w:val="single" w:color="D9D8D3" w:sz="4"/>
+              <w:left w:val="single" w:color="D9D8D3" w:sz="4"/>
+              <w:bottom w:val="single" w:color="D9D8D3" w:sz="4"/>
+              <w:right w:val="single" w:color="D9D8D3" w:sz="4"/>
+            </w:tcBorders>
+            <w:shd w:fill="ECEBE7" w:color="auto" w:val="clear"/>
+            <w:tcMar>
+              <w:top w:type="dxa" w:w="60"/>
+              <w:left w:type="dxa" w:w="100"/>
+              <w:bottom w:type="dxa" w:w="60"/>
+              <w:right w:type="dxa" w:w="100"/>
+            </w:tcMar>
+          </w:tcPr>
+          <w:p>
+            <w:r>
+              <w:rPr>
+                <w:b/>
+                <w:bCs/>
+                <w:sz w:val="19"/>
+                <w:szCs w:val="19"/>
+              </w:rPr>
+              <w:t xml:space="preserve">Lunch break</w:t>
+            </w:r>
+          </w:p>
+        </w:tc>
+        <w:tc>
+          <w:tcPr>
+            <w:tcW w:type="dxa" w:w="1300"/>
+            <w:tcBorders>
+              <w:top w:val="single" w:color="D9D8D3" w:sz="4"/>
+              <w:left w:val="single" w:color="D9D8D3" w:sz="4"/>
+              <w:bottom w:val="single" w:color="D9D8D3" w:sz="4"/>
+              <w:right w:val="single" w:color="D9D8D3" w:sz="4"/>
+            </w:tcBorders>
+            <w:shd w:fill="ECEBE7" w:color="auto" w:val="clear"/>
+            <w:tcMar>
+              <w:top w:type="dxa" w:w="60"/>
+              <w:left w:type="dxa" w:w="100"/>
+              <w:bottom w:type="dxa" w:w="60"/>
+              <w:right w:type="dxa" w:w="100"/>
+            </w:tcMar>
+          </w:tcPr>
+          <w:p>
+            <w:r>
+              <w:rPr>
+                <w:b/>
+                <w:bCs/>
+                <w:sz w:val="19"/>
+                <w:szCs w:val="19"/>
+              </w:rPr>
+              <w:t xml:space="preserve">Students (rough)</w:t>
+            </w:r>
+          </w:p>
+        </w:tc>
+        <w:tc>
+          <w:tcPr>
+            <w:tcW w:type="dxa" w:w="3526"/>
+            <w:tcBorders>
+              <w:top w:val="single" w:color="D9D8D3" w:sz="4"/>
+              <w:left w:val="single" w:color="D9D8D3" w:sz="4"/>
+              <w:bottom w:val="single" w:color="D9D8D3" w:sz="4"/>
+              <w:right w:val="single" w:color="D9D8D3" w:sz="4"/>
+            </w:tcBorders>
+            <w:shd w:fill="ECEBE7" w:color="auto" w:val="clear"/>
+            <w:tcMar>
+              <w:top w:type="dxa" w:w="60"/>
+              <w:left w:type="dxa" w:w="100"/>
+              <w:bottom w:type="dxa" w:w="60"/>
+              <w:right w:type="dxa" w:w="100"/>
+            </w:tcMar>
+          </w:tcPr>
+          <w:p>
+            <w:r>
+              <w:rPr>
+                <w:b/>
+                <w:bCs/>
+                <w:sz w:val="19"/>
+                <w:szCs w:val="19"/>
+              </w:rPr>
+              <w:t xml:space="preserve">Status</w:t>
+            </w:r>
+          </w:p>
+        </w:tc>
+      </w:tr>
+      <w:tr>
+        <w:tc>
+          <w:tcPr>
+            <w:tcW w:type="dxa" w:w="1500"/>
+            <w:tcBorders>
+              <w:top w:val="single" w:color="D9D8D3" w:sz="4"/>
+              <w:left w:val="single" w:color="D9D8D3" w:sz="4"/>
+              <w:bottom w:val="single" w:color="D9D8D3" w:sz="4"/>
+              <w:right w:val="single" w:color="D9D8D3" w:sz="4"/>
+            </w:tcBorders>
+            <w:tcMar>
+              <w:top w:type="dxa" w:w="60"/>
+              <w:left w:type="dxa" w:w="100"/>
+              <w:bottom w:type="dxa" w:w="60"/>
+              <w:right w:type="dxa" w:w="100"/>
+            </w:tcMar>
+          </w:tcPr>
+          <w:p>
+            <w:r>
+              <w:rPr>
+                <w:sz w:val="19"/>
+                <w:szCs w:val="19"/>
+              </w:rPr>
+              <w:t xml:space="preserve">MIT</w:t>
+            </w:r>
+          </w:p>
+        </w:tc>
+        <w:tc>
+          <w:tcPr>
+            <w:tcW w:type="dxa" w:w="2700"/>
+            <w:tcBorders>
+              <w:top w:val="single" w:color="D9D8D3" w:sz="4"/>
+              <w:left w:val="single" w:color="D9D8D3" w:sz="4"/>
+              <w:bottom w:val="single" w:color="D9D8D3" w:sz="4"/>
+              <w:right w:val="single" w:color="D9D8D3" w:sz="4"/>
+            </w:tcBorders>
+            <w:tcMar>
+              <w:top w:type="dxa" w:w="60"/>
+              <w:left w:type="dxa" w:w="100"/>
+              <w:bottom w:type="dxa" w:w="60"/>
+              <w:right w:type="dxa" w:w="100"/>
+            </w:tcMar>
+          </w:tcPr>
+          <w:p>
+            <w:r>
+              <w:rPr>
+                <w:sz w:val="19"/>
+                <w:szCs w:val="19"/>
+              </w:rPr>
+              <w:t xml:space="preserve">12:00–13:00, or 13:00–14:00 on a lab day</w:t>
+            </w:r>
+          </w:p>
+        </w:tc>
+        <w:tc>
+          <w:tcPr>
+            <w:tcW w:type="dxa" w:w="1300"/>
+            <w:tcBorders>
+              <w:top w:val="single" w:color="D9D8D3" w:sz="4"/>
+              <w:left w:val="single" w:color="D9D8D3" w:sz="4"/>
+              <w:bottom w:val="single" w:color="D9D8D3" w:sz="4"/>
+              <w:right w:val="single" w:color="D9D8D3" w:sz="4"/>
+            </w:tcBorders>
+            <w:tcMar>
+              <w:top w:type="dxa" w:w="60"/>
+              <w:left w:type="dxa" w:w="100"/>
+              <w:bottom w:type="dxa" w:w="60"/>
+              <w:right w:type="dxa" w:w="100"/>
+            </w:tcMar>
+          </w:tcPr>
+          <w:p>
+            <w:r>
+              <w:rPr>
+                <w:sz w:val="19"/>
+                <w:szCs w:val="19"/>
+              </w:rPr>
+              <w:t xml:space="preserve">1,100</w:t>
+            </w:r>
+          </w:p>
+        </w:tc>
+        <w:tc>
+          <w:tcPr>
+            <w:tcW w:type="dxa" w:w="3526"/>
+            <w:tcBorders>
+              <w:top w:val="single" w:color="D9D8D3" w:sz="4"/>
+              <w:left w:val="single" w:color="D9D8D3" w:sz="4"/>
+              <w:bottom w:val="single" w:color="D9D8D3" w:sz="4"/>
+              <w:right w:val="single" w:color="D9D8D3" w:sz="4"/>
+            </w:tcBorders>
+            <w:tcMar>
+              <w:top w:type="dxa" w:w="60"/>
+              <w:left w:type="dxa" w:w="100"/>
+              <w:bottom w:type="dxa" w:w="60"/>
+              <w:right w:type="dxa" w:w="100"/>
+            </w:tcMar>
+          </w:tcPr>
+          <w:p>
+            <w:r>
+              <w:rPr>
+                <w:sz w:val="19"/>
+                <w:szCs w:val="19"/>
+              </w:rPr>
+              <w:t xml:space="preserve">Timetable and size from the group; lab-day share 45% assumed (labs 3 days/week for electrical, 2 for others)</w:t>
+            </w:r>
+          </w:p>
+        </w:tc>
+      </w:tr>
+      <w:tr>
+        <w:tc>
+          <w:tcPr>
+            <w:tcW w:type="dxa" w:w="1500"/>
+            <w:tcBorders>
+              <w:top w:val="single" w:color="D9D8D3" w:sz="4"/>
+              <w:left w:val="single" w:color="D9D8D3" w:sz="4"/>
+              <w:bottom w:val="single" w:color="D9D8D3" w:sz="4"/>
+              <w:right w:val="single" w:color="D9D8D3" w:sz="4"/>
+            </w:tcBorders>
+            <w:tcMar>
+              <w:top w:type="dxa" w:w="60"/>
+              <w:left w:type="dxa" w:w="100"/>
+              <w:bottom w:type="dxa" w:w="60"/>
+              <w:right w:type="dxa" w:w="100"/>
+            </w:tcMar>
+          </w:tcPr>
+          <w:p>
+            <w:r>
+              <w:rPr>
+                <w:sz w:val="19"/>
+                <w:szCs w:val="19"/>
+              </w:rPr>
+              <w:t xml:space="preserve">TAPMI</w:t>
+            </w:r>
+          </w:p>
+        </w:tc>
+        <w:tc>
+          <w:tcPr>
+            <w:tcW w:type="dxa" w:w="2700"/>
+            <w:tcBorders>
+              <w:top w:val="single" w:color="D9D8D3" w:sz="4"/>
+              <w:left w:val="single" w:color="D9D8D3" w:sz="4"/>
+              <w:bottom w:val="single" w:color="D9D8D3" w:sz="4"/>
+              <w:right w:val="single" w:color="D9D8D3" w:sz="4"/>
+            </w:tcBorders>
+            <w:tcMar>
+              <w:top w:type="dxa" w:w="60"/>
+              <w:left w:type="dxa" w:w="100"/>
+              <w:bottom w:type="dxa" w:w="60"/>
+              <w:right w:type="dxa" w:w="100"/>
+            </w:tcMar>
+          </w:tcPr>
+          <w:p>
+            <w:r>
+              <w:rPr>
+                <w:sz w:val="19"/>
+                <w:szCs w:val="19"/>
+              </w:rPr>
+              <w:t xml:space="preserve">13:05–14:00</w:t>
+            </w:r>
+          </w:p>
+        </w:tc>
+        <w:tc>
+          <w:tcPr>
+            <w:tcW w:type="dxa" w:w="1300"/>
+            <w:tcBorders>
+              <w:top w:val="single" w:color="D9D8D3" w:sz="4"/>
+              <w:left w:val="single" w:color="D9D8D3" w:sz="4"/>
+              <w:bottom w:val="single" w:color="D9D8D3" w:sz="4"/>
+              <w:right w:val="single" w:color="D9D8D3" w:sz="4"/>
+            </w:tcBorders>
+            <w:tcMar>
+              <w:top w:type="dxa" w:w="60"/>
+              <w:left w:type="dxa" w:w="100"/>
+              <w:bottom w:type="dxa" w:w="60"/>
+              <w:right w:type="dxa" w:w="100"/>
+            </w:tcMar>
+          </w:tcPr>
+          <w:p>
+            <w:r>
+              <w:rPr>
+                <w:sz w:val="19"/>
+                <w:szCs w:val="19"/>
+              </w:rPr>
+              <w:t xml:space="preserve">850</w:t>
+            </w:r>
+          </w:p>
+        </w:tc>
+        <w:tc>
+          <w:tcPr>
+            <w:tcW w:type="dxa" w:w="3526"/>
+            <w:tcBorders>
+              <w:top w:val="single" w:color="D9D8D3" w:sz="4"/>
+              <w:left w:val="single" w:color="D9D8D3" w:sz="4"/>
+              <w:bottom w:val="single" w:color="D9D8D3" w:sz="4"/>
+              <w:right w:val="single" w:color="D9D8D3" w:sz="4"/>
+            </w:tcBorders>
+            <w:tcMar>
+              <w:top w:type="dxa" w:w="60"/>
+              <w:left w:type="dxa" w:w="100"/>
+              <w:bottom w:type="dxa" w:w="60"/>
+              <w:right w:type="dxa" w:w="100"/>
+            </w:tcMar>
+          </w:tcPr>
+          <w:p>
+            <w:r>
+              <w:rPr>
+                <w:sz w:val="19"/>
+                <w:szCs w:val="19"/>
+              </w:rPr>
+              <w:t xml:space="preserve">Group</w:t>
+            </w:r>
+          </w:p>
+        </w:tc>
+      </w:tr>
+      <w:tr>
+        <w:tc>
+          <w:tcPr>
+            <w:tcW w:type="dxa" w:w="1500"/>
+            <w:tcBorders>
+              <w:top w:val="single" w:color="D9D8D3" w:sz="4"/>
+              <w:left w:val="single" w:color="D9D8D3" w:sz="4"/>
+              <w:bottom w:val="single" w:color="D9D8D3" w:sz="4"/>
+              <w:right w:val="single" w:color="D9D8D3" w:sz="4"/>
+            </w:tcBorders>
+            <w:tcMar>
+              <w:top w:type="dxa" w:w="60"/>
+              <w:left w:type="dxa" w:w="100"/>
+              <w:bottom w:type="dxa" w:w="60"/>
+              <w:right w:type="dxa" w:w="100"/>
+            </w:tcMar>
+          </w:tcPr>
+          <w:p>
+            <w:r>
+              <w:rPr>
+                <w:sz w:val="19"/>
+                <w:szCs w:val="19"/>
+              </w:rPr>
+              <w:t xml:space="preserve">DOC/MICFE</w:t>
+            </w:r>
+          </w:p>
+        </w:tc>
+        <w:tc>
+          <w:tcPr>
+            <w:tcW w:type="dxa" w:w="2700"/>
+            <w:tcBorders>
+              <w:top w:val="single" w:color="D9D8D3" w:sz="4"/>
+              <w:left w:val="single" w:color="D9D8D3" w:sz="4"/>
+              <w:bottom w:val="single" w:color="D9D8D3" w:sz="4"/>
+              <w:right w:val="single" w:color="D9D8D3" w:sz="4"/>
+            </w:tcBorders>
+            <w:tcMar>
+              <w:top w:type="dxa" w:w="60"/>
+              <w:left w:type="dxa" w:w="100"/>
+              <w:bottom w:type="dxa" w:w="60"/>
+              <w:right w:type="dxa" w:w="100"/>
+            </w:tcMar>
+          </w:tcPr>
+          <w:p>
+            <w:r>
+              <w:rPr>
+                <w:sz w:val="19"/>
+                <w:szCs w:val="19"/>
+              </w:rPr>
+              <w:t xml:space="preserve">12:30–13:30</w:t>
+            </w:r>
+          </w:p>
+        </w:tc>
+        <w:tc>
+          <w:tcPr>
+            <w:tcW w:type="dxa" w:w="1300"/>
+            <w:tcBorders>
+              <w:top w:val="single" w:color="D9D8D3" w:sz="4"/>
+              <w:left w:val="single" w:color="D9D8D3" w:sz="4"/>
+              <w:bottom w:val="single" w:color="D9D8D3" w:sz="4"/>
+              <w:right w:val="single" w:color="D9D8D3" w:sz="4"/>
+            </w:tcBorders>
+            <w:tcMar>
+              <w:top w:type="dxa" w:w="60"/>
+              <w:left w:type="dxa" w:w="100"/>
+              <w:bottom w:type="dxa" w:w="60"/>
+              <w:right w:type="dxa" w:w="100"/>
+            </w:tcMar>
+          </w:tcPr>
+          <w:p>
+            <w:r>
+              <w:rPr>
+                <w:sz w:val="19"/>
+                <w:szCs w:val="19"/>
+              </w:rPr>
+              <w:t xml:space="preserve">550</w:t>
+            </w:r>
+          </w:p>
+        </w:tc>
+        <w:tc>
+          <w:tcPr>
+            <w:tcW w:type="dxa" w:w="3526"/>
+            <w:tcBorders>
+              <w:top w:val="single" w:color="D9D8D3" w:sz="4"/>
+              <w:left w:val="single" w:color="D9D8D3" w:sz="4"/>
+              <w:bottom w:val="single" w:color="D9D8D3" w:sz="4"/>
+              <w:right w:val="single" w:color="D9D8D3" w:sz="4"/>
+            </w:tcBorders>
+            <w:tcMar>
+              <w:top w:type="dxa" w:w="60"/>
+              <w:left w:type="dxa" w:w="100"/>
+              <w:bottom w:type="dxa" w:w="60"/>
+              <w:right w:type="dxa" w:w="100"/>
+            </w:tcMar>
+          </w:tcPr>
+          <w:p>
+            <w:r>
+              <w:rPr>
+                <w:sz w:val="19"/>
+                <w:szCs w:val="19"/>
+              </w:rPr>
+              <w:t xml:space="preserve">Group</w:t>
+            </w:r>
+          </w:p>
+        </w:tc>
+      </w:tr>
+      <w:tr>
+        <w:tc>
+          <w:tcPr>
+            <w:tcW w:type="dxa" w:w="1500"/>
+            <w:tcBorders>
+              <w:top w:val="single" w:color="D9D8D3" w:sz="4"/>
+              <w:left w:val="single" w:color="D9D8D3" w:sz="4"/>
+              <w:bottom w:val="single" w:color="D9D8D3" w:sz="4"/>
+              <w:right w:val="single" w:color="D9D8D3" w:sz="4"/>
+            </w:tcBorders>
+            <w:tcMar>
+              <w:top w:type="dxa" w:w="60"/>
+              <w:left w:type="dxa" w:w="100"/>
+              <w:bottom w:type="dxa" w:w="60"/>
+              <w:right w:type="dxa" w:w="100"/>
+            </w:tcMar>
+          </w:tcPr>
+          <w:p>
+            <w:r>
+              <w:rPr>
+                <w:sz w:val="19"/>
+                <w:szCs w:val="19"/>
+              </w:rPr>
+              <w:t xml:space="preserve">SMI</w:t>
+            </w:r>
+          </w:p>
+        </w:tc>
+        <w:tc>
+          <w:tcPr>
+            <w:tcW w:type="dxa" w:w="2700"/>
+            <w:tcBorders>
+              <w:top w:val="single" w:color="D9D8D3" w:sz="4"/>
+              <w:left w:val="single" w:color="D9D8D3" w:sz="4"/>
+              <w:bottom w:val="single" w:color="D9D8D3" w:sz="4"/>
+              <w:right w:val="single" w:color="D9D8D3" w:sz="4"/>
+            </w:tcBorders>
+            <w:tcMar>
+              <w:top w:type="dxa" w:w="60"/>
+              <w:left w:type="dxa" w:w="100"/>
+              <w:bottom w:type="dxa" w:w="60"/>
+              <w:right w:type="dxa" w:w="100"/>
+            </w:tcMar>
+          </w:tcPr>
+          <w:p>
+            <w:r>
+              <w:rPr>
+                <w:sz w:val="19"/>
+                <w:szCs w:val="19"/>
+              </w:rPr>
+              <w:t xml:space="preserve">12:00–13:00</w:t>
+            </w:r>
+          </w:p>
+        </w:tc>
+        <w:tc>
+          <w:tcPr>
+            <w:tcW w:type="dxa" w:w="1300"/>
+            <w:tcBorders>
+              <w:top w:val="single" w:color="D9D8D3" w:sz="4"/>
+              <w:left w:val="single" w:color="D9D8D3" w:sz="4"/>
+              <w:bottom w:val="single" w:color="D9D8D3" w:sz="4"/>
+              <w:right w:val="single" w:color="D9D8D3" w:sz="4"/>
+            </w:tcBorders>
+            <w:tcMar>
+              <w:top w:type="dxa" w:w="60"/>
+              <w:left w:type="dxa" w:w="100"/>
+              <w:bottom w:type="dxa" w:w="60"/>
+              <w:right w:type="dxa" w:w="100"/>
+            </w:tcMar>
+          </w:tcPr>
+          <w:p>
+            <w:r>
+              <w:rPr>
+                <w:sz w:val="19"/>
+                <w:szCs w:val="19"/>
+              </w:rPr>
+              <w:t xml:space="preserve">450</w:t>
+            </w:r>
+          </w:p>
+        </w:tc>
+        <w:tc>
+          <w:tcPr>
+            <w:tcW w:type="dxa" w:w="3526"/>
+            <w:tcBorders>
+              <w:top w:val="single" w:color="D9D8D3" w:sz="4"/>
+              <w:left w:val="single" w:color="D9D8D3" w:sz="4"/>
+              <w:bottom w:val="single" w:color="D9D8D3" w:sz="4"/>
+              <w:right w:val="single" w:color="D9D8D3" w:sz="4"/>
+            </w:tcBorders>
+            <w:tcMar>
+              <w:top w:type="dxa" w:w="60"/>
+              <w:left w:type="dxa" w:w="100"/>
+              <w:bottom w:type="dxa" w:w="60"/>
+              <w:right w:type="dxa" w:w="100"/>
+            </w:tcMar>
+          </w:tcPr>
+          <w:p>
+            <w:r>
+              <w:rPr>
+                <w:sz w:val="19"/>
+                <w:szCs w:val="19"/>
+              </w:rPr>
+              <w:t xml:space="preserve">Group</w:t>
+            </w:r>
+          </w:p>
+        </w:tc>
+      </w:tr>
+      <w:tr>
+        <w:tc>
+          <w:tcPr>
+            <w:tcW w:type="dxa" w:w="1500"/>
+            <w:tcBorders>
+              <w:top w:val="single" w:color="D9D8D3" w:sz="4"/>
+              <w:left w:val="single" w:color="D9D8D3" w:sz="4"/>
+              <w:bottom w:val="single" w:color="D9D8D3" w:sz="4"/>
+              <w:right w:val="single" w:color="D9D8D3" w:sz="4"/>
+            </w:tcBorders>
+            <w:tcMar>
+              <w:top w:type="dxa" w:w="60"/>
+              <w:left w:type="dxa" w:w="100"/>
+              <w:bottom w:type="dxa" w:w="60"/>
+              <w:right w:type="dxa" w:w="100"/>
+            </w:tcMar>
+          </w:tcPr>
+          <w:p>
+            <w:r>
+              <w:rPr>
+                <w:sz w:val="19"/>
+                <w:szCs w:val="19"/>
+              </w:rPr>
+              <w:t xml:space="preserve">DLHS/MILHS</w:t>
+            </w:r>
+          </w:p>
+        </w:tc>
+        <w:tc>
+          <w:tcPr>
+            <w:tcW w:type="dxa" w:w="2700"/>
+            <w:tcBorders>
+              <w:top w:val="single" w:color="D9D8D3" w:sz="4"/>
+              <w:left w:val="single" w:color="D9D8D3" w:sz="4"/>
+              <w:bottom w:val="single" w:color="D9D8D3" w:sz="4"/>
+              <w:right w:val="single" w:color="D9D8D3" w:sz="4"/>
+            </w:tcBorders>
+            <w:tcMar>
+              <w:top w:type="dxa" w:w="60"/>
+              <w:left w:type="dxa" w:w="100"/>
+              <w:bottom w:type="dxa" w:w="60"/>
+              <w:right w:type="dxa" w:w="100"/>
+            </w:tcMar>
+          </w:tcPr>
+          <w:p>
+            <w:r>
+              <w:rPr>
+                <w:sz w:val="19"/>
+                <w:szCs w:val="19"/>
+              </w:rPr>
+              <w:t xml:space="preserve">12:40–13:40</w:t>
+            </w:r>
+          </w:p>
+        </w:tc>
+        <w:tc>
+          <w:tcPr>
+            <w:tcW w:type="dxa" w:w="1300"/>
+            <w:tcBorders>
+              <w:top w:val="single" w:color="D9D8D3" w:sz="4"/>
+              <w:left w:val="single" w:color="D9D8D3" w:sz="4"/>
+              <w:bottom w:val="single" w:color="D9D8D3" w:sz="4"/>
+              <w:right w:val="single" w:color="D9D8D3" w:sz="4"/>
+            </w:tcBorders>
+            <w:tcMar>
+              <w:top w:type="dxa" w:w="60"/>
+              <w:left w:type="dxa" w:w="100"/>
+              <w:bottom w:type="dxa" w:w="60"/>
+              <w:right w:type="dxa" w:w="100"/>
+            </w:tcMar>
+          </w:tcPr>
+          <w:p>
+            <w:r>
+              <w:rPr>
+                <w:sz w:val="19"/>
+                <w:szCs w:val="19"/>
+              </w:rPr>
+              <w:t xml:space="preserve">~100</w:t>
+            </w:r>
+          </w:p>
+        </w:tc>
+        <w:tc>
+          <w:tcPr>
+            <w:tcW w:type="dxa" w:w="3526"/>
+            <w:tcBorders>
+              <w:top w:val="single" w:color="D9D8D3" w:sz="4"/>
+              <w:left w:val="single" w:color="D9D8D3" w:sz="4"/>
+              <w:bottom w:val="single" w:color="D9D8D3" w:sz="4"/>
+              <w:right w:val="single" w:color="D9D8D3" w:sz="4"/>
+            </w:tcBorders>
+            <w:tcMar>
+              <w:top w:type="dxa" w:w="60"/>
+              <w:left w:type="dxa" w:w="100"/>
+              <w:bottom w:type="dxa" w:w="60"/>
+              <w:right w:type="dxa" w:w="100"/>
+            </w:tcMar>
+          </w:tcPr>
+          <w:p>
+            <w:r>
+              <w:rPr>
+                <w:sz w:val="19"/>
+                <w:szCs w:val="19"/>
+              </w:rPr>
+              <w:t xml:space="preserve">Timing from the group; size assumed</w:t>
+            </w:r>
+          </w:p>
+        </w:tc>
+      </w:tr>
+      <w:tr>
+        <w:tc>
+          <w:tcPr>
+            <w:tcW w:type="dxa" w:w="1500"/>
+            <w:tcBorders>
+              <w:top w:val="single" w:color="D9D8D3" w:sz="4"/>
+              <w:left w:val="single" w:color="D9D8D3" w:sz="4"/>
+              <w:bottom w:val="single" w:color="D9D8D3" w:sz="4"/>
+              <w:right w:val="single" w:color="D9D8D3" w:sz="4"/>
+            </w:tcBorders>
+            <w:tcMar>
+              <w:top w:type="dxa" w:w="60"/>
+              <w:left w:type="dxa" w:w="100"/>
+              <w:bottom w:type="dxa" w:w="60"/>
+              <w:right w:type="dxa" w:w="100"/>
+            </w:tcMar>
+          </w:tcPr>
+          <w:p>
+            <w:r>
+              <w:rPr>
+                <w:sz w:val="19"/>
+                <w:szCs w:val="19"/>
+              </w:rPr>
+              <w:t xml:space="preserve">MLS</w:t>
+            </w:r>
+          </w:p>
+        </w:tc>
+        <w:tc>
+          <w:tcPr>
+            <w:tcW w:type="dxa" w:w="2700"/>
+            <w:tcBorders>
+              <w:top w:val="single" w:color="D9D8D3" w:sz="4"/>
+              <w:left w:val="single" w:color="D9D8D3" w:sz="4"/>
+              <w:bottom w:val="single" w:color="D9D8D3" w:sz="4"/>
+              <w:right w:val="single" w:color="D9D8D3" w:sz="4"/>
+            </w:tcBorders>
+            <w:tcMar>
+              <w:top w:type="dxa" w:w="60"/>
+              <w:left w:type="dxa" w:w="100"/>
+              <w:bottom w:type="dxa" w:w="60"/>
+              <w:right w:type="dxa" w:w="100"/>
+            </w:tcMar>
+          </w:tcPr>
+          <w:p>
+            <w:r>
+              <w:rPr>
+                <w:sz w:val="19"/>
+                <w:szCs w:val="19"/>
+              </w:rPr>
+              <w:t xml:space="preserve">12:50–13:50</w:t>
+            </w:r>
+          </w:p>
+        </w:tc>
+        <w:tc>
+          <w:tcPr>
+            <w:tcW w:type="dxa" w:w="1300"/>
+            <w:tcBorders>
+              <w:top w:val="single" w:color="D9D8D3" w:sz="4"/>
+              <w:left w:val="single" w:color="D9D8D3" w:sz="4"/>
+              <w:bottom w:val="single" w:color="D9D8D3" w:sz="4"/>
+              <w:right w:val="single" w:color="D9D8D3" w:sz="4"/>
+            </w:tcBorders>
+            <w:tcMar>
+              <w:top w:type="dxa" w:w="60"/>
+              <w:left w:type="dxa" w:w="100"/>
+              <w:bottom w:type="dxa" w:w="60"/>
+              <w:right w:type="dxa" w:w="100"/>
+            </w:tcMar>
+          </w:tcPr>
+          <w:p>
+            <w:r>
+              <w:rPr>
+                <w:sz w:val="19"/>
+                <w:szCs w:val="19"/>
+              </w:rPr>
+              <w:t xml:space="preserve">~50</w:t>
+            </w:r>
+          </w:p>
+        </w:tc>
+        <w:tc>
+          <w:tcPr>
+            <w:tcW w:type="dxa" w:w="3526"/>
+            <w:tcBorders>
+              <w:top w:val="single" w:color="D9D8D3" w:sz="4"/>
+              <w:left w:val="single" w:color="D9D8D3" w:sz="4"/>
+              <w:bottom w:val="single" w:color="D9D8D3" w:sz="4"/>
+              <w:right w:val="single" w:color="D9D8D3" w:sz="4"/>
+            </w:tcBorders>
+            <w:tcMar>
+              <w:top w:type="dxa" w:w="60"/>
+              <w:left w:type="dxa" w:w="100"/>
+              <w:bottom w:type="dxa" w:w="60"/>
+              <w:right w:type="dxa" w:w="100"/>
+            </w:tcMar>
+          </w:tcPr>
+          <w:p>
+            <w:r>
+              <w:rPr>
+                <w:sz w:val="19"/>
+                <w:szCs w:val="19"/>
+              </w:rPr>
+              <w:t xml:space="preserve">MLS + MIRM ~100 (group); half each assumed</w:t>
+            </w:r>
+          </w:p>
+        </w:tc>
+      </w:tr>
+      <w:tr>
+        <w:tc>
+          <w:tcPr>
+            <w:tcW w:type="dxa" w:w="1500"/>
+            <w:tcBorders>
+              <w:top w:val="single" w:color="D9D8D3" w:sz="4"/>
+              <w:left w:val="single" w:color="D9D8D3" w:sz="4"/>
+              <w:bottom w:val="single" w:color="D9D8D3" w:sz="4"/>
+              <w:right w:val="single" w:color="D9D8D3" w:sz="4"/>
+            </w:tcBorders>
+            <w:tcMar>
+              <w:top w:type="dxa" w:w="60"/>
+              <w:left w:type="dxa" w:w="100"/>
+              <w:bottom w:type="dxa" w:w="60"/>
+              <w:right w:type="dxa" w:w="100"/>
+            </w:tcMar>
+          </w:tcPr>
+          <w:p>
+            <w:r>
+              <w:rPr>
+                <w:sz w:val="19"/>
+                <w:szCs w:val="19"/>
+              </w:rPr>
+              <w:t xml:space="preserve">MIRM</w:t>
+            </w:r>
+          </w:p>
+        </w:tc>
+        <w:tc>
+          <w:tcPr>
+            <w:tcW w:type="dxa" w:w="2700"/>
+            <w:tcBorders>
+              <w:top w:val="single" w:color="D9D8D3" w:sz="4"/>
+              <w:left w:val="single" w:color="D9D8D3" w:sz="4"/>
+              <w:bottom w:val="single" w:color="D9D8D3" w:sz="4"/>
+              <w:right w:val="single" w:color="D9D8D3" w:sz="4"/>
+            </w:tcBorders>
+            <w:tcMar>
+              <w:top w:type="dxa" w:w="60"/>
+              <w:left w:type="dxa" w:w="100"/>
+              <w:bottom w:type="dxa" w:w="60"/>
+              <w:right w:type="dxa" w:w="100"/>
+            </w:tcMar>
+          </w:tcPr>
+          <w:p>
+            <w:r>
+              <w:rPr>
+                <w:sz w:val="19"/>
+                <w:szCs w:val="19"/>
+              </w:rPr>
+              <w:t xml:space="preserve">not known (12:30–13:30 assumed)</w:t>
+            </w:r>
+          </w:p>
+        </w:tc>
+        <w:tc>
+          <w:tcPr>
+            <w:tcW w:type="dxa" w:w="1300"/>
+            <w:tcBorders>
+              <w:top w:val="single" w:color="D9D8D3" w:sz="4"/>
+              <w:left w:val="single" w:color="D9D8D3" w:sz="4"/>
+              <w:bottom w:val="single" w:color="D9D8D3" w:sz="4"/>
+              <w:right w:val="single" w:color="D9D8D3" w:sz="4"/>
+            </w:tcBorders>
+            <w:tcMar>
+              <w:top w:type="dxa" w:w="60"/>
+              <w:left w:type="dxa" w:w="100"/>
+              <w:bottom w:type="dxa" w:w="60"/>
+              <w:right w:type="dxa" w:w="100"/>
+            </w:tcMar>
+          </w:tcPr>
+          <w:p>
+            <w:r>
+              <w:rPr>
+                <w:sz w:val="19"/>
+                <w:szCs w:val="19"/>
+              </w:rPr>
+              <w:t xml:space="preserve">~50</w:t>
+            </w:r>
+          </w:p>
+        </w:tc>
+        <w:tc>
+          <w:tcPr>
+            <w:tcW w:type="dxa" w:w="3526"/>
+            <w:tcBorders>
+              <w:top w:val="single" w:color="D9D8D3" w:sz="4"/>
+              <w:left w:val="single" w:color="D9D8D3" w:sz="4"/>
+              <w:bottom w:val="single" w:color="D9D8D3" w:sz="4"/>
+              <w:right w:val="single" w:color="D9D8D3" w:sz="4"/>
+            </w:tcBorders>
+            <w:tcMar>
+              <w:top w:type="dxa" w:w="60"/>
+              <w:left w:type="dxa" w:w="100"/>
+              <w:bottom w:type="dxa" w:w="60"/>
+              <w:right w:type="dxa" w:w="100"/>
+            </w:tcMar>
+          </w:tcPr>
+          <w:p>
+            <w:r>
+              <w:rPr>
+                <w:sz w:val="19"/>
+                <w:szCs w:val="19"/>
+              </w:rPr>
+              <w:t xml:space="preserve">Assumed</w:t>
+            </w:r>
+          </w:p>
+        </w:tc>
+      </w:tr>
+    </w:tbl>
+    <w:p>
+      <w:pPr>
+        <w:pBdr>
+          <w:left w:val="single" w:color="2A78D6" w:sz="12" w:space="8"/>
+        </w:pBdr>
+        <w:shd w:fill="F7F7F5" w:color="auto" w:val="clear"/>
+        <w:spacing w:after="160" w:before="120"/>
+        <w:jc w:val="center"/>
+      </w:pPr>
+      <w:r>
+        <w:rPr>
+          <w:rFonts w:ascii="Cambria Math" w:cs="Cambria Math" w:eastAsia="Cambria Math" w:hAnsi="Cambria Math"/>
+          <w:sz w:val="24"/>
+          <w:szCs w:val="24"/>
+        </w:rPr>
+        <w:t xml:space="preserve">λ(t) = Σ_d n_d · f_d(t),   f_d = Normal(start_d + 20, 20) cut off to [start_d, end_d]</w:t>
+      </w:r>
+      <w:r>
+        <w:rPr>
+          <w:color w:val="52514E"/>
+          <w:sz w:val="18"/>
+          <w:szCs w:val="18"/>
+        </w:rPr>
+        <w:t xml:space="preserve">    (arrival rate)</w:t>
+      </w:r>
+    </w:p>
+    <w:p>
+      <w:pPr>
+        <w:spacing w:after="120"/>
+      </w:pPr>
+      <w:r>
+        <w:t xml:space="preserve">Each department starts arriving when its break starts; a student's lag after the bell is Normal(20, 20) minutes, cut off at the end of the break. The lag is </w:t>
+      </w:r>
+      <w:r>
+        <w:rPr>
+          <w:b/>
+          <w:bCs/>
+        </w:rPr>
+        <w:t xml:space="preserve">calibrated, not measured</w:t>
+      </w:r>
+      <w:r>
+        <w:t xml:space="preserve">: with it, the no-screen simulation gives a 17–27 minute visit and a ~20 minute 90th-percentile wait, close to what the group and Phase 1 observed; a tighter lag (15 ± 10, everyone rushing at the bell) gives 36-minute peak visits, above anything observed. The curve has two surges: about </w:t>
+      </w:r>
+      <w:r>
+        <w:rPr>
+          <w:b/>
+          <w:bCs/>
+        </w:rPr>
+        <w:t xml:space="preserve">12:10</w:t>
+      </w:r>
+      <w:r>
+        <w:t xml:space="preserve"> (MIT and SMI) and a larger one at </w:t>
+      </w:r>
+      <w:r>
+        <w:rPr>
+          <w:b/>
+          <w:bCs/>
+        </w:rPr>
+        <w:t xml:space="preserve">13:10–13:30</w:t>
+      </w:r>
+      <w:r>
+        <w:t xml:space="preserve"> (MIT's lab-day batch, TAPMI, DOC/MICFE, DLHS/MILHS and MLS overlap). The busiest 10 minutes start at 13:10, matching the full hall photographed at 13:18.</w:t>
+      </w:r>
+    </w:p>
+    <w:p>
+      <w:pPr>
+        <w:spacing w:after="120"/>
+      </w:pPr>
+      <w:r>
+        <w:rPr>
+          <w:b/>
+          <w:bCs/>
+        </w:rPr>
+        <w:t xml:space="preserve">What this adds to the decision:</w:t>
+      </w:r>
+      <w:r>
+        <w:t xml:space="preserve"> staggering one department's break by 15 minutes cuts today's average wait from 7.3 to 4.3 minutes (SMI to 11:45) or 3.9 minutes (TAPMI to 13:20) with no screens at all. That makes alternative A7 (stagger class end times) concrete, though it needs academic administration; the screens get further (1.0 minutes) without changing any timetable.</w:t>
+      </w:r>
+    </w:p>
     <w:p>
       <w:pPr>
         <w:pStyle w:val="Heading2"/>
@@ -11793,7 +12780,17 @@
         <w:t xml:space="preserve">Assumed:</w:t>
       </w:r>
       <w:r>
-        <w:t xml:space="preserve"> the 85/15 habit split, 10 students/min per station, scan and plate times, the arrival curve. Every number is reproduced by </w:t>
+        <w:t xml:space="preserve"> the 85/15 habit split, 10 students/min per station, scan and plate times, department sizes (rough). </w:t>
+      </w:r>
+      <w:r>
+        <w:rPr>
+          <w:b/>
+          <w:bCs/>
+        </w:rPr>
+        <w:t xml:space="preserve">Calibrated:</w:t>
+      </w:r>
+      <w:r>
+        <w:t xml:space="preserve"> the arrival lag after each lunch break. Every number is reproduced by </w:t>
       </w:r>
       <w:r>
         <w:rPr>
@@ -12123,7 +13120,7 @@
                 <w:sz w:val="19"/>
                 <w:szCs w:val="19"/>
               </w:rPr>
-              <w:t xml:space="preserve">8.02 ± 0.63</w:t>
+              <w:t xml:space="preserve">7.34 ± 0.68</w:t>
             </w:r>
           </w:p>
         </w:tc>
@@ -12149,7 +13146,7 @@
                 <w:sz w:val="19"/>
                 <w:szCs w:val="19"/>
               </w:rPr>
-              <w:t xml:space="preserve">20.0</w:t>
+              <w:t xml:space="preserve">20.5</w:t>
             </w:r>
           </w:p>
         </w:tc>
@@ -12175,7 +13172,7 @@
                 <w:sz w:val="19"/>
                 <w:szCs w:val="19"/>
               </w:rPr>
-              <w:t xml:space="preserve">24.6</w:t>
+              <w:t xml:space="preserve">23.9</w:t>
             </w:r>
           </w:p>
         </w:tc>
@@ -12227,7 +13224,7 @@
                 <w:sz w:val="19"/>
                 <w:szCs w:val="19"/>
               </w:rPr>
-              <w:t xml:space="preserve">0.6</w:t>
+              <w:t xml:space="preserve">0.8</w:t>
             </w:r>
           </w:p>
         </w:tc>
@@ -12333,7 +13330,7 @@
                 <w:sz w:val="19"/>
                 <w:szCs w:val="19"/>
               </w:rPr>
-              <w:t xml:space="preserve">1.37 ± 0.36</w:t>
+              <w:t xml:space="preserve">1.93 ± 0.43</w:t>
             </w:r>
           </w:p>
         </w:tc>
@@ -12359,7 +13356,7 @@
                 <w:sz w:val="19"/>
                 <w:szCs w:val="19"/>
               </w:rPr>
-              <w:t xml:space="preserve">3.5</w:t>
+              <w:t xml:space="preserve">5.2</w:t>
             </w:r>
           </w:p>
         </w:tc>
@@ -12385,7 +13382,7 @@
                 <w:sz w:val="19"/>
                 <w:szCs w:val="19"/>
               </w:rPr>
-              <w:t xml:space="preserve">17.9</w:t>
+              <w:t xml:space="preserve">18.5</w:t>
             </w:r>
           </w:p>
         </w:tc>
@@ -12411,7 +13408,7 @@
                 <w:sz w:val="19"/>
                 <w:szCs w:val="19"/>
               </w:rPr>
-              <w:t xml:space="preserve">60% / 22%</w:t>
+              <w:t xml:space="preserve">61% / 22%</w:t>
             </w:r>
           </w:p>
         </w:tc>
@@ -12437,7 +13434,7 @@
                 <w:sz w:val="19"/>
                 <w:szCs w:val="19"/>
               </w:rPr>
-              <w:t xml:space="preserve">0.9</w:t>
+              <w:t xml:space="preserve">1.0</w:t>
             </w:r>
           </w:p>
         </w:tc>
@@ -12463,7 +13460,7 @@
                 <w:sz w:val="19"/>
                 <w:szCs w:val="19"/>
               </w:rPr>
-              <w:t xml:space="preserve">334</w:t>
+              <w:t xml:space="preserve">336</w:t>
             </w:r>
           </w:p>
         </w:tc>
@@ -12489,7 +13486,7 @@
                 <w:sz w:val="19"/>
                 <w:szCs w:val="19"/>
               </w:rPr>
-              <w:t xml:space="preserve">6%</w:t>
+              <w:t xml:space="preserve">0%</w:t>
             </w:r>
           </w:p>
         </w:tc>
@@ -12543,7 +13540,7 @@
                 <w:sz w:val="19"/>
                 <w:szCs w:val="19"/>
               </w:rPr>
-              <w:t xml:space="preserve">0.81 ± 0.11</w:t>
+              <w:t xml:space="preserve">0.98 ± 0.12</w:t>
             </w:r>
           </w:p>
         </w:tc>
@@ -12569,7 +13566,7 @@
                 <w:sz w:val="19"/>
                 <w:szCs w:val="19"/>
               </w:rPr>
-              <w:t xml:space="preserve">2.2</w:t>
+              <w:t xml:space="preserve">2.4</w:t>
             </w:r>
           </w:p>
         </w:tc>
@@ -12595,7 +13592,7 @@
                 <w:sz w:val="19"/>
                 <w:szCs w:val="19"/>
               </w:rPr>
-              <w:t xml:space="preserve">17.4</w:t>
+              <w:t xml:space="preserve">17.5</w:t>
             </w:r>
           </w:p>
         </w:tc>
@@ -12647,7 +13644,7 @@
                 <w:sz w:val="19"/>
                 <w:szCs w:val="19"/>
               </w:rPr>
-              <w:t xml:space="preserve">0.7</w:t>
+              <w:t xml:space="preserve">0.6</w:t>
             </w:r>
           </w:p>
         </w:tc>
@@ -12673,7 +13670,7 @@
                 <w:sz w:val="19"/>
                 <w:szCs w:val="19"/>
               </w:rPr>
-              <w:t xml:space="preserve">380</w:t>
+              <w:t xml:space="preserve">385</w:t>
             </w:r>
           </w:p>
         </w:tc>
@@ -12699,7 +13696,7 @@
                 <w:sz w:val="19"/>
                 <w:szCs w:val="19"/>
               </w:rPr>
-              <w:t xml:space="preserve">8%</w:t>
+              <w:t xml:space="preserve">3%</w:t>
             </w:r>
           </w:p>
         </w:tc>
@@ -12753,7 +13750,7 @@
                 <w:sz w:val="19"/>
                 <w:szCs w:val="19"/>
               </w:rPr>
-              <w:t xml:space="preserve">0.99 ± 0.16</w:t>
+              <w:t xml:space="preserve">0.97 ± 0.13</w:t>
             </w:r>
           </w:p>
         </w:tc>
@@ -12779,7 +13776,7 @@
                 <w:sz w:val="19"/>
                 <w:szCs w:val="19"/>
               </w:rPr>
-              <w:t xml:space="preserve">2.8</w:t>
+              <w:t xml:space="preserve">2.2</w:t>
             </w:r>
           </w:p>
         </w:tc>
@@ -12831,7 +13828,7 @@
                 <w:sz w:val="19"/>
                 <w:szCs w:val="19"/>
               </w:rPr>
-              <w:t xml:space="preserve">60% / 22%</w:t>
+              <w:t xml:space="preserve">59% / 22%</w:t>
             </w:r>
           </w:p>
         </w:tc>
@@ -12857,7 +13854,7 @@
                 <w:sz w:val="19"/>
                 <w:szCs w:val="19"/>
               </w:rPr>
-              <w:t xml:space="preserve">0.8</w:t>
+              <w:t xml:space="preserve">0.5</w:t>
             </w:r>
           </w:p>
         </w:tc>
@@ -12883,7 +13880,7 @@
                 <w:sz w:val="19"/>
                 <w:szCs w:val="19"/>
               </w:rPr>
-              <w:t xml:space="preserve">375</w:t>
+              <w:t xml:space="preserve">377</w:t>
             </w:r>
           </w:p>
         </w:tc>
@@ -12909,7 +13906,7 @@
                 <w:sz w:val="19"/>
                 <w:szCs w:val="19"/>
               </w:rPr>
-              <w:t xml:space="preserve">6%</w:t>
+              <w:t xml:space="preserve">2%</w:t>
             </w:r>
           </w:p>
         </w:tc>
@@ -12950,7 +13947,7 @@
           <w:b/>
           <w:bCs/>
         </w:rPr>
-        <w:t xml:space="preserve">8.0 to 0.8 minutes</w:t>
+        <w:t xml:space="preserve">7.3 to 1.0 minutes</w:t>
       </w:r>
       <w:r>
         <w:t xml:space="preserve"> and the 90th percentile from </w:t>
@@ -12960,10 +13957,10 @@
           <w:b/>
           <w:bCs/>
         </w:rPr>
-        <w:t xml:space="preserve">20 to 2.2 minutes</w:t>
-      </w:r>
-      <w:r>
-        <w:t xml:space="preserve">; throughput falls from 24.6 to 17.4 minutes.</w:t>
+        <w:t xml:space="preserve">20 to 2.4 minutes</w:t>
+      </w:r>
+      <w:r>
+        <w:t xml:space="preserve">; throughput falls from 23.9 to 17.5 minutes.</w:t>
       </w:r>
     </w:p>
     <w:p>
@@ -12983,7 +13980,7 @@
         <w:t xml:space="preserve">Food status helps</w:t>
       </w:r>
       <w:r>
-        <w:t xml:space="preserve">: queue information alone gives 1.4 minutes; adding the manager's food status gives 0.8.</w:t>
+        <w:t xml:space="preserve">: queue information alone gives 1.9 minutes; adding the manager's food status gives 1.0. The 13:10 surge drains the trays just when the queue is longest, so knowing about a run-out matters.</w:t>
       </w:r>
     </w:p>
     <w:p>
@@ -13006,7 +14003,7 @@
         <w:t xml:space="preserve">1 in 8 students</w:t>
       </w:r>
       <w:r>
-        <w:t xml:space="preserve"> walks to the other mess (380 of ~2,960). The LP optimum (section 7.6) moves 337, so the live system is close to the theoretical split.</w:t>
+        <w:t xml:space="preserve"> walks to the other mess (385 of ~2,960). The LP optimum (section 7.6) moves 358, so the live system is close to the theoretical split.</w:t>
       </w:r>
     </w:p>
     <w:p>
@@ -13019,7 +14016,7 @@
         <w:spacing w:after="60"/>
       </w:pPr>
       <w:r>
-        <w:t xml:space="preserve">Without screens the simulated 90th-percentile wait (~20 min) is close to the ~15 min observed in Phase 1, and the simulated throughput (~16.6 min quiet, ~25.6 min at the peak) sits in the group's 17–25 min range: the assumed inputs are in the right range.</w:t>
+        <w:t xml:space="preserve">Without screens the simulated 90th-percentile wait (~20 min) is close to the ~15 min observed in Phase 1, and the simulated throughput (~16.7 min with no queue, ~26.7 min at the peak) sits in or just above the group's 17–25 min range. This is partly by construction: the arrival lag was calibrated to it.</w:t>
       </w:r>
     </w:p>
     <w:p>
@@ -13218,7 +14215,7 @@
                 <w:sz w:val="19"/>
                 <w:szCs w:val="19"/>
               </w:rPr>
-              <w:t xml:space="preserve">15.71</w:t>
+              <w:t xml:space="preserve">16.14</w:t>
             </w:r>
           </w:p>
         </w:tc>
@@ -13244,7 +14241,7 @@
                 <w:sz w:val="19"/>
                 <w:szCs w:val="19"/>
               </w:rPr>
-              <w:t xml:space="preserve">2.67</w:t>
+              <w:t xml:space="preserve">2.79</w:t>
             </w:r>
           </w:p>
         </w:tc>
@@ -13270,7 +14267,7 @@
                 <w:sz w:val="19"/>
                 <w:szCs w:val="19"/>
               </w:rPr>
-              <w:t xml:space="preserve">2.73</w:t>
+              <w:t xml:space="preserve">2.22</w:t>
             </w:r>
           </w:p>
         </w:tc>
@@ -13298,7 +14295,7 @@
                 <w:sz w:val="19"/>
                 <w:szCs w:val="19"/>
               </w:rPr>
-              <w:t xml:space="preserve">Sharper peak (spread 25 min, not 35)</w:t>
+              <w:t xml:space="preserve">Students rush at the bell (lag 15 +/- 10 min, not 20 +/- 20)</w:t>
             </w:r>
           </w:p>
         </w:tc>
@@ -13324,7 +14321,7 @@
                 <w:sz w:val="19"/>
                 <w:szCs w:val="19"/>
               </w:rPr>
-              <w:t xml:space="preserve">16.88</w:t>
+              <w:t xml:space="preserve">12.21</w:t>
             </w:r>
           </w:p>
         </w:tc>
@@ -13350,7 +14347,7 @@
                 <w:sz w:val="19"/>
                 <w:szCs w:val="19"/>
               </w:rPr>
-              <w:t xml:space="preserve">4.16</w:t>
+              <w:t xml:space="preserve">2.12</w:t>
             </w:r>
           </w:p>
         </w:tc>
@@ -13376,7 +14373,7 @@
                 <w:sz w:val="19"/>
                 <w:szCs w:val="19"/>
               </w:rPr>
-              <w:t xml:space="preserve">3.45</w:t>
+              <w:t xml:space="preserve">1.88</w:t>
             </w:r>
           </w:p>
         </w:tc>
@@ -13404,7 +14401,7 @@
                 <w:sz w:val="19"/>
                 <w:szCs w:val="19"/>
               </w:rPr>
-              <w:t xml:space="preserve">Only 30% follow the screens</w:t>
+              <w:t xml:space="preserve">Heavy lab day: 70% of MIT eat 13:00-14:00</w:t>
             </w:r>
           </w:p>
         </w:tc>
@@ -13430,7 +14427,7 @@
                 <w:sz w:val="19"/>
                 <w:szCs w:val="19"/>
               </w:rPr>
-              <w:t xml:space="preserve">8.02</w:t>
+              <w:t xml:space="preserve">7.55</w:t>
             </w:r>
           </w:p>
         </w:tc>
@@ -13456,7 +14453,7 @@
                 <w:sz w:val="19"/>
                 <w:szCs w:val="19"/>
               </w:rPr>
-              <w:t xml:space="preserve">1.70</w:t>
+              <w:t xml:space="preserve">1.74</w:t>
             </w:r>
           </w:p>
         </w:tc>
@@ -13482,7 +14479,7 @@
                 <w:sz w:val="19"/>
                 <w:szCs w:val="19"/>
               </w:rPr>
-              <w:t xml:space="preserve">1.51</w:t>
+              <w:t xml:space="preserve">1.48</w:t>
             </w:r>
           </w:p>
         </w:tc>
@@ -13510,7 +14507,7 @@
                 <w:sz w:val="19"/>
                 <w:szCs w:val="19"/>
               </w:rPr>
-              <w:t xml:space="preserve">Everyone follows the screens</w:t>
+              <w:t xml:space="preserve">No MIT labs: all MIT eat 12:00-13:00</w:t>
             </w:r>
           </w:p>
         </w:tc>
@@ -13536,7 +14533,7 @@
                 <w:sz w:val="19"/>
                 <w:szCs w:val="19"/>
               </w:rPr>
-              <w:t xml:space="preserve">8.02</w:t>
+              <w:t xml:space="preserve">12.52</w:t>
             </w:r>
           </w:p>
         </w:tc>
@@ -13562,7 +14559,7 @@
                 <w:sz w:val="19"/>
                 <w:szCs w:val="19"/>
               </w:rPr>
-              <w:t xml:space="preserve">1.26</w:t>
+              <w:t xml:space="preserve">1.30</w:t>
             </w:r>
           </w:p>
         </w:tc>
@@ -13588,7 +14585,7 @@
                 <w:sz w:val="19"/>
                 <w:szCs w:val="19"/>
               </w:rPr>
-              <w:t xml:space="preserve">0.92</w:t>
+              <w:t xml:space="preserve">1.12</w:t>
             </w:r>
           </w:p>
         </w:tc>
@@ -13616,7 +14613,7 @@
                 <w:sz w:val="19"/>
                 <w:szCs w:val="19"/>
               </w:rPr>
-              <w:t xml:space="preserve">Slower serving: 8 students/min per station</w:t>
+              <w:t xml:space="preserve">Stagger: SMI lunch 15 min earlier (11:45-12:45)</w:t>
             </w:r>
           </w:p>
         </w:tc>
@@ -13642,7 +14639,7 @@
                 <w:sz w:val="19"/>
                 <w:szCs w:val="19"/>
               </w:rPr>
-              <w:t xml:space="preserve">16.09</w:t>
+              <w:t xml:space="preserve">4.25</w:t>
             </w:r>
           </w:p>
         </w:tc>
@@ -13668,7 +14665,7 @@
                 <w:sz w:val="19"/>
                 <w:szCs w:val="19"/>
               </w:rPr>
-              <w:t xml:space="preserve">1.76</w:t>
+              <w:t xml:space="preserve">1.01</w:t>
             </w:r>
           </w:p>
         </w:tc>
@@ -13694,7 +14691,7 @@
                 <w:sz w:val="19"/>
                 <w:szCs w:val="19"/>
               </w:rPr>
-              <w:t xml:space="preserve">1.66</w:t>
+              <w:t xml:space="preserve">0.80</w:t>
             </w:r>
           </w:p>
         </w:tc>
@@ -13722,7 +14719,7 @@
                 <w:sz w:val="19"/>
                 <w:szCs w:val="19"/>
               </w:rPr>
-              <w:t xml:space="preserve">Faster serving: 12 students/min per station</w:t>
+              <w:t xml:space="preserve">Stagger: TAPMI lunch 15 min later (13:20-14:15)</w:t>
             </w:r>
           </w:p>
         </w:tc>
@@ -13748,7 +14745,7 @@
                 <w:sz w:val="19"/>
                 <w:szCs w:val="19"/>
               </w:rPr>
-              <w:t xml:space="preserve">4.05</w:t>
+              <w:t xml:space="preserve">3.91</w:t>
             </w:r>
           </w:p>
         </w:tc>
@@ -13774,7 +14771,7 @@
                 <w:sz w:val="19"/>
                 <w:szCs w:val="19"/>
               </w:rPr>
-              <w:t xml:space="preserve">2.17</w:t>
+              <w:t xml:space="preserve">1.46</w:t>
             </w:r>
           </w:p>
         </w:tc>
@@ -13800,7 +14797,7 @@
                 <w:sz w:val="19"/>
                 <w:szCs w:val="19"/>
               </w:rPr>
-              <w:t xml:space="preserve">0.78</w:t>
+              <w:t xml:space="preserve">0.79</w:t>
             </w:r>
           </w:p>
         </w:tc>
@@ -13828,7 +14825,7 @@
                 <w:sz w:val="19"/>
                 <w:szCs w:val="19"/>
               </w:rPr>
-              <w:t xml:space="preserve">More stock-outs: next batch never ready</w:t>
+              <w:t xml:space="preserve">One bell curve (old assumption: peak 13:05, spread 35)</w:t>
             </w:r>
           </w:p>
         </w:tc>
@@ -13854,7 +14851,7 @@
                 <w:sz w:val="19"/>
                 <w:szCs w:val="19"/>
               </w:rPr>
-              <w:t xml:space="preserve">10.41</w:t>
+              <w:t xml:space="preserve">8.02</w:t>
             </w:r>
           </w:p>
         </w:tc>
@@ -13880,7 +14877,7 @@
                 <w:sz w:val="19"/>
                 <w:szCs w:val="19"/>
               </w:rPr>
-              <w:t xml:space="preserve">3.07</w:t>
+              <w:t xml:space="preserve">1.37</w:t>
             </w:r>
           </w:p>
         </w:tc>
@@ -13906,7 +14903,7 @@
                 <w:sz w:val="19"/>
                 <w:szCs w:val="19"/>
               </w:rPr>
-              <w:t xml:space="preserve">1.91</w:t>
+              <w:t xml:space="preserve">0.81</w:t>
             </w:r>
           </w:p>
         </w:tc>
@@ -13934,7 +14931,7 @@
                 <w:sz w:val="19"/>
                 <w:szCs w:val="19"/>
               </w:rPr>
-              <w:t xml:space="preserve">No stock-outs: next batch always ready</w:t>
+              <w:t xml:space="preserve">Only 30% follow the screens</w:t>
             </w:r>
           </w:p>
         </w:tc>
@@ -13960,7 +14957,7 @@
                 <w:sz w:val="19"/>
                 <w:szCs w:val="19"/>
               </w:rPr>
-              <w:t xml:space="preserve">6.90</w:t>
+              <w:t xml:space="preserve">7.34</w:t>
             </w:r>
           </w:p>
         </w:tc>
@@ -13986,7 +14983,7 @@
                 <w:sz w:val="19"/>
                 <w:szCs w:val="19"/>
               </w:rPr>
-              <w:t xml:space="preserve">0.71</w:t>
+              <w:t xml:space="preserve">2.01</w:t>
             </w:r>
           </w:p>
         </w:tc>
@@ -14012,7 +15009,7 @@
                 <w:sz w:val="19"/>
                 <w:szCs w:val="19"/>
               </w:rPr>
-              <w:t xml:space="preserve">0.70</w:t>
+              <w:t xml:space="preserve">1.59</w:t>
             </w:r>
           </w:p>
         </w:tc>
@@ -14040,6 +15037,536 @@
                 <w:sz w:val="19"/>
                 <w:szCs w:val="19"/>
               </w:rPr>
+              <w:t xml:space="preserve">Everyone follows the screens</w:t>
+            </w:r>
+          </w:p>
+        </w:tc>
+        <w:tc>
+          <w:tcPr>
+            <w:tcW w:type="dxa" w:w="1400"/>
+            <w:tcBorders>
+              <w:top w:val="single" w:color="D9D8D3" w:sz="4"/>
+              <w:left w:val="single" w:color="D9D8D3" w:sz="4"/>
+              <w:bottom w:val="single" w:color="D9D8D3" w:sz="4"/>
+              <w:right w:val="single" w:color="D9D8D3" w:sz="4"/>
+            </w:tcBorders>
+            <w:tcMar>
+              <w:top w:type="dxa" w:w="60"/>
+              <w:left w:type="dxa" w:w="100"/>
+              <w:bottom w:type="dxa" w:w="60"/>
+              <w:right w:type="dxa" w:w="100"/>
+            </w:tcMar>
+          </w:tcPr>
+          <w:p>
+            <w:r>
+              <w:rPr>
+                <w:sz w:val="19"/>
+                <w:szCs w:val="19"/>
+              </w:rPr>
+              <w:t xml:space="preserve">7.34</w:t>
+            </w:r>
+          </w:p>
+        </w:tc>
+        <w:tc>
+          <w:tcPr>
+            <w:tcW w:type="dxa" w:w="1400"/>
+            <w:tcBorders>
+              <w:top w:val="single" w:color="D9D8D3" w:sz="4"/>
+              <w:left w:val="single" w:color="D9D8D3" w:sz="4"/>
+              <w:bottom w:val="single" w:color="D9D8D3" w:sz="4"/>
+              <w:right w:val="single" w:color="D9D8D3" w:sz="4"/>
+            </w:tcBorders>
+            <w:tcMar>
+              <w:top w:type="dxa" w:w="60"/>
+              <w:left w:type="dxa" w:w="100"/>
+              <w:bottom w:type="dxa" w:w="60"/>
+              <w:right w:type="dxa" w:w="100"/>
+            </w:tcMar>
+          </w:tcPr>
+          <w:p>
+            <w:r>
+              <w:rPr>
+                <w:sz w:val="19"/>
+                <w:szCs w:val="19"/>
+              </w:rPr>
+              <w:t xml:space="preserve">1.71</w:t>
+            </w:r>
+          </w:p>
+        </w:tc>
+        <w:tc>
+          <w:tcPr>
+            <w:tcW w:type="dxa" w:w="1400"/>
+            <w:tcBorders>
+              <w:top w:val="single" w:color="D9D8D3" w:sz="4"/>
+              <w:left w:val="single" w:color="D9D8D3" w:sz="4"/>
+              <w:bottom w:val="single" w:color="D9D8D3" w:sz="4"/>
+              <w:right w:val="single" w:color="D9D8D3" w:sz="4"/>
+            </w:tcBorders>
+            <w:tcMar>
+              <w:top w:type="dxa" w:w="60"/>
+              <w:left w:type="dxa" w:w="100"/>
+              <w:bottom w:type="dxa" w:w="60"/>
+              <w:right w:type="dxa" w:w="100"/>
+            </w:tcMar>
+          </w:tcPr>
+          <w:p>
+            <w:r>
+              <w:rPr>
+                <w:sz w:val="19"/>
+                <w:szCs w:val="19"/>
+              </w:rPr>
+              <w:t xml:space="preserve">1.11</w:t>
+            </w:r>
+          </w:p>
+        </w:tc>
+      </w:tr>
+      <w:tr>
+        <w:tc>
+          <w:tcPr>
+            <w:tcW w:type="dxa" w:w="4826"/>
+            <w:tcBorders>
+              <w:top w:val="single" w:color="D9D8D3" w:sz="4"/>
+              <w:left w:val="single" w:color="D9D8D3" w:sz="4"/>
+              <w:bottom w:val="single" w:color="D9D8D3" w:sz="4"/>
+              <w:right w:val="single" w:color="D9D8D3" w:sz="4"/>
+            </w:tcBorders>
+            <w:tcMar>
+              <w:top w:type="dxa" w:w="60"/>
+              <w:left w:type="dxa" w:w="100"/>
+              <w:bottom w:type="dxa" w:w="60"/>
+              <w:right w:type="dxa" w:w="100"/>
+            </w:tcMar>
+          </w:tcPr>
+          <w:p>
+            <w:r>
+              <w:rPr>
+                <w:sz w:val="19"/>
+                <w:szCs w:val="19"/>
+              </w:rPr>
+              <w:t xml:space="preserve">Slower serving: 8 students/min per station</w:t>
+            </w:r>
+          </w:p>
+        </w:tc>
+        <w:tc>
+          <w:tcPr>
+            <w:tcW w:type="dxa" w:w="1400"/>
+            <w:tcBorders>
+              <w:top w:val="single" w:color="D9D8D3" w:sz="4"/>
+              <w:left w:val="single" w:color="D9D8D3" w:sz="4"/>
+              <w:bottom w:val="single" w:color="D9D8D3" w:sz="4"/>
+              <w:right w:val="single" w:color="D9D8D3" w:sz="4"/>
+            </w:tcBorders>
+            <w:tcMar>
+              <w:top w:type="dxa" w:w="60"/>
+              <w:left w:type="dxa" w:w="100"/>
+              <w:bottom w:type="dxa" w:w="60"/>
+              <w:right w:type="dxa" w:w="100"/>
+            </w:tcMar>
+          </w:tcPr>
+          <w:p>
+            <w:r>
+              <w:rPr>
+                <w:sz w:val="19"/>
+                <w:szCs w:val="19"/>
+              </w:rPr>
+              <w:t xml:space="preserve">17.78</w:t>
+            </w:r>
+          </w:p>
+        </w:tc>
+        <w:tc>
+          <w:tcPr>
+            <w:tcW w:type="dxa" w:w="1400"/>
+            <w:tcBorders>
+              <w:top w:val="single" w:color="D9D8D3" w:sz="4"/>
+              <w:left w:val="single" w:color="D9D8D3" w:sz="4"/>
+              <w:bottom w:val="single" w:color="D9D8D3" w:sz="4"/>
+              <w:right w:val="single" w:color="D9D8D3" w:sz="4"/>
+            </w:tcBorders>
+            <w:tcMar>
+              <w:top w:type="dxa" w:w="60"/>
+              <w:left w:type="dxa" w:w="100"/>
+              <w:bottom w:type="dxa" w:w="60"/>
+              <w:right w:type="dxa" w:w="100"/>
+            </w:tcMar>
+          </w:tcPr>
+          <w:p>
+            <w:r>
+              <w:rPr>
+                <w:sz w:val="19"/>
+                <w:szCs w:val="19"/>
+              </w:rPr>
+              <w:t xml:space="preserve">1.90</w:t>
+            </w:r>
+          </w:p>
+        </w:tc>
+        <w:tc>
+          <w:tcPr>
+            <w:tcW w:type="dxa" w:w="1400"/>
+            <w:tcBorders>
+              <w:top w:val="single" w:color="D9D8D3" w:sz="4"/>
+              <w:left w:val="single" w:color="D9D8D3" w:sz="4"/>
+              <w:bottom w:val="single" w:color="D9D8D3" w:sz="4"/>
+              <w:right w:val="single" w:color="D9D8D3" w:sz="4"/>
+            </w:tcBorders>
+            <w:tcMar>
+              <w:top w:type="dxa" w:w="60"/>
+              <w:left w:type="dxa" w:w="100"/>
+              <w:bottom w:type="dxa" w:w="60"/>
+              <w:right w:type="dxa" w:w="100"/>
+            </w:tcMar>
+          </w:tcPr>
+          <w:p>
+            <w:r>
+              <w:rPr>
+                <w:sz w:val="19"/>
+                <w:szCs w:val="19"/>
+              </w:rPr>
+              <w:t xml:space="preserve">1.92</w:t>
+            </w:r>
+          </w:p>
+        </w:tc>
+      </w:tr>
+      <w:tr>
+        <w:tc>
+          <w:tcPr>
+            <w:tcW w:type="dxa" w:w="4826"/>
+            <w:tcBorders>
+              <w:top w:val="single" w:color="D9D8D3" w:sz="4"/>
+              <w:left w:val="single" w:color="D9D8D3" w:sz="4"/>
+              <w:bottom w:val="single" w:color="D9D8D3" w:sz="4"/>
+              <w:right w:val="single" w:color="D9D8D3" w:sz="4"/>
+            </w:tcBorders>
+            <w:tcMar>
+              <w:top w:type="dxa" w:w="60"/>
+              <w:left w:type="dxa" w:w="100"/>
+              <w:bottom w:type="dxa" w:w="60"/>
+              <w:right w:type="dxa" w:w="100"/>
+            </w:tcMar>
+          </w:tcPr>
+          <w:p>
+            <w:r>
+              <w:rPr>
+                <w:sz w:val="19"/>
+                <w:szCs w:val="19"/>
+              </w:rPr>
+              <w:t xml:space="preserve">Faster serving: 12 students/min per station</w:t>
+            </w:r>
+          </w:p>
+        </w:tc>
+        <w:tc>
+          <w:tcPr>
+            <w:tcW w:type="dxa" w:w="1400"/>
+            <w:tcBorders>
+              <w:top w:val="single" w:color="D9D8D3" w:sz="4"/>
+              <w:left w:val="single" w:color="D9D8D3" w:sz="4"/>
+              <w:bottom w:val="single" w:color="D9D8D3" w:sz="4"/>
+              <w:right w:val="single" w:color="D9D8D3" w:sz="4"/>
+            </w:tcBorders>
+            <w:tcMar>
+              <w:top w:type="dxa" w:w="60"/>
+              <w:left w:type="dxa" w:w="100"/>
+              <w:bottom w:type="dxa" w:w="60"/>
+              <w:right w:type="dxa" w:w="100"/>
+            </w:tcMar>
+          </w:tcPr>
+          <w:p>
+            <w:r>
+              <w:rPr>
+                <w:sz w:val="19"/>
+                <w:szCs w:val="19"/>
+              </w:rPr>
+              <w:t xml:space="preserve">3.96</w:t>
+            </w:r>
+          </w:p>
+        </w:tc>
+        <w:tc>
+          <w:tcPr>
+            <w:tcW w:type="dxa" w:w="1400"/>
+            <w:tcBorders>
+              <w:top w:val="single" w:color="D9D8D3" w:sz="4"/>
+              <w:left w:val="single" w:color="D9D8D3" w:sz="4"/>
+              <w:bottom w:val="single" w:color="D9D8D3" w:sz="4"/>
+              <w:right w:val="single" w:color="D9D8D3" w:sz="4"/>
+            </w:tcBorders>
+            <w:tcMar>
+              <w:top w:type="dxa" w:w="60"/>
+              <w:left w:type="dxa" w:w="100"/>
+              <w:bottom w:type="dxa" w:w="60"/>
+              <w:right w:type="dxa" w:w="100"/>
+            </w:tcMar>
+          </w:tcPr>
+          <w:p>
+            <w:r>
+              <w:rPr>
+                <w:sz w:val="19"/>
+                <w:szCs w:val="19"/>
+              </w:rPr>
+              <w:t xml:space="preserve">1.97</w:t>
+            </w:r>
+          </w:p>
+        </w:tc>
+        <w:tc>
+          <w:tcPr>
+            <w:tcW w:type="dxa" w:w="1400"/>
+            <w:tcBorders>
+              <w:top w:val="single" w:color="D9D8D3" w:sz="4"/>
+              <w:left w:val="single" w:color="D9D8D3" w:sz="4"/>
+              <w:bottom w:val="single" w:color="D9D8D3" w:sz="4"/>
+              <w:right w:val="single" w:color="D9D8D3" w:sz="4"/>
+            </w:tcBorders>
+            <w:tcMar>
+              <w:top w:type="dxa" w:w="60"/>
+              <w:left w:type="dxa" w:w="100"/>
+              <w:bottom w:type="dxa" w:w="60"/>
+              <w:right w:type="dxa" w:w="100"/>
+            </w:tcMar>
+          </w:tcPr>
+          <w:p>
+            <w:r>
+              <w:rPr>
+                <w:sz w:val="19"/>
+                <w:szCs w:val="19"/>
+              </w:rPr>
+              <w:t xml:space="preserve">0.80</w:t>
+            </w:r>
+          </w:p>
+        </w:tc>
+      </w:tr>
+      <w:tr>
+        <w:tc>
+          <w:tcPr>
+            <w:tcW w:type="dxa" w:w="4826"/>
+            <w:tcBorders>
+              <w:top w:val="single" w:color="D9D8D3" w:sz="4"/>
+              <w:left w:val="single" w:color="D9D8D3" w:sz="4"/>
+              <w:bottom w:val="single" w:color="D9D8D3" w:sz="4"/>
+              <w:right w:val="single" w:color="D9D8D3" w:sz="4"/>
+            </w:tcBorders>
+            <w:tcMar>
+              <w:top w:type="dxa" w:w="60"/>
+              <w:left w:type="dxa" w:w="100"/>
+              <w:bottom w:type="dxa" w:w="60"/>
+              <w:right w:type="dxa" w:w="100"/>
+            </w:tcMar>
+          </w:tcPr>
+          <w:p>
+            <w:r>
+              <w:rPr>
+                <w:sz w:val="19"/>
+                <w:szCs w:val="19"/>
+              </w:rPr>
+              <w:t xml:space="preserve">More stock-outs: next batch never ready</w:t>
+            </w:r>
+          </w:p>
+        </w:tc>
+        <w:tc>
+          <w:tcPr>
+            <w:tcW w:type="dxa" w:w="1400"/>
+            <w:tcBorders>
+              <w:top w:val="single" w:color="D9D8D3" w:sz="4"/>
+              <w:left w:val="single" w:color="D9D8D3" w:sz="4"/>
+              <w:bottom w:val="single" w:color="D9D8D3" w:sz="4"/>
+              <w:right w:val="single" w:color="D9D8D3" w:sz="4"/>
+            </w:tcBorders>
+            <w:tcMar>
+              <w:top w:type="dxa" w:w="60"/>
+              <w:left w:type="dxa" w:w="100"/>
+              <w:bottom w:type="dxa" w:w="60"/>
+              <w:right w:type="dxa" w:w="100"/>
+            </w:tcMar>
+          </w:tcPr>
+          <w:p>
+            <w:r>
+              <w:rPr>
+                <w:sz w:val="19"/>
+                <w:szCs w:val="19"/>
+              </w:rPr>
+              <w:t xml:space="preserve">9.77</w:t>
+            </w:r>
+          </w:p>
+        </w:tc>
+        <w:tc>
+          <w:tcPr>
+            <w:tcW w:type="dxa" w:w="1400"/>
+            <w:tcBorders>
+              <w:top w:val="single" w:color="D9D8D3" w:sz="4"/>
+              <w:left w:val="single" w:color="D9D8D3" w:sz="4"/>
+              <w:bottom w:val="single" w:color="D9D8D3" w:sz="4"/>
+              <w:right w:val="single" w:color="D9D8D3" w:sz="4"/>
+            </w:tcBorders>
+            <w:tcMar>
+              <w:top w:type="dxa" w:w="60"/>
+              <w:left w:type="dxa" w:w="100"/>
+              <w:bottom w:type="dxa" w:w="60"/>
+              <w:right w:type="dxa" w:w="100"/>
+            </w:tcMar>
+          </w:tcPr>
+          <w:p>
+            <w:r>
+              <w:rPr>
+                <w:sz w:val="19"/>
+                <w:szCs w:val="19"/>
+              </w:rPr>
+              <w:t xml:space="preserve">3.41</w:t>
+            </w:r>
+          </w:p>
+        </w:tc>
+        <w:tc>
+          <w:tcPr>
+            <w:tcW w:type="dxa" w:w="1400"/>
+            <w:tcBorders>
+              <w:top w:val="single" w:color="D9D8D3" w:sz="4"/>
+              <w:left w:val="single" w:color="D9D8D3" w:sz="4"/>
+              <w:bottom w:val="single" w:color="D9D8D3" w:sz="4"/>
+              <w:right w:val="single" w:color="D9D8D3" w:sz="4"/>
+            </w:tcBorders>
+            <w:tcMar>
+              <w:top w:type="dxa" w:w="60"/>
+              <w:left w:type="dxa" w:w="100"/>
+              <w:bottom w:type="dxa" w:w="60"/>
+              <w:right w:type="dxa" w:w="100"/>
+            </w:tcMar>
+          </w:tcPr>
+          <w:p>
+            <w:r>
+              <w:rPr>
+                <w:sz w:val="19"/>
+                <w:szCs w:val="19"/>
+              </w:rPr>
+              <w:t xml:space="preserve">1.28</w:t>
+            </w:r>
+          </w:p>
+        </w:tc>
+      </w:tr>
+      <w:tr>
+        <w:tc>
+          <w:tcPr>
+            <w:tcW w:type="dxa" w:w="4826"/>
+            <w:tcBorders>
+              <w:top w:val="single" w:color="D9D8D3" w:sz="4"/>
+              <w:left w:val="single" w:color="D9D8D3" w:sz="4"/>
+              <w:bottom w:val="single" w:color="D9D8D3" w:sz="4"/>
+              <w:right w:val="single" w:color="D9D8D3" w:sz="4"/>
+            </w:tcBorders>
+            <w:tcMar>
+              <w:top w:type="dxa" w:w="60"/>
+              <w:left w:type="dxa" w:w="100"/>
+              <w:bottom w:type="dxa" w:w="60"/>
+              <w:right w:type="dxa" w:w="100"/>
+            </w:tcMar>
+          </w:tcPr>
+          <w:p>
+            <w:r>
+              <w:rPr>
+                <w:sz w:val="19"/>
+                <w:szCs w:val="19"/>
+              </w:rPr>
+              <w:t xml:space="preserve">No stock-outs: next batch always ready</w:t>
+            </w:r>
+          </w:p>
+        </w:tc>
+        <w:tc>
+          <w:tcPr>
+            <w:tcW w:type="dxa" w:w="1400"/>
+            <w:tcBorders>
+              <w:top w:val="single" w:color="D9D8D3" w:sz="4"/>
+              <w:left w:val="single" w:color="D9D8D3" w:sz="4"/>
+              <w:bottom w:val="single" w:color="D9D8D3" w:sz="4"/>
+              <w:right w:val="single" w:color="D9D8D3" w:sz="4"/>
+            </w:tcBorders>
+            <w:tcMar>
+              <w:top w:type="dxa" w:w="60"/>
+              <w:left w:type="dxa" w:w="100"/>
+              <w:bottom w:type="dxa" w:w="60"/>
+              <w:right w:type="dxa" w:w="100"/>
+            </w:tcMar>
+          </w:tcPr>
+          <w:p>
+            <w:r>
+              <w:rPr>
+                <w:sz w:val="19"/>
+                <w:szCs w:val="19"/>
+              </w:rPr>
+              <w:t xml:space="preserve">5.78</w:t>
+            </w:r>
+          </w:p>
+        </w:tc>
+        <w:tc>
+          <w:tcPr>
+            <w:tcW w:type="dxa" w:w="1400"/>
+            <w:tcBorders>
+              <w:top w:val="single" w:color="D9D8D3" w:sz="4"/>
+              <w:left w:val="single" w:color="D9D8D3" w:sz="4"/>
+              <w:bottom w:val="single" w:color="D9D8D3" w:sz="4"/>
+              <w:right w:val="single" w:color="D9D8D3" w:sz="4"/>
+            </w:tcBorders>
+            <w:tcMar>
+              <w:top w:type="dxa" w:w="60"/>
+              <w:left w:type="dxa" w:w="100"/>
+              <w:bottom w:type="dxa" w:w="60"/>
+              <w:right w:type="dxa" w:w="100"/>
+            </w:tcMar>
+          </w:tcPr>
+          <w:p>
+            <w:r>
+              <w:rPr>
+                <w:sz w:val="19"/>
+                <w:szCs w:val="19"/>
+              </w:rPr>
+              <w:t xml:space="preserve">0.95</w:t>
+            </w:r>
+          </w:p>
+        </w:tc>
+        <w:tc>
+          <w:tcPr>
+            <w:tcW w:type="dxa" w:w="1400"/>
+            <w:tcBorders>
+              <w:top w:val="single" w:color="D9D8D3" w:sz="4"/>
+              <w:left w:val="single" w:color="D9D8D3" w:sz="4"/>
+              <w:bottom w:val="single" w:color="D9D8D3" w:sz="4"/>
+              <w:right w:val="single" w:color="D9D8D3" w:sz="4"/>
+            </w:tcBorders>
+            <w:tcMar>
+              <w:top w:type="dxa" w:w="60"/>
+              <w:left w:type="dxa" w:w="100"/>
+              <w:bottom w:type="dxa" w:w="60"/>
+              <w:right w:type="dxa" w:w="100"/>
+            </w:tcMar>
+          </w:tcPr>
+          <w:p>
+            <w:r>
+              <w:rPr>
+                <w:sz w:val="19"/>
+                <w:szCs w:val="19"/>
+              </w:rPr>
+              <w:t xml:space="preserve">0.99</w:t>
+            </w:r>
+          </w:p>
+        </w:tc>
+      </w:tr>
+      <w:tr>
+        <w:tc>
+          <w:tcPr>
+            <w:tcW w:type="dxa" w:w="4826"/>
+            <w:tcBorders>
+              <w:top w:val="single" w:color="D9D8D3" w:sz="4"/>
+              <w:left w:val="single" w:color="D9D8D3" w:sz="4"/>
+              <w:bottom w:val="single" w:color="D9D8D3" w:sz="4"/>
+              <w:right w:val="single" w:color="D9D8D3" w:sz="4"/>
+            </w:tcBorders>
+            <w:tcMar>
+              <w:top w:type="dxa" w:w="60"/>
+              <w:left w:type="dxa" w:w="100"/>
+              <w:bottom w:type="dxa" w:w="60"/>
+              <w:right w:type="dxa" w:w="100"/>
+            </w:tcMar>
+          </w:tcPr>
+          <w:p>
+            <w:r>
+              <w:rPr>
+                <w:sz w:val="19"/>
+                <w:szCs w:val="19"/>
+              </w:rPr>
               <w:t xml:space="preserve">Slower eating: 15-18 min</w:t>
             </w:r>
           </w:p>
@@ -14066,7 +15593,7 @@
                 <w:sz w:val="19"/>
                 <w:szCs w:val="19"/>
               </w:rPr>
-              <w:t xml:space="preserve">8.02</w:t>
+              <w:t xml:space="preserve">7.34</w:t>
             </w:r>
           </w:p>
         </w:tc>
@@ -14092,7 +15619,7 @@
                 <w:sz w:val="19"/>
                 <w:szCs w:val="19"/>
               </w:rPr>
-              <w:t xml:space="preserve">1.37</w:t>
+              <w:t xml:space="preserve">1.93</w:t>
             </w:r>
           </w:p>
         </w:tc>
@@ -14118,7 +15645,7 @@
                 <w:sz w:val="19"/>
                 <w:szCs w:val="19"/>
               </w:rPr>
-              <w:t xml:space="preserve">0.81</w:t>
+              <w:t xml:space="preserve">0.98</w:t>
             </w:r>
           </w:p>
         </w:tc>
@@ -14129,7 +15656,7 @@
         <w:spacing w:after="120"/>
       </w:pPr>
       <w:r>
-        <w:t xml:space="preserve">The proposal cuts the wait in every stress test (by at least ~80%). It beats queue information only in most of them; on a sharp demand surge the two tie, because Munch then fills whichever signal is used. With no stock-outs the food signal adds nothing (2 and 3 converge); with more stock-outs it matters most.</w:t>
+        <w:t xml:space="preserve">The proposal cuts the wait in every stress test (by about 80–90%) and beats or ties queue information only in every one. With no stock-outs the food signal adds nothing (2 and 3 converge); with more stock-outs it matters most. The department tests show the timetable matters as much as any operational input: a day without MIT labs, when MIT and SMI break together at 12:00, is almost twice as bad as an average day; staggering one department by 15 minutes roughly halves the wait; the old single bell curve gave similar averages but hid the two surges.</w:t>
       </w:r>
     </w:p>
     <w:p>
@@ -14145,7 +15672,7 @@
         <w:spacing w:after="120"/>
       </w:pPr>
       <w:r>
-        <w:t xml:space="preserve">The workbook's S15 tab (M/M/c + fluid queue) gives 6.87 → 0.42 minutes. We started the simulator with the spreadsheet's simplifications and added one real-world feature at a time:</w:t>
+        <w:t xml:space="preserve">The workbook's S15 tab (M/M/c + fluid queue) gives 6.43 → 0.66 minutes. We started the simulator with the spreadsheet's simplifications and added one real-world feature at a time:</w:t>
       </w:r>
     </w:p>
     <w:tbl>
@@ -14306,7 +15833,7 @@
                 <w:sz w:val="19"/>
                 <w:szCs w:val="19"/>
               </w:rPr>
-              <w:t xml:space="preserve">6.80</w:t>
+              <w:t xml:space="preserve">5.76</w:t>
             </w:r>
           </w:p>
         </w:tc>
@@ -14332,7 +15859,7 @@
                 <w:sz w:val="19"/>
                 <w:szCs w:val="19"/>
               </w:rPr>
-              <w:t xml:space="preserve">0.94</w:t>
+              <w:t xml:space="preserve">1.15</w:t>
             </w:r>
           </w:p>
         </w:tc>
@@ -14386,7 +15913,7 @@
                 <w:sz w:val="19"/>
                 <w:szCs w:val="19"/>
               </w:rPr>
-              <w:t xml:space="preserve">6.87</w:t>
+              <w:t xml:space="preserve">5.91</w:t>
             </w:r>
           </w:p>
         </w:tc>
@@ -14412,7 +15939,7 @@
                 <w:sz w:val="19"/>
                 <w:szCs w:val="19"/>
               </w:rPr>
-              <w:t xml:space="preserve">0.74</w:t>
+              <w:t xml:space="preserve">0.80</w:t>
             </w:r>
           </w:p>
         </w:tc>
@@ -14466,7 +15993,7 @@
                 <w:sz w:val="19"/>
                 <w:szCs w:val="19"/>
               </w:rPr>
-              <w:t xml:space="preserve">6.84</w:t>
+              <w:t xml:space="preserve">5.96</w:t>
             </w:r>
           </w:p>
         </w:tc>
@@ -14492,7 +16019,7 @@
                 <w:sz w:val="19"/>
                 <w:szCs w:val="19"/>
               </w:rPr>
-              <w:t xml:space="preserve">0.71</w:t>
+              <w:t xml:space="preserve">0.91</w:t>
             </w:r>
           </w:p>
         </w:tc>
@@ -14546,7 +16073,7 @@
                 <w:sz w:val="19"/>
                 <w:szCs w:val="19"/>
               </w:rPr>
-              <w:t xml:space="preserve">6.84</w:t>
+              <w:t xml:space="preserve">5.96</w:t>
             </w:r>
           </w:p>
         </w:tc>
@@ -14572,7 +16099,7 @@
                 <w:sz w:val="19"/>
                 <w:szCs w:val="19"/>
               </w:rPr>
-              <w:t xml:space="preserve">0.71</w:t>
+              <w:t xml:space="preserve">0.91</w:t>
             </w:r>
           </w:p>
         </w:tc>
@@ -14626,7 +16153,7 @@
                 <w:sz w:val="19"/>
                 <w:szCs w:val="19"/>
               </w:rPr>
-              <w:t xml:space="preserve">8.02</w:t>
+              <w:t xml:space="preserve">7.34</w:t>
             </w:r>
           </w:p>
         </w:tc>
@@ -14652,7 +16179,7 @@
                 <w:sz w:val="19"/>
                 <w:szCs w:val="19"/>
               </w:rPr>
-              <w:t xml:space="preserve">0.81</w:t>
+              <w:t xml:space="preserve">0.98</w:t>
             </w:r>
           </w:p>
         </w:tc>
@@ -14663,7 +16190,7 @@
         <w:spacing w:after="120"/>
       </w:pPr>
       <w:r>
-        <w:t xml:space="preserve">Under the same assumptions the two models agree without screens (6.87 vs 6.80). With screens the spreadsheet is optimistic because it routes with perfect knowledge every 10 minutes; the simulator routes on live estimates with a delay and the 2-minute rule. The headline numbers come from the full simulator because it includes randomness, live estimation, the scanner, seats and run-outs.</w:t>
+        <w:t xml:space="preserve">Under the same assumptions the two models agree without screens within 15% (6.43 vs 5.76). The spreadsheet is a little higher because it adds the steady-state M/M/c wait in every 10-minute slot, and near 100% busy a slot is too short for the queue to reach steady state; the department surge passes through several such slots. With screens the spreadsheet is optimistic because it routes with perfect knowledge every 10 minutes; the simulator routes on live estimates with a delay and the 2-minute rule. The headline numbers come from the full simulator because it includes randomness, live estimation, the scanner, seats and run-outs.</w:t>
       </w:r>
     </w:p>
     <w:p>
@@ -14731,7 +16258,7 @@
         <w:t xml:space="preserve">Limits</w:t>
       </w:r>
       <w:r>
-        <w:t xml:space="preserve">: the habit split, the service rate and the arrival curve are assumed; the bias explanations are hypotheses; the quiet-time throughput (16.6 min) is slightly below the measured 17–18, so the stage times may be a little short. The biometric logs and a few stopwatch timings settle these (workbook: Data Collection).</w:t>
+        <w:t xml:space="preserve">: the habit split and the service rate are assumed; department sizes are rough and the arrival lag is calibrated, not measured; the bias explanations are hypotheses; the no-queue throughput (16.7 min) is slightly below the measured 17–18, so the stage times may be a little short. The biometric logs and a few stopwatch timings settle these (workbook: Data Collection).</w:t>
       </w:r>
     </w:p>
     <w:p>
@@ -17830,7 +19357,7 @@
           <w:b/>
           <w:bCs/>
         </w:rPr>
-        <w:t xml:space="preserve">today 18,861 student-minutes (6.4 min per student) → 168 (0.06 min)</w:t>
+        <w:t xml:space="preserve">today 15,676 student-minutes (5.3 min per student) → 179 (0.06 min)</w:t>
       </w:r>
       <w:r>
         <w:t xml:space="preserve">, by redirecting </w:t>
@@ -17840,10 +19367,10 @@
           <w:b/>
           <w:bCs/>
         </w:rPr>
-        <w:t xml:space="preserve">337 students (11%)</w:t>
-      </w:r>
-      <w:r>
-        <w:t xml:space="preserve"> at the peak. The simulator's proposal redirects about 380, close to this optimum. The LP is a lower bound: it has no randomness and perfect foresight.</w:t>
+        <w:t xml:space="preserve">358 students (12%)</w:t>
+      </w:r>
+      <w:r>
+        <w:t xml:space="preserve"> at the peaks. The simulator's proposal redirects about 385, close to this optimum. The LP is a lower bound: it has no randomness and perfect foresight.</w:t>
       </w:r>
     </w:p>
     <w:p>
@@ -17858,7 +19385,7 @@
         <w:t xml:space="preserve">Shadow price of food.</w:t>
       </w:r>
       <w:r>
-        <w:t xml:space="preserve"> Munch needs about 780 star-dish portions to carry the optimal flow. Below that, the food constraint binds: with 700 portions each extra portion saves about 40 student-minutes, with 600 about 60. Routing students and allocating food are one decision, not two.</w:t>
+        <w:t xml:space="preserve"> Munch needs about 800 star-dish portions to carry the optimal flow. Below that, the food constraint binds: with 700 portions each extra portion saves about 30 student-minutes, with 600 about 50. Routing students and allocating food are one decision, not two.</w:t>
       </w:r>
     </w:p>
     <w:p>
@@ -19677,7 +21204,7 @@
                 <w:sz w:val="19"/>
                 <w:szCs w:val="19"/>
               </w:rPr>
-              <w:t xml:space="preserve">Simulated bell curve</w:t>
+              <w:t xml:space="preserve">Department lunch breaks (timetable, group); sizes rough; lag after the bell calibrated</w:t>
             </w:r>
           </w:p>
         </w:tc>
@@ -19703,7 +21230,7 @@
                 <w:sz w:val="19"/>
                 <w:szCs w:val="19"/>
               </w:rPr>
-              <w:t xml:space="preserve">Assumed</w:t>
+              <w:t xml:space="preserve">Timetable measured; rest assumed</w:t>
             </w:r>
           </w:p>
         </w:tc>

--- a/docs/MDS_Queuing_Theory_and_Simulation.docx
+++ b/docs/MDS_Queuing_Theory_and_Simulation.docx
@@ -12654,7 +12654,7 @@
         <w:t xml:space="preserve">Step 5: expected time inside</w:t>
       </w:r>
       <w:r>
-        <w:t xml:space="preserve"> for someone arriving now = scan and plate + queue wait + serving + food line + eating + disposal. It is about 17–18 minutes on a quiet day and rises during surges. The manager dashboard shows it.</w:t>
+        <w:t xml:space="preserve"> for someone arriving now = scan and plate + queue wait + serving + food line + eating + disposal. It is about 17–18 minutes on a quiet day and rises during surges. The manager dashboard shows it, next to a 'When students arrive' panel: the arrival curve from the department lunch breaks, the arrivals so far, the 40/min serving capacity of both messes, and which departments are on their break now.</w:t>
       </w:r>
     </w:p>
     <w:p>
@@ -25476,6 +25476,183 @@
                 <w:szCs w:val="19"/>
               </w:rPr>
               <w:t xml:space="preserve">Runs many lunches; prints the tables in section 6</w:t>
+            </w:r>
+          </w:p>
+        </w:tc>
+      </w:tr>
+      <w:tr>
+        <w:tc>
+          <w:tcPr>
+            <w:tcW w:type="dxa" w:w="3000"/>
+            <w:tcBorders>
+              <w:top w:val="single" w:color="D9D8D3" w:sz="4"/>
+              <w:left w:val="single" w:color="D9D8D3" w:sz="4"/>
+              <w:bottom w:val="single" w:color="D9D8D3" w:sz="4"/>
+              <w:right w:val="single" w:color="D9D8D3" w:sz="4"/>
+            </w:tcBorders>
+            <w:tcMar>
+              <w:top w:type="dxa" w:w="60"/>
+              <w:left w:type="dxa" w:w="100"/>
+              <w:bottom w:type="dxa" w:w="60"/>
+              <w:right w:type="dxa" w:w="100"/>
+            </w:tcMar>
+          </w:tcPr>
+          <w:p>
+            <w:r>
+              <w:rPr>
+                <w:sz w:val="19"/>
+                <w:szCs w:val="19"/>
+              </w:rPr>
+              <w:t xml:space="preserve">Department arrival curve</w:t>
+            </w:r>
+          </w:p>
+        </w:tc>
+        <w:tc>
+          <w:tcPr>
+            <w:tcW w:type="dxa" w:w="2600"/>
+            <w:tcBorders>
+              <w:top w:val="single" w:color="D9D8D3" w:sz="4"/>
+              <w:left w:val="single" w:color="D9D8D3" w:sz="4"/>
+              <w:bottom w:val="single" w:color="D9D8D3" w:sz="4"/>
+              <w:right w:val="single" w:color="D9D8D3" w:sz="4"/>
+            </w:tcBorders>
+            <w:tcMar>
+              <w:top w:type="dxa" w:w="60"/>
+              <w:left w:type="dxa" w:w="100"/>
+              <w:bottom w:type="dxa" w:w="60"/>
+              <w:right w:type="dxa" w:w="100"/>
+            </w:tcMar>
+          </w:tcPr>
+          <w:p>
+            <w:r>
+              <w:rPr>
+                <w:rFonts w:ascii="Consolas" w:cs="Consolas" w:eastAsia="Consolas" w:hAnsi="Consolas"/>
+                <w:sz w:val="19"/>
+                <w:szCs w:val="19"/>
+              </w:rPr>
+              <w:t xml:space="preserve">config/default.toml</w:t>
+            </w:r>
+            <w:r>
+              <w:rPr>
+                <w:sz w:val="19"/>
+                <w:szCs w:val="19"/>
+              </w:rPr>
+              <w:t xml:space="preserve"> [[simulation.slot.group]]; </w:t>
+            </w:r>
+            <w:r>
+              <w:rPr>
+                <w:rFonts w:ascii="Consolas" w:cs="Consolas" w:eastAsia="Consolas" w:hAnsi="Consolas"/>
+                <w:sz w:val="19"/>
+                <w:szCs w:val="19"/>
+              </w:rPr>
+              <w:t xml:space="preserve">messq/config.py</w:t>
+            </w:r>
+          </w:p>
+        </w:tc>
+        <w:tc>
+          <w:tcPr>
+            <w:tcW w:type="dxa" w:w="3426"/>
+            <w:tcBorders>
+              <w:top w:val="single" w:color="D9D8D3" w:sz="4"/>
+              <w:left w:val="single" w:color="D9D8D3" w:sz="4"/>
+              <w:bottom w:val="single" w:color="D9D8D3" w:sz="4"/>
+              <w:right w:val="single" w:color="D9D8D3" w:sz="4"/>
+            </w:tcBorders>
+            <w:tcMar>
+              <w:top w:type="dxa" w:w="60"/>
+              <w:left w:type="dxa" w:w="100"/>
+              <w:bottom w:type="dxa" w:w="60"/>
+              <w:right w:type="dxa" w:w="100"/>
+            </w:tcMar>
+          </w:tcPr>
+          <w:p>
+            <w:r>
+              <w:rPr>
+                <w:sz w:val="19"/>
+                <w:szCs w:val="19"/>
+              </w:rPr>
+              <w:t xml:space="preserve">Lunch break, rough size and lab-day share per department; λ(t) = the breaks added up</w:t>
+            </w:r>
+          </w:p>
+        </w:tc>
+      </w:tr>
+      <w:tr>
+        <w:tc>
+          <w:tcPr>
+            <w:tcW w:type="dxa" w:w="3000"/>
+            <w:tcBorders>
+              <w:top w:val="single" w:color="D9D8D3" w:sz="4"/>
+              <w:left w:val="single" w:color="D9D8D3" w:sz="4"/>
+              <w:bottom w:val="single" w:color="D9D8D3" w:sz="4"/>
+              <w:right w:val="single" w:color="D9D8D3" w:sz="4"/>
+            </w:tcBorders>
+            <w:tcMar>
+              <w:top w:type="dxa" w:w="60"/>
+              <w:left w:type="dxa" w:w="100"/>
+              <w:bottom w:type="dxa" w:w="60"/>
+              <w:right w:type="dxa" w:w="100"/>
+            </w:tcMar>
+          </w:tcPr>
+          <w:p>
+            <w:r>
+              <w:rPr>
+                <w:sz w:val="19"/>
+                <w:szCs w:val="19"/>
+              </w:rPr>
+              <w:t xml:space="preserve">Live demo dashboard</w:t>
+            </w:r>
+          </w:p>
+        </w:tc>
+        <w:tc>
+          <w:tcPr>
+            <w:tcW w:type="dxa" w:w="2600"/>
+            <w:tcBorders>
+              <w:top w:val="single" w:color="D9D8D3" w:sz="4"/>
+              <w:left w:val="single" w:color="D9D8D3" w:sz="4"/>
+              <w:bottom w:val="single" w:color="D9D8D3" w:sz="4"/>
+              <w:right w:val="single" w:color="D9D8D3" w:sz="4"/>
+            </w:tcBorders>
+            <w:tcMar>
+              <w:top w:type="dxa" w:w="60"/>
+              <w:left w:type="dxa" w:w="100"/>
+              <w:bottom w:type="dxa" w:w="60"/>
+              <w:right w:type="dxa" w:w="100"/>
+            </w:tcMar>
+          </w:tcPr>
+          <w:p>
+            <w:r>
+              <w:rPr>
+                <w:rFonts w:ascii="Consolas" w:cs="Consolas" w:eastAsia="Consolas" w:hAnsi="Consolas"/>
+                <w:sz w:val="19"/>
+                <w:szCs w:val="19"/>
+              </w:rPr>
+              <w:t xml:space="preserve">messq/demo/</w:t>
+            </w:r>
+          </w:p>
+        </w:tc>
+        <w:tc>
+          <w:tcPr>
+            <w:tcW w:type="dxa" w:w="3426"/>
+            <w:tcBorders>
+              <w:top w:val="single" w:color="D9D8D3" w:sz="4"/>
+              <w:left w:val="single" w:color="D9D8D3" w:sz="4"/>
+              <w:bottom w:val="single" w:color="D9D8D3" w:sz="4"/>
+              <w:right w:val="single" w:color="D9D8D3" w:sz="4"/>
+            </w:tcBorders>
+            <w:tcMar>
+              <w:top w:type="dxa" w:w="60"/>
+              <w:left w:type="dxa" w:w="100"/>
+              <w:bottom w:type="dxa" w:w="60"/>
+              <w:right w:type="dxa" w:w="100"/>
+            </w:tcMar>
+          </w:tcPr>
+          <w:p>
+            <w:r>
+              <w:rPr>
+                <w:sz w:val="19"/>
+                <w:szCs w:val="19"/>
+              </w:rPr>
+              <w:t xml:space="preserve">Same lunch twice (without / with screens); 'When students arrive' panel shows the timetable curve, arrivals so far, capacity and who is on break</w:t>
             </w:r>
           </w:p>
         </w:tc>

--- a/docs/MDS_Queuing_Theory_and_Simulation.docx
+++ b/docs/MDS_Queuing_Theory_and_Simulation.docx
@@ -1156,27 +1156,17 @@
         <w:t xml:space="preserve">2,960 students</w:t>
       </w:r>
       <w:r>
-        <w:t xml:space="preserve"> (one plate each) eat at Central CT or Munch Mess. How they split by habit is </w:t>
+        <w:t xml:space="preserve"> (one plate each) eat at Central CT or Munch Mess. By habit about </w:t>
       </w:r>
       <w:r>
         <w:rPr>
           <w:b/>
           <w:bCs/>
         </w:rPr>
-        <w:t xml:space="preserve">not measured</w:t>
-      </w:r>
-      <w:r>
-        <w:t xml:space="preserve">; we assume </w:t>
-      </w:r>
-      <w:r>
-        <w:rPr>
-          <w:b/>
-          <w:bCs/>
-        </w:rPr>
-        <w:t xml:space="preserve">85% go to Central</w:t>
-      </w:r>
-      <w:r>
-        <w:t xml:space="preserve">.</w:t>
+        <w:t xml:space="preserve">2,360 eat at Central and ~600 at Munch</w:t>
+      </w:r>
+      <w:r>
+        <w:t xml:space="preserve"> (80/20, the group's count).</w:t>
       </w:r>
     </w:p>
     <w:p>
@@ -1509,7 +1499,7 @@
                 <w:sz w:val="19"/>
                 <w:szCs w:val="19"/>
               </w:rPr>
-              <w:t xml:space="preserve"> of serving capacity (2 stations × 2 messes × 10/min, μ assumed), so ρ ≈ 0.94 overall. With 85% going to Central by habit (assumed), Central gets ≈ </w:t>
+              <w:t xml:space="preserve"> of serving capacity (2 stations × 2 messes × 10/min, μ assumed), so ρ ≈ 0.94 overall. With 80% going to Central by habit (measured: ~2,360 of ~2,960), Central gets ≈ </w:t>
             </w:r>
             <w:r>
               <w:rPr>
@@ -1518,14 +1508,14 @@
                 <w:sz w:val="19"/>
                 <w:szCs w:val="19"/>
               </w:rPr>
-              <w:t xml:space="preserve">32/min against 20/min</w:t>
-            </w:r>
-            <w:r>
-              <w:rPr>
-                <w:sz w:val="19"/>
-                <w:szCs w:val="19"/>
-              </w:rPr>
-              <w:t xml:space="preserve"> (ρ ≈ 1.6, saturated, and above its single scanner's ~30/min) while Munch gets ≈ </w:t>
+              <w:t xml:space="preserve">30/min against 20/min</w:t>
+            </w:r>
+            <w:r>
+              <w:rPr>
+                <w:sz w:val="19"/>
+                <w:szCs w:val="19"/>
+              </w:rPr>
+              <w:t xml:space="preserve"> (ρ ≈ 1.5, saturated, and at its single scanner's ~30/min limit) while Munch gets ≈ </w:t>
             </w:r>
             <w:r>
               <w:rPr>
@@ -1534,14 +1524,14 @@
                 <w:sz w:val="19"/>
                 <w:szCs w:val="19"/>
               </w:rPr>
-              <w:t xml:space="preserve">6/min against 20/min</w:t>
-            </w:r>
-            <w:r>
-              <w:rPr>
-                <w:sz w:val="19"/>
-                <w:szCs w:val="19"/>
-              </w:rPr>
-              <w:t xml:space="preserve"> (ρ ≈ 0.28). Seats are close to full but not the first constraint (section 3.2)</w:t>
+              <w:t xml:space="preserve">8/min against 20/min</w:t>
+            </w:r>
+            <w:r>
+              <w:rPr>
+                <w:sz w:val="19"/>
+                <w:szCs w:val="19"/>
+              </w:rPr>
+              <w:t xml:space="preserve"> (ρ ≈ 0.38). Seats are close to full but not the first constraint (section 3.2)</w:t>
             </w:r>
           </w:p>
         </w:tc>
@@ -1785,7 +1775,7 @@
                 <w:sz w:val="19"/>
                 <w:szCs w:val="19"/>
               </w:rPr>
-              <w:t xml:space="preserve">Habit (85/15, assumed), herding if every screen says 'go to the emptier mess', partial compliance (κ = 60%, assumed), and the star dish that students come for. The </w:t>
+              <w:t xml:space="preserve">Habit (80/20, measured by the group), herding if every screen says 'go to the emptier mess', partial compliance (κ = 60%, assumed), and the star dish that students come for. The </w:t>
             </w:r>
             <w:r>
               <w:rPr>
@@ -6994,7 +6984,7 @@
                 <w:sz w:val="19"/>
                 <w:szCs w:val="19"/>
               </w:rPr>
-              <w:t xml:space="preserve">85% Central / 15% Munch, </w:t>
+              <w:t xml:space="preserve">80% Central / 20% Munch (~2,360 / ~600), </w:t>
             </w:r>
             <w:r>
               <w:rPr>
@@ -7003,14 +6993,14 @@
                 <w:sz w:val="19"/>
                 <w:szCs w:val="19"/>
               </w:rPr>
-              <w:t xml:space="preserve">assumed</w:t>
-            </w:r>
-            <w:r>
-              <w:rPr>
-                <w:sz w:val="19"/>
-                <w:szCs w:val="19"/>
-              </w:rPr>
-              <w:t xml:space="preserve"> (not measured)</w:t>
+              <w:t xml:space="preserve">measured</w:t>
+            </w:r>
+            <w:r>
+              <w:rPr>
+                <w:sz w:val="19"/>
+                <w:szCs w:val="19"/>
+              </w:rPr>
+              <w:t xml:space="preserve"> by the group</w:t>
             </w:r>
           </w:p>
         </w:tc>
@@ -8140,17 +8130,17 @@
         <w:spacing w:after="120"/>
       </w:pPr>
       <w:r>
-        <w:t xml:space="preserve">In a surge, W grows because of queueing. If about 32 students/min arrive at Central CT at the 13:10 peak (85% of ~37/min; above the single scanner's ~30/min) and the visit stretches to about 27 minutes (simulated), L ≈ 32 × 27 ≈ </w:t>
+        <w:t xml:space="preserve">In a surge, W grows because of queueing. If about 30 students/min arrive at Central CT at the 13:10 peak (80% of ~37/min; the single scanner's limit) and the visit stretches to about 23 minutes (simulated), L ≈ 30 × 23 ≈ </w:t>
       </w:r>
       <w:r>
         <w:rPr>
           <w:b/>
           <w:bCs/>
         </w:rPr>
-        <w:t xml:space="preserve">860</w:t>
-      </w:r>
-      <w:r>
-        <w:t xml:space="preserve"> people inside: just below 900 seats. So with these inputs Central's bottleneck is the serving stations and the scanner, with the seats close behind. If the visit stretched past 28 minutes, L would exceed 900 and the hall would fill (as in photo O1 at 13:18).</w:t>
+        <w:t xml:space="preserve">690</w:t>
+      </w:r>
+      <w:r>
+        <w:t xml:space="preserve"> people inside: below 900 seats. So with these inputs Central's bottleneck is the serving stations and the scanner, not the seats. If the visit stretched past 30 minutes, L would exceed 900 and the hall would fill (as in photo O1 at 13:18).</w:t>
       </w:r>
     </w:p>
     <w:p>
@@ -9694,7 +9684,7 @@
         <w:spacing w:after="120"/>
       </w:pPr>
       <w:r>
-        <w:t xml:space="preserve">Two stations pooled into one queue wait much less than two separate M/M/1 lines at the same utilisation. That is the case for one shared queue feeding both serving stations. Why μ = 10/min: with only 2 stations, Central must serve about 2,500 students (85% of 2,960) in three hours, which is impossible at slower speeds; it must be about this fast. A stopwatch check is the most valuable next measurement.</w:t>
+        <w:t xml:space="preserve">Two stations pooled into one queue wait much less than two separate M/M/1 lines at the same utilisation. That is the case for one shared queue feeding both serving stations. Why μ = 10/min: with only 2 stations, Central must serve about 2,360 students (80% of 2,960), mostly within two hours of breaks, which is impossible at slower speeds; it must be about this fast. A stopwatch check is the most valuable next measurement.</w:t>
       </w:r>
     </w:p>
     <w:p>
@@ -12366,7 +12356,7 @@
         <w:t xml:space="preserve">calibrated, not measured</w:t>
       </w:r>
       <w:r>
-        <w:t xml:space="preserve">: with it, the no-screen simulation gives a 17–27 minute visit and a ~20 minute 90th-percentile wait, close to what the group and Phase 1 observed; a tighter lag (15 ± 10, everyone rushing at the bell) gives 36-minute peak visits, above anything observed. The curve has two surges: about </w:t>
+        <w:t xml:space="preserve">: with it, the no-screen simulation gives a 17–23 minute visit and a ~13 minute 90th-percentile wait, close to the group's 17–25 minutes and the ~15 minutes seen in Phase 1; a tighter lag (15 ± 10, everyone rushing at the bell) gives ~30-minute peak visits and a 23-minute 90th percentile, above what was observed. The curve has two surges: about </w:t>
       </w:r>
       <w:r>
         <w:rPr>
@@ -12401,7 +12391,7 @@
         <w:t xml:space="preserve">What this adds to the decision:</w:t>
       </w:r>
       <w:r>
-        <w:t xml:space="preserve"> staggering one department's break by 15 minutes cuts today's average wait from 7.3 to 4.3 minutes (SMI to 11:45) or 3.9 minutes (TAPMI to 13:20) with no screens at all. That makes alternative A7 (stagger class end times) concrete, though it needs academic administration; the screens get further (1.0 minutes) without changing any timetable.</w:t>
+        <w:t xml:space="preserve"> staggering one department's break by 15 minutes cuts today's average wait from 4.4 to 3.2 minutes (SMI to 11:45) or 1.9 minutes (TAPMI to 13:20) with no screens at all. That makes alternative A7 (stagger class end times) concrete, though it needs academic administration; the screens get further (0.8 minutes) without changing any timetable.</w:t>
       </w:r>
     </w:p>
     <w:p>
@@ -12770,7 +12760,7 @@
         <w:t xml:space="preserve">Simulated, not measured.  </w:t>
       </w:r>
       <w:r>
-        <w:t xml:space="preserve">20 simulated lunches per row, the same students in every scenario (paired comparison); ± is a 95% confidence interval across lunches. Measured: 2,960 students, seats, 2 stations and 1 scanner per mess, refill times. Group estimates: eating 12–15 min, disposal ≤ 2 min, food ready 70% of the time. </w:t>
+        <w:t xml:space="preserve">20 simulated lunches per row, the same students in every scenario (paired comparison); ± is a 95% confidence interval across lunches. Measured: 2,960 students, the 80/20 habit split, seats, 2 stations and 1 scanner per mess, refill times. Group estimates: eating 12–15 min, disposal ≤ 2 min, food ready 70% of the time. </w:t>
       </w:r>
       <w:r>
         <w:rPr>
@@ -12780,7 +12770,7 @@
         <w:t xml:space="preserve">Assumed:</w:t>
       </w:r>
       <w:r>
-        <w:t xml:space="preserve"> the 85/15 habit split, 10 students/min per station, scan and plate times, department sizes (rough). </w:t>
+        <w:t xml:space="preserve"> 10 students/min per station, scan and plate times, department sizes (rough). </w:t>
       </w:r>
       <w:r>
         <w:rPr>
@@ -13120,7 +13110,7 @@
                 <w:sz w:val="19"/>
                 <w:szCs w:val="19"/>
               </w:rPr>
-              <w:t xml:space="preserve">7.34 ± 0.68</w:t>
+              <w:t xml:space="preserve">4.38 ± 0.53</w:t>
             </w:r>
           </w:p>
         </w:tc>
@@ -13146,7 +13136,7 @@
                 <w:sz w:val="19"/>
                 <w:szCs w:val="19"/>
               </w:rPr>
-              <w:t xml:space="preserve">20.5</w:t>
+              <w:t xml:space="preserve">13.5</w:t>
             </w:r>
           </w:p>
         </w:tc>
@@ -13172,7 +13162,7 @@
                 <w:sz w:val="19"/>
                 <w:szCs w:val="19"/>
               </w:rPr>
-              <w:t xml:space="preserve">23.9</w:t>
+              <w:t xml:space="preserve">20.9</w:t>
             </w:r>
           </w:p>
         </w:tc>
@@ -13198,7 +13188,7 @@
                 <w:sz w:val="19"/>
                 <w:szCs w:val="19"/>
               </w:rPr>
-              <w:t xml:space="preserve">70% / 12%</w:t>
+              <w:t xml:space="preserve">65% / 17%</w:t>
             </w:r>
           </w:p>
         </w:tc>
@@ -13224,7 +13214,7 @@
                 <w:sz w:val="19"/>
                 <w:szCs w:val="19"/>
               </w:rPr>
-              <w:t xml:space="preserve">0.8</w:t>
+              <w:t xml:space="preserve">0.5</w:t>
             </w:r>
           </w:p>
         </w:tc>
@@ -13330,7 +13320,7 @@
                 <w:sz w:val="19"/>
                 <w:szCs w:val="19"/>
               </w:rPr>
-              <w:t xml:space="preserve">1.93 ± 0.43</w:t>
+              <w:t xml:space="preserve">1.30 ± 0.33</w:t>
             </w:r>
           </w:p>
         </w:tc>
@@ -13356,7 +13346,7 @@
                 <w:sz w:val="19"/>
                 <w:szCs w:val="19"/>
               </w:rPr>
-              <w:t xml:space="preserve">5.2</w:t>
+              <w:t xml:space="preserve">3.4</w:t>
             </w:r>
           </w:p>
         </w:tc>
@@ -13382,7 +13372,7 @@
                 <w:sz w:val="19"/>
                 <w:szCs w:val="19"/>
               </w:rPr>
-              <w:t xml:space="preserve">18.5</w:t>
+              <w:t xml:space="preserve">17.9</w:t>
             </w:r>
           </w:p>
         </w:tc>
@@ -13408,7 +13398,7 @@
                 <w:sz w:val="19"/>
                 <w:szCs w:val="19"/>
               </w:rPr>
-              <w:t xml:space="preserve">61% / 22%</w:t>
+              <w:t xml:space="preserve">59% / 23%</w:t>
             </w:r>
           </w:p>
         </w:tc>
@@ -13434,7 +13424,7 @@
                 <w:sz w:val="19"/>
                 <w:szCs w:val="19"/>
               </w:rPr>
-              <w:t xml:space="preserve">1.0</w:t>
+              <w:t xml:space="preserve">0.6</w:t>
             </w:r>
           </w:p>
         </w:tc>
@@ -13460,7 +13450,7 @@
                 <w:sz w:val="19"/>
                 <w:szCs w:val="19"/>
               </w:rPr>
-              <w:t xml:space="preserve">336</w:t>
+              <w:t xml:space="preserve">240</w:t>
             </w:r>
           </w:p>
         </w:tc>
@@ -13486,7 +13476,7 @@
                 <w:sz w:val="19"/>
                 <w:szCs w:val="19"/>
               </w:rPr>
-              <w:t xml:space="preserve">0%</w:t>
+              <w:t xml:space="preserve">1%</w:t>
             </w:r>
           </w:p>
         </w:tc>
@@ -13540,7 +13530,7 @@
                 <w:sz w:val="19"/>
                 <w:szCs w:val="19"/>
               </w:rPr>
-              <w:t xml:space="preserve">0.98 ± 0.12</w:t>
+              <w:t xml:space="preserve">0.81 ± 0.09</w:t>
             </w:r>
           </w:p>
         </w:tc>
@@ -13566,7 +13556,7 @@
                 <w:sz w:val="19"/>
                 <w:szCs w:val="19"/>
               </w:rPr>
-              <w:t xml:space="preserve">2.4</w:t>
+              <w:t xml:space="preserve">2.2</w:t>
             </w:r>
           </w:p>
         </w:tc>
@@ -13592,7 +13582,7 @@
                 <w:sz w:val="19"/>
                 <w:szCs w:val="19"/>
               </w:rPr>
-              <w:t xml:space="preserve">17.5</w:t>
+              <w:t xml:space="preserve">17.4</w:t>
             </w:r>
           </w:p>
         </w:tc>
@@ -13618,7 +13608,7 @@
                 <w:sz w:val="19"/>
                 <w:szCs w:val="19"/>
               </w:rPr>
-              <w:t xml:space="preserve">59% / 23%</w:t>
+              <w:t xml:space="preserve">58% / 24%</w:t>
             </w:r>
           </w:p>
         </w:tc>
@@ -13644,7 +13634,7 @@
                 <w:sz w:val="19"/>
                 <w:szCs w:val="19"/>
               </w:rPr>
-              <w:t xml:space="preserve">0.6</w:t>
+              <w:t xml:space="preserve">0.7</w:t>
             </w:r>
           </w:p>
         </w:tc>
@@ -13670,7 +13660,7 @@
                 <w:sz w:val="19"/>
                 <w:szCs w:val="19"/>
               </w:rPr>
-              <w:t xml:space="preserve">385</w:t>
+              <w:t xml:space="preserve">286</w:t>
             </w:r>
           </w:p>
         </w:tc>
@@ -13750,7 +13740,7 @@
                 <w:sz w:val="19"/>
                 <w:szCs w:val="19"/>
               </w:rPr>
-              <w:t xml:space="preserve">0.97 ± 0.13</w:t>
+              <w:t xml:space="preserve">0.74 ± 0.07</w:t>
             </w:r>
           </w:p>
         </w:tc>
@@ -13776,7 +13766,7 @@
                 <w:sz w:val="19"/>
                 <w:szCs w:val="19"/>
               </w:rPr>
-              <w:t xml:space="preserve">2.2</w:t>
+              <w:t xml:space="preserve">2.0</w:t>
             </w:r>
           </w:p>
         </w:tc>
@@ -13802,7 +13792,7 @@
                 <w:sz w:val="19"/>
                 <w:szCs w:val="19"/>
               </w:rPr>
-              <w:t xml:space="preserve">17.5</w:t>
+              <w:t xml:space="preserve">17.3</w:t>
             </w:r>
           </w:p>
         </w:tc>
@@ -13828,7 +13818,7 @@
                 <w:sz w:val="19"/>
                 <w:szCs w:val="19"/>
               </w:rPr>
-              <w:t xml:space="preserve">59% / 22%</w:t>
+              <w:t xml:space="preserve">58% / 24%</w:t>
             </w:r>
           </w:p>
         </w:tc>
@@ -13880,7 +13870,7 @@
                 <w:sz w:val="19"/>
                 <w:szCs w:val="19"/>
               </w:rPr>
-              <w:t xml:space="preserve">377</w:t>
+              <w:t xml:space="preserve">277</w:t>
             </w:r>
           </w:p>
         </w:tc>
@@ -13906,7 +13896,7 @@
                 <w:sz w:val="19"/>
                 <w:szCs w:val="19"/>
               </w:rPr>
-              <w:t xml:space="preserve">2%</w:t>
+              <w:t xml:space="preserve">4%</w:t>
             </w:r>
           </w:p>
         </w:tc>
@@ -13947,7 +13937,7 @@
           <w:b/>
           <w:bCs/>
         </w:rPr>
-        <w:t xml:space="preserve">7.3 to 1.0 minutes</w:t>
+        <w:t xml:space="preserve">4.4 to 0.8 minutes</w:t>
       </w:r>
       <w:r>
         <w:t xml:space="preserve"> and the 90th percentile from </w:t>
@@ -13957,10 +13947,10 @@
           <w:b/>
           <w:bCs/>
         </w:rPr>
-        <w:t xml:space="preserve">20 to 2.4 minutes</w:t>
-      </w:r>
-      <w:r>
-        <w:t xml:space="preserve">; throughput falls from 23.9 to 17.5 minutes.</w:t>
+        <w:t xml:space="preserve">13.5 to 2.2 minutes</w:t>
+      </w:r>
+      <w:r>
+        <w:t xml:space="preserve">; throughput falls from 20.9 to 17.4 minutes.</w:t>
       </w:r>
     </w:p>
     <w:p>
@@ -13980,7 +13970,7 @@
         <w:t xml:space="preserve">Food status helps</w:t>
       </w:r>
       <w:r>
-        <w:t xml:space="preserve">: queue information alone gives 1.9 minutes; adding the manager's food status gives 1.0. The 13:10 surge drains the trays just when the queue is longest, so knowing about a run-out matters.</w:t>
+        <w:t xml:space="preserve">: queue information alone gives 1.3 minutes; adding the manager's food status gives 0.8. The 13:10 surge drains the trays just when the queue is longest, so knowing about a run-out matters.</w:t>
       </w:r>
     </w:p>
     <w:p>
@@ -14000,10 +13990,10 @@
           <w:b/>
           <w:bCs/>
         </w:rPr>
-        <w:t xml:space="preserve">1 in 8 students</w:t>
-      </w:r>
-      <w:r>
-        <w:t xml:space="preserve"> walks to the other mess (385 of ~2,960). The LP optimum (section 7.6) moves 358, so the live system is close to the theoretical split.</w:t>
+        <w:t xml:space="preserve">1 in 10 students</w:t>
+      </w:r>
+      <w:r>
+        <w:t xml:space="preserve"> walks to the other mess (286 of ~2,960). The LP optimum (section 7.6) moves 261, so the live system is close to the theoretical split.</w:t>
       </w:r>
     </w:p>
     <w:p>
@@ -14016,7 +14006,7 @@
         <w:spacing w:after="60"/>
       </w:pPr>
       <w:r>
-        <w:t xml:space="preserve">Without screens the simulated 90th-percentile wait (~20 min) is close to the ~15 min observed in Phase 1, and the simulated throughput (~16.7 min with no queue, ~26.7 min at the peak) sits in or just above the group's 17–25 min range. This is partly by construction: the arrival lag was calibrated to it.</w:t>
+        <w:t xml:space="preserve">Without screens the simulated 90th-percentile wait (~13 min) is close to the ~15 min observed in Phase 1, and the simulated throughput (~16.7 min with no queue, ~22.7 min at the peak) sits in the group's 17–25 min range. This is partly by construction: the arrival lag was calibrated to it.</w:t>
       </w:r>
     </w:p>
     <w:p>
@@ -14215,7 +14205,7 @@
                 <w:sz w:val="19"/>
                 <w:szCs w:val="19"/>
               </w:rPr>
-              <w:t xml:space="preserve">16.14</w:t>
+              <w:t xml:space="preserve">11.41</w:t>
             </w:r>
           </w:p>
         </w:tc>
@@ -14241,7 +14231,7 @@
                 <w:sz w:val="19"/>
                 <w:szCs w:val="19"/>
               </w:rPr>
-              <w:t xml:space="preserve">2.79</w:t>
+              <w:t xml:space="preserve">2.81</w:t>
             </w:r>
           </w:p>
         </w:tc>
@@ -14267,7 +14257,7 @@
                 <w:sz w:val="19"/>
                 <w:szCs w:val="19"/>
               </w:rPr>
-              <w:t xml:space="preserve">2.22</w:t>
+              <w:t xml:space="preserve">2.04</w:t>
             </w:r>
           </w:p>
         </w:tc>
@@ -14321,7 +14311,7 @@
                 <w:sz w:val="19"/>
                 <w:szCs w:val="19"/>
               </w:rPr>
-              <w:t xml:space="preserve">12.21</w:t>
+              <w:t xml:space="preserve">8.86</w:t>
             </w:r>
           </w:p>
         </w:tc>
@@ -14347,7 +14337,7 @@
                 <w:sz w:val="19"/>
                 <w:szCs w:val="19"/>
               </w:rPr>
-              <w:t xml:space="preserve">2.12</w:t>
+              <w:t xml:space="preserve">1.93</w:t>
             </w:r>
           </w:p>
         </w:tc>
@@ -14373,7 +14363,7 @@
                 <w:sz w:val="19"/>
                 <w:szCs w:val="19"/>
               </w:rPr>
-              <w:t xml:space="preserve">1.88</w:t>
+              <w:t xml:space="preserve">1.78</w:t>
             </w:r>
           </w:p>
         </w:tc>
@@ -14427,7 +14417,7 @@
                 <w:sz w:val="19"/>
                 <w:szCs w:val="19"/>
               </w:rPr>
-              <w:t xml:space="preserve">7.55</w:t>
+              <w:t xml:space="preserve">6.00</w:t>
             </w:r>
           </w:p>
         </w:tc>
@@ -14453,7 +14443,7 @@
                 <w:sz w:val="19"/>
                 <w:szCs w:val="19"/>
               </w:rPr>
-              <w:t xml:space="preserve">1.74</w:t>
+              <w:t xml:space="preserve">1.40</w:t>
             </w:r>
           </w:p>
         </w:tc>
@@ -14479,7 +14469,7 @@
                 <w:sz w:val="19"/>
                 <w:szCs w:val="19"/>
               </w:rPr>
-              <w:t xml:space="preserve">1.48</w:t>
+              <w:t xml:space="preserve">1.13</w:t>
             </w:r>
           </w:p>
         </w:tc>
@@ -14533,7 +14523,7 @@
                 <w:sz w:val="19"/>
                 <w:szCs w:val="19"/>
               </w:rPr>
-              <w:t xml:space="preserve">12.52</w:t>
+              <w:t xml:space="preserve">8.86</w:t>
             </w:r>
           </w:p>
         </w:tc>
@@ -14559,7 +14549,7 @@
                 <w:sz w:val="19"/>
                 <w:szCs w:val="19"/>
               </w:rPr>
-              <w:t xml:space="preserve">1.30</w:t>
+              <w:t xml:space="preserve">1.27</w:t>
             </w:r>
           </w:p>
         </w:tc>
@@ -14585,7 +14575,7 @@
                 <w:sz w:val="19"/>
                 <w:szCs w:val="19"/>
               </w:rPr>
-              <w:t xml:space="preserve">1.12</w:t>
+              <w:t xml:space="preserve">1.29</w:t>
             </w:r>
           </w:p>
         </w:tc>
@@ -14639,7 +14629,7 @@
                 <w:sz w:val="19"/>
                 <w:szCs w:val="19"/>
               </w:rPr>
-              <w:t xml:space="preserve">4.25</w:t>
+              <w:t xml:space="preserve">3.16</w:t>
             </w:r>
           </w:p>
         </w:tc>
@@ -14665,7 +14655,7 @@
                 <w:sz w:val="19"/>
                 <w:szCs w:val="19"/>
               </w:rPr>
-              <w:t xml:space="preserve">1.01</w:t>
+              <w:t xml:space="preserve">0.65</w:t>
             </w:r>
           </w:p>
         </w:tc>
@@ -14691,7 +14681,7 @@
                 <w:sz w:val="19"/>
                 <w:szCs w:val="19"/>
               </w:rPr>
-              <w:t xml:space="preserve">0.80</w:t>
+              <w:t xml:space="preserve">0.62</w:t>
             </w:r>
           </w:p>
         </w:tc>
@@ -14745,7 +14735,7 @@
                 <w:sz w:val="19"/>
                 <w:szCs w:val="19"/>
               </w:rPr>
-              <w:t xml:space="preserve">3.91</w:t>
+              <w:t xml:space="preserve">1.90</w:t>
             </w:r>
           </w:p>
         </w:tc>
@@ -14771,7 +14761,7 @@
                 <w:sz w:val="19"/>
                 <w:szCs w:val="19"/>
               </w:rPr>
-              <w:t xml:space="preserve">1.46</w:t>
+              <w:t xml:space="preserve">0.90</w:t>
             </w:r>
           </w:p>
         </w:tc>
@@ -14797,7 +14787,7 @@
                 <w:sz w:val="19"/>
                 <w:szCs w:val="19"/>
               </w:rPr>
-              <w:t xml:space="preserve">0.79</w:t>
+              <w:t xml:space="preserve">0.56</w:t>
             </w:r>
           </w:p>
         </w:tc>
@@ -14851,7 +14841,7 @@
                 <w:sz w:val="19"/>
                 <w:szCs w:val="19"/>
               </w:rPr>
-              <w:t xml:space="preserve">8.02</w:t>
+              <w:t xml:space="preserve">5.19</w:t>
             </w:r>
           </w:p>
         </w:tc>
@@ -14877,7 +14867,7 @@
                 <w:sz w:val="19"/>
                 <w:szCs w:val="19"/>
               </w:rPr>
-              <w:t xml:space="preserve">1.37</w:t>
+              <w:t xml:space="preserve">1.03</w:t>
             </w:r>
           </w:p>
         </w:tc>
@@ -14903,7 +14893,7 @@
                 <w:sz w:val="19"/>
                 <w:szCs w:val="19"/>
               </w:rPr>
-              <w:t xml:space="preserve">0.81</w:t>
+              <w:t xml:space="preserve">0.86</w:t>
             </w:r>
           </w:p>
         </w:tc>
@@ -14957,7 +14947,7 @@
                 <w:sz w:val="19"/>
                 <w:szCs w:val="19"/>
               </w:rPr>
-              <w:t xml:space="preserve">7.34</w:t>
+              <w:t xml:space="preserve">4.38</w:t>
             </w:r>
           </w:p>
         </w:tc>
@@ -14983,7 +14973,7 @@
                 <w:sz w:val="19"/>
                 <w:szCs w:val="19"/>
               </w:rPr>
-              <w:t xml:space="preserve">2.01</w:t>
+              <w:t xml:space="preserve">1.49</w:t>
             </w:r>
           </w:p>
         </w:tc>
@@ -15009,7 +14999,7 @@
                 <w:sz w:val="19"/>
                 <w:szCs w:val="19"/>
               </w:rPr>
-              <w:t xml:space="preserve">1.59</w:t>
+              <w:t xml:space="preserve">1.00</w:t>
             </w:r>
           </w:p>
         </w:tc>
@@ -15063,7 +15053,7 @@
                 <w:sz w:val="19"/>
                 <w:szCs w:val="19"/>
               </w:rPr>
-              <w:t xml:space="preserve">7.34</w:t>
+              <w:t xml:space="preserve">4.38</w:t>
             </w:r>
           </w:p>
         </w:tc>
@@ -15089,7 +15079,7 @@
                 <w:sz w:val="19"/>
                 <w:szCs w:val="19"/>
               </w:rPr>
-              <w:t xml:space="preserve">1.71</w:t>
+              <w:t xml:space="preserve">1.12</w:t>
             </w:r>
           </w:p>
         </w:tc>
@@ -15115,7 +15105,7 @@
                 <w:sz w:val="19"/>
                 <w:szCs w:val="19"/>
               </w:rPr>
-              <w:t xml:space="preserve">1.11</w:t>
+              <w:t xml:space="preserve">0.70</w:t>
             </w:r>
           </w:p>
         </w:tc>
@@ -15169,7 +15159,7 @@
                 <w:sz w:val="19"/>
                 <w:szCs w:val="19"/>
               </w:rPr>
-              <w:t xml:space="preserve">17.78</w:t>
+              <w:t xml:space="preserve">12.88</w:t>
             </w:r>
           </w:p>
         </w:tc>
@@ -15195,7 +15185,7 @@
                 <w:sz w:val="19"/>
                 <w:szCs w:val="19"/>
               </w:rPr>
-              <w:t xml:space="preserve">1.90</w:t>
+              <w:t xml:space="preserve">1.96</w:t>
             </w:r>
           </w:p>
         </w:tc>
@@ -15221,7 +15211,7 @@
                 <w:sz w:val="19"/>
                 <w:szCs w:val="19"/>
               </w:rPr>
-              <w:t xml:space="preserve">1.92</w:t>
+              <w:t xml:space="preserve">1.78</w:t>
             </w:r>
           </w:p>
         </w:tc>
@@ -15275,7 +15265,7 @@
                 <w:sz w:val="19"/>
                 <w:szCs w:val="19"/>
               </w:rPr>
-              <w:t xml:space="preserve">3.96</w:t>
+              <w:t xml:space="preserve">2.11</w:t>
             </w:r>
           </w:p>
         </w:tc>
@@ -15301,7 +15291,7 @@
                 <w:sz w:val="19"/>
                 <w:szCs w:val="19"/>
               </w:rPr>
-              <w:t xml:space="preserve">1.97</w:t>
+              <w:t xml:space="preserve">1.18</w:t>
             </w:r>
           </w:p>
         </w:tc>
@@ -15327,7 +15317,7 @@
                 <w:sz w:val="19"/>
                 <w:szCs w:val="19"/>
               </w:rPr>
-              <w:t xml:space="preserve">0.80</w:t>
+              <w:t xml:space="preserve">0.69</w:t>
             </w:r>
           </w:p>
         </w:tc>
@@ -15381,7 +15371,7 @@
                 <w:sz w:val="19"/>
                 <w:szCs w:val="19"/>
               </w:rPr>
-              <w:t xml:space="preserve">9.77</w:t>
+              <w:t xml:space="preserve">6.40</w:t>
             </w:r>
           </w:p>
         </w:tc>
@@ -15407,7 +15397,7 @@
                 <w:sz w:val="19"/>
                 <w:szCs w:val="19"/>
               </w:rPr>
-              <w:t xml:space="preserve">3.41</w:t>
+              <w:t xml:space="preserve">2.51</w:t>
             </w:r>
           </w:p>
         </w:tc>
@@ -15433,7 +15423,7 @@
                 <w:sz w:val="19"/>
                 <w:szCs w:val="19"/>
               </w:rPr>
-              <w:t xml:space="preserve">1.28</w:t>
+              <w:t xml:space="preserve">0.90</w:t>
             </w:r>
           </w:p>
         </w:tc>
@@ -15487,7 +15477,7 @@
                 <w:sz w:val="19"/>
                 <w:szCs w:val="19"/>
               </w:rPr>
-              <w:t xml:space="preserve">5.78</w:t>
+              <w:t xml:space="preserve">3.51</w:t>
             </w:r>
           </w:p>
         </w:tc>
@@ -15513,7 +15503,7 @@
                 <w:sz w:val="19"/>
                 <w:szCs w:val="19"/>
               </w:rPr>
-              <w:t xml:space="preserve">0.95</w:t>
+              <w:t xml:space="preserve">0.72</w:t>
             </w:r>
           </w:p>
         </w:tc>
@@ -15539,7 +15529,7 @@
                 <w:sz w:val="19"/>
                 <w:szCs w:val="19"/>
               </w:rPr>
-              <w:t xml:space="preserve">0.99</w:t>
+              <w:t xml:space="preserve">0.73</w:t>
             </w:r>
           </w:p>
         </w:tc>
@@ -15593,7 +15583,7 @@
                 <w:sz w:val="19"/>
                 <w:szCs w:val="19"/>
               </w:rPr>
-              <w:t xml:space="preserve">7.34</w:t>
+              <w:t xml:space="preserve">4.38</w:t>
             </w:r>
           </w:p>
         </w:tc>
@@ -15619,7 +15609,7 @@
                 <w:sz w:val="19"/>
                 <w:szCs w:val="19"/>
               </w:rPr>
-              <w:t xml:space="preserve">1.93</w:t>
+              <w:t xml:space="preserve">1.30</w:t>
             </w:r>
           </w:p>
         </w:tc>
@@ -15645,7 +15635,7 @@
                 <w:sz w:val="19"/>
                 <w:szCs w:val="19"/>
               </w:rPr>
-              <w:t xml:space="preserve">0.98</w:t>
+              <w:t xml:space="preserve">0.81</w:t>
             </w:r>
           </w:p>
         </w:tc>
@@ -15656,7 +15646,7 @@
         <w:spacing w:after="120"/>
       </w:pPr>
       <w:r>
-        <w:t xml:space="preserve">The proposal cuts the wait in every stress test (by about 80–90%) and beats or ties queue information only in every one. With no stock-outs the food signal adds nothing (2 and 3 converge); with more stock-outs it matters most. The department tests show the timetable matters as much as any operational input: a day without MIT labs, when MIT and SMI break together at 12:00, is almost twice as bad as an average day; staggering one department by 15 minutes roughly halves the wait; the old single bell curve gave similar averages but hid the two surges.</w:t>
+        <w:t xml:space="preserve">The proposal cuts the wait in every stress test (by about 65–90%) and beats or ties queue information only in every one. With no stock-outs the food signal adds nothing (2 and 3 converge); with more stock-outs it matters most. The department tests show the timetable matters as much as any operational input: a day without MIT labs, when MIT and SMI break together at 12:00, is twice as bad as an average day; moving TAPMI 15 minutes later more than halves the wait; the old single bell curve gave similar averages but hid the two surges.</w:t>
       </w:r>
     </w:p>
     <w:p>
@@ -15672,7 +15662,7 @@
         <w:spacing w:after="120"/>
       </w:pPr>
       <w:r>
-        <w:t xml:space="preserve">The workbook's S15 tab (M/M/c + fluid queue) gives 6.43 → 0.66 minutes. We started the simulator with the spreadsheet's simplifications and added one real-world feature at a time:</w:t>
+        <w:t xml:space="preserve">The workbook's S15 tab (M/M/c + fluid queue) gives 3.52 → 0.47 minutes. We started the simulator with the spreadsheet's simplifications and added one real-world feature at a time:</w:t>
       </w:r>
     </w:p>
     <w:tbl>
@@ -15833,7 +15823,7 @@
                 <w:sz w:val="19"/>
                 <w:szCs w:val="19"/>
               </w:rPr>
-              <w:t xml:space="preserve">5.76</w:t>
+              <w:t xml:space="preserve">3.80</w:t>
             </w:r>
           </w:p>
         </w:tc>
@@ -15859,7 +15849,7 @@
                 <w:sz w:val="19"/>
                 <w:szCs w:val="19"/>
               </w:rPr>
-              <w:t xml:space="preserve">1.15</w:t>
+              <w:t xml:space="preserve">0.85</w:t>
             </w:r>
           </w:p>
         </w:tc>
@@ -15913,7 +15903,7 @@
                 <w:sz w:val="19"/>
                 <w:szCs w:val="19"/>
               </w:rPr>
-              <w:t xml:space="preserve">5.91</w:t>
+              <w:t xml:space="preserve">3.63</w:t>
             </w:r>
           </w:p>
         </w:tc>
@@ -15939,7 +15929,7 @@
                 <w:sz w:val="19"/>
                 <w:szCs w:val="19"/>
               </w:rPr>
-              <w:t xml:space="preserve">0.80</w:t>
+              <w:t xml:space="preserve">0.72</w:t>
             </w:r>
           </w:p>
         </w:tc>
@@ -15993,7 +15983,7 @@
                 <w:sz w:val="19"/>
                 <w:szCs w:val="19"/>
               </w:rPr>
-              <w:t xml:space="preserve">5.96</w:t>
+              <w:t xml:space="preserve">3.52</w:t>
             </w:r>
           </w:p>
         </w:tc>
@@ -16019,7 +16009,7 @@
                 <w:sz w:val="19"/>
                 <w:szCs w:val="19"/>
               </w:rPr>
-              <w:t xml:space="preserve">0.91</w:t>
+              <w:t xml:space="preserve">0.77</w:t>
             </w:r>
           </w:p>
         </w:tc>
@@ -16073,7 +16063,7 @@
                 <w:sz w:val="19"/>
                 <w:szCs w:val="19"/>
               </w:rPr>
-              <w:t xml:space="preserve">5.96</w:t>
+              <w:t xml:space="preserve">3.52</w:t>
             </w:r>
           </w:p>
         </w:tc>
@@ -16099,7 +16089,7 @@
                 <w:sz w:val="19"/>
                 <w:szCs w:val="19"/>
               </w:rPr>
-              <w:t xml:space="preserve">0.91</w:t>
+              <w:t xml:space="preserve">0.77</w:t>
             </w:r>
           </w:p>
         </w:tc>
@@ -16153,7 +16143,7 @@
                 <w:sz w:val="19"/>
                 <w:szCs w:val="19"/>
               </w:rPr>
-              <w:t xml:space="preserve">7.34</w:t>
+              <w:t xml:space="preserve">4.38</w:t>
             </w:r>
           </w:p>
         </w:tc>
@@ -16179,7 +16169,7 @@
                 <w:sz w:val="19"/>
                 <w:szCs w:val="19"/>
               </w:rPr>
-              <w:t xml:space="preserve">0.98</w:t>
+              <w:t xml:space="preserve">0.81</w:t>
             </w:r>
           </w:p>
         </w:tc>
@@ -16190,7 +16180,7 @@
         <w:spacing w:after="120"/>
       </w:pPr>
       <w:r>
-        <w:t xml:space="preserve">Under the same assumptions the two models agree without screens within 15% (6.43 vs 5.76). The spreadsheet is a little higher because it adds the steady-state M/M/c wait in every 10-minute slot, and near 100% busy a slot is too short for the queue to reach steady state; the department surge passes through several such slots. With screens the spreadsheet is optimistic because it routes with perfect knowledge every 10 minutes; the simulator routes on live estimates with a delay and the 2-minute rule. The headline numbers come from the full simulator because it includes randomness, live estimation, the scanner, seats and run-outs.</w:t>
+        <w:t xml:space="preserve">Under the same assumptions the two models agree without screens within 15% (3.52 vs 3.80). The small gap comes from the spreadsheet using the steady-state M/M/c wait in each 10-minute slot, which is only approximate when a slot is close to 100% busy. With screens the spreadsheet is optimistic because it routes with perfect knowledge every 10 minutes; the simulator routes on live estimates with a delay and the 2-minute rule. The headline numbers come from the full simulator because it includes randomness, live estimation, the scanner, seats and run-outs.</w:t>
       </w:r>
     </w:p>
     <w:p>
@@ -17378,7 +17368,7 @@
         <w:t xml:space="preserve">Status-quo / habit bias:</w:t>
       </w:r>
       <w:r>
-        <w:t xml:space="preserve"> students return to the same mess (we assume 85/15) even when the other is quicker. The screen design uses defaults, concrete gains ('Enough time for a chai') and fresh-food cues to counter this.</w:t>
+        <w:t xml:space="preserve"> students return to the same mess (about 80/20, measured) even when the other is quicker. The screen design uses defaults, concrete gains ('Enough time for a chai') and fresh-food cues to counter this.</w:t>
       </w:r>
     </w:p>
     <w:p>
@@ -19290,7 +19280,7 @@
         <w:t xml:space="preserve">Data:</w:t>
       </w:r>
       <w:r>
-        <w:t xml:space="preserve"> D_t = arrivals in slot t (the S15 arrival curve); h = share heading to Central by habit (85%, assumed); κ = share who follow the screen (60%); cap = stations × service rate (20/min per mess); walk = 0.5 min; F_B = Munch's star-dish portions for the lunch.</w:t>
+        <w:t xml:space="preserve"> D_t = arrivals in slot t (the S15 arrival curve); h = share heading to Central by habit (80%, measured); κ = share who follow the screen (60%); cap = stations × service rate (20/min per mess); walk = 0.5 min; F_B = Munch's star-dish portions for the lunch.</w:t>
       </w:r>
     </w:p>
     <w:p>
@@ -19357,7 +19347,7 @@
           <w:b/>
           <w:bCs/>
         </w:rPr>
-        <w:t xml:space="preserve">today 15,676 student-minutes (5.3 min per student) → 179 (0.06 min)</w:t>
+        <w:t xml:space="preserve">today 9,087 student-minutes (3.1 min per student) → 131 (0.04 min)</w:t>
       </w:r>
       <w:r>
         <w:t xml:space="preserve">, by redirecting </w:t>
@@ -19367,10 +19357,10 @@
           <w:b/>
           <w:bCs/>
         </w:rPr>
-        <w:t xml:space="preserve">358 students (12%)</w:t>
-      </w:r>
-      <w:r>
-        <w:t xml:space="preserve"> at the peaks. The simulator's proposal redirects about 385, close to this optimum. The LP is a lower bound: it has no randomness and perfect foresight.</w:t>
+        <w:t xml:space="preserve">261 students (9%)</w:t>
+      </w:r>
+      <w:r>
+        <w:t xml:space="preserve"> at the peaks. The simulator's proposal redirects about 286, close to this optimum. The LP is a lower bound: it has no randomness and perfect foresight.</w:t>
       </w:r>
     </w:p>
     <w:p>
@@ -19385,7 +19375,7 @@
         <w:t xml:space="preserve">Shadow price of food.</w:t>
       </w:r>
       <w:r>
-        <w:t xml:space="preserve"> Munch needs about 800 star-dish portions to carry the optimal flow. Below that, the food constraint binds: with 700 portions each extra portion saves about 30 student-minutes, with 600 about 50. Routing students and allocating food are one decision, not two.</w:t>
+        <w:t xml:space="preserve"> Munch needs about 860 star-dish portions to carry the optimal flow (about 600 for its habitual diners alone). Below that, the food constraint binds: with 800 portions each extra portion saves about 20 student-minutes, with 700 about 40. Routing students and allocating food are one decision, not two.</w:t>
       </w:r>
     </w:p>
     <w:p>
@@ -21972,7 +21962,7 @@
                 <w:sz w:val="19"/>
                 <w:szCs w:val="19"/>
               </w:rPr>
-              <w:t xml:space="preserve">85% Central / 15% Munch</w:t>
+              <w:t xml:space="preserve">80% Central / 20% Munch (~2,360 / ~600)</w:t>
             </w:r>
           </w:p>
         </w:tc>
@@ -21998,7 +21988,7 @@
                 <w:sz w:val="19"/>
                 <w:szCs w:val="19"/>
               </w:rPr>
-              <w:t xml:space="preserve">Assumed</w:t>
+              <w:t xml:space="preserve">Measured (group)</w:t>
             </w:r>
           </w:p>
         </w:tc>
@@ -22024,7 +22014,7 @@
                 <w:sz w:val="19"/>
                 <w:szCs w:val="19"/>
               </w:rPr>
-              <w:t xml:space="preserve">Biometric logs (a no-screen baseline)</w:t>
+              <w:t xml:space="preserve">Biometric logs confirm it (a no-screen baseline)</w:t>
             </w:r>
           </w:p>
         </w:tc>

--- a/docs/MDS_Queuing_Theory_and_Simulation.docx
+++ b/docs/MDS_Queuing_Theory_and_Simulation.docx
@@ -1064,10 +1064,10 @@
           <w:b/>
           <w:bCs/>
         </w:rPr>
-        <w:t xml:space="preserve">Munch Mess ≈ 500</w:t>
-      </w:r>
-      <w:r>
-        <w:t xml:space="preserve"> (together ≈ 1,400, matching the deck's 1,400–1,600).</w:t>
+        <w:t xml:space="preserve">Munch Mess ≈ 492</w:t>
+      </w:r>
+      <w:r>
+        <w:t xml:space="preserve"> (together ≈ 1,392, matching the deck's 1,400–1,600).</w:t>
       </w:r>
     </w:p>
     <w:p>
@@ -6533,7 +6533,7 @@
                 <w:sz w:val="19"/>
                 <w:szCs w:val="19"/>
               </w:rPr>
-              <w:t xml:space="preserve">Central 900, Munch 500, </w:t>
+              <w:t xml:space="preserve">Central 900, Munch 492, </w:t>
             </w:r>
             <w:r>
               <w:rPr>
@@ -7933,7 +7933,7 @@
                 <w:sz w:val="19"/>
                 <w:szCs w:val="19"/>
               </w:rPr>
-              <w:t xml:space="preserve">500</w:t>
+              <w:t xml:space="preserve">492</w:t>
             </w:r>
           </w:p>
         </w:tc>
@@ -7987,7 +7987,7 @@
                 <w:sz w:val="19"/>
                 <w:szCs w:val="19"/>
               </w:rPr>
-              <w:t xml:space="preserve">≈ 37 students/min</w:t>
+              <w:t xml:space="preserve">≈ 36 students/min</w:t>
             </w:r>
           </w:p>
         </w:tc>
@@ -8041,7 +8041,7 @@
                 <w:sz w:val="19"/>
                 <w:szCs w:val="19"/>
               </w:rPr>
-              <w:t xml:space="preserve">1,400</w:t>
+              <w:t xml:space="preserve">1,392</w:t>
             </w:r>
           </w:p>
         </w:tc>
@@ -8093,7 +8093,7 @@
                 <w:sz w:val="19"/>
                 <w:szCs w:val="19"/>
               </w:rPr>
-              <w:t xml:space="preserve">≈ 104/min</w:t>
+              <w:t xml:space="preserve">≈ 103/min</w:t>
             </w:r>
           </w:p>
         </w:tc>
@@ -11135,7 +11135,7 @@
                 <w:sz w:val="19"/>
                 <w:szCs w:val="19"/>
               </w:rPr>
-              <w:t xml:space="preserve">900 (Central) and 500 (Munch) seats; if full, the student waits; eating takes 12–15 min (group estimate)</w:t>
+              <w:t xml:space="preserve">900 (Central) and 492 (Munch) seats; if full, the student waits; eating takes 12–15 min (group estimate)</w:t>
             </w:r>
           </w:p>
         </w:tc>
@@ -20647,7 +20647,7 @@
                 <w:sz w:val="19"/>
                 <w:szCs w:val="19"/>
               </w:rPr>
-              <w:t xml:space="preserve">Central 900, Munch 500</w:t>
+              <w:t xml:space="preserve">Central 900, Munch 492</w:t>
             </w:r>
           </w:p>
         </w:tc>
@@ -25562,6 +25562,102 @@
                 <w:szCs w:val="19"/>
               </w:rPr>
               <w:t xml:space="preserve">Lunch break, rough size and lab-day share per department; λ(t) = the breaks added up</w:t>
+            </w:r>
+          </w:p>
+        </w:tc>
+      </w:tr>
+      <w:tr>
+        <w:tc>
+          <w:tcPr>
+            <w:tcW w:type="dxa" w:w="3000"/>
+            <w:tcBorders>
+              <w:top w:val="single" w:color="D9D8D3" w:sz="4"/>
+              <w:left w:val="single" w:color="D9D8D3" w:sz="4"/>
+              <w:bottom w:val="single" w:color="D9D8D3" w:sz="4"/>
+              <w:right w:val="single" w:color="D9D8D3" w:sz="4"/>
+            </w:tcBorders>
+            <w:tcMar>
+              <w:top w:type="dxa" w:w="60"/>
+              <w:left w:type="dxa" w:w="100"/>
+              <w:bottom w:type="dxa" w:w="60"/>
+              <w:right w:type="dxa" w:w="100"/>
+            </w:tcMar>
+          </w:tcPr>
+          <w:p>
+            <w:r>
+              <w:rPr>
+                <w:sz w:val="19"/>
+                <w:szCs w:val="19"/>
+              </w:rPr>
+              <w:t xml:space="preserve">Queue, capacity and load-balancing workbook</w:t>
+            </w:r>
+          </w:p>
+        </w:tc>
+        <w:tc>
+          <w:tcPr>
+            <w:tcW w:type="dxa" w:w="2600"/>
+            <w:tcBorders>
+              <w:top w:val="single" w:color="D9D8D3" w:sz="4"/>
+              <w:left w:val="single" w:color="D9D8D3" w:sz="4"/>
+              <w:bottom w:val="single" w:color="D9D8D3" w:sz="4"/>
+              <w:right w:val="single" w:color="D9D8D3" w:sz="4"/>
+            </w:tcBorders>
+            <w:tcMar>
+              <w:top w:type="dxa" w:w="60"/>
+              <w:left w:type="dxa" w:w="100"/>
+              <w:bottom w:type="dxa" w:w="60"/>
+              <w:right w:type="dxa" w:w="100"/>
+            </w:tcMar>
+          </w:tcPr>
+          <w:p>
+            <w:r>
+              <w:rPr>
+                <w:rFonts w:ascii="Consolas" w:cs="Consolas" w:eastAsia="Consolas" w:hAnsi="Consolas"/>
+                <w:sz w:val="19"/>
+                <w:szCs w:val="19"/>
+              </w:rPr>
+              <w:t xml:space="preserve">tools/queue_capacity_data.py</w:t>
+            </w:r>
+            <w:r>
+              <w:rPr>
+                <w:sz w:val="19"/>
+                <w:szCs w:val="19"/>
+              </w:rPr>
+              <w:t xml:space="preserve">, </w:t>
+            </w:r>
+            <w:r>
+              <w:rPr>
+                <w:rFonts w:ascii="Consolas" w:cs="Consolas" w:eastAsia="Consolas" w:hAnsi="Consolas"/>
+                <w:sz w:val="19"/>
+                <w:szCs w:val="19"/>
+              </w:rPr>
+              <w:t xml:space="preserve">tools/build_queue_capacity_workbook.py</w:t>
+            </w:r>
+          </w:p>
+        </w:tc>
+        <w:tc>
+          <w:tcPr>
+            <w:tcW w:type="dxa" w:w="3426"/>
+            <w:tcBorders>
+              <w:top w:val="single" w:color="D9D8D3" w:sz="4"/>
+              <w:left w:val="single" w:color="D9D8D3" w:sz="4"/>
+              <w:bottom w:val="single" w:color="D9D8D3" w:sz="4"/>
+              <w:right w:val="single" w:color="D9D8D3" w:sz="4"/>
+            </w:tcBorders>
+            <w:tcMar>
+              <w:top w:type="dxa" w:w="60"/>
+              <w:left w:type="dxa" w:w="100"/>
+              <w:bottom w:type="dxa" w:w="60"/>
+              <w:right w:type="dxa" w:w="100"/>
+            </w:tcMar>
+          </w:tcPr>
+          <w:p>
+            <w:r>
+              <w:rPr>
+                <w:sz w:val="19"/>
+                <w:szCs w:val="19"/>
+              </w:rPr>
+              <w:t xml:space="preserve">docs/Queue_Capacity_LoadBalancing.xlsx: M/M/1 and M/M/c per process, Little's Law per slot, seat turnover, static vs dynamic routing</w:t>
             </w:r>
           </w:p>
         </w:tc>

--- a/docs/MDS_Queuing_Theory_and_Simulation.docx
+++ b/docs/MDS_Queuing_Theory_and_Simulation.docx
@@ -3374,7 +3374,7 @@
                 <w:sz w:val="19"/>
                 <w:szCs w:val="19"/>
               </w:rPr>
-              <w:t xml:space="preserve">Student eats (12–15 min), disposes of the plate (≤ 2 min) and leaves</w:t>
+              <w:t xml:space="preserve">Student eats (14–18 min), disposes of the plate (1–2 min) and leaves</w:t>
             </w:r>
           </w:p>
         </w:tc>
@@ -3400,7 +3400,7 @@
                 <w:sz w:val="19"/>
                 <w:szCs w:val="19"/>
               </w:rPr>
-              <w:t xml:space="preserve">Throughput 17–25 min door to exit (group estimate); ~18 min normal visit (measured)</w:t>
+              <w:t xml:space="preserve">Total 17–35 min door to exit (group estimate); ~20 min on a normal day</w:t>
             </w:r>
           </w:p>
         </w:tc>
@@ -6215,7 +6215,7 @@
                 <w:sz w:val="19"/>
                 <w:szCs w:val="19"/>
               </w:rPr>
-              <w:t xml:space="preserve">12–15 min (mean 13.5), group estimate</w:t>
+              <w:t xml:space="preserve">14–18 min (mean 16), group estimate</w:t>
             </w:r>
           </w:p>
         </w:tc>
@@ -7634,7 +7634,7 @@
         <w:spacing w:after="120"/>
       </w:pPr>
       <w:r>
-        <w:t xml:space="preserve">Rearranged, λ_max = N / W gives the highest arrival rate the seats can sustain. A seat is held only while eating (12–15 min, group estimate), so W here is the eating time, not the whole visit:</w:t>
+        <w:t xml:space="preserve">Rearranged, λ_max = N / W gives the highest arrival rate the seats can sustain. A seat is held only while eating (14–18 min, group estimate), so W here is the eating time, not the whole visit:</w:t>
       </w:r>
     </w:p>
     <w:tbl>
@@ -7851,7 +7851,7 @@
                 <w:sz w:val="19"/>
                 <w:szCs w:val="19"/>
               </w:rPr>
-              <w:t xml:space="preserve">13.5 min</w:t>
+              <w:t xml:space="preserve">16 min</w:t>
             </w:r>
           </w:p>
         </w:tc>
@@ -7879,7 +7879,7 @@
                 <w:sz w:val="19"/>
                 <w:szCs w:val="19"/>
               </w:rPr>
-              <w:t xml:space="preserve">≈ 67 students/min</w:t>
+              <w:t xml:space="preserve">≈ 56 students/min</w:t>
             </w:r>
           </w:p>
         </w:tc>
@@ -7959,7 +7959,7 @@
                 <w:sz w:val="19"/>
                 <w:szCs w:val="19"/>
               </w:rPr>
-              <w:t xml:space="preserve">13.5 min</w:t>
+              <w:t xml:space="preserve">16 min</w:t>
             </w:r>
           </w:p>
         </w:tc>
@@ -7987,7 +7987,7 @@
                 <w:sz w:val="19"/>
                 <w:szCs w:val="19"/>
               </w:rPr>
-              <w:t xml:space="preserve">≈ 36 students/min</w:t>
+              <w:t xml:space="preserve">≈ 31 students/min</w:t>
             </w:r>
           </w:p>
         </w:tc>
@@ -8067,7 +8067,7 @@
                 <w:sz w:val="19"/>
                 <w:szCs w:val="19"/>
               </w:rPr>
-              <w:t xml:space="preserve">13.5 min</w:t>
+              <w:t xml:space="preserve">16 min</w:t>
             </w:r>
           </w:p>
         </w:tc>
@@ -8093,7 +8093,7 @@
                 <w:sz w:val="19"/>
                 <w:szCs w:val="19"/>
               </w:rPr>
-              <w:t xml:space="preserve">≈ 103/min</w:t>
+              <w:t xml:space="preserve">≈ 87/min</w:t>
             </w:r>
           </w:p>
         </w:tc>
@@ -8130,14 +8130,14 @@
         <w:spacing w:after="120"/>
       </w:pPr>
       <w:r>
-        <w:t xml:space="preserve">In a surge, W grows because of queueing. If about 30 students/min arrive at Central CT at the 13:10 peak (80% of ~37/min; the single scanner's limit) and the visit stretches to about 23 minutes (simulated), L ≈ 30 × 23 ≈ </w:t>
+        <w:t xml:space="preserve">In a surge, W grows because of queueing. If about 30 students/min arrive at Central CT at the 13:10 peak (80% of ~37/min; the single scanner's limit) and the visit stretches to about 26 minutes (simulated), L ≈ 30 × 26 ≈ </w:t>
       </w:r>
       <w:r>
         <w:rPr>
           <w:b/>
           <w:bCs/>
         </w:rPr>
-        <w:t xml:space="preserve">690</w:t>
+        <w:t xml:space="preserve">780</w:t>
       </w:r>
       <w:r>
         <w:t xml:space="preserve"> people inside: below 900 seats. So with these inputs Central's bottleneck is the serving stations and the scanner, not the seats. If the visit stretched past 30 minutes, L would exceed 900 and the hall would fill (as in photo O1 at 13:18).</w:t>
@@ -8156,7 +8156,7 @@
         <w:spacing w:after="120"/>
       </w:pPr>
       <w:r>
-        <w:t xml:space="preserve">When the biometric logs arrive, we compute L = λ × W for each 10-minute slot (W = the throughput time, 17–25 min) and compare it with a headcount or photo. A large mismatch tells us either the stage times or the data need a second look.</w:t>
+        <w:t xml:space="preserve">When the biometric logs arrive, we compute L = λ × W for each 10-minute slot (W = the throughput time, 17–35 min) and compare it with a headcount or photo. A large mismatch tells us either the stage times or the data need a second look.</w:t>
       </w:r>
     </w:p>
     <w:p>
@@ -10815,7 +10815,7 @@
                 <w:sz w:val="19"/>
                 <w:szCs w:val="19"/>
               </w:rPr>
-              <w:t xml:space="preserve">1 face scanner per mess, 2 s per student (assumed), then collecting a plate (15–35 s, assumed; group: up to ~45 s with the queue). Students who cannot scan yet wait OUTSIDE, unseen by the system</w:t>
+              <w:t xml:space="preserve">1 face scanner per mess, 2 s per student (assumed), then collecting a plate (scan + plate = 30–45 s, group estimate). Students who cannot scan yet wait OUTSIDE, unseen by the system</w:t>
             </w:r>
           </w:p>
         </w:tc>
@@ -10895,7 +10895,7 @@
                 <w:sz w:val="19"/>
                 <w:szCs w:val="19"/>
               </w:rPr>
-              <w:t xml:space="preserve">c = 2 stations per mess (measured); service time random with mean 6 s (assumed) and cv 0.6; then walking the rest of the food line (40–80 s, assumed)</w:t>
+              <w:t xml:space="preserve">c = 2 stations per mess (measured); service time random with mean 6 s (assumed) and cv 0.6; then the rest of food collection (collecting food takes 1–2 min in all without a queue, group estimate)</w:t>
             </w:r>
           </w:p>
         </w:tc>
@@ -11135,7 +11135,7 @@
                 <w:sz w:val="19"/>
                 <w:szCs w:val="19"/>
               </w:rPr>
-              <w:t xml:space="preserve">900 (Central) and 492 (Munch) seats; if full, the student waits; eating takes 12–15 min (group estimate)</w:t>
+              <w:t xml:space="preserve">900 (Central) and 492 (Munch) seats; if full, the student waits; eating takes 14–18 min (group estimate)</w:t>
             </w:r>
           </w:p>
         </w:tc>
@@ -11295,7 +11295,7 @@
                 <w:sz w:val="19"/>
                 <w:szCs w:val="19"/>
               </w:rPr>
-              <w:t xml:space="preserve">Queue wait = time queueing for the scanner, a station and a seat. Throughput = door to leaving (group: 17–25 min). Simulated: ~16.7 min for students who meet no queue, ~26.7 min around today's 13:17 peak</w:t>
+              <w:t xml:space="preserve">Queue wait = time queueing for the scanner, a station and a seat. Throughput = door to leaving (group: 17–35 min). Simulated: ~19.8 min for students who meet no queue, ~25.6 min around today's 13:17 peak</w:t>
             </w:r>
           </w:p>
         </w:tc>
@@ -12356,7 +12356,7 @@
         <w:t xml:space="preserve">calibrated, not measured</w:t>
       </w:r>
       <w:r>
-        <w:t xml:space="preserve">: with it, the no-screen simulation gives a 17–23 minute visit and a ~13 minute 90th-percentile wait, close to the group's 17–25 minutes and the ~15 minutes seen in Phase 1; a tighter lag (15 ± 10, everyone rushing at the bell) gives ~30-minute peak visits and a 23-minute 90th percentile, above what was observed. The curve has two surges: about </w:t>
+        <w:t xml:space="preserve">: with it, the no-screen simulation gives a 20–26 minute visit and a ~14 minute 90th-percentile wait, close to the group's 17–35 minutes and the ~15 minutes seen in Phase 1; a tighter lag (15 ± 10, everyone rushing at the bell) gives ~30-minute peak visits and a 23-minute 90th percentile, above what was observed. The curve has two surges: about </w:t>
       </w:r>
       <w:r>
         <w:rPr>
@@ -12391,7 +12391,7 @@
         <w:t xml:space="preserve">What this adds to the decision:</w:t>
       </w:r>
       <w:r>
-        <w:t xml:space="preserve"> staggering one department's break by 15 minutes cuts today's average wait from 4.4 to 3.2 minutes (SMI to 11:45) or 1.9 minutes (TAPMI to 13:20) with no screens at all. That makes alternative A7 (stagger class end times) concrete, though it needs academic administration; the screens get further (0.8 minutes) without changing any timetable.</w:t>
+        <w:t xml:space="preserve"> staggering one department's break by 15 minutes cuts today's average wait from 4.3 to 3.3 minutes (SMI to 11:45) or 1.7 minutes (TAPMI to 13:20) with no screens at all. That makes alternative A7 (stagger class end times) concrete, though it needs academic administration; the screens get further (0.8 minutes) without changing any timetable.</w:t>
       </w:r>
     </w:p>
     <w:p>
@@ -12462,7 +12462,7 @@
           <w:sz w:val="24"/>
           <w:szCs w:val="24"/>
         </w:rPr>
-        <w:t xml:space="preserve">L̂(t) = B(t) + S(t),   where S(t) = students served in the last 16 minutes (food line + eating + disposal)</w:t>
+        <w:t xml:space="preserve">L̂(t) = B(t) + S(t),   where S(t) = students served in the last 19 minutes (rest of food collection + eating + disposal)</w:t>
       </w:r>
       <w:r>
         <w:rPr>
@@ -12760,7 +12760,7 @@
         <w:t xml:space="preserve">Simulated, not measured.  </w:t>
       </w:r>
       <w:r>
-        <w:t xml:space="preserve">20 simulated lunches per row, the same students in every scenario (paired comparison); ± is a 95% confidence interval across lunches. Measured: 2,960 students, the 80/20 habit split, seats, 2 stations and 1 scanner per mess, refill times. Group estimates: eating 12–15 min, disposal ≤ 2 min, food ready 70% of the time. </w:t>
+        <w:t xml:space="preserve">20 simulated lunches per row, the same students in every scenario (paired comparison); ± is a 95% confidence interval across lunches. Measured: 2,960 students, the 80/20 habit split, seats, 2 stations and 1 scanner per mess, refill times. Group estimates: scan + plate 30–45 s, collecting food 1–2 min plus the queue, eating 14–18 min, disposal 1–2 min, food ready 70% of the time. </w:t>
       </w:r>
       <w:r>
         <w:rPr>
@@ -13110,7 +13110,7 @@
                 <w:sz w:val="19"/>
                 <w:szCs w:val="19"/>
               </w:rPr>
-              <w:t xml:space="preserve">4.38 ± 0.53</w:t>
+              <w:t xml:space="preserve">4.31 ± 0.63</w:t>
             </w:r>
           </w:p>
         </w:tc>
@@ -13136,7 +13136,7 @@
                 <w:sz w:val="19"/>
                 <w:szCs w:val="19"/>
               </w:rPr>
-              <w:t xml:space="preserve">13.5</w:t>
+              <w:t xml:space="preserve">13.9</w:t>
             </w:r>
           </w:p>
         </w:tc>
@@ -13162,7 +13162,7 @@
                 <w:sz w:val="19"/>
                 <w:szCs w:val="19"/>
               </w:rPr>
-              <w:t xml:space="preserve">20.9</w:t>
+              <w:t xml:space="preserve">23.9</w:t>
             </w:r>
           </w:p>
         </w:tc>
@@ -13188,7 +13188,7 @@
                 <w:sz w:val="19"/>
                 <w:szCs w:val="19"/>
               </w:rPr>
-              <w:t xml:space="preserve">65% / 17%</w:t>
+              <w:t xml:space="preserve">66% / 16%</w:t>
             </w:r>
           </w:p>
         </w:tc>
@@ -13320,7 +13320,7 @@
                 <w:sz w:val="19"/>
                 <w:szCs w:val="19"/>
               </w:rPr>
-              <w:t xml:space="preserve">1.30 ± 0.33</w:t>
+              <w:t xml:space="preserve">1.19 ± 0.33</w:t>
             </w:r>
           </w:p>
         </w:tc>
@@ -13346,7 +13346,7 @@
                 <w:sz w:val="19"/>
                 <w:szCs w:val="19"/>
               </w:rPr>
-              <w:t xml:space="preserve">3.4</w:t>
+              <w:t xml:space="preserve">3.1</w:t>
             </w:r>
           </w:p>
         </w:tc>
@@ -13372,7 +13372,7 @@
                 <w:sz w:val="19"/>
                 <w:szCs w:val="19"/>
               </w:rPr>
-              <w:t xml:space="preserve">17.9</w:t>
+              <w:t xml:space="preserve">20.8</w:t>
             </w:r>
           </w:p>
         </w:tc>
@@ -13424,7 +13424,7 @@
                 <w:sz w:val="19"/>
                 <w:szCs w:val="19"/>
               </w:rPr>
-              <w:t xml:space="preserve">0.6</w:t>
+              <w:t xml:space="preserve">0.5</w:t>
             </w:r>
           </w:p>
         </w:tc>
@@ -13450,7 +13450,7 @@
                 <w:sz w:val="19"/>
                 <w:szCs w:val="19"/>
               </w:rPr>
-              <w:t xml:space="preserve">240</w:t>
+              <w:t xml:space="preserve">239</w:t>
             </w:r>
           </w:p>
         </w:tc>
@@ -13476,7 +13476,7 @@
                 <w:sz w:val="19"/>
                 <w:szCs w:val="19"/>
               </w:rPr>
-              <w:t xml:space="preserve">1%</w:t>
+              <w:t xml:space="preserve">2%</w:t>
             </w:r>
           </w:p>
         </w:tc>
@@ -13530,7 +13530,7 @@
                 <w:sz w:val="19"/>
                 <w:szCs w:val="19"/>
               </w:rPr>
-              <w:t xml:space="preserve">0.81 ± 0.09</w:t>
+              <w:t xml:space="preserve">0.80 ± 0.10</w:t>
             </w:r>
           </w:p>
         </w:tc>
@@ -13556,7 +13556,7 @@
                 <w:sz w:val="19"/>
                 <w:szCs w:val="19"/>
               </w:rPr>
-              <w:t xml:space="preserve">2.2</w:t>
+              <w:t xml:space="preserve">2.1</w:t>
             </w:r>
           </w:p>
         </w:tc>
@@ -13582,7 +13582,7 @@
                 <w:sz w:val="19"/>
                 <w:szCs w:val="19"/>
               </w:rPr>
-              <w:t xml:space="preserve">17.4</w:t>
+              <w:t xml:space="preserve">20.4</w:t>
             </w:r>
           </w:p>
         </w:tc>
@@ -13634,7 +13634,7 @@
                 <w:sz w:val="19"/>
                 <w:szCs w:val="19"/>
               </w:rPr>
-              <w:t xml:space="preserve">0.7</w:t>
+              <w:t xml:space="preserve">0.3</w:t>
             </w:r>
           </w:p>
         </w:tc>
@@ -13660,7 +13660,7 @@
                 <w:sz w:val="19"/>
                 <w:szCs w:val="19"/>
               </w:rPr>
-              <w:t xml:space="preserve">286</w:t>
+              <w:t xml:space="preserve">261</w:t>
             </w:r>
           </w:p>
         </w:tc>
@@ -13686,7 +13686,7 @@
                 <w:sz w:val="19"/>
                 <w:szCs w:val="19"/>
               </w:rPr>
-              <w:t xml:space="preserve">3%</w:t>
+              <w:t xml:space="preserve">2%</w:t>
             </w:r>
           </w:p>
         </w:tc>
@@ -13740,7 +13740,7 @@
                 <w:sz w:val="19"/>
                 <w:szCs w:val="19"/>
               </w:rPr>
-              <w:t xml:space="preserve">0.74 ± 0.07</w:t>
+              <w:t xml:space="preserve">0.76 ± 0.10</w:t>
             </w:r>
           </w:p>
         </w:tc>
@@ -13792,7 +13792,7 @@
                 <w:sz w:val="19"/>
                 <w:szCs w:val="19"/>
               </w:rPr>
-              <w:t xml:space="preserve">17.3</w:t>
+              <w:t xml:space="preserve">20.4</w:t>
             </w:r>
           </w:p>
         </w:tc>
@@ -13870,7 +13870,7 @@
                 <w:sz w:val="19"/>
                 <w:szCs w:val="19"/>
               </w:rPr>
-              <w:t xml:space="preserve">277</w:t>
+              <w:t xml:space="preserve">271</w:t>
             </w:r>
           </w:p>
         </w:tc>
@@ -13896,7 +13896,7 @@
                 <w:sz w:val="19"/>
                 <w:szCs w:val="19"/>
               </w:rPr>
-              <w:t xml:space="preserve">4%</w:t>
+              <w:t xml:space="preserve">5%</w:t>
             </w:r>
           </w:p>
         </w:tc>
@@ -13937,7 +13937,7 @@
           <w:b/>
           <w:bCs/>
         </w:rPr>
-        <w:t xml:space="preserve">4.4 to 0.8 minutes</w:t>
+        <w:t xml:space="preserve">4.3 to 0.8 minutes</w:t>
       </w:r>
       <w:r>
         <w:t xml:space="preserve"> and the 90th percentile from </w:t>
@@ -13947,10 +13947,10 @@
           <w:b/>
           <w:bCs/>
         </w:rPr>
-        <w:t xml:space="preserve">13.5 to 2.2 minutes</w:t>
-      </w:r>
-      <w:r>
-        <w:t xml:space="preserve">; throughput falls from 20.9 to 17.4 minutes.</w:t>
+        <w:t xml:space="preserve">13.9 to 2.1 minutes</w:t>
+      </w:r>
+      <w:r>
+        <w:t xml:space="preserve">; throughput falls from 23.9 to 20.4 minutes.</w:t>
       </w:r>
     </w:p>
     <w:p>
@@ -13970,7 +13970,7 @@
         <w:t xml:space="preserve">Food status helps</w:t>
       </w:r>
       <w:r>
-        <w:t xml:space="preserve">: queue information alone gives 1.3 minutes; adding the manager's food status gives 0.8. The 13:10 surge drains the trays just when the queue is longest, so knowing about a run-out matters.</w:t>
+        <w:t xml:space="preserve">: queue information alone gives 1.2 minutes; adding the manager's food status gives 0.8. The 13:10 surge drains the trays just when the queue is longest, so knowing about a run-out matters.</w:t>
       </w:r>
     </w:p>
     <w:p>
@@ -13990,10 +13990,10 @@
           <w:b/>
           <w:bCs/>
         </w:rPr>
-        <w:t xml:space="preserve">1 in 10 students</w:t>
-      </w:r>
-      <w:r>
-        <w:t xml:space="preserve"> walks to the other mess (286 of ~2,960). The LP optimum (section 7.6) moves 261, so the live system is close to the theoretical split.</w:t>
+        <w:t xml:space="preserve">1 in 11 students</w:t>
+      </w:r>
+      <w:r>
+        <w:t xml:space="preserve"> walks to the other mess (261 of ~2,960). The LP optimum (section 7.6) moves 261, so the live system matches the theoretical split.</w:t>
       </w:r>
     </w:p>
     <w:p>
@@ -14006,7 +14006,7 @@
         <w:spacing w:after="60"/>
       </w:pPr>
       <w:r>
-        <w:t xml:space="preserve">Without screens the simulated 90th-percentile wait (~13 min) is close to the ~15 min observed in Phase 1, and the simulated throughput (~16.7 min with no queue, ~22.7 min at the peak) sits in the group's 17–25 min range. This is partly by construction: the arrival lag was calibrated to it.</w:t>
+        <w:t xml:space="preserve">Without screens the simulated 90th-percentile wait (~14 min) is close to the ~15 min observed in Phase 1, and the simulated throughput (~19.8 min with no queue, ~25.6 min at the peak) sits in the group's 17–35 min range. This is partly by construction: the arrival lag was calibrated to it.</w:t>
       </w:r>
     </w:p>
     <w:p>
@@ -14205,7 +14205,7 @@
                 <w:sz w:val="19"/>
                 <w:szCs w:val="19"/>
               </w:rPr>
-              <w:t xml:space="preserve">11.41</w:t>
+              <w:t xml:space="preserve">12.05</w:t>
             </w:r>
           </w:p>
         </w:tc>
@@ -14231,7 +14231,7 @@
                 <w:sz w:val="19"/>
                 <w:szCs w:val="19"/>
               </w:rPr>
-              <w:t xml:space="preserve">2.81</w:t>
+              <w:t xml:space="preserve">2.17</w:t>
             </w:r>
           </w:p>
         </w:tc>
@@ -14257,7 +14257,7 @@
                 <w:sz w:val="19"/>
                 <w:szCs w:val="19"/>
               </w:rPr>
-              <w:t xml:space="preserve">2.04</w:t>
+              <w:t xml:space="preserve">2.02</w:t>
             </w:r>
           </w:p>
         </w:tc>
@@ -14311,7 +14311,7 @@
                 <w:sz w:val="19"/>
                 <w:szCs w:val="19"/>
               </w:rPr>
-              <w:t xml:space="preserve">8.86</w:t>
+              <w:t xml:space="preserve">8.52</w:t>
             </w:r>
           </w:p>
         </w:tc>
@@ -14337,7 +14337,7 @@
                 <w:sz w:val="19"/>
                 <w:szCs w:val="19"/>
               </w:rPr>
-              <w:t xml:space="preserve">1.93</w:t>
+              <w:t xml:space="preserve">2.05</w:t>
             </w:r>
           </w:p>
         </w:tc>
@@ -14363,7 +14363,7 @@
                 <w:sz w:val="19"/>
                 <w:szCs w:val="19"/>
               </w:rPr>
-              <w:t xml:space="preserve">1.78</w:t>
+              <w:t xml:space="preserve">1.68</w:t>
             </w:r>
           </w:p>
         </w:tc>
@@ -14417,7 +14417,7 @@
                 <w:sz w:val="19"/>
                 <w:szCs w:val="19"/>
               </w:rPr>
-              <w:t xml:space="preserve">6.00</w:t>
+              <w:t xml:space="preserve">5.96</w:t>
             </w:r>
           </w:p>
         </w:tc>
@@ -14443,7 +14443,7 @@
                 <w:sz w:val="19"/>
                 <w:szCs w:val="19"/>
               </w:rPr>
-              <w:t xml:space="preserve">1.40</w:t>
+              <w:t xml:space="preserve">1.41</w:t>
             </w:r>
           </w:p>
         </w:tc>
@@ -14469,7 +14469,7 @@
                 <w:sz w:val="19"/>
                 <w:szCs w:val="19"/>
               </w:rPr>
-              <w:t xml:space="preserve">1.13</w:t>
+              <w:t xml:space="preserve">1.34</w:t>
             </w:r>
           </w:p>
         </w:tc>
@@ -14523,7 +14523,7 @@
                 <w:sz w:val="19"/>
                 <w:szCs w:val="19"/>
               </w:rPr>
-              <w:t xml:space="preserve">8.86</w:t>
+              <w:t xml:space="preserve">8.78</w:t>
             </w:r>
           </w:p>
         </w:tc>
@@ -14549,7 +14549,7 @@
                 <w:sz w:val="19"/>
                 <w:szCs w:val="19"/>
               </w:rPr>
-              <w:t xml:space="preserve">1.27</w:t>
+              <w:t xml:space="preserve">1.20</w:t>
             </w:r>
           </w:p>
         </w:tc>
@@ -14575,7 +14575,7 @@
                 <w:sz w:val="19"/>
                 <w:szCs w:val="19"/>
               </w:rPr>
-              <w:t xml:space="preserve">1.29</w:t>
+              <w:t xml:space="preserve">0.95</w:t>
             </w:r>
           </w:p>
         </w:tc>
@@ -14629,7 +14629,7 @@
                 <w:sz w:val="19"/>
                 <w:szCs w:val="19"/>
               </w:rPr>
-              <w:t xml:space="preserve">3.16</w:t>
+              <w:t xml:space="preserve">3.27</w:t>
             </w:r>
           </w:p>
         </w:tc>
@@ -14655,7 +14655,7 @@
                 <w:sz w:val="19"/>
                 <w:szCs w:val="19"/>
               </w:rPr>
-              <w:t xml:space="preserve">0.65</w:t>
+              <w:t xml:space="preserve">0.69</w:t>
             </w:r>
           </w:p>
         </w:tc>
@@ -14681,7 +14681,7 @@
                 <w:sz w:val="19"/>
                 <w:szCs w:val="19"/>
               </w:rPr>
-              <w:t xml:space="preserve">0.62</w:t>
+              <w:t xml:space="preserve">0.56</w:t>
             </w:r>
           </w:p>
         </w:tc>
@@ -14735,7 +14735,7 @@
                 <w:sz w:val="19"/>
                 <w:szCs w:val="19"/>
               </w:rPr>
-              <w:t xml:space="preserve">1.90</w:t>
+              <w:t xml:space="preserve">1.65</w:t>
             </w:r>
           </w:p>
         </w:tc>
@@ -14761,7 +14761,7 @@
                 <w:sz w:val="19"/>
                 <w:szCs w:val="19"/>
               </w:rPr>
-              <w:t xml:space="preserve">0.90</w:t>
+              <w:t xml:space="preserve">0.85</w:t>
             </w:r>
           </w:p>
         </w:tc>
@@ -14787,7 +14787,7 @@
                 <w:sz w:val="19"/>
                 <w:szCs w:val="19"/>
               </w:rPr>
-              <w:t xml:space="preserve">0.56</w:t>
+              <w:t xml:space="preserve">0.55</w:t>
             </w:r>
           </w:p>
         </w:tc>
@@ -14841,7 +14841,7 @@
                 <w:sz w:val="19"/>
                 <w:szCs w:val="19"/>
               </w:rPr>
-              <w:t xml:space="preserve">5.19</w:t>
+              <w:t xml:space="preserve">5.76</w:t>
             </w:r>
           </w:p>
         </w:tc>
@@ -14867,7 +14867,7 @@
                 <w:sz w:val="19"/>
                 <w:szCs w:val="19"/>
               </w:rPr>
-              <w:t xml:space="preserve">1.03</w:t>
+              <w:t xml:space="preserve">1.57</w:t>
             </w:r>
           </w:p>
         </w:tc>
@@ -14893,7 +14893,7 @@
                 <w:sz w:val="19"/>
                 <w:szCs w:val="19"/>
               </w:rPr>
-              <w:t xml:space="preserve">0.86</w:t>
+              <w:t xml:space="preserve">0.88</w:t>
             </w:r>
           </w:p>
         </w:tc>
@@ -14947,7 +14947,7 @@
                 <w:sz w:val="19"/>
                 <w:szCs w:val="19"/>
               </w:rPr>
-              <w:t xml:space="preserve">4.38</w:t>
+              <w:t xml:space="preserve">4.31</w:t>
             </w:r>
           </w:p>
         </w:tc>
@@ -14973,7 +14973,7 @@
                 <w:sz w:val="19"/>
                 <w:szCs w:val="19"/>
               </w:rPr>
-              <w:t xml:space="preserve">1.49</w:t>
+              <w:t xml:space="preserve">1.18</w:t>
             </w:r>
           </w:p>
         </w:tc>
@@ -14999,7 +14999,7 @@
                 <w:sz w:val="19"/>
                 <w:szCs w:val="19"/>
               </w:rPr>
-              <w:t xml:space="preserve">1.00</w:t>
+              <w:t xml:space="preserve">1.10</w:t>
             </w:r>
           </w:p>
         </w:tc>
@@ -15053,7 +15053,7 @@
                 <w:sz w:val="19"/>
                 <w:szCs w:val="19"/>
               </w:rPr>
-              <w:t xml:space="preserve">4.38</w:t>
+              <w:t xml:space="preserve">4.31</w:t>
             </w:r>
           </w:p>
         </w:tc>
@@ -15079,7 +15079,7 @@
                 <w:sz w:val="19"/>
                 <w:szCs w:val="19"/>
               </w:rPr>
-              <w:t xml:space="preserve">1.12</w:t>
+              <w:t xml:space="preserve">1.16</w:t>
             </w:r>
           </w:p>
         </w:tc>
@@ -15105,7 +15105,7 @@
                 <w:sz w:val="19"/>
                 <w:szCs w:val="19"/>
               </w:rPr>
-              <w:t xml:space="preserve">0.70</w:t>
+              <w:t xml:space="preserve">0.76</w:t>
             </w:r>
           </w:p>
         </w:tc>
@@ -15185,7 +15185,7 @@
                 <w:sz w:val="19"/>
                 <w:szCs w:val="19"/>
               </w:rPr>
-              <w:t xml:space="preserve">1.96</w:t>
+              <w:t xml:space="preserve">1.83</w:t>
             </w:r>
           </w:p>
         </w:tc>
@@ -15211,7 +15211,7 @@
                 <w:sz w:val="19"/>
                 <w:szCs w:val="19"/>
               </w:rPr>
-              <w:t xml:space="preserve">1.78</w:t>
+              <w:t xml:space="preserve">1.86</w:t>
             </w:r>
           </w:p>
         </w:tc>
@@ -15265,7 +15265,7 @@
                 <w:sz w:val="19"/>
                 <w:szCs w:val="19"/>
               </w:rPr>
-              <w:t xml:space="preserve">2.11</w:t>
+              <w:t xml:space="preserve">1.79</w:t>
             </w:r>
           </w:p>
         </w:tc>
@@ -15291,7 +15291,7 @@
                 <w:sz w:val="19"/>
                 <w:szCs w:val="19"/>
               </w:rPr>
-              <w:t xml:space="preserve">1.18</w:t>
+              <w:t xml:space="preserve">1.03</w:t>
             </w:r>
           </w:p>
         </w:tc>
@@ -15317,7 +15317,7 @@
                 <w:sz w:val="19"/>
                 <w:szCs w:val="19"/>
               </w:rPr>
-              <w:t xml:space="preserve">0.69</w:t>
+              <w:t xml:space="preserve">0.56</w:t>
             </w:r>
           </w:p>
         </w:tc>
@@ -15371,7 +15371,7 @@
                 <w:sz w:val="19"/>
                 <w:szCs w:val="19"/>
               </w:rPr>
-              <w:t xml:space="preserve">6.40</w:t>
+              <w:t xml:space="preserve">6.52</w:t>
             </w:r>
           </w:p>
         </w:tc>
@@ -15397,7 +15397,7 @@
                 <w:sz w:val="19"/>
                 <w:szCs w:val="19"/>
               </w:rPr>
-              <w:t xml:space="preserve">2.51</w:t>
+              <w:t xml:space="preserve">2.56</w:t>
             </w:r>
           </w:p>
         </w:tc>
@@ -15423,7 +15423,7 @@
                 <w:sz w:val="19"/>
                 <w:szCs w:val="19"/>
               </w:rPr>
-              <w:t xml:space="preserve">0.90</w:t>
+              <w:t xml:space="preserve">0.94</w:t>
             </w:r>
           </w:p>
         </w:tc>
@@ -15477,7 +15477,7 @@
                 <w:sz w:val="19"/>
                 <w:szCs w:val="19"/>
               </w:rPr>
-              <w:t xml:space="preserve">3.51</w:t>
+              <w:t xml:space="preserve">3.61</w:t>
             </w:r>
           </w:p>
         </w:tc>
@@ -15503,7 +15503,7 @@
                 <w:sz w:val="19"/>
                 <w:szCs w:val="19"/>
               </w:rPr>
-              <w:t xml:space="preserve">0.72</w:t>
+              <w:t xml:space="preserve">0.78</w:t>
             </w:r>
           </w:p>
         </w:tc>
@@ -15529,7 +15529,7 @@
                 <w:sz w:val="19"/>
                 <w:szCs w:val="19"/>
               </w:rPr>
-              <w:t xml:space="preserve">0.73</w:t>
+              <w:t xml:space="preserve">0.76</w:t>
             </w:r>
           </w:p>
         </w:tc>
@@ -15557,7 +15557,7 @@
                 <w:sz w:val="19"/>
                 <w:szCs w:val="19"/>
               </w:rPr>
-              <w:t xml:space="preserve">Slower eating: 15-18 min</w:t>
+              <w:t xml:space="preserve">Slower eating: 17-21 min</w:t>
             </w:r>
           </w:p>
         </w:tc>
@@ -15583,7 +15583,7 @@
                 <w:sz w:val="19"/>
                 <w:szCs w:val="19"/>
               </w:rPr>
-              <w:t xml:space="preserve">4.38</w:t>
+              <w:t xml:space="preserve">4.31</w:t>
             </w:r>
           </w:p>
         </w:tc>
@@ -15609,7 +15609,7 @@
                 <w:sz w:val="19"/>
                 <w:szCs w:val="19"/>
               </w:rPr>
-              <w:t xml:space="preserve">1.30</w:t>
+              <w:t xml:space="preserve">1.19</w:t>
             </w:r>
           </w:p>
         </w:tc>
@@ -15635,7 +15635,7 @@
                 <w:sz w:val="19"/>
                 <w:szCs w:val="19"/>
               </w:rPr>
-              <w:t xml:space="preserve">0.81</w:t>
+              <w:t xml:space="preserve">0.80</w:t>
             </w:r>
           </w:p>
         </w:tc>
@@ -15823,7 +15823,7 @@
                 <w:sz w:val="19"/>
                 <w:szCs w:val="19"/>
               </w:rPr>
-              <w:t xml:space="preserve">3.80</w:t>
+              <w:t xml:space="preserve">3.77</w:t>
             </w:r>
           </w:p>
         </w:tc>
@@ -15849,7 +15849,7 @@
                 <w:sz w:val="19"/>
                 <w:szCs w:val="19"/>
               </w:rPr>
-              <w:t xml:space="preserve">0.85</w:t>
+              <w:t xml:space="preserve">0.84</w:t>
             </w:r>
           </w:p>
         </w:tc>
@@ -15903,7 +15903,7 @@
                 <w:sz w:val="19"/>
                 <w:szCs w:val="19"/>
               </w:rPr>
-              <w:t xml:space="preserve">3.63</w:t>
+              <w:t xml:space="preserve">3.50</w:t>
             </w:r>
           </w:p>
         </w:tc>
@@ -15929,7 +15929,7 @@
                 <w:sz w:val="19"/>
                 <w:szCs w:val="19"/>
               </w:rPr>
-              <w:t xml:space="preserve">0.72</w:t>
+              <w:t xml:space="preserve">0.66</w:t>
             </w:r>
           </w:p>
         </w:tc>
@@ -15983,7 +15983,7 @@
                 <w:sz w:val="19"/>
                 <w:szCs w:val="19"/>
               </w:rPr>
-              <w:t xml:space="preserve">3.52</w:t>
+              <w:t xml:space="preserve">3.62</w:t>
             </w:r>
           </w:p>
         </w:tc>
@@ -16009,7 +16009,7 @@
                 <w:sz w:val="19"/>
                 <w:szCs w:val="19"/>
               </w:rPr>
-              <w:t xml:space="preserve">0.77</w:t>
+              <w:t xml:space="preserve">0.75</w:t>
             </w:r>
           </w:p>
         </w:tc>
@@ -16063,7 +16063,7 @@
                 <w:sz w:val="19"/>
                 <w:szCs w:val="19"/>
               </w:rPr>
-              <w:t xml:space="preserve">3.52</w:t>
+              <w:t xml:space="preserve">3.62</w:t>
             </w:r>
           </w:p>
         </w:tc>
@@ -16089,7 +16089,7 @@
                 <w:sz w:val="19"/>
                 <w:szCs w:val="19"/>
               </w:rPr>
-              <w:t xml:space="preserve">0.77</w:t>
+              <w:t xml:space="preserve">0.75</w:t>
             </w:r>
           </w:p>
         </w:tc>
@@ -16143,7 +16143,7 @@
                 <w:sz w:val="19"/>
                 <w:szCs w:val="19"/>
               </w:rPr>
-              <w:t xml:space="preserve">4.38</w:t>
+              <w:t xml:space="preserve">4.31</w:t>
             </w:r>
           </w:p>
         </w:tc>
@@ -16169,7 +16169,7 @@
                 <w:sz w:val="19"/>
                 <w:szCs w:val="19"/>
               </w:rPr>
-              <w:t xml:space="preserve">0.81</w:t>
+              <w:t xml:space="preserve">0.80</w:t>
             </w:r>
           </w:p>
         </w:tc>
@@ -16180,7 +16180,7 @@
         <w:spacing w:after="120"/>
       </w:pPr>
       <w:r>
-        <w:t xml:space="preserve">Under the same assumptions the two models agree without screens within 15% (3.52 vs 3.80). The small gap comes from the spreadsheet using the steady-state M/M/c wait in each 10-minute slot, which is only approximate when a slot is close to 100% busy. With screens the spreadsheet is optimistic because it routes with perfect knowledge every 10 minutes; the simulator routes on live estimates with a delay and the 2-minute rule. The headline numbers come from the full simulator because it includes randomness, live estimation, the scanner, seats and run-outs.</w:t>
+        <w:t xml:space="preserve">Under the same assumptions the two models agree without screens within 15% (3.52 vs 3.77). The small gap comes from the spreadsheet using the steady-state M/M/c wait in each 10-minute slot, which is only approximate when a slot is close to 100% busy. With screens the spreadsheet is optimistic because it routes with perfect knowledge every 10 minutes; the simulator routes on live estimates with a delay and the 2-minute rule. The headline numbers come from the full simulator because it includes randomness, live estimation, the scanner, seats and run-outs.</w:t>
       </w:r>
     </w:p>
     <w:p>
@@ -19360,7 +19360,7 @@
         <w:t xml:space="preserve">261 students (9%)</w:t>
       </w:r>
       <w:r>
-        <w:t xml:space="preserve"> at the peaks. The simulator's proposal redirects about 286, close to this optimum. The LP is a lower bound: it has no randomness and perfect foresight.</w:t>
+        <w:t xml:space="preserve"> at the peaks. The simulator's proposal redirects about 261, the same as this optimum. The LP is a lower bound: it has no randomness and perfect foresight.</w:t>
       </w:r>
     </w:p>
     <w:p>
@@ -22386,7 +22386,7 @@
                 <w:sz w:val="19"/>
                 <w:szCs w:val="19"/>
               </w:rPr>
-              <w:t xml:space="preserve">17–25 min depending on the surge</w:t>
+              <w:t xml:space="preserve">17–35 min depending on the rush</w:t>
             </w:r>
           </w:p>
         </w:tc>
@@ -22494,7 +22494,7 @@
                 <w:sz w:val="19"/>
                 <w:szCs w:val="19"/>
               </w:rPr>
-              <w:t xml:space="preserve">2 s scan + 15–35 s plate (up to ~45 s)</w:t>
+              <w:t xml:space="preserve">30–45 s (2 s of it the face scan)</w:t>
             </w:r>
           </w:p>
         </w:tc>
@@ -22517,10 +22517,12 @@
           <w:p>
             <w:r>
               <w:rPr>
-                <w:sz w:val="19"/>
-                <w:szCs w:val="19"/>
-              </w:rPr>
-              <w:t xml:space="preserve">Group estimate / assumed</w:t>
+                <w:b/>
+                <w:bCs/>
+                <w:sz w:val="19"/>
+                <w:szCs w:val="19"/>
+              </w:rPr>
+              <w:t xml:space="preserve">Group estimate</w:t>
             </w:r>
           </w:p>
         </w:tc>
@@ -22574,7 +22576,7 @@
                 <w:sz w:val="19"/>
                 <w:szCs w:val="19"/>
               </w:rPr>
-              <w:t xml:space="preserve">Walk along the food line after the station</w:t>
+              <w:t xml:space="preserve">Collect food (no queue)</w:t>
             </w:r>
           </w:p>
         </w:tc>
@@ -22600,7 +22602,7 @@
                 <w:sz w:val="19"/>
                 <w:szCs w:val="19"/>
               </w:rPr>
-              <w:t xml:space="preserve">40–80 s</w:t>
+              <w:t xml:space="preserve">1–2 min (about 6 s of it at the serving station)</w:t>
             </w:r>
           </w:p>
         </w:tc>
@@ -22623,10 +22625,12 @@
           <w:p>
             <w:r>
               <w:rPr>
-                <w:sz w:val="19"/>
-                <w:szCs w:val="19"/>
-              </w:rPr>
-              <w:t xml:space="preserve">Assumed</w:t>
+                <w:b/>
+                <w:bCs/>
+                <w:sz w:val="19"/>
+                <w:szCs w:val="19"/>
+              </w:rPr>
+              <w:t xml:space="preserve">Group estimate</w:t>
             </w:r>
           </w:p>
         </w:tc>
@@ -22706,7 +22710,7 @@
                 <w:sz w:val="19"/>
                 <w:szCs w:val="19"/>
               </w:rPr>
-              <w:t xml:space="preserve">12–15 min</w:t>
+              <w:t xml:space="preserve">14–18 min</w:t>
             </w:r>
           </w:p>
         </w:tc>
